--- a/docs/CV检测系统2.0.docx
+++ b/docs/CV检测系统2.0.docx
@@ -5,11 +5,14 @@
     <w:p>
       <w:pPr>
         <w:jc w:val="center"/>
-        <w:rPr>
-          <w:rFonts w:hint="default" w:ascii="Times New Roman" w:hAnsi="Times New Roman" w:eastAsia="微软雅黑" w:cs="Times New Roman"/>
-          <w:color w:val="auto"/>
-        </w:rPr>
-      </w:pPr>
+        <w:outlineLvl w:val="0"/>
+        <w:rPr>
+          <w:rFonts w:hint="default" w:ascii="Times New Roman" w:hAnsi="Times New Roman" w:eastAsia="微软雅黑" w:cs="Times New Roman"/>
+          <w:color w:val="auto"/>
+        </w:rPr>
+      </w:pPr>
+      <w:bookmarkStart w:id="0" w:name="_Toc3298"/>
+      <w:bookmarkStart w:id="1" w:name="_Toc12936"/>
       <w:r>
         <w:rPr>
           <w:rFonts w:hint="default" w:ascii="Times New Roman" w:hAnsi="Times New Roman" w:eastAsia="微软雅黑" w:cs="Times New Roman"/>
@@ -37,9 +40,12 @@
         </w:rPr>
         <w:t>建筑图纸分析系统 v2.0</w:t>
       </w:r>
-    </w:p>
-    <w:p>
-      <w:pPr>
+      <w:bookmarkEnd w:id="0"/>
+      <w:bookmarkEnd w:id="1"/>
+    </w:p>
+    <w:p>
+      <w:pPr>
+        <w:spacing w:after="200"/>
         <w:jc w:val="center"/>
         <w:rPr>
           <w:rFonts w:hint="default" w:ascii="Times New Roman" w:hAnsi="Times New Roman" w:eastAsia="微软雅黑" w:cs="Times New Roman"/>
@@ -55,14 +61,1252 @@
         <w:t>项目使用说明书  ·  2026年5月</w:t>
       </w:r>
     </w:p>
+    <w:sdt>
+      <w:sdtPr>
+        <w:rPr>
+          <w:rFonts w:ascii="宋体" w:hAnsi="宋体" w:eastAsia="宋体" w:cstheme="minorBidi"/>
+          <w:sz w:val="21"/>
+          <w:szCs w:val="22"/>
+          <w:lang w:val="en-US" w:eastAsia="en-US" w:bidi="ar-SA"/>
+        </w:rPr>
+        <w:id w:val="147472393"/>
+        <w15:color w:val="DBDBDB"/>
+        <w:docPartObj>
+          <w:docPartGallery w:val="Table of Contents"/>
+          <w:docPartUnique/>
+        </w:docPartObj>
+      </w:sdtPr>
+      <w:sdtEndPr>
+        <w:rPr>
+          <w:rFonts w:hint="default" w:ascii="Times New Roman" w:hAnsi="Times New Roman" w:eastAsia="微软雅黑" w:cs="Times New Roman"/>
+          <w:bCs/>
+          <w:color w:val="auto"/>
+          <w:sz w:val="21"/>
+          <w:szCs w:val="28"/>
+          <w:lang w:val="en-US" w:eastAsia="en-US" w:bidi="ar-SA"/>
+        </w:rPr>
+      </w:sdtEndPr>
+      <w:sdtContent>
+        <w:p>
+          <w:pPr>
+            <w:spacing w:before="0" w:beforeLines="0" w:after="0" w:afterLines="0" w:line="240" w:lineRule="auto"/>
+            <w:ind w:left="0" w:leftChars="0" w:right="0" w:rightChars="0" w:firstLine="0" w:firstLineChars="0"/>
+            <w:jc w:val="center"/>
+          </w:pPr>
+          <w:bookmarkStart w:id="2" w:name="_Toc8828"/>
+          <w:r>
+            <w:rPr>
+              <w:rFonts w:ascii="宋体" w:hAnsi="宋体" w:eastAsia="宋体"/>
+              <w:sz w:val="21"/>
+            </w:rPr>
+            <w:t>目录</w:t>
+          </w:r>
+        </w:p>
+        <w:p>
+          <w:pPr>
+            <w:pStyle w:val="27"/>
+            <w:tabs>
+              <w:tab w:val="right" w:leader="dot" w:pos="8640"/>
+            </w:tabs>
+          </w:pPr>
+          <w:r>
+            <w:rPr>
+              <w:rFonts w:hint="default" w:ascii="Times New Roman" w:hAnsi="Times New Roman" w:eastAsia="微软雅黑" w:cs="Times New Roman"/>
+              <w:bCs/>
+              <w:color w:val="auto"/>
+              <w:sz w:val="21"/>
+              <w:szCs w:val="28"/>
+              <w:lang w:val="en-US" w:eastAsia="en-US" w:bidi="ar-SA"/>
+            </w:rPr>
+            <w:fldChar w:fldCharType="begin"/>
+          </w:r>
+          <w:r>
+            <w:rPr>
+              <w:rFonts w:hint="default" w:ascii="Times New Roman" w:hAnsi="Times New Roman" w:eastAsia="微软雅黑" w:cs="Times New Roman"/>
+              <w:bCs/>
+              <w:color w:val="auto"/>
+              <w:sz w:val="21"/>
+              <w:szCs w:val="28"/>
+              <w:lang w:val="en-US" w:eastAsia="en-US" w:bidi="ar-SA"/>
+            </w:rPr>
+            <w:instrText xml:space="preserve">TOC \o "1-1" \h \u </w:instrText>
+          </w:r>
+          <w:r>
+            <w:rPr>
+              <w:rFonts w:hint="default" w:ascii="Times New Roman" w:hAnsi="Times New Roman" w:eastAsia="微软雅黑" w:cs="Times New Roman"/>
+              <w:bCs/>
+              <w:color w:val="auto"/>
+              <w:sz w:val="21"/>
+              <w:szCs w:val="28"/>
+              <w:lang w:val="en-US" w:eastAsia="en-US" w:bidi="ar-SA"/>
+            </w:rPr>
+            <w:fldChar w:fldCharType="separate"/>
+          </w:r>
+          <w:r>
+            <w:rPr>
+              <w:rFonts w:hint="default" w:ascii="Times New Roman" w:hAnsi="Times New Roman" w:eastAsia="微软雅黑" w:cs="Times New Roman"/>
+              <w:bCs/>
+              <w:color w:val="auto"/>
+              <w:szCs w:val="28"/>
+              <w:lang w:val="en-US" w:eastAsia="en-US" w:bidi="ar-SA"/>
+            </w:rPr>
+            <w:fldChar w:fldCharType="begin"/>
+          </w:r>
+          <w:r>
+            <w:rPr>
+              <w:rFonts w:hint="default" w:ascii="Times New Roman" w:hAnsi="Times New Roman" w:eastAsia="微软雅黑" w:cs="Times New Roman"/>
+              <w:bCs/>
+              <w:szCs w:val="28"/>
+              <w:lang w:val="en-US" w:eastAsia="en-US" w:bidi="ar-SA"/>
+            </w:rPr>
+            <w:instrText xml:space="preserve"> HYPERLINK \l _Toc12936 </w:instrText>
+          </w:r>
+          <w:r>
+            <w:rPr>
+              <w:rFonts w:hint="default" w:ascii="Times New Roman" w:hAnsi="Times New Roman" w:eastAsia="微软雅黑" w:cs="Times New Roman"/>
+              <w:bCs/>
+              <w:szCs w:val="28"/>
+              <w:lang w:val="en-US" w:eastAsia="en-US" w:bidi="ar-SA"/>
+            </w:rPr>
+            <w:fldChar w:fldCharType="separate"/>
+          </w:r>
+          <w:r>
+            <w:rPr>
+              <w:rFonts w:hint="default" w:ascii="Times New Roman" w:hAnsi="Times New Roman" w:eastAsia="微软雅黑" w:cs="Times New Roman"/>
+            </w:rPr>
+            <w:t>海南机器管招投标项目</w:t>
+          </w:r>
+          <w:r>
+            <w:rPr>
+              <w:rFonts w:hint="default" w:ascii="Times New Roman" w:hAnsi="Times New Roman" w:eastAsia="微软雅黑" w:cs="Times New Roman"/>
+            </w:rPr>
+            <w:t xml:space="preserve"> </w:t>
+          </w:r>
+          <w:r>
+            <w:rPr>
+              <w:rFonts w:hint="default" w:ascii="Times New Roman" w:hAnsi="Times New Roman" w:eastAsia="微软雅黑" w:cs="Times New Roman"/>
+            </w:rPr>
+            <w:t>建筑图纸分析系统 v2.0</w:t>
+          </w:r>
+          <w:r>
+            <w:tab/>
+          </w:r>
+          <w:r>
+            <w:fldChar w:fldCharType="begin"/>
+          </w:r>
+          <w:r>
+            <w:instrText xml:space="preserve"> PAGEREF _Toc12936 \h </w:instrText>
+          </w:r>
+          <w:r>
+            <w:fldChar w:fldCharType="separate"/>
+          </w:r>
+          <w:r>
+            <w:t>1</w:t>
+          </w:r>
+          <w:r>
+            <w:fldChar w:fldCharType="end"/>
+          </w:r>
+          <w:r>
+            <w:rPr>
+              <w:rFonts w:hint="default" w:ascii="Times New Roman" w:hAnsi="Times New Roman" w:eastAsia="微软雅黑" w:cs="Times New Roman"/>
+              <w:bCs/>
+              <w:color w:val="auto"/>
+              <w:szCs w:val="28"/>
+              <w:lang w:val="en-US" w:eastAsia="en-US" w:bidi="ar-SA"/>
+            </w:rPr>
+            <w:fldChar w:fldCharType="end"/>
+          </w:r>
+        </w:p>
+        <w:p>
+          <w:pPr>
+            <w:pStyle w:val="27"/>
+            <w:tabs>
+              <w:tab w:val="right" w:leader="dot" w:pos="8640"/>
+            </w:tabs>
+          </w:pPr>
+          <w:r>
+            <w:rPr>
+              <w:rFonts w:hint="default" w:ascii="Times New Roman" w:hAnsi="Times New Roman" w:eastAsia="微软雅黑" w:cs="Times New Roman"/>
+              <w:bCs/>
+              <w:color w:val="auto"/>
+              <w:szCs w:val="28"/>
+              <w:lang w:val="en-US" w:eastAsia="en-US" w:bidi="ar-SA"/>
+            </w:rPr>
+            <w:fldChar w:fldCharType="begin"/>
+          </w:r>
+          <w:r>
+            <w:rPr>
+              <w:rFonts w:hint="default" w:ascii="Times New Roman" w:hAnsi="Times New Roman" w:eastAsia="微软雅黑" w:cs="Times New Roman"/>
+              <w:bCs/>
+              <w:szCs w:val="28"/>
+              <w:lang w:val="en-US" w:eastAsia="en-US" w:bidi="ar-SA"/>
+            </w:rPr>
+            <w:instrText xml:space="preserve"> HYPERLINK \l _Toc24649 </w:instrText>
+          </w:r>
+          <w:r>
+            <w:rPr>
+              <w:rFonts w:hint="default" w:ascii="Times New Roman" w:hAnsi="Times New Roman" w:eastAsia="微软雅黑" w:cs="Times New Roman"/>
+              <w:bCs/>
+              <w:szCs w:val="28"/>
+              <w:lang w:val="en-US" w:eastAsia="en-US" w:bidi="ar-SA"/>
+            </w:rPr>
+            <w:fldChar w:fldCharType="separate"/>
+          </w:r>
+          <w:r>
+            <w:rPr>
+              <w:rFonts w:hint="default" w:ascii="Times New Roman" w:hAnsi="Times New Roman" w:eastAsia="微软雅黑" w:cs="Times New Roman"/>
+            </w:rPr>
+            <w:t>系统设计文档</w:t>
+          </w:r>
+          <w:r>
+            <w:tab/>
+          </w:r>
+          <w:r>
+            <w:fldChar w:fldCharType="begin"/>
+          </w:r>
+          <w:r>
+            <w:instrText xml:space="preserve"> PAGEREF _Toc24649 \h </w:instrText>
+          </w:r>
+          <w:r>
+            <w:fldChar w:fldCharType="separate"/>
+          </w:r>
+          <w:r>
+            <w:t>2</w:t>
+          </w:r>
+          <w:r>
+            <w:fldChar w:fldCharType="end"/>
+          </w:r>
+          <w:r>
+            <w:rPr>
+              <w:rFonts w:hint="default" w:ascii="Times New Roman" w:hAnsi="Times New Roman" w:eastAsia="微软雅黑" w:cs="Times New Roman"/>
+              <w:bCs/>
+              <w:color w:val="auto"/>
+              <w:szCs w:val="28"/>
+              <w:lang w:val="en-US" w:eastAsia="en-US" w:bidi="ar-SA"/>
+            </w:rPr>
+            <w:fldChar w:fldCharType="end"/>
+          </w:r>
+        </w:p>
+        <w:p>
+          <w:pPr>
+            <w:pStyle w:val="27"/>
+            <w:tabs>
+              <w:tab w:val="right" w:leader="dot" w:pos="8640"/>
+            </w:tabs>
+          </w:pPr>
+          <w:r>
+            <w:rPr>
+              <w:rFonts w:hint="default" w:ascii="Times New Roman" w:hAnsi="Times New Roman" w:eastAsia="微软雅黑" w:cs="Times New Roman"/>
+              <w:bCs/>
+              <w:color w:val="auto"/>
+              <w:szCs w:val="28"/>
+              <w:lang w:val="en-US" w:eastAsia="en-US" w:bidi="ar-SA"/>
+            </w:rPr>
+            <w:fldChar w:fldCharType="begin"/>
+          </w:r>
+          <w:r>
+            <w:rPr>
+              <w:rFonts w:hint="default" w:ascii="Times New Roman" w:hAnsi="Times New Roman" w:eastAsia="微软雅黑" w:cs="Times New Roman"/>
+              <w:bCs/>
+              <w:szCs w:val="28"/>
+              <w:lang w:val="en-US" w:eastAsia="en-US" w:bidi="ar-SA"/>
+            </w:rPr>
+            <w:instrText xml:space="preserve"> HYPERLINK \l _Toc30453 </w:instrText>
+          </w:r>
+          <w:r>
+            <w:rPr>
+              <w:rFonts w:hint="default" w:ascii="Times New Roman" w:hAnsi="Times New Roman" w:eastAsia="微软雅黑" w:cs="Times New Roman"/>
+              <w:bCs/>
+              <w:szCs w:val="28"/>
+              <w:lang w:val="en-US" w:eastAsia="en-US" w:bidi="ar-SA"/>
+            </w:rPr>
+            <w:fldChar w:fldCharType="separate"/>
+          </w:r>
+          <w:r>
+            <w:rPr>
+              <w:rFonts w:hint="default" w:ascii="Times New Roman" w:hAnsi="Times New Roman" w:eastAsia="微软雅黑" w:cs="Times New Roman"/>
+            </w:rPr>
+            <w:t>一、系统概述</w:t>
+          </w:r>
+          <w:r>
+            <w:tab/>
+          </w:r>
+          <w:r>
+            <w:fldChar w:fldCharType="begin"/>
+          </w:r>
+          <w:r>
+            <w:instrText xml:space="preserve"> PAGEREF _Toc30453 \h </w:instrText>
+          </w:r>
+          <w:r>
+            <w:fldChar w:fldCharType="separate"/>
+          </w:r>
+          <w:r>
+            <w:t>2</w:t>
+          </w:r>
+          <w:r>
+            <w:fldChar w:fldCharType="end"/>
+          </w:r>
+          <w:r>
+            <w:rPr>
+              <w:rFonts w:hint="default" w:ascii="Times New Roman" w:hAnsi="Times New Roman" w:eastAsia="微软雅黑" w:cs="Times New Roman"/>
+              <w:bCs/>
+              <w:color w:val="auto"/>
+              <w:szCs w:val="28"/>
+              <w:lang w:val="en-US" w:eastAsia="en-US" w:bidi="ar-SA"/>
+            </w:rPr>
+            <w:fldChar w:fldCharType="end"/>
+          </w:r>
+        </w:p>
+        <w:p>
+          <w:pPr>
+            <w:pStyle w:val="27"/>
+            <w:tabs>
+              <w:tab w:val="right" w:leader="dot" w:pos="8640"/>
+            </w:tabs>
+          </w:pPr>
+          <w:r>
+            <w:rPr>
+              <w:rFonts w:hint="default" w:ascii="Times New Roman" w:hAnsi="Times New Roman" w:eastAsia="微软雅黑" w:cs="Times New Roman"/>
+              <w:bCs/>
+              <w:color w:val="auto"/>
+              <w:szCs w:val="28"/>
+              <w:lang w:val="en-US" w:eastAsia="en-US" w:bidi="ar-SA"/>
+            </w:rPr>
+            <w:fldChar w:fldCharType="begin"/>
+          </w:r>
+          <w:r>
+            <w:rPr>
+              <w:rFonts w:hint="default" w:ascii="Times New Roman" w:hAnsi="Times New Roman" w:eastAsia="微软雅黑" w:cs="Times New Roman"/>
+              <w:bCs/>
+              <w:szCs w:val="28"/>
+              <w:lang w:val="en-US" w:eastAsia="en-US" w:bidi="ar-SA"/>
+            </w:rPr>
+            <w:instrText xml:space="preserve"> HYPERLINK \l _Toc31635 </w:instrText>
+          </w:r>
+          <w:r>
+            <w:rPr>
+              <w:rFonts w:hint="default" w:ascii="Times New Roman" w:hAnsi="Times New Roman" w:eastAsia="微软雅黑" w:cs="Times New Roman"/>
+              <w:bCs/>
+              <w:szCs w:val="28"/>
+              <w:lang w:val="en-US" w:eastAsia="en-US" w:bidi="ar-SA"/>
+            </w:rPr>
+            <w:fldChar w:fldCharType="separate"/>
+          </w:r>
+          <w:r>
+            <w:rPr>
+              <w:rFonts w:hint="default" w:ascii="Times New Roman" w:hAnsi="Times New Roman" w:eastAsia="微软雅黑" w:cs="Times New Roman"/>
+            </w:rPr>
+            <w:t>二、架构设计</w:t>
+          </w:r>
+          <w:r>
+            <w:tab/>
+          </w:r>
+          <w:r>
+            <w:fldChar w:fldCharType="begin"/>
+          </w:r>
+          <w:r>
+            <w:instrText xml:space="preserve"> PAGEREF _Toc31635 \h </w:instrText>
+          </w:r>
+          <w:r>
+            <w:fldChar w:fldCharType="separate"/>
+          </w:r>
+          <w:r>
+            <w:t>2</w:t>
+          </w:r>
+          <w:r>
+            <w:fldChar w:fldCharType="end"/>
+          </w:r>
+          <w:r>
+            <w:rPr>
+              <w:rFonts w:hint="default" w:ascii="Times New Roman" w:hAnsi="Times New Roman" w:eastAsia="微软雅黑" w:cs="Times New Roman"/>
+              <w:bCs/>
+              <w:color w:val="auto"/>
+              <w:szCs w:val="28"/>
+              <w:lang w:val="en-US" w:eastAsia="en-US" w:bidi="ar-SA"/>
+            </w:rPr>
+            <w:fldChar w:fldCharType="end"/>
+          </w:r>
+        </w:p>
+        <w:p>
+          <w:pPr>
+            <w:pStyle w:val="27"/>
+            <w:tabs>
+              <w:tab w:val="right" w:leader="dot" w:pos="8640"/>
+            </w:tabs>
+          </w:pPr>
+          <w:r>
+            <w:rPr>
+              <w:rFonts w:hint="default" w:ascii="Times New Roman" w:hAnsi="Times New Roman" w:eastAsia="微软雅黑" w:cs="Times New Roman"/>
+              <w:bCs/>
+              <w:color w:val="auto"/>
+              <w:szCs w:val="28"/>
+              <w:lang w:val="en-US" w:eastAsia="en-US" w:bidi="ar-SA"/>
+            </w:rPr>
+            <w:fldChar w:fldCharType="begin"/>
+          </w:r>
+          <w:r>
+            <w:rPr>
+              <w:rFonts w:hint="default" w:ascii="Times New Roman" w:hAnsi="Times New Roman" w:eastAsia="微软雅黑" w:cs="Times New Roman"/>
+              <w:bCs/>
+              <w:szCs w:val="28"/>
+              <w:lang w:val="en-US" w:eastAsia="en-US" w:bidi="ar-SA"/>
+            </w:rPr>
+            <w:instrText xml:space="preserve"> HYPERLINK \l _Toc23172 </w:instrText>
+          </w:r>
+          <w:r>
+            <w:rPr>
+              <w:rFonts w:hint="default" w:ascii="Times New Roman" w:hAnsi="Times New Roman" w:eastAsia="微软雅黑" w:cs="Times New Roman"/>
+              <w:bCs/>
+              <w:szCs w:val="28"/>
+              <w:lang w:val="en-US" w:eastAsia="en-US" w:bidi="ar-SA"/>
+            </w:rPr>
+            <w:fldChar w:fldCharType="separate"/>
+          </w:r>
+          <w:r>
+            <w:rPr>
+              <w:rFonts w:hint="default" w:ascii="Times New Roman" w:hAnsi="Times New Roman" w:eastAsia="微软雅黑" w:cs="Times New Roman"/>
+            </w:rPr>
+            <w:t>三、文档分析管线详解</w:t>
+          </w:r>
+          <w:r>
+            <w:tab/>
+          </w:r>
+          <w:r>
+            <w:fldChar w:fldCharType="begin"/>
+          </w:r>
+          <w:r>
+            <w:instrText xml:space="preserve"> PAGEREF _Toc23172 \h </w:instrText>
+          </w:r>
+          <w:r>
+            <w:fldChar w:fldCharType="separate"/>
+          </w:r>
+          <w:r>
+            <w:t>3</w:t>
+          </w:r>
+          <w:r>
+            <w:fldChar w:fldCharType="end"/>
+          </w:r>
+          <w:r>
+            <w:rPr>
+              <w:rFonts w:hint="default" w:ascii="Times New Roman" w:hAnsi="Times New Roman" w:eastAsia="微软雅黑" w:cs="Times New Roman"/>
+              <w:bCs/>
+              <w:color w:val="auto"/>
+              <w:szCs w:val="28"/>
+              <w:lang w:val="en-US" w:eastAsia="en-US" w:bidi="ar-SA"/>
+            </w:rPr>
+            <w:fldChar w:fldCharType="end"/>
+          </w:r>
+        </w:p>
+        <w:p>
+          <w:pPr>
+            <w:pStyle w:val="27"/>
+            <w:tabs>
+              <w:tab w:val="right" w:leader="dot" w:pos="8640"/>
+            </w:tabs>
+          </w:pPr>
+          <w:r>
+            <w:rPr>
+              <w:rFonts w:hint="default" w:ascii="Times New Roman" w:hAnsi="Times New Roman" w:eastAsia="微软雅黑" w:cs="Times New Roman"/>
+              <w:bCs/>
+              <w:color w:val="auto"/>
+              <w:szCs w:val="28"/>
+              <w:lang w:val="en-US" w:eastAsia="en-US" w:bidi="ar-SA"/>
+            </w:rPr>
+            <w:fldChar w:fldCharType="begin"/>
+          </w:r>
+          <w:r>
+            <w:rPr>
+              <w:rFonts w:hint="default" w:ascii="Times New Roman" w:hAnsi="Times New Roman" w:eastAsia="微软雅黑" w:cs="Times New Roman"/>
+              <w:bCs/>
+              <w:szCs w:val="28"/>
+              <w:lang w:val="en-US" w:eastAsia="en-US" w:bidi="ar-SA"/>
+            </w:rPr>
+            <w:instrText xml:space="preserve"> HYPERLINK \l _Toc25411 </w:instrText>
+          </w:r>
+          <w:r>
+            <w:rPr>
+              <w:rFonts w:hint="default" w:ascii="Times New Roman" w:hAnsi="Times New Roman" w:eastAsia="微软雅黑" w:cs="Times New Roman"/>
+              <w:bCs/>
+              <w:szCs w:val="28"/>
+              <w:lang w:val="en-US" w:eastAsia="en-US" w:bidi="ar-SA"/>
+            </w:rPr>
+            <w:fldChar w:fldCharType="separate"/>
+          </w:r>
+          <w:r>
+            <w:rPr>
+              <w:rFonts w:hint="default" w:ascii="Times New Roman" w:hAnsi="Times New Roman" w:eastAsia="微软雅黑" w:cs="Times New Roman"/>
+            </w:rPr>
+            <w:t>四、模型配置</w:t>
+          </w:r>
+          <w:r>
+            <w:tab/>
+          </w:r>
+          <w:r>
+            <w:fldChar w:fldCharType="begin"/>
+          </w:r>
+          <w:r>
+            <w:instrText xml:space="preserve"> PAGEREF _Toc25411 \h </w:instrText>
+          </w:r>
+          <w:r>
+            <w:fldChar w:fldCharType="separate"/>
+          </w:r>
+          <w:r>
+            <w:t>5</w:t>
+          </w:r>
+          <w:r>
+            <w:fldChar w:fldCharType="end"/>
+          </w:r>
+          <w:r>
+            <w:rPr>
+              <w:rFonts w:hint="default" w:ascii="Times New Roman" w:hAnsi="Times New Roman" w:eastAsia="微软雅黑" w:cs="Times New Roman"/>
+              <w:bCs/>
+              <w:color w:val="auto"/>
+              <w:szCs w:val="28"/>
+              <w:lang w:val="en-US" w:eastAsia="en-US" w:bidi="ar-SA"/>
+            </w:rPr>
+            <w:fldChar w:fldCharType="end"/>
+          </w:r>
+        </w:p>
+        <w:p>
+          <w:pPr>
+            <w:pStyle w:val="27"/>
+            <w:tabs>
+              <w:tab w:val="right" w:leader="dot" w:pos="8640"/>
+            </w:tabs>
+          </w:pPr>
+          <w:r>
+            <w:rPr>
+              <w:rFonts w:hint="default" w:ascii="Times New Roman" w:hAnsi="Times New Roman" w:eastAsia="微软雅黑" w:cs="Times New Roman"/>
+              <w:bCs/>
+              <w:color w:val="auto"/>
+              <w:szCs w:val="28"/>
+              <w:lang w:val="en-US" w:eastAsia="en-US" w:bidi="ar-SA"/>
+            </w:rPr>
+            <w:fldChar w:fldCharType="begin"/>
+          </w:r>
+          <w:r>
+            <w:rPr>
+              <w:rFonts w:hint="default" w:ascii="Times New Roman" w:hAnsi="Times New Roman" w:eastAsia="微软雅黑" w:cs="Times New Roman"/>
+              <w:bCs/>
+              <w:szCs w:val="28"/>
+              <w:lang w:val="en-US" w:eastAsia="en-US" w:bidi="ar-SA"/>
+            </w:rPr>
+            <w:instrText xml:space="preserve"> HYPERLINK \l _Toc21634 </w:instrText>
+          </w:r>
+          <w:r>
+            <w:rPr>
+              <w:rFonts w:hint="default" w:ascii="Times New Roman" w:hAnsi="Times New Roman" w:eastAsia="微软雅黑" w:cs="Times New Roman"/>
+              <w:bCs/>
+              <w:szCs w:val="28"/>
+              <w:lang w:val="en-US" w:eastAsia="en-US" w:bidi="ar-SA"/>
+            </w:rPr>
+            <w:fldChar w:fldCharType="separate"/>
+          </w:r>
+          <w:r>
+            <w:rPr>
+              <w:rFonts w:hint="default" w:ascii="Times New Roman" w:hAnsi="Times New Roman" w:eastAsia="微软雅黑" w:cs="Times New Roman"/>
+            </w:rPr>
+            <w:t>五、数据持久化</w:t>
+          </w:r>
+          <w:r>
+            <w:tab/>
+          </w:r>
+          <w:r>
+            <w:fldChar w:fldCharType="begin"/>
+          </w:r>
+          <w:r>
+            <w:instrText xml:space="preserve"> PAGEREF _Toc21634 \h </w:instrText>
+          </w:r>
+          <w:r>
+            <w:fldChar w:fldCharType="separate"/>
+          </w:r>
+          <w:r>
+            <w:t>6</w:t>
+          </w:r>
+          <w:r>
+            <w:fldChar w:fldCharType="end"/>
+          </w:r>
+          <w:r>
+            <w:rPr>
+              <w:rFonts w:hint="default" w:ascii="Times New Roman" w:hAnsi="Times New Roman" w:eastAsia="微软雅黑" w:cs="Times New Roman"/>
+              <w:bCs/>
+              <w:color w:val="auto"/>
+              <w:szCs w:val="28"/>
+              <w:lang w:val="en-US" w:eastAsia="en-US" w:bidi="ar-SA"/>
+            </w:rPr>
+            <w:fldChar w:fldCharType="end"/>
+          </w:r>
+        </w:p>
+        <w:p>
+          <w:pPr>
+            <w:pStyle w:val="27"/>
+            <w:tabs>
+              <w:tab w:val="right" w:leader="dot" w:pos="8640"/>
+            </w:tabs>
+          </w:pPr>
+          <w:r>
+            <w:rPr>
+              <w:rFonts w:hint="default" w:ascii="Times New Roman" w:hAnsi="Times New Roman" w:eastAsia="微软雅黑" w:cs="Times New Roman"/>
+              <w:bCs/>
+              <w:color w:val="auto"/>
+              <w:szCs w:val="28"/>
+              <w:lang w:val="en-US" w:eastAsia="en-US" w:bidi="ar-SA"/>
+            </w:rPr>
+            <w:fldChar w:fldCharType="begin"/>
+          </w:r>
+          <w:r>
+            <w:rPr>
+              <w:rFonts w:hint="default" w:ascii="Times New Roman" w:hAnsi="Times New Roman" w:eastAsia="微软雅黑" w:cs="Times New Roman"/>
+              <w:bCs/>
+              <w:szCs w:val="28"/>
+              <w:lang w:val="en-US" w:eastAsia="en-US" w:bidi="ar-SA"/>
+            </w:rPr>
+            <w:instrText xml:space="preserve"> HYPERLINK \l _Toc10689 </w:instrText>
+          </w:r>
+          <w:r>
+            <w:rPr>
+              <w:rFonts w:hint="default" w:ascii="Times New Roman" w:hAnsi="Times New Roman" w:eastAsia="微软雅黑" w:cs="Times New Roman"/>
+              <w:bCs/>
+              <w:szCs w:val="28"/>
+              <w:lang w:val="en-US" w:eastAsia="en-US" w:bidi="ar-SA"/>
+            </w:rPr>
+            <w:fldChar w:fldCharType="separate"/>
+          </w:r>
+          <w:r>
+            <w:rPr>
+              <w:rFonts w:hint="default" w:ascii="Times New Roman" w:hAnsi="Times New Roman" w:eastAsia="微软雅黑" w:cs="Times New Roman"/>
+            </w:rPr>
+            <w:t>六、前端架构</w:t>
+          </w:r>
+          <w:r>
+            <w:tab/>
+          </w:r>
+          <w:r>
+            <w:fldChar w:fldCharType="begin"/>
+          </w:r>
+          <w:r>
+            <w:instrText xml:space="preserve"> PAGEREF _Toc10689 \h </w:instrText>
+          </w:r>
+          <w:r>
+            <w:fldChar w:fldCharType="separate"/>
+          </w:r>
+          <w:r>
+            <w:t>6</w:t>
+          </w:r>
+          <w:r>
+            <w:fldChar w:fldCharType="end"/>
+          </w:r>
+          <w:r>
+            <w:rPr>
+              <w:rFonts w:hint="default" w:ascii="Times New Roman" w:hAnsi="Times New Roman" w:eastAsia="微软雅黑" w:cs="Times New Roman"/>
+              <w:bCs/>
+              <w:color w:val="auto"/>
+              <w:szCs w:val="28"/>
+              <w:lang w:val="en-US" w:eastAsia="en-US" w:bidi="ar-SA"/>
+            </w:rPr>
+            <w:fldChar w:fldCharType="end"/>
+          </w:r>
+        </w:p>
+        <w:p>
+          <w:pPr>
+            <w:pStyle w:val="27"/>
+            <w:tabs>
+              <w:tab w:val="right" w:leader="dot" w:pos="8640"/>
+            </w:tabs>
+          </w:pPr>
+          <w:r>
+            <w:rPr>
+              <w:rFonts w:hint="default" w:ascii="Times New Roman" w:hAnsi="Times New Roman" w:eastAsia="微软雅黑" w:cs="Times New Roman"/>
+              <w:bCs/>
+              <w:color w:val="auto"/>
+              <w:szCs w:val="28"/>
+              <w:lang w:val="en-US" w:eastAsia="en-US" w:bidi="ar-SA"/>
+            </w:rPr>
+            <w:fldChar w:fldCharType="begin"/>
+          </w:r>
+          <w:r>
+            <w:rPr>
+              <w:rFonts w:hint="default" w:ascii="Times New Roman" w:hAnsi="Times New Roman" w:eastAsia="微软雅黑" w:cs="Times New Roman"/>
+              <w:bCs/>
+              <w:szCs w:val="28"/>
+              <w:lang w:val="en-US" w:eastAsia="en-US" w:bidi="ar-SA"/>
+            </w:rPr>
+            <w:instrText xml:space="preserve"> HYPERLINK \l _Toc3264 </w:instrText>
+          </w:r>
+          <w:r>
+            <w:rPr>
+              <w:rFonts w:hint="default" w:ascii="Times New Roman" w:hAnsi="Times New Roman" w:eastAsia="微软雅黑" w:cs="Times New Roman"/>
+              <w:bCs/>
+              <w:szCs w:val="28"/>
+              <w:lang w:val="en-US" w:eastAsia="en-US" w:bidi="ar-SA"/>
+            </w:rPr>
+            <w:fldChar w:fldCharType="separate"/>
+          </w:r>
+          <w:r>
+            <w:rPr>
+              <w:rFonts w:hint="default" w:ascii="Times New Roman" w:hAnsi="Times New Roman" w:eastAsia="微软雅黑" w:cs="Times New Roman"/>
+            </w:rPr>
+            <w:t>一、启动与停止</w:t>
+          </w:r>
+          <w:r>
+            <w:tab/>
+          </w:r>
+          <w:r>
+            <w:fldChar w:fldCharType="begin"/>
+          </w:r>
+          <w:r>
+            <w:instrText xml:space="preserve"> PAGEREF _Toc3264 \h </w:instrText>
+          </w:r>
+          <w:r>
+            <w:fldChar w:fldCharType="separate"/>
+          </w:r>
+          <w:r>
+            <w:t>8</w:t>
+          </w:r>
+          <w:r>
+            <w:fldChar w:fldCharType="end"/>
+          </w:r>
+          <w:r>
+            <w:rPr>
+              <w:rFonts w:hint="default" w:ascii="Times New Roman" w:hAnsi="Times New Roman" w:eastAsia="微软雅黑" w:cs="Times New Roman"/>
+              <w:bCs/>
+              <w:color w:val="auto"/>
+              <w:szCs w:val="28"/>
+              <w:lang w:val="en-US" w:eastAsia="en-US" w:bidi="ar-SA"/>
+            </w:rPr>
+            <w:fldChar w:fldCharType="end"/>
+          </w:r>
+        </w:p>
+        <w:p>
+          <w:pPr>
+            <w:pStyle w:val="27"/>
+            <w:tabs>
+              <w:tab w:val="right" w:leader="dot" w:pos="8640"/>
+            </w:tabs>
+          </w:pPr>
+          <w:r>
+            <w:rPr>
+              <w:rFonts w:hint="default" w:ascii="Times New Roman" w:hAnsi="Times New Roman" w:eastAsia="微软雅黑" w:cs="Times New Roman"/>
+              <w:bCs/>
+              <w:color w:val="auto"/>
+              <w:szCs w:val="28"/>
+              <w:lang w:val="en-US" w:eastAsia="en-US" w:bidi="ar-SA"/>
+            </w:rPr>
+            <w:fldChar w:fldCharType="begin"/>
+          </w:r>
+          <w:r>
+            <w:rPr>
+              <w:rFonts w:hint="default" w:ascii="Times New Roman" w:hAnsi="Times New Roman" w:eastAsia="微软雅黑" w:cs="Times New Roman"/>
+              <w:bCs/>
+              <w:szCs w:val="28"/>
+              <w:lang w:val="en-US" w:eastAsia="en-US" w:bidi="ar-SA"/>
+            </w:rPr>
+            <w:instrText xml:space="preserve"> HYPERLINK \l _Toc25211 </w:instrText>
+          </w:r>
+          <w:r>
+            <w:rPr>
+              <w:rFonts w:hint="default" w:ascii="Times New Roman" w:hAnsi="Times New Roman" w:eastAsia="微软雅黑" w:cs="Times New Roman"/>
+              <w:bCs/>
+              <w:szCs w:val="28"/>
+              <w:lang w:val="en-US" w:eastAsia="en-US" w:bidi="ar-SA"/>
+            </w:rPr>
+            <w:fldChar w:fldCharType="separate"/>
+          </w:r>
+          <w:r>
+            <w:rPr>
+              <w:rFonts w:hint="default" w:ascii="Times New Roman" w:hAnsi="Times New Roman" w:eastAsia="微软雅黑" w:cs="Times New Roman"/>
+            </w:rPr>
+            <w:t>二、图片检测</w:t>
+          </w:r>
+          <w:r>
+            <w:tab/>
+          </w:r>
+          <w:r>
+            <w:fldChar w:fldCharType="begin"/>
+          </w:r>
+          <w:r>
+            <w:instrText xml:space="preserve"> PAGEREF _Toc25211 \h </w:instrText>
+          </w:r>
+          <w:r>
+            <w:fldChar w:fldCharType="separate"/>
+          </w:r>
+          <w:r>
+            <w:t>8</w:t>
+          </w:r>
+          <w:r>
+            <w:fldChar w:fldCharType="end"/>
+          </w:r>
+          <w:r>
+            <w:rPr>
+              <w:rFonts w:hint="default" w:ascii="Times New Roman" w:hAnsi="Times New Roman" w:eastAsia="微软雅黑" w:cs="Times New Roman"/>
+              <w:bCs/>
+              <w:color w:val="auto"/>
+              <w:szCs w:val="28"/>
+              <w:lang w:val="en-US" w:eastAsia="en-US" w:bidi="ar-SA"/>
+            </w:rPr>
+            <w:fldChar w:fldCharType="end"/>
+          </w:r>
+        </w:p>
+        <w:p>
+          <w:pPr>
+            <w:pStyle w:val="27"/>
+            <w:tabs>
+              <w:tab w:val="right" w:leader="dot" w:pos="8640"/>
+            </w:tabs>
+          </w:pPr>
+          <w:r>
+            <w:rPr>
+              <w:rFonts w:hint="default" w:ascii="Times New Roman" w:hAnsi="Times New Roman" w:eastAsia="微软雅黑" w:cs="Times New Roman"/>
+              <w:bCs/>
+              <w:color w:val="auto"/>
+              <w:szCs w:val="28"/>
+              <w:lang w:val="en-US" w:eastAsia="en-US" w:bidi="ar-SA"/>
+            </w:rPr>
+            <w:fldChar w:fldCharType="begin"/>
+          </w:r>
+          <w:r>
+            <w:rPr>
+              <w:rFonts w:hint="default" w:ascii="Times New Roman" w:hAnsi="Times New Roman" w:eastAsia="微软雅黑" w:cs="Times New Roman"/>
+              <w:bCs/>
+              <w:szCs w:val="28"/>
+              <w:lang w:val="en-US" w:eastAsia="en-US" w:bidi="ar-SA"/>
+            </w:rPr>
+            <w:instrText xml:space="preserve"> HYPERLINK \l _Toc12368 </w:instrText>
+          </w:r>
+          <w:r>
+            <w:rPr>
+              <w:rFonts w:hint="default" w:ascii="Times New Roman" w:hAnsi="Times New Roman" w:eastAsia="微软雅黑" w:cs="Times New Roman"/>
+              <w:bCs/>
+              <w:szCs w:val="28"/>
+              <w:lang w:val="en-US" w:eastAsia="en-US" w:bidi="ar-SA"/>
+            </w:rPr>
+            <w:fldChar w:fldCharType="separate"/>
+          </w:r>
+          <w:r>
+            <w:rPr>
+              <w:rFonts w:hint="default" w:ascii="Times New Roman" w:hAnsi="Times New Roman" w:eastAsia="微软雅黑" w:cs="Times New Roman"/>
+            </w:rPr>
+            <w:t>检测结果</w:t>
+          </w:r>
+          <w:r>
+            <w:tab/>
+          </w:r>
+          <w:r>
+            <w:fldChar w:fldCharType="begin"/>
+          </w:r>
+          <w:r>
+            <w:instrText xml:space="preserve"> PAGEREF _Toc12368 \h </w:instrText>
+          </w:r>
+          <w:r>
+            <w:fldChar w:fldCharType="separate"/>
+          </w:r>
+          <w:r>
+            <w:t>8</w:t>
+          </w:r>
+          <w:r>
+            <w:fldChar w:fldCharType="end"/>
+          </w:r>
+          <w:r>
+            <w:rPr>
+              <w:rFonts w:hint="default" w:ascii="Times New Roman" w:hAnsi="Times New Roman" w:eastAsia="微软雅黑" w:cs="Times New Roman"/>
+              <w:bCs/>
+              <w:color w:val="auto"/>
+              <w:szCs w:val="28"/>
+              <w:lang w:val="en-US" w:eastAsia="en-US" w:bidi="ar-SA"/>
+            </w:rPr>
+            <w:fldChar w:fldCharType="end"/>
+          </w:r>
+        </w:p>
+        <w:p>
+          <w:pPr>
+            <w:pStyle w:val="27"/>
+            <w:tabs>
+              <w:tab w:val="right" w:leader="dot" w:pos="8640"/>
+            </w:tabs>
+          </w:pPr>
+          <w:r>
+            <w:rPr>
+              <w:rFonts w:hint="default" w:ascii="Times New Roman" w:hAnsi="Times New Roman" w:eastAsia="微软雅黑" w:cs="Times New Roman"/>
+              <w:bCs/>
+              <w:color w:val="auto"/>
+              <w:szCs w:val="28"/>
+              <w:lang w:val="en-US" w:eastAsia="en-US" w:bidi="ar-SA"/>
+            </w:rPr>
+            <w:fldChar w:fldCharType="begin"/>
+          </w:r>
+          <w:r>
+            <w:rPr>
+              <w:rFonts w:hint="default" w:ascii="Times New Roman" w:hAnsi="Times New Roman" w:eastAsia="微软雅黑" w:cs="Times New Roman"/>
+              <w:bCs/>
+              <w:szCs w:val="28"/>
+              <w:lang w:val="en-US" w:eastAsia="en-US" w:bidi="ar-SA"/>
+            </w:rPr>
+            <w:instrText xml:space="preserve"> HYPERLINK \l _Toc14388 </w:instrText>
+          </w:r>
+          <w:r>
+            <w:rPr>
+              <w:rFonts w:hint="default" w:ascii="Times New Roman" w:hAnsi="Times New Roman" w:eastAsia="微软雅黑" w:cs="Times New Roman"/>
+              <w:bCs/>
+              <w:szCs w:val="28"/>
+              <w:lang w:val="en-US" w:eastAsia="en-US" w:bidi="ar-SA"/>
+            </w:rPr>
+            <w:fldChar w:fldCharType="separate"/>
+          </w:r>
+          <w:r>
+            <w:rPr>
+              <w:rFonts w:hint="default" w:ascii="Times New Roman" w:hAnsi="Times New Roman" w:eastAsia="微软雅黑" w:cs="Times New Roman"/>
+            </w:rPr>
+            <w:t>三、文档分析</w:t>
+          </w:r>
+          <w:r>
+            <w:tab/>
+          </w:r>
+          <w:r>
+            <w:fldChar w:fldCharType="begin"/>
+          </w:r>
+          <w:r>
+            <w:instrText xml:space="preserve"> PAGEREF _Toc14388 \h </w:instrText>
+          </w:r>
+          <w:r>
+            <w:fldChar w:fldCharType="separate"/>
+          </w:r>
+          <w:r>
+            <w:t>9</w:t>
+          </w:r>
+          <w:r>
+            <w:fldChar w:fldCharType="end"/>
+          </w:r>
+          <w:r>
+            <w:rPr>
+              <w:rFonts w:hint="default" w:ascii="Times New Roman" w:hAnsi="Times New Roman" w:eastAsia="微软雅黑" w:cs="Times New Roman"/>
+              <w:bCs/>
+              <w:color w:val="auto"/>
+              <w:szCs w:val="28"/>
+              <w:lang w:val="en-US" w:eastAsia="en-US" w:bidi="ar-SA"/>
+            </w:rPr>
+            <w:fldChar w:fldCharType="end"/>
+          </w:r>
+        </w:p>
+        <w:p>
+          <w:pPr>
+            <w:pStyle w:val="27"/>
+            <w:tabs>
+              <w:tab w:val="right" w:leader="dot" w:pos="8640"/>
+            </w:tabs>
+          </w:pPr>
+          <w:r>
+            <w:rPr>
+              <w:rFonts w:hint="default" w:ascii="Times New Roman" w:hAnsi="Times New Roman" w:eastAsia="微软雅黑" w:cs="Times New Roman"/>
+              <w:bCs/>
+              <w:color w:val="auto"/>
+              <w:szCs w:val="28"/>
+              <w:lang w:val="en-US" w:eastAsia="en-US" w:bidi="ar-SA"/>
+            </w:rPr>
+            <w:fldChar w:fldCharType="begin"/>
+          </w:r>
+          <w:r>
+            <w:rPr>
+              <w:rFonts w:hint="default" w:ascii="Times New Roman" w:hAnsi="Times New Roman" w:eastAsia="微软雅黑" w:cs="Times New Roman"/>
+              <w:bCs/>
+              <w:szCs w:val="28"/>
+              <w:lang w:val="en-US" w:eastAsia="en-US" w:bidi="ar-SA"/>
+            </w:rPr>
+            <w:instrText xml:space="preserve"> HYPERLINK \l _Toc28946 </w:instrText>
+          </w:r>
+          <w:r>
+            <w:rPr>
+              <w:rFonts w:hint="default" w:ascii="Times New Roman" w:hAnsi="Times New Roman" w:eastAsia="微软雅黑" w:cs="Times New Roman"/>
+              <w:bCs/>
+              <w:szCs w:val="28"/>
+              <w:lang w:val="en-US" w:eastAsia="en-US" w:bidi="ar-SA"/>
+            </w:rPr>
+            <w:fldChar w:fldCharType="separate"/>
+          </w:r>
+          <w:r>
+            <w:rPr>
+              <w:rFonts w:hint="default" w:ascii="Times New Roman" w:hAnsi="Times New Roman" w:eastAsia="微软雅黑" w:cs="Times New Roman"/>
+            </w:rPr>
+            <w:t>四、AI 分析说明</w:t>
+          </w:r>
+          <w:r>
+            <w:tab/>
+          </w:r>
+          <w:r>
+            <w:fldChar w:fldCharType="begin"/>
+          </w:r>
+          <w:r>
+            <w:instrText xml:space="preserve"> PAGEREF _Toc28946 \h </w:instrText>
+          </w:r>
+          <w:r>
+            <w:fldChar w:fldCharType="separate"/>
+          </w:r>
+          <w:r>
+            <w:t>11</w:t>
+          </w:r>
+          <w:r>
+            <w:fldChar w:fldCharType="end"/>
+          </w:r>
+          <w:r>
+            <w:rPr>
+              <w:rFonts w:hint="default" w:ascii="Times New Roman" w:hAnsi="Times New Roman" w:eastAsia="微软雅黑" w:cs="Times New Roman"/>
+              <w:bCs/>
+              <w:color w:val="auto"/>
+              <w:szCs w:val="28"/>
+              <w:lang w:val="en-US" w:eastAsia="en-US" w:bidi="ar-SA"/>
+            </w:rPr>
+            <w:fldChar w:fldCharType="end"/>
+          </w:r>
+        </w:p>
+        <w:p>
+          <w:pPr>
+            <w:pStyle w:val="27"/>
+            <w:tabs>
+              <w:tab w:val="right" w:leader="dot" w:pos="8640"/>
+            </w:tabs>
+          </w:pPr>
+          <w:r>
+            <w:rPr>
+              <w:rFonts w:hint="default" w:ascii="Times New Roman" w:hAnsi="Times New Roman" w:eastAsia="微软雅黑" w:cs="Times New Roman"/>
+              <w:bCs/>
+              <w:color w:val="auto"/>
+              <w:szCs w:val="28"/>
+              <w:lang w:val="en-US" w:eastAsia="en-US" w:bidi="ar-SA"/>
+            </w:rPr>
+            <w:fldChar w:fldCharType="begin"/>
+          </w:r>
+          <w:r>
+            <w:rPr>
+              <w:rFonts w:hint="default" w:ascii="Times New Roman" w:hAnsi="Times New Roman" w:eastAsia="微软雅黑" w:cs="Times New Roman"/>
+              <w:bCs/>
+              <w:szCs w:val="28"/>
+              <w:lang w:val="en-US" w:eastAsia="en-US" w:bidi="ar-SA"/>
+            </w:rPr>
+            <w:instrText xml:space="preserve"> HYPERLINK \l _Toc9927 </w:instrText>
+          </w:r>
+          <w:r>
+            <w:rPr>
+              <w:rFonts w:hint="default" w:ascii="Times New Roman" w:hAnsi="Times New Roman" w:eastAsia="微软雅黑" w:cs="Times New Roman"/>
+              <w:bCs/>
+              <w:szCs w:val="28"/>
+              <w:lang w:val="en-US" w:eastAsia="en-US" w:bidi="ar-SA"/>
+            </w:rPr>
+            <w:fldChar w:fldCharType="separate"/>
+          </w:r>
+          <w:r>
+            <w:rPr>
+              <w:rFonts w:hint="default" w:ascii="Times New Roman" w:hAnsi="Times New Roman" w:eastAsia="微软雅黑" w:cs="Times New Roman"/>
+            </w:rPr>
+            <w:t>一、文档分析</w:t>
+          </w:r>
+          <w:r>
+            <w:tab/>
+          </w:r>
+          <w:r>
+            <w:fldChar w:fldCharType="begin"/>
+          </w:r>
+          <w:r>
+            <w:instrText xml:space="preserve"> PAGEREF _Toc9927 \h </w:instrText>
+          </w:r>
+          <w:r>
+            <w:fldChar w:fldCharType="separate"/>
+          </w:r>
+          <w:r>
+            <w:t>12</w:t>
+          </w:r>
+          <w:r>
+            <w:fldChar w:fldCharType="end"/>
+          </w:r>
+          <w:r>
+            <w:rPr>
+              <w:rFonts w:hint="default" w:ascii="Times New Roman" w:hAnsi="Times New Roman" w:eastAsia="微软雅黑" w:cs="Times New Roman"/>
+              <w:bCs/>
+              <w:color w:val="auto"/>
+              <w:szCs w:val="28"/>
+              <w:lang w:val="en-US" w:eastAsia="en-US" w:bidi="ar-SA"/>
+            </w:rPr>
+            <w:fldChar w:fldCharType="end"/>
+          </w:r>
+        </w:p>
+        <w:p>
+          <w:pPr>
+            <w:pStyle w:val="27"/>
+            <w:tabs>
+              <w:tab w:val="right" w:leader="dot" w:pos="8640"/>
+            </w:tabs>
+          </w:pPr>
+          <w:r>
+            <w:rPr>
+              <w:rFonts w:hint="default" w:ascii="Times New Roman" w:hAnsi="Times New Roman" w:eastAsia="微软雅黑" w:cs="Times New Roman"/>
+              <w:bCs/>
+              <w:color w:val="auto"/>
+              <w:szCs w:val="28"/>
+              <w:lang w:val="en-US" w:eastAsia="en-US" w:bidi="ar-SA"/>
+            </w:rPr>
+            <w:fldChar w:fldCharType="begin"/>
+          </w:r>
+          <w:r>
+            <w:rPr>
+              <w:rFonts w:hint="default" w:ascii="Times New Roman" w:hAnsi="Times New Roman" w:eastAsia="微软雅黑" w:cs="Times New Roman"/>
+              <w:bCs/>
+              <w:szCs w:val="28"/>
+              <w:lang w:val="en-US" w:eastAsia="en-US" w:bidi="ar-SA"/>
+            </w:rPr>
+            <w:instrText xml:space="preserve"> HYPERLINK \l _Toc12017 </w:instrText>
+          </w:r>
+          <w:r>
+            <w:rPr>
+              <w:rFonts w:hint="default" w:ascii="Times New Roman" w:hAnsi="Times New Roman" w:eastAsia="微软雅黑" w:cs="Times New Roman"/>
+              <w:bCs/>
+              <w:szCs w:val="28"/>
+              <w:lang w:val="en-US" w:eastAsia="en-US" w:bidi="ar-SA"/>
+            </w:rPr>
+            <w:fldChar w:fldCharType="separate"/>
+          </w:r>
+          <w:r>
+            <w:rPr>
+              <w:rFonts w:hint="default" w:ascii="Times New Roman" w:hAnsi="Times New Roman" w:eastAsia="微软雅黑" w:cs="Times New Roman"/>
+            </w:rPr>
+            <w:t>二、图片检测</w:t>
+          </w:r>
+          <w:r>
+            <w:tab/>
+          </w:r>
+          <w:r>
+            <w:fldChar w:fldCharType="begin"/>
+          </w:r>
+          <w:r>
+            <w:instrText xml:space="preserve"> PAGEREF _Toc12017 \h </w:instrText>
+          </w:r>
+          <w:r>
+            <w:fldChar w:fldCharType="separate"/>
+          </w:r>
+          <w:r>
+            <w:t>16</w:t>
+          </w:r>
+          <w:r>
+            <w:fldChar w:fldCharType="end"/>
+          </w:r>
+          <w:r>
+            <w:rPr>
+              <w:rFonts w:hint="default" w:ascii="Times New Roman" w:hAnsi="Times New Roman" w:eastAsia="微软雅黑" w:cs="Times New Roman"/>
+              <w:bCs/>
+              <w:color w:val="auto"/>
+              <w:szCs w:val="28"/>
+              <w:lang w:val="en-US" w:eastAsia="en-US" w:bidi="ar-SA"/>
+            </w:rPr>
+            <w:fldChar w:fldCharType="end"/>
+          </w:r>
+        </w:p>
+        <w:p>
+          <w:pPr>
+            <w:pStyle w:val="27"/>
+            <w:tabs>
+              <w:tab w:val="right" w:leader="dot" w:pos="8640"/>
+            </w:tabs>
+          </w:pPr>
+          <w:r>
+            <w:rPr>
+              <w:rFonts w:hint="default" w:ascii="Times New Roman" w:hAnsi="Times New Roman" w:eastAsia="微软雅黑" w:cs="Times New Roman"/>
+              <w:bCs/>
+              <w:color w:val="auto"/>
+              <w:szCs w:val="28"/>
+              <w:lang w:val="en-US" w:eastAsia="en-US" w:bidi="ar-SA"/>
+            </w:rPr>
+            <w:fldChar w:fldCharType="begin"/>
+          </w:r>
+          <w:r>
+            <w:rPr>
+              <w:rFonts w:hint="default" w:ascii="Times New Roman" w:hAnsi="Times New Roman" w:eastAsia="微软雅黑" w:cs="Times New Roman"/>
+              <w:bCs/>
+              <w:szCs w:val="28"/>
+              <w:lang w:val="en-US" w:eastAsia="en-US" w:bidi="ar-SA"/>
+            </w:rPr>
+            <w:instrText xml:space="preserve"> HYPERLINK \l _Toc8355 </w:instrText>
+          </w:r>
+          <w:r>
+            <w:rPr>
+              <w:rFonts w:hint="default" w:ascii="Times New Roman" w:hAnsi="Times New Roman" w:eastAsia="微软雅黑" w:cs="Times New Roman"/>
+              <w:bCs/>
+              <w:szCs w:val="28"/>
+              <w:lang w:val="en-US" w:eastAsia="en-US" w:bidi="ar-SA"/>
+            </w:rPr>
+            <w:fldChar w:fldCharType="separate"/>
+          </w:r>
+          <w:r>
+            <w:rPr>
+              <w:rFonts w:hint="eastAsia" w:ascii="Times New Roman" w:hAnsi="Times New Roman" w:eastAsia="微软雅黑" w:cs="Times New Roman"/>
+              <w:lang w:val="en-US" w:eastAsia="zh-CN"/>
+            </w:rPr>
+            <w:t>系统示意图</w:t>
+          </w:r>
+          <w:r>
+            <w:tab/>
+          </w:r>
+          <w:r>
+            <w:fldChar w:fldCharType="begin"/>
+          </w:r>
+          <w:r>
+            <w:instrText xml:space="preserve"> PAGEREF _Toc8355 \h </w:instrText>
+          </w:r>
+          <w:r>
+            <w:fldChar w:fldCharType="separate"/>
+          </w:r>
+          <w:r>
+            <w:t>17</w:t>
+          </w:r>
+          <w:r>
+            <w:fldChar w:fldCharType="end"/>
+          </w:r>
+          <w:r>
+            <w:rPr>
+              <w:rFonts w:hint="default" w:ascii="Times New Roman" w:hAnsi="Times New Roman" w:eastAsia="微软雅黑" w:cs="Times New Roman"/>
+              <w:bCs/>
+              <w:color w:val="auto"/>
+              <w:szCs w:val="28"/>
+              <w:lang w:val="en-US" w:eastAsia="en-US" w:bidi="ar-SA"/>
+            </w:rPr>
+            <w:fldChar w:fldCharType="end"/>
+          </w:r>
+        </w:p>
+        <w:p>
+          <w:pPr>
+            <w:keepNext/>
+            <w:keepLines/>
+            <w:spacing w:before="480" w:after="0" w:line="276" w:lineRule="auto"/>
+            <w:outlineLvl w:val="9"/>
+            <w:rPr>
+              <w:rFonts w:hint="default" w:ascii="Times New Roman" w:hAnsi="Times New Roman" w:eastAsia="微软雅黑" w:cs="Times New Roman"/>
+              <w:bCs/>
+              <w:color w:val="auto"/>
+              <w:sz w:val="21"/>
+              <w:szCs w:val="28"/>
+              <w:lang w:val="en-US" w:eastAsia="en-US" w:bidi="ar-SA"/>
+            </w:rPr>
+          </w:pPr>
+          <w:r>
+            <w:rPr>
+              <w:rFonts w:hint="default" w:ascii="Times New Roman" w:hAnsi="Times New Roman" w:eastAsia="微软雅黑" w:cs="Times New Roman"/>
+              <w:bCs/>
+              <w:color w:val="auto"/>
+              <w:szCs w:val="28"/>
+              <w:lang w:val="en-US" w:eastAsia="en-US" w:bidi="ar-SA"/>
+            </w:rPr>
+            <w:fldChar w:fldCharType="end"/>
+          </w:r>
+        </w:p>
+      </w:sdtContent>
+    </w:sdt>
     <w:p>
       <w:pPr>
         <w:pStyle w:val="3"/>
-        <w:rPr>
-          <w:rFonts w:hint="default" w:ascii="Times New Roman" w:hAnsi="Times New Roman" w:eastAsia="微软雅黑" w:cs="Times New Roman"/>
-          <w:color w:val="auto"/>
-        </w:rPr>
-      </w:pPr>
+        <w:outlineLvl w:val="0"/>
+        <w:rPr>
+          <w:rFonts w:hint="default" w:ascii="Times New Roman" w:hAnsi="Times New Roman" w:eastAsia="微软雅黑" w:cs="Times New Roman"/>
+          <w:color w:val="auto"/>
+        </w:rPr>
+      </w:pPr>
+      <w:bookmarkStart w:id="3" w:name="_Toc7371"/>
+      <w:bookmarkStart w:id="4" w:name="_Toc24649"/>
       <w:r>
         <w:rPr>
           <w:rFonts w:hint="default" w:ascii="Times New Roman" w:hAnsi="Times New Roman" w:eastAsia="微软雅黑" w:cs="Times New Roman"/>
@@ -70,15 +1314,21 @@
         </w:rPr>
         <w:t>系统设计文档</w:t>
       </w:r>
+      <w:bookmarkEnd w:id="2"/>
+      <w:bookmarkEnd w:id="3"/>
+      <w:bookmarkEnd w:id="4"/>
     </w:p>
     <w:p>
       <w:pPr>
         <w:pStyle w:val="4"/>
-        <w:rPr>
-          <w:rFonts w:hint="default" w:ascii="Times New Roman" w:hAnsi="Times New Roman" w:eastAsia="微软雅黑" w:cs="Times New Roman"/>
-          <w:color w:val="auto"/>
-        </w:rPr>
-      </w:pPr>
+        <w:outlineLvl w:val="0"/>
+        <w:rPr>
+          <w:rFonts w:hint="default" w:ascii="Times New Roman" w:hAnsi="Times New Roman" w:eastAsia="微软雅黑" w:cs="Times New Roman"/>
+          <w:color w:val="auto"/>
+        </w:rPr>
+      </w:pPr>
+      <w:bookmarkStart w:id="5" w:name="_Toc10530"/>
+      <w:bookmarkStart w:id="6" w:name="_Toc30453"/>
       <w:r>
         <w:rPr>
           <w:rFonts w:hint="default" w:ascii="Times New Roman" w:hAnsi="Times New Roman" w:eastAsia="微软雅黑" w:cs="Times New Roman"/>
@@ -86,6 +1336,8 @@
         </w:rPr>
         <w:t>一、系统概述</w:t>
       </w:r>
+      <w:bookmarkEnd w:id="5"/>
+      <w:bookmarkEnd w:id="6"/>
     </w:p>
     <w:p>
       <w:pPr>
@@ -152,11 +1404,14 @@
     <w:p>
       <w:pPr>
         <w:pStyle w:val="4"/>
-        <w:rPr>
-          <w:rFonts w:hint="default" w:ascii="Times New Roman" w:hAnsi="Times New Roman" w:eastAsia="微软雅黑" w:cs="Times New Roman"/>
-          <w:color w:val="auto"/>
-        </w:rPr>
-      </w:pPr>
+        <w:outlineLvl w:val="0"/>
+        <w:rPr>
+          <w:rFonts w:hint="default" w:ascii="Times New Roman" w:hAnsi="Times New Roman" w:eastAsia="微软雅黑" w:cs="Times New Roman"/>
+          <w:color w:val="auto"/>
+        </w:rPr>
+      </w:pPr>
+      <w:bookmarkStart w:id="7" w:name="_Toc20182"/>
+      <w:bookmarkStart w:id="8" w:name="_Toc31635"/>
       <w:r>
         <w:rPr>
           <w:rFonts w:hint="default" w:ascii="Times New Roman" w:hAnsi="Times New Roman" w:eastAsia="微软雅黑" w:cs="Times New Roman"/>
@@ -164,6 +1419,8 @@
         </w:rPr>
         <w:t>二、架构设计</w:t>
       </w:r>
+      <w:bookmarkEnd w:id="7"/>
+      <w:bookmarkEnd w:id="8"/>
     </w:p>
     <w:p>
       <w:pPr>
@@ -513,11 +1770,14 @@
     <w:p>
       <w:pPr>
         <w:pStyle w:val="4"/>
-        <w:rPr>
-          <w:rFonts w:hint="default" w:ascii="Times New Roman" w:hAnsi="Times New Roman" w:eastAsia="微软雅黑" w:cs="Times New Roman"/>
-          <w:color w:val="auto"/>
-        </w:rPr>
-      </w:pPr>
+        <w:outlineLvl w:val="0"/>
+        <w:rPr>
+          <w:rFonts w:hint="default" w:ascii="Times New Roman" w:hAnsi="Times New Roman" w:eastAsia="微软雅黑" w:cs="Times New Roman"/>
+          <w:color w:val="auto"/>
+        </w:rPr>
+      </w:pPr>
+      <w:bookmarkStart w:id="9" w:name="_Toc16580"/>
+      <w:bookmarkStart w:id="10" w:name="_Toc23172"/>
       <w:r>
         <w:rPr>
           <w:rFonts w:hint="default" w:ascii="Times New Roman" w:hAnsi="Times New Roman" w:eastAsia="微软雅黑" w:cs="Times New Roman"/>
@@ -525,15 +1785,19 @@
         </w:rPr>
         <w:t>三、文档分析管线详解</w:t>
       </w:r>
+      <w:bookmarkEnd w:id="9"/>
+      <w:bookmarkEnd w:id="10"/>
     </w:p>
     <w:p>
       <w:pPr>
         <w:pStyle w:val="5"/>
-        <w:rPr>
-          <w:rFonts w:hint="default" w:ascii="Times New Roman" w:hAnsi="Times New Roman" w:eastAsia="微软雅黑" w:cs="Times New Roman"/>
-          <w:color w:val="auto"/>
-        </w:rPr>
-      </w:pPr>
+        <w:outlineLvl w:val="1"/>
+        <w:rPr>
+          <w:rFonts w:hint="default" w:ascii="Times New Roman" w:hAnsi="Times New Roman" w:eastAsia="微软雅黑" w:cs="Times New Roman"/>
+          <w:color w:val="auto"/>
+        </w:rPr>
+      </w:pPr>
+      <w:bookmarkStart w:id="11" w:name="_Toc14409"/>
       <w:r>
         <w:rPr>
           <w:rFonts w:hint="default" w:ascii="Times New Roman" w:hAnsi="Times New Roman" w:eastAsia="微软雅黑" w:cs="Times New Roman"/>
@@ -541,6 +1805,7 @@
         </w:rPr>
         <w:t>3.1 图片提取</w:t>
       </w:r>
+      <w:bookmarkEnd w:id="11"/>
     </w:p>
     <w:p>
       <w:pPr>
@@ -605,11 +1870,13 @@
     </w:p>
     <w:p>
       <w:pPr>
-        <w:rPr>
-          <w:rFonts w:hint="default" w:ascii="Times New Roman" w:hAnsi="Times New Roman" w:eastAsia="微软雅黑" w:cs="Times New Roman"/>
-          <w:color w:val="auto"/>
-        </w:rPr>
-      </w:pPr>
+        <w:outlineLvl w:val="2"/>
+        <w:rPr>
+          <w:rFonts w:hint="default" w:ascii="Times New Roman" w:hAnsi="Times New Roman" w:eastAsia="微软雅黑" w:cs="Times New Roman"/>
+          <w:color w:val="auto"/>
+        </w:rPr>
+      </w:pPr>
+      <w:bookmarkStart w:id="12" w:name="_Toc18045"/>
       <w:r>
         <w:rPr>
           <w:rFonts w:hint="default" w:ascii="Times New Roman" w:hAnsi="Times New Roman" w:eastAsia="微软雅黑" w:cs="Times New Roman"/>
@@ -617,6 +1884,7 @@
         </w:rPr>
         <w:t>2. 提取图片的文档上下文（所在段落前后文字）</w:t>
       </w:r>
+      <w:bookmarkEnd w:id="12"/>
     </w:p>
     <w:p>
       <w:pPr>
@@ -674,11 +1942,13 @@
     <w:p>
       <w:pPr>
         <w:pStyle w:val="5"/>
-        <w:rPr>
-          <w:rFonts w:hint="default" w:ascii="Times New Roman" w:hAnsi="Times New Roman" w:eastAsia="微软雅黑" w:cs="Times New Roman"/>
-          <w:color w:val="auto"/>
-        </w:rPr>
-      </w:pPr>
+        <w:outlineLvl w:val="1"/>
+        <w:rPr>
+          <w:rFonts w:hint="default" w:ascii="Times New Roman" w:hAnsi="Times New Roman" w:eastAsia="微软雅黑" w:cs="Times New Roman"/>
+          <w:color w:val="auto"/>
+        </w:rPr>
+      </w:pPr>
+      <w:bookmarkStart w:id="13" w:name="_Toc26507"/>
       <w:r>
         <w:rPr>
           <w:rFonts w:hint="default" w:ascii="Times New Roman" w:hAnsi="Times New Roman" w:eastAsia="微软雅黑" w:cs="Times New Roman"/>
@@ -686,6 +1956,7 @@
         </w:rPr>
         <w:t>3.2 AI 分析</w:t>
       </w:r>
+      <w:bookmarkEnd w:id="13"/>
     </w:p>
     <w:p>
       <w:pPr>
@@ -743,11 +2014,13 @@
     </w:p>
     <w:p>
       <w:pPr>
-        <w:rPr>
-          <w:rFonts w:hint="default" w:ascii="Times New Roman" w:hAnsi="Times New Roman" w:eastAsia="微软雅黑" w:cs="Times New Roman"/>
-          <w:color w:val="auto"/>
-        </w:rPr>
-      </w:pPr>
+        <w:outlineLvl w:val="2"/>
+        <w:rPr>
+          <w:rFonts w:hint="default" w:ascii="Times New Roman" w:hAnsi="Times New Roman" w:eastAsia="微软雅黑" w:cs="Times New Roman"/>
+          <w:color w:val="auto"/>
+        </w:rPr>
+      </w:pPr>
+      <w:bookmarkStart w:id="14" w:name="_Toc25490"/>
       <w:r>
         <w:rPr>
           <w:rFonts w:hint="default" w:ascii="Times New Roman" w:hAnsi="Times New Roman" w:eastAsia="微软雅黑" w:cs="Times New Roman"/>
@@ -755,6 +2028,7 @@
         </w:rPr>
         <w:t>2. 候选列表: [压缩图] + [原图（仅 ≤5MB）]</w:t>
       </w:r>
+      <w:bookmarkEnd w:id="14"/>
     </w:p>
     <w:p>
       <w:pPr>
@@ -803,11 +2077,13 @@
     </w:p>
     <w:p>
       <w:pPr>
-        <w:rPr>
-          <w:rFonts w:hint="default" w:ascii="Times New Roman" w:hAnsi="Times New Roman" w:eastAsia="微软雅黑" w:cs="Times New Roman"/>
-          <w:color w:val="auto"/>
-        </w:rPr>
-      </w:pPr>
+        <w:outlineLvl w:val="2"/>
+        <w:rPr>
+          <w:rFonts w:hint="default" w:ascii="Times New Roman" w:hAnsi="Times New Roman" w:eastAsia="微软雅黑" w:cs="Times New Roman"/>
+          <w:color w:val="auto"/>
+        </w:rPr>
+      </w:pPr>
+      <w:bookmarkStart w:id="15" w:name="_Toc19293"/>
       <w:r>
         <w:rPr>
           <w:rFonts w:hint="default" w:ascii="Times New Roman" w:hAnsi="Times New Roman" w:eastAsia="微软雅黑" w:cs="Times New Roman"/>
@@ -815,6 +2091,7 @@
         </w:rPr>
         <w:t>5. 超时: 视觉 75s, Thinking 120s</w:t>
       </w:r>
+      <w:bookmarkEnd w:id="15"/>
     </w:p>
     <w:p>
       <w:pPr>
@@ -1154,11 +2431,13 @@
     <w:p>
       <w:pPr>
         <w:pStyle w:val="5"/>
-        <w:rPr>
-          <w:rFonts w:hint="default" w:ascii="Times New Roman" w:hAnsi="Times New Roman" w:eastAsia="微软雅黑" w:cs="Times New Roman"/>
-          <w:color w:val="auto"/>
-        </w:rPr>
-      </w:pPr>
+        <w:outlineLvl w:val="1"/>
+        <w:rPr>
+          <w:rFonts w:hint="default" w:ascii="Times New Roman" w:hAnsi="Times New Roman" w:eastAsia="微软雅黑" w:cs="Times New Roman"/>
+          <w:color w:val="auto"/>
+        </w:rPr>
+      </w:pPr>
+      <w:bookmarkStart w:id="16" w:name="_Toc21512"/>
       <w:r>
         <w:rPr>
           <w:rFonts w:hint="default" w:ascii="Times New Roman" w:hAnsi="Times New Roman" w:eastAsia="微软雅黑" w:cs="Times New Roman"/>
@@ -1166,6 +2445,7 @@
         </w:rPr>
         <w:t>3.3 批量分析</w:t>
       </w:r>
+      <w:bookmarkEnd w:id="16"/>
     </w:p>
     <w:p>
       <w:pPr>
@@ -1291,11 +2571,13 @@
     </w:p>
     <w:p>
       <w:pPr>
-        <w:rPr>
-          <w:rFonts w:hint="default" w:ascii="Times New Roman" w:hAnsi="Times New Roman" w:eastAsia="微软雅黑" w:cs="Times New Roman"/>
-          <w:color w:val="auto"/>
-        </w:rPr>
-      </w:pPr>
+        <w:outlineLvl w:val="2"/>
+        <w:rPr>
+          <w:rFonts w:hint="default" w:ascii="Times New Roman" w:hAnsi="Times New Roman" w:eastAsia="微软雅黑" w:cs="Times New Roman"/>
+          <w:color w:val="auto"/>
+        </w:rPr>
+      </w:pPr>
+      <w:bookmarkStart w:id="17" w:name="_Toc16082"/>
       <w:r>
         <w:rPr>
           <w:rFonts w:hint="default" w:ascii="Times New Roman" w:hAnsi="Times New Roman" w:eastAsia="微软雅黑" w:cs="Times New Roman"/>
@@ -1303,15 +2585,18 @@
         </w:rPr>
         <w:t>4. 全部完成后生成汇总报告</w:t>
       </w:r>
+      <w:bookmarkEnd w:id="17"/>
     </w:p>
     <w:p>
       <w:pPr>
         <w:pStyle w:val="5"/>
-        <w:rPr>
-          <w:rFonts w:hint="default" w:ascii="Times New Roman" w:hAnsi="Times New Roman" w:eastAsia="微软雅黑" w:cs="Times New Roman"/>
-          <w:color w:val="auto"/>
-        </w:rPr>
-      </w:pPr>
+        <w:outlineLvl w:val="1"/>
+        <w:rPr>
+          <w:rFonts w:hint="default" w:ascii="Times New Roman" w:hAnsi="Times New Roman" w:eastAsia="微软雅黑" w:cs="Times New Roman"/>
+          <w:color w:val="auto"/>
+        </w:rPr>
+      </w:pPr>
+      <w:bookmarkStart w:id="18" w:name="_Toc24899"/>
       <w:r>
         <w:rPr>
           <w:rFonts w:hint="default" w:ascii="Times New Roman" w:hAnsi="Times New Roman" w:eastAsia="微软雅黑" w:cs="Times New Roman"/>
@@ -1319,6 +2604,7 @@
         </w:rPr>
         <w:t>3.4 汇总报告</w:t>
       </w:r>
+      <w:bookmarkEnd w:id="18"/>
     </w:p>
     <w:p>
       <w:pPr>
@@ -1451,11 +2737,13 @@
     </w:p>
     <w:p>
       <w:pPr>
-        <w:rPr>
-          <w:rFonts w:hint="default" w:ascii="Times New Roman" w:hAnsi="Times New Roman" w:eastAsia="微软雅黑" w:cs="Times New Roman"/>
-          <w:color w:val="auto"/>
-        </w:rPr>
-      </w:pPr>
+        <w:outlineLvl w:val="2"/>
+        <w:rPr>
+          <w:rFonts w:hint="default" w:ascii="Times New Roman" w:hAnsi="Times New Roman" w:eastAsia="微软雅黑" w:cs="Times New Roman"/>
+          <w:color w:val="auto"/>
+        </w:rPr>
+      </w:pPr>
+      <w:bookmarkStart w:id="19" w:name="_Toc15855"/>
       <w:r>
         <w:rPr>
           <w:rFonts w:hint="default" w:ascii="Times New Roman" w:hAnsi="Times New Roman" w:eastAsia="微软雅黑" w:cs="Times New Roman"/>
@@ -1478,6 +2766,7 @@
         </w:rPr>
         <w:t>（可选）: 调用文本模型生成简短评审意见</w:t>
       </w:r>
+      <w:bookmarkEnd w:id="19"/>
     </w:p>
     <w:p>
       <w:pPr>
@@ -1497,11 +2786,13 @@
     <w:p>
       <w:pPr>
         <w:pStyle w:val="5"/>
-        <w:rPr>
-          <w:rFonts w:hint="default" w:ascii="Times New Roman" w:hAnsi="Times New Roman" w:eastAsia="微软雅黑" w:cs="Times New Roman"/>
-          <w:color w:val="auto"/>
-        </w:rPr>
-      </w:pPr>
+        <w:outlineLvl w:val="1"/>
+        <w:rPr>
+          <w:rFonts w:hint="default" w:ascii="Times New Roman" w:hAnsi="Times New Roman" w:eastAsia="微软雅黑" w:cs="Times New Roman"/>
+          <w:color w:val="auto"/>
+        </w:rPr>
+      </w:pPr>
+      <w:bookmarkStart w:id="20" w:name="_Toc22176"/>
       <w:r>
         <w:rPr>
           <w:rFonts w:hint="default" w:ascii="Times New Roman" w:hAnsi="Times New Roman" w:eastAsia="微软雅黑" w:cs="Times New Roman"/>
@@ -1509,6 +2800,7 @@
         </w:rPr>
         <w:t>3.5 SSE 进度推送</w:t>
       </w:r>
+      <w:bookmarkEnd w:id="20"/>
     </w:p>
     <w:p>
       <w:pPr>
@@ -1577,11 +2869,14 @@
     <w:p>
       <w:pPr>
         <w:pStyle w:val="4"/>
-        <w:rPr>
-          <w:rFonts w:hint="default" w:ascii="Times New Roman" w:hAnsi="Times New Roman" w:eastAsia="微软雅黑" w:cs="Times New Roman"/>
-          <w:color w:val="auto"/>
-        </w:rPr>
-      </w:pPr>
+        <w:outlineLvl w:val="0"/>
+        <w:rPr>
+          <w:rFonts w:hint="default" w:ascii="Times New Roman" w:hAnsi="Times New Roman" w:eastAsia="微软雅黑" w:cs="Times New Roman"/>
+          <w:color w:val="auto"/>
+        </w:rPr>
+      </w:pPr>
+      <w:bookmarkStart w:id="21" w:name="_Toc20578"/>
+      <w:bookmarkStart w:id="22" w:name="_Toc25411"/>
       <w:r>
         <w:rPr>
           <w:rFonts w:hint="default" w:ascii="Times New Roman" w:hAnsi="Times New Roman" w:eastAsia="微软雅黑" w:cs="Times New Roman"/>
@@ -1589,10 +2884,12 @@
         </w:rPr>
         <w:t>四、模型配置</w:t>
       </w:r>
+      <w:bookmarkEnd w:id="21"/>
+      <w:bookmarkEnd w:id="22"/>
     </w:p>
     <w:tbl>
       <w:tblPr>
-        <w:tblStyle w:val="49"/>
+        <w:tblStyle w:val="52"/>
         <w:tblW w:w="0" w:type="auto"/>
         <w:tblInd w:w="0" w:type="dxa"/>
         <w:tblBorders>
@@ -2134,11 +3431,13 @@
     </w:p>
     <w:p>
       <w:pPr>
-        <w:rPr>
-          <w:rFonts w:hint="default" w:ascii="Times New Roman" w:hAnsi="Times New Roman" w:eastAsia="微软雅黑" w:cs="Times New Roman"/>
-          <w:color w:val="auto"/>
-        </w:rPr>
-      </w:pPr>
+        <w:outlineLvl w:val="1"/>
+        <w:rPr>
+          <w:rFonts w:hint="default" w:ascii="Times New Roman" w:hAnsi="Times New Roman" w:eastAsia="微软雅黑" w:cs="Times New Roman"/>
+          <w:color w:val="auto"/>
+        </w:rPr>
+      </w:pPr>
+      <w:bookmarkStart w:id="23" w:name="_Toc26570"/>
       <w:r>
         <w:rPr>
           <w:rFonts w:hint="default" w:ascii="Times New Roman" w:hAnsi="Times New Roman" w:eastAsia="微软雅黑" w:cs="Times New Roman"/>
@@ -2146,15 +3445,19 @@
         </w:rPr>
         <w:t>5 Key × 2 Model = 最大并发 10 线程。</w:t>
       </w:r>
+      <w:bookmarkEnd w:id="23"/>
     </w:p>
     <w:p>
       <w:pPr>
         <w:pStyle w:val="4"/>
-        <w:rPr>
-          <w:rFonts w:hint="default" w:ascii="Times New Roman" w:hAnsi="Times New Roman" w:eastAsia="微软雅黑" w:cs="Times New Roman"/>
-          <w:color w:val="auto"/>
-        </w:rPr>
-      </w:pPr>
+        <w:outlineLvl w:val="0"/>
+        <w:rPr>
+          <w:rFonts w:hint="default" w:ascii="Times New Roman" w:hAnsi="Times New Roman" w:eastAsia="微软雅黑" w:cs="Times New Roman"/>
+          <w:color w:val="auto"/>
+        </w:rPr>
+      </w:pPr>
+      <w:bookmarkStart w:id="24" w:name="_Toc25338"/>
+      <w:bookmarkStart w:id="25" w:name="_Toc21634"/>
       <w:r>
         <w:rPr>
           <w:rFonts w:hint="default" w:ascii="Times New Roman" w:hAnsi="Times New Roman" w:eastAsia="微软雅黑" w:cs="Times New Roman"/>
@@ -2162,6 +3465,8 @@
         </w:rPr>
         <w:t>五、数据持久化</w:t>
       </w:r>
+      <w:bookmarkEnd w:id="24"/>
+      <w:bookmarkEnd w:id="25"/>
     </w:p>
     <w:p>
       <w:pPr>
@@ -2271,11 +3576,14 @@
     <w:p>
       <w:pPr>
         <w:pStyle w:val="4"/>
-        <w:rPr>
-          <w:rFonts w:hint="default" w:ascii="Times New Roman" w:hAnsi="Times New Roman" w:eastAsia="微软雅黑" w:cs="Times New Roman"/>
-          <w:color w:val="auto"/>
-        </w:rPr>
-      </w:pPr>
+        <w:outlineLvl w:val="0"/>
+        <w:rPr>
+          <w:rFonts w:hint="default" w:ascii="Times New Roman" w:hAnsi="Times New Roman" w:eastAsia="微软雅黑" w:cs="Times New Roman"/>
+          <w:color w:val="auto"/>
+        </w:rPr>
+      </w:pPr>
+      <w:bookmarkStart w:id="26" w:name="_Toc32479"/>
+      <w:bookmarkStart w:id="27" w:name="_Toc10689"/>
       <w:r>
         <w:rPr>
           <w:rFonts w:hint="default" w:ascii="Times New Roman" w:hAnsi="Times New Roman" w:eastAsia="微软雅黑" w:cs="Times New Roman"/>
@@ -2283,15 +3591,19 @@
         </w:rPr>
         <w:t>六、前端架构</w:t>
       </w:r>
+      <w:bookmarkEnd w:id="26"/>
+      <w:bookmarkEnd w:id="27"/>
     </w:p>
     <w:p>
       <w:pPr>
         <w:pStyle w:val="5"/>
-        <w:rPr>
-          <w:rFonts w:hint="default" w:ascii="Times New Roman" w:hAnsi="Times New Roman" w:eastAsia="微软雅黑" w:cs="Times New Roman"/>
-          <w:color w:val="auto"/>
-        </w:rPr>
-      </w:pPr>
+        <w:outlineLvl w:val="1"/>
+        <w:rPr>
+          <w:rFonts w:hint="default" w:ascii="Times New Roman" w:hAnsi="Times New Roman" w:eastAsia="微软雅黑" w:cs="Times New Roman"/>
+          <w:color w:val="auto"/>
+        </w:rPr>
+      </w:pPr>
+      <w:bookmarkStart w:id="28" w:name="_Toc19904"/>
       <w:r>
         <w:rPr>
           <w:rFonts w:hint="default" w:ascii="Times New Roman" w:hAnsi="Times New Roman" w:eastAsia="微软雅黑" w:cs="Times New Roman"/>
@@ -2299,6 +3611,7 @@
         </w:rPr>
         <w:t>组件树</w:t>
       </w:r>
+      <w:bookmarkEnd w:id="28"/>
     </w:p>
     <w:p>
       <w:pPr>
@@ -2573,6 +3886,7 @@
     <w:p>
       <w:pPr>
         <w:pStyle w:val="5"/>
+        <w:outlineLvl w:val="9"/>
         <w:rPr>
           <w:rFonts w:hint="default" w:ascii="Times New Roman" w:hAnsi="Times New Roman" w:eastAsia="微软雅黑" w:cs="Times New Roman"/>
           <w:color w:val="auto"/>
@@ -2588,7 +3902,7 @@
     </w:p>
     <w:tbl>
       <w:tblPr>
-        <w:tblStyle w:val="49"/>
+        <w:tblStyle w:val="52"/>
         <w:tblW w:w="0" w:type="auto"/>
         <w:tblInd w:w="0" w:type="dxa"/>
         <w:tblBorders>
@@ -3037,6 +4351,14 @@
       </w:tr>
       <w:tr>
         <w:tblPrEx>
+          <w:tblBorders>
+            <w:top w:val="single" w:color="4F81BD" w:themeColor="accent1" w:sz="8" w:space="0"/>
+            <w:left w:val="single" w:color="4F81BD" w:themeColor="accent1" w:sz="8" w:space="0"/>
+            <w:bottom w:val="single" w:color="4F81BD" w:themeColor="accent1" w:sz="8" w:space="0"/>
+            <w:right w:val="single" w:color="4F81BD" w:themeColor="accent1" w:sz="8" w:space="0"/>
+            <w:insideH w:val="single" w:color="4F81BD" w:themeColor="accent1" w:sz="8" w:space="0"/>
+            <w:insideV w:val="single" w:color="4F81BD" w:themeColor="accent1" w:sz="8" w:space="0"/>
+          </w:tblBorders>
           <w:tblCellMar>
             <w:top w:w="0" w:type="dxa"/>
             <w:left w:w="108" w:type="dxa"/>
@@ -3214,11 +4536,13 @@
     <w:p>
       <w:pPr>
         <w:pStyle w:val="3"/>
-        <w:rPr>
-          <w:rFonts w:hint="default" w:ascii="Times New Roman" w:hAnsi="Times New Roman" w:eastAsia="微软雅黑" w:cs="Times New Roman"/>
-          <w:color w:val="auto"/>
-        </w:rPr>
-      </w:pPr>
+        <w:outlineLvl w:val="9"/>
+        <w:rPr>
+          <w:rFonts w:hint="default" w:ascii="Times New Roman" w:hAnsi="Times New Roman" w:eastAsia="微软雅黑" w:cs="Times New Roman"/>
+          <w:color w:val="auto"/>
+        </w:rPr>
+      </w:pPr>
+      <w:bookmarkStart w:id="29" w:name="_Toc14727"/>
       <w:r>
         <w:rPr>
           <w:rFonts w:hint="default" w:ascii="Times New Roman" w:hAnsi="Times New Roman" w:eastAsia="微软雅黑" w:cs="Times New Roman"/>
@@ -3226,15 +4550,19 @@
         </w:rPr>
         <w:t>使用说明书</w:t>
       </w:r>
+      <w:bookmarkEnd w:id="29"/>
     </w:p>
     <w:p>
       <w:pPr>
         <w:pStyle w:val="4"/>
-        <w:rPr>
-          <w:rFonts w:hint="default" w:ascii="Times New Roman" w:hAnsi="Times New Roman" w:eastAsia="微软雅黑" w:cs="Times New Roman"/>
-          <w:color w:val="auto"/>
-        </w:rPr>
-      </w:pPr>
+        <w:outlineLvl w:val="0"/>
+        <w:rPr>
+          <w:rFonts w:hint="default" w:ascii="Times New Roman" w:hAnsi="Times New Roman" w:eastAsia="微软雅黑" w:cs="Times New Roman"/>
+          <w:color w:val="auto"/>
+        </w:rPr>
+      </w:pPr>
+      <w:bookmarkStart w:id="30" w:name="_Toc22691"/>
+      <w:bookmarkStart w:id="31" w:name="_Toc3264"/>
       <w:r>
         <w:rPr>
           <w:rFonts w:hint="default" w:ascii="Times New Roman" w:hAnsi="Times New Roman" w:eastAsia="微软雅黑" w:cs="Times New Roman"/>
@@ -3242,15 +4570,19 @@
         </w:rPr>
         <w:t>一、启动与停止</w:t>
       </w:r>
+      <w:bookmarkEnd w:id="30"/>
+      <w:bookmarkEnd w:id="31"/>
     </w:p>
     <w:p>
       <w:pPr>
         <w:pStyle w:val="5"/>
-        <w:rPr>
-          <w:rFonts w:hint="default" w:ascii="Times New Roman" w:hAnsi="Times New Roman" w:eastAsia="微软雅黑" w:cs="Times New Roman"/>
-          <w:color w:val="auto"/>
-        </w:rPr>
-      </w:pPr>
+        <w:outlineLvl w:val="1"/>
+        <w:rPr>
+          <w:rFonts w:hint="default" w:ascii="Times New Roman" w:hAnsi="Times New Roman" w:eastAsia="微软雅黑" w:cs="Times New Roman"/>
+          <w:color w:val="auto"/>
+        </w:rPr>
+      </w:pPr>
+      <w:bookmarkStart w:id="32" w:name="_Toc29657"/>
       <w:r>
         <w:rPr>
           <w:rFonts w:hint="default" w:ascii="Times New Roman" w:hAnsi="Times New Roman" w:eastAsia="微软雅黑" w:cs="Times New Roman"/>
@@ -3258,6 +4590,7 @@
         </w:rPr>
         <w:t>启动</w:t>
       </w:r>
+      <w:bookmarkEnd w:id="32"/>
     </w:p>
     <w:p>
       <w:pPr>
@@ -3360,6 +4693,7 @@
     <w:p>
       <w:pPr>
         <w:pStyle w:val="5"/>
+        <w:outlineLvl w:val="9"/>
         <w:rPr>
           <w:rFonts w:hint="default" w:ascii="Times New Roman" w:hAnsi="Times New Roman" w:eastAsia="微软雅黑" w:cs="Times New Roman"/>
           <w:color w:val="auto"/>
@@ -3421,11 +4755,14 @@
     <w:p>
       <w:pPr>
         <w:pStyle w:val="4"/>
-        <w:rPr>
-          <w:rFonts w:hint="default" w:ascii="Times New Roman" w:hAnsi="Times New Roman" w:eastAsia="微软雅黑" w:cs="Times New Roman"/>
-          <w:color w:val="auto"/>
-        </w:rPr>
-      </w:pPr>
+        <w:outlineLvl w:val="0"/>
+        <w:rPr>
+          <w:rFonts w:hint="default" w:ascii="Times New Roman" w:hAnsi="Times New Roman" w:eastAsia="微软雅黑" w:cs="Times New Roman"/>
+          <w:color w:val="auto"/>
+        </w:rPr>
+      </w:pPr>
+      <w:bookmarkStart w:id="33" w:name="_Toc18250"/>
+      <w:bookmarkStart w:id="34" w:name="_Toc25211"/>
       <w:r>
         <w:rPr>
           <w:rFonts w:hint="default" w:ascii="Times New Roman" w:hAnsi="Times New Roman" w:eastAsia="微软雅黑" w:cs="Times New Roman"/>
@@ -3433,15 +4770,19 @@
         </w:rPr>
         <w:t>二、图片检测</w:t>
       </w:r>
+      <w:bookmarkEnd w:id="33"/>
+      <w:bookmarkEnd w:id="34"/>
     </w:p>
     <w:p>
       <w:pPr>
         <w:pStyle w:val="5"/>
-        <w:rPr>
-          <w:rFonts w:hint="default" w:ascii="Times New Roman" w:hAnsi="Times New Roman" w:eastAsia="微软雅黑" w:cs="Times New Roman"/>
-          <w:color w:val="auto"/>
-        </w:rPr>
-      </w:pPr>
+        <w:outlineLvl w:val="1"/>
+        <w:rPr>
+          <w:rFonts w:hint="default" w:ascii="Times New Roman" w:hAnsi="Times New Roman" w:eastAsia="微软雅黑" w:cs="Times New Roman"/>
+          <w:color w:val="auto"/>
+        </w:rPr>
+      </w:pPr>
+      <w:bookmarkStart w:id="35" w:name="_Toc5032"/>
       <w:r>
         <w:rPr>
           <w:rFonts w:hint="default" w:ascii="Times New Roman" w:hAnsi="Times New Roman" w:eastAsia="微软雅黑" w:cs="Times New Roman"/>
@@ -3449,14 +4790,17 @@
         </w:rPr>
         <w:t>操作步骤</w:t>
       </w:r>
-    </w:p>
-    <w:p>
-      <w:pPr>
-        <w:rPr>
-          <w:rFonts w:hint="default" w:ascii="Times New Roman" w:hAnsi="Times New Roman" w:eastAsia="微软雅黑" w:cs="Times New Roman"/>
-          <w:color w:val="auto"/>
-        </w:rPr>
-      </w:pPr>
+      <w:bookmarkEnd w:id="35"/>
+    </w:p>
+    <w:p>
+      <w:pPr>
+        <w:outlineLvl w:val="1"/>
+        <w:rPr>
+          <w:rFonts w:hint="default" w:ascii="Times New Roman" w:hAnsi="Times New Roman" w:eastAsia="微软雅黑" w:cs="Times New Roman"/>
+          <w:color w:val="auto"/>
+        </w:rPr>
+      </w:pPr>
+      <w:bookmarkStart w:id="36" w:name="_Toc30891"/>
       <w:r>
         <w:rPr>
           <w:rFonts w:hint="default" w:ascii="Times New Roman" w:hAnsi="Times New Roman" w:eastAsia="微软雅黑" w:cs="Times New Roman"/>
@@ -3479,6 +4823,7 @@
         </w:rPr>
         <w:t xml:space="preserve"> Tab</w:t>
       </w:r>
+      <w:bookmarkEnd w:id="36"/>
     </w:p>
     <w:p>
       <w:pPr>
@@ -3603,11 +4948,14 @@
     <w:p>
       <w:pPr>
         <w:pStyle w:val="5"/>
-        <w:rPr>
-          <w:rFonts w:hint="default" w:ascii="Times New Roman" w:hAnsi="Times New Roman" w:eastAsia="微软雅黑" w:cs="Times New Roman"/>
-          <w:color w:val="auto"/>
-        </w:rPr>
-      </w:pPr>
+        <w:outlineLvl w:val="0"/>
+        <w:rPr>
+          <w:rFonts w:hint="default" w:ascii="Times New Roman" w:hAnsi="Times New Roman" w:eastAsia="微软雅黑" w:cs="Times New Roman"/>
+          <w:color w:val="auto"/>
+        </w:rPr>
+      </w:pPr>
+      <w:bookmarkStart w:id="37" w:name="_Toc20674"/>
+      <w:bookmarkStart w:id="38" w:name="_Toc12368"/>
       <w:r>
         <w:rPr>
           <w:rFonts w:hint="default" w:ascii="Times New Roman" w:hAnsi="Times New Roman" w:eastAsia="微软雅黑" w:cs="Times New Roman"/>
@@ -3615,6 +4963,8 @@
         </w:rPr>
         <w:t>检测结果</w:t>
       </w:r>
+      <w:bookmarkEnd w:id="37"/>
+      <w:bookmarkEnd w:id="38"/>
     </w:p>
     <w:p>
       <w:pPr>
@@ -3682,6 +5032,7 @@
     <w:p>
       <w:pPr>
         <w:pStyle w:val="5"/>
+        <w:outlineLvl w:val="9"/>
         <w:rPr>
           <w:rFonts w:hint="default" w:ascii="Times New Roman" w:hAnsi="Times New Roman" w:eastAsia="微软雅黑" w:cs="Times New Roman"/>
           <w:color w:val="auto"/>
@@ -3745,11 +5096,14 @@
     <w:p>
       <w:pPr>
         <w:pStyle w:val="4"/>
-        <w:rPr>
-          <w:rFonts w:hint="default" w:ascii="Times New Roman" w:hAnsi="Times New Roman" w:eastAsia="微软雅黑" w:cs="Times New Roman"/>
-          <w:color w:val="auto"/>
-        </w:rPr>
-      </w:pPr>
+        <w:outlineLvl w:val="0"/>
+        <w:rPr>
+          <w:rFonts w:hint="default" w:ascii="Times New Roman" w:hAnsi="Times New Roman" w:eastAsia="微软雅黑" w:cs="Times New Roman"/>
+          <w:color w:val="auto"/>
+        </w:rPr>
+      </w:pPr>
+      <w:bookmarkStart w:id="39" w:name="_Toc17100"/>
+      <w:bookmarkStart w:id="40" w:name="_Toc14388"/>
       <w:r>
         <w:rPr>
           <w:rFonts w:hint="default" w:ascii="Times New Roman" w:hAnsi="Times New Roman" w:eastAsia="微软雅黑" w:cs="Times New Roman"/>
@@ -3757,15 +5111,19 @@
         </w:rPr>
         <w:t>三、文档分析</w:t>
       </w:r>
+      <w:bookmarkEnd w:id="39"/>
+      <w:bookmarkEnd w:id="40"/>
     </w:p>
     <w:p>
       <w:pPr>
         <w:pStyle w:val="5"/>
-        <w:rPr>
-          <w:rFonts w:hint="default" w:ascii="Times New Roman" w:hAnsi="Times New Roman" w:eastAsia="微软雅黑" w:cs="Times New Roman"/>
-          <w:color w:val="auto"/>
-        </w:rPr>
-      </w:pPr>
+        <w:outlineLvl w:val="1"/>
+        <w:rPr>
+          <w:rFonts w:hint="default" w:ascii="Times New Roman" w:hAnsi="Times New Roman" w:eastAsia="微软雅黑" w:cs="Times New Roman"/>
+          <w:color w:val="auto"/>
+        </w:rPr>
+      </w:pPr>
+      <w:bookmarkStart w:id="41" w:name="_Toc3758"/>
       <w:r>
         <w:rPr>
           <w:rFonts w:hint="default" w:ascii="Times New Roman" w:hAnsi="Times New Roman" w:eastAsia="微软雅黑" w:cs="Times New Roman"/>
@@ -3773,6 +5131,7 @@
         </w:rPr>
         <w:t>3.1 上传文档</w:t>
       </w:r>
+      <w:bookmarkEnd w:id="41"/>
     </w:p>
     <w:p>
       <w:pPr>
@@ -3868,11 +5227,13 @@
     <w:p>
       <w:pPr>
         <w:pStyle w:val="5"/>
-        <w:rPr>
-          <w:rFonts w:hint="default" w:ascii="Times New Roman" w:hAnsi="Times New Roman" w:eastAsia="微软雅黑" w:cs="Times New Roman"/>
-          <w:color w:val="auto"/>
-        </w:rPr>
-      </w:pPr>
+        <w:outlineLvl w:val="1"/>
+        <w:rPr>
+          <w:rFonts w:hint="default" w:ascii="Times New Roman" w:hAnsi="Times New Roman" w:eastAsia="微软雅黑" w:cs="Times New Roman"/>
+          <w:color w:val="auto"/>
+        </w:rPr>
+      </w:pPr>
+      <w:bookmarkStart w:id="42" w:name="_Toc21044"/>
       <w:r>
         <w:rPr>
           <w:rFonts w:hint="default" w:ascii="Times New Roman" w:hAnsi="Times New Roman" w:eastAsia="微软雅黑" w:cs="Times New Roman"/>
@@ -3880,6 +5241,7 @@
         </w:rPr>
         <w:t>3.2 历史任务</w:t>
       </w:r>
+      <w:bookmarkEnd w:id="42"/>
     </w:p>
     <w:p>
       <w:pPr>
@@ -3931,11 +5293,13 @@
     <w:p>
       <w:pPr>
         <w:pStyle w:val="5"/>
-        <w:rPr>
-          <w:rFonts w:hint="default" w:ascii="Times New Roman" w:hAnsi="Times New Roman" w:eastAsia="微软雅黑" w:cs="Times New Roman"/>
-          <w:color w:val="auto"/>
-        </w:rPr>
-      </w:pPr>
+        <w:outlineLvl w:val="1"/>
+        <w:rPr>
+          <w:rFonts w:hint="default" w:ascii="Times New Roman" w:hAnsi="Times New Roman" w:eastAsia="微软雅黑" w:cs="Times New Roman"/>
+          <w:color w:val="auto"/>
+        </w:rPr>
+      </w:pPr>
+      <w:bookmarkStart w:id="43" w:name="_Toc10896"/>
       <w:r>
         <w:rPr>
           <w:rFonts w:hint="default" w:ascii="Times New Roman" w:hAnsi="Times New Roman" w:eastAsia="微软雅黑" w:cs="Times New Roman"/>
@@ -3943,6 +5307,7 @@
         </w:rPr>
         <w:t>3.3 分析图片</w:t>
       </w:r>
+      <w:bookmarkEnd w:id="43"/>
     </w:p>
     <w:p>
       <w:pPr>
@@ -4120,7 +5485,7 @@
     </w:p>
     <w:tbl>
       <w:tblPr>
-        <w:tblStyle w:val="49"/>
+        <w:tblStyle w:val="52"/>
         <w:tblW w:w="0" w:type="auto"/>
         <w:tblInd w:w="0" w:type="dxa"/>
         <w:tblBorders>
@@ -4549,11 +5914,13 @@
     <w:p>
       <w:pPr>
         <w:pStyle w:val="5"/>
-        <w:rPr>
-          <w:rFonts w:hint="default" w:ascii="Times New Roman" w:hAnsi="Times New Roman" w:eastAsia="微软雅黑" w:cs="Times New Roman"/>
-          <w:color w:val="auto"/>
-        </w:rPr>
-      </w:pPr>
+        <w:outlineLvl w:val="1"/>
+        <w:rPr>
+          <w:rFonts w:hint="default" w:ascii="Times New Roman" w:hAnsi="Times New Roman" w:eastAsia="微软雅黑" w:cs="Times New Roman"/>
+          <w:color w:val="auto"/>
+        </w:rPr>
+      </w:pPr>
+      <w:bookmarkStart w:id="44" w:name="_Toc12132"/>
       <w:r>
         <w:rPr>
           <w:rFonts w:hint="default" w:ascii="Times New Roman" w:hAnsi="Times New Roman" w:eastAsia="微软雅黑" w:cs="Times New Roman"/>
@@ -4561,6 +5928,7 @@
         </w:rPr>
         <w:t>3.4 查看结果</w:t>
       </w:r>
+      <w:bookmarkEnd w:id="44"/>
     </w:p>
     <w:p>
       <w:pPr>
@@ -4660,11 +6028,13 @@
     <w:p>
       <w:pPr>
         <w:pStyle w:val="5"/>
-        <w:rPr>
-          <w:rFonts w:hint="default" w:ascii="Times New Roman" w:hAnsi="Times New Roman" w:eastAsia="微软雅黑" w:cs="Times New Roman"/>
-          <w:color w:val="auto"/>
-        </w:rPr>
-      </w:pPr>
+        <w:outlineLvl w:val="1"/>
+        <w:rPr>
+          <w:rFonts w:hint="default" w:ascii="Times New Roman" w:hAnsi="Times New Roman" w:eastAsia="微软雅黑" w:cs="Times New Roman"/>
+          <w:color w:val="auto"/>
+        </w:rPr>
+      </w:pPr>
+      <w:bookmarkStart w:id="45" w:name="_Toc21285"/>
       <w:r>
         <w:rPr>
           <w:rFonts w:hint="default" w:ascii="Times New Roman" w:hAnsi="Times New Roman" w:eastAsia="微软雅黑" w:cs="Times New Roman"/>
@@ -4672,6 +6042,7 @@
         </w:rPr>
         <w:t>3.5 汇总报告</w:t>
       </w:r>
+      <w:bookmarkEnd w:id="45"/>
     </w:p>
     <w:p>
       <w:pPr>
@@ -4840,11 +6211,14 @@
     <w:p>
       <w:pPr>
         <w:pStyle w:val="4"/>
-        <w:rPr>
-          <w:rFonts w:hint="default" w:ascii="Times New Roman" w:hAnsi="Times New Roman" w:eastAsia="微软雅黑" w:cs="Times New Roman"/>
-          <w:color w:val="auto"/>
-        </w:rPr>
-      </w:pPr>
+        <w:outlineLvl w:val="0"/>
+        <w:rPr>
+          <w:rFonts w:hint="default" w:ascii="Times New Roman" w:hAnsi="Times New Roman" w:eastAsia="微软雅黑" w:cs="Times New Roman"/>
+          <w:color w:val="auto"/>
+        </w:rPr>
+      </w:pPr>
+      <w:bookmarkStart w:id="46" w:name="_Toc32089"/>
+      <w:bookmarkStart w:id="47" w:name="_Toc28946"/>
       <w:r>
         <w:rPr>
           <w:rFonts w:hint="default" w:ascii="Times New Roman" w:hAnsi="Times New Roman" w:eastAsia="微软雅黑" w:cs="Times New Roman"/>
@@ -4852,15 +6226,19 @@
         </w:rPr>
         <w:t>四、AI 分析说明</w:t>
       </w:r>
+      <w:bookmarkEnd w:id="46"/>
+      <w:bookmarkEnd w:id="47"/>
     </w:p>
     <w:p>
       <w:pPr>
         <w:pStyle w:val="5"/>
-        <w:rPr>
-          <w:rFonts w:hint="default" w:ascii="Times New Roman" w:hAnsi="Times New Roman" w:eastAsia="微软雅黑" w:cs="Times New Roman"/>
-          <w:color w:val="auto"/>
-        </w:rPr>
-      </w:pPr>
+        <w:outlineLvl w:val="1"/>
+        <w:rPr>
+          <w:rFonts w:hint="default" w:ascii="Times New Roman" w:hAnsi="Times New Roman" w:eastAsia="微软雅黑" w:cs="Times New Roman"/>
+          <w:color w:val="auto"/>
+        </w:rPr>
+      </w:pPr>
+      <w:bookmarkStart w:id="48" w:name="_Toc31173"/>
       <w:r>
         <w:rPr>
           <w:rFonts w:hint="default" w:ascii="Times New Roman" w:hAnsi="Times New Roman" w:eastAsia="微软雅黑" w:cs="Times New Roman"/>
@@ -4868,6 +6246,7 @@
         </w:rPr>
         <w:t>免责声明</w:t>
       </w:r>
+      <w:bookmarkEnd w:id="48"/>
     </w:p>
     <w:p>
       <w:pPr>
@@ -4888,6 +6267,7 @@
     <w:p>
       <w:pPr>
         <w:pStyle w:val="5"/>
+        <w:outlineLvl w:val="9"/>
         <w:rPr>
           <w:rFonts w:hint="default" w:ascii="Times New Roman" w:hAnsi="Times New Roman" w:eastAsia="微软雅黑" w:cs="Times New Roman"/>
           <w:color w:val="auto"/>
@@ -4968,6 +6348,7 @@
     <w:p>
       <w:pPr>
         <w:pStyle w:val="5"/>
+        <w:outlineLvl w:val="9"/>
         <w:rPr>
           <w:rFonts w:hint="default" w:ascii="Times New Roman" w:hAnsi="Times New Roman" w:eastAsia="微软雅黑" w:cs="Times New Roman"/>
           <w:color w:val="auto"/>
@@ -5047,11 +6428,13 @@
     <w:p>
       <w:pPr>
         <w:pStyle w:val="3"/>
-        <w:rPr>
-          <w:rFonts w:hint="default" w:ascii="Times New Roman" w:hAnsi="Times New Roman" w:eastAsia="微软雅黑" w:cs="Times New Roman"/>
-          <w:color w:val="auto"/>
-        </w:rPr>
-      </w:pPr>
+        <w:outlineLvl w:val="9"/>
+        <w:rPr>
+          <w:rFonts w:hint="default" w:ascii="Times New Roman" w:hAnsi="Times New Roman" w:eastAsia="微软雅黑" w:cs="Times New Roman"/>
+          <w:color w:val="auto"/>
+        </w:rPr>
+      </w:pPr>
+      <w:bookmarkStart w:id="49" w:name="_Toc7804"/>
       <w:r>
         <w:rPr>
           <w:rFonts w:hint="default" w:ascii="Times New Roman" w:hAnsi="Times New Roman" w:eastAsia="微软雅黑" w:cs="Times New Roman"/>
@@ -5059,6 +6442,7 @@
         </w:rPr>
         <w:t>API 文档</w:t>
       </w:r>
+      <w:bookmarkEnd w:id="49"/>
     </w:p>
     <w:p>
       <w:pPr>
@@ -5101,11 +6485,14 @@
     <w:p>
       <w:pPr>
         <w:pStyle w:val="4"/>
-        <w:rPr>
-          <w:rFonts w:hint="default" w:ascii="Times New Roman" w:hAnsi="Times New Roman" w:eastAsia="微软雅黑" w:cs="Times New Roman"/>
-          <w:color w:val="auto"/>
-        </w:rPr>
-      </w:pPr>
+        <w:outlineLvl w:val="0"/>
+        <w:rPr>
+          <w:rFonts w:hint="default" w:ascii="Times New Roman" w:hAnsi="Times New Roman" w:eastAsia="微软雅黑" w:cs="Times New Roman"/>
+          <w:color w:val="auto"/>
+        </w:rPr>
+      </w:pPr>
+      <w:bookmarkStart w:id="50" w:name="_Toc8474"/>
+      <w:bookmarkStart w:id="51" w:name="_Toc9927"/>
       <w:r>
         <w:rPr>
           <w:rFonts w:hint="default" w:ascii="Times New Roman" w:hAnsi="Times New Roman" w:eastAsia="微软雅黑" w:cs="Times New Roman"/>
@@ -5113,6 +6500,8 @@
         </w:rPr>
         <w:t>一、文档分析</w:t>
       </w:r>
+      <w:bookmarkEnd w:id="50"/>
+      <w:bookmarkEnd w:id="51"/>
     </w:p>
     <w:p>
       <w:pPr>
@@ -5125,11 +6514,13 @@
     <w:p>
       <w:pPr>
         <w:pStyle w:val="5"/>
-        <w:rPr>
-          <w:rFonts w:hint="default" w:ascii="Times New Roman" w:hAnsi="Times New Roman" w:eastAsia="微软雅黑" w:cs="Times New Roman"/>
-          <w:color w:val="auto"/>
-        </w:rPr>
-      </w:pPr>
+        <w:outlineLvl w:val="1"/>
+        <w:rPr>
+          <w:rFonts w:hint="default" w:ascii="Times New Roman" w:hAnsi="Times New Roman" w:eastAsia="微软雅黑" w:cs="Times New Roman"/>
+          <w:color w:val="auto"/>
+        </w:rPr>
+      </w:pPr>
+      <w:bookmarkStart w:id="52" w:name="_Toc27712"/>
       <w:r>
         <w:rPr>
           <w:rFonts w:hint="default" w:ascii="Times New Roman" w:hAnsi="Times New Roman" w:eastAsia="微软雅黑" w:cs="Times New Roman"/>
@@ -5137,6 +6528,7 @@
         </w:rPr>
         <w:t>POST /docx/upload</w:t>
       </w:r>
+      <w:bookmarkEnd w:id="52"/>
     </w:p>
     <w:p>
       <w:pPr>
@@ -5186,7 +6578,7 @@
     </w:p>
     <w:tbl>
       <w:tblPr>
-        <w:tblStyle w:val="49"/>
+        <w:tblStyle w:val="52"/>
         <w:tblW w:w="0" w:type="auto"/>
         <w:tblInd w:w="0" w:type="dxa"/>
         <w:tblBorders>
@@ -5220,6 +6612,12 @@
             <w:insideH w:val="single" w:color="4F81BD" w:themeColor="accent1" w:sz="8" w:space="0"/>
             <w:insideV w:val="single" w:color="4F81BD" w:themeColor="accent1" w:sz="8" w:space="0"/>
           </w:tblBorders>
+          <w:tblCellMar>
+            <w:top w:w="0" w:type="dxa"/>
+            <w:left w:w="108" w:type="dxa"/>
+            <w:bottom w:w="0" w:type="dxa"/>
+            <w:right w:w="108" w:type="dxa"/>
+          </w:tblCellMar>
         </w:tblPrEx>
         <w:tc>
           <w:tcPr>
@@ -5630,6 +7028,7 @@
     <w:p>
       <w:pPr>
         <w:pStyle w:val="5"/>
+        <w:outlineLvl w:val="9"/>
         <w:rPr>
           <w:rFonts w:hint="default" w:ascii="Times New Roman" w:hAnsi="Times New Roman" w:eastAsia="微软雅黑" w:cs="Times New Roman"/>
           <w:color w:val="auto"/>
@@ -5730,6 +7129,7 @@
     <w:p>
       <w:pPr>
         <w:pStyle w:val="5"/>
+        <w:outlineLvl w:val="9"/>
         <w:rPr>
           <w:rFonts w:hint="default" w:ascii="Times New Roman" w:hAnsi="Times New Roman" w:eastAsia="微软雅黑" w:cs="Times New Roman"/>
           <w:color w:val="auto"/>
@@ -6024,6 +7424,7 @@
     <w:p>
       <w:pPr>
         <w:pStyle w:val="5"/>
+        <w:outlineLvl w:val="9"/>
         <w:rPr>
           <w:rFonts w:hint="default" w:ascii="Times New Roman" w:hAnsi="Times New Roman" w:eastAsia="微软雅黑" w:cs="Times New Roman"/>
           <w:color w:val="auto"/>
@@ -6288,6 +7689,7 @@
     <w:p>
       <w:pPr>
         <w:pStyle w:val="5"/>
+        <w:outlineLvl w:val="9"/>
         <w:rPr>
           <w:rFonts w:hint="default" w:ascii="Times New Roman" w:hAnsi="Times New Roman" w:eastAsia="微软雅黑" w:cs="Times New Roman"/>
           <w:color w:val="auto"/>
@@ -6341,7 +7743,7 @@
     </w:p>
     <w:tbl>
       <w:tblPr>
-        <w:tblStyle w:val="49"/>
+        <w:tblStyle w:val="52"/>
         <w:tblW w:w="0" w:type="auto"/>
         <w:tblInd w:w="0" w:type="dxa"/>
         <w:tblBorders>
@@ -7166,6 +8568,7 @@
     <w:p>
       <w:pPr>
         <w:pStyle w:val="5"/>
+        <w:outlineLvl w:val="9"/>
         <w:rPr>
           <w:rFonts w:hint="default" w:ascii="Times New Roman" w:hAnsi="Times New Roman" w:eastAsia="微软雅黑" w:cs="Times New Roman"/>
           <w:color w:val="auto"/>
@@ -7212,6 +8615,7 @@
     <w:p>
       <w:pPr>
         <w:pStyle w:val="5"/>
+        <w:outlineLvl w:val="9"/>
         <w:rPr>
           <w:rFonts w:hint="default" w:ascii="Times New Roman" w:hAnsi="Times New Roman" w:eastAsia="微软雅黑" w:cs="Times New Roman"/>
           <w:color w:val="auto"/>
@@ -7258,6 +8662,7 @@
     <w:p>
       <w:pPr>
         <w:pStyle w:val="5"/>
+        <w:outlineLvl w:val="9"/>
         <w:rPr>
           <w:rFonts w:hint="default" w:ascii="Times New Roman" w:hAnsi="Times New Roman" w:eastAsia="微软雅黑" w:cs="Times New Roman"/>
           <w:color w:val="auto"/>
@@ -7522,6 +8927,7 @@
     <w:p>
       <w:pPr>
         <w:pStyle w:val="5"/>
+        <w:outlineLvl w:val="9"/>
         <w:rPr>
           <w:rFonts w:hint="default" w:ascii="Times New Roman" w:hAnsi="Times New Roman" w:eastAsia="微软雅黑" w:cs="Times New Roman"/>
           <w:color w:val="auto"/>
@@ -7568,6 +8974,7 @@
     <w:p>
       <w:pPr>
         <w:pStyle w:val="5"/>
+        <w:outlineLvl w:val="9"/>
         <w:rPr>
           <w:rFonts w:hint="default" w:ascii="Times New Roman" w:hAnsi="Times New Roman" w:eastAsia="微软雅黑" w:cs="Times New Roman"/>
           <w:color w:val="auto"/>
@@ -7622,11 +9029,14 @@
     <w:p>
       <w:pPr>
         <w:pStyle w:val="4"/>
-        <w:rPr>
-          <w:rFonts w:hint="default" w:ascii="Times New Roman" w:hAnsi="Times New Roman" w:eastAsia="微软雅黑" w:cs="Times New Roman"/>
-          <w:color w:val="auto"/>
-        </w:rPr>
-      </w:pPr>
+        <w:outlineLvl w:val="0"/>
+        <w:rPr>
+          <w:rFonts w:hint="default" w:ascii="Times New Roman" w:hAnsi="Times New Roman" w:eastAsia="微软雅黑" w:cs="Times New Roman"/>
+          <w:color w:val="auto"/>
+        </w:rPr>
+      </w:pPr>
+      <w:bookmarkStart w:id="53" w:name="_Toc17039"/>
+      <w:bookmarkStart w:id="54" w:name="_Toc12017"/>
       <w:r>
         <w:rPr>
           <w:rFonts w:hint="default" w:ascii="Times New Roman" w:hAnsi="Times New Roman" w:eastAsia="微软雅黑" w:cs="Times New Roman"/>
@@ -7634,15 +9044,20 @@
         </w:rPr>
         <w:t>二、图片检测</w:t>
       </w:r>
+      <w:bookmarkEnd w:id="53"/>
+      <w:bookmarkEnd w:id="54"/>
     </w:p>
     <w:p>
       <w:pPr>
         <w:pStyle w:val="5"/>
-        <w:rPr>
-          <w:rFonts w:hint="default" w:ascii="Times New Roman" w:hAnsi="Times New Roman" w:eastAsia="微软雅黑" w:cs="Times New Roman"/>
-          <w:color w:val="auto"/>
-        </w:rPr>
-      </w:pPr>
+        <w:outlineLvl w:val="0"/>
+        <w:rPr>
+          <w:rFonts w:hint="default" w:ascii="Times New Roman" w:hAnsi="Times New Roman" w:eastAsia="微软雅黑" w:cs="Times New Roman"/>
+          <w:color w:val="auto"/>
+        </w:rPr>
+      </w:pPr>
+      <w:bookmarkStart w:id="55" w:name="_Toc26319"/>
+      <w:bookmarkStart w:id="56" w:name="_Toc31750"/>
       <w:r>
         <w:rPr>
           <w:rFonts w:hint="default" w:ascii="Times New Roman" w:hAnsi="Times New Roman" w:eastAsia="微软雅黑" w:cs="Times New Roman"/>
@@ -7650,6 +9065,8 @@
         </w:rPr>
         <w:t>POST /detection/detect</w:t>
       </w:r>
+      <w:bookmarkEnd w:id="55"/>
+      <w:bookmarkEnd w:id="56"/>
     </w:p>
     <w:p>
       <w:pPr>
@@ -7699,7 +9116,7 @@
     </w:p>
     <w:tbl>
       <w:tblPr>
-        <w:tblStyle w:val="49"/>
+        <w:tblStyle w:val="52"/>
         <w:tblW w:w="0" w:type="auto"/>
         <w:tblInd w:w="0" w:type="dxa"/>
         <w:tblBorders>
@@ -8163,11 +9580,14 @@
     <w:p>
       <w:pPr>
         <w:pStyle w:val="5"/>
-        <w:rPr>
-          <w:rFonts w:hint="default" w:ascii="Times New Roman" w:hAnsi="Times New Roman" w:eastAsia="微软雅黑" w:cs="Times New Roman"/>
-          <w:color w:val="auto"/>
-        </w:rPr>
-      </w:pPr>
+        <w:outlineLvl w:val="0"/>
+        <w:rPr>
+          <w:rFonts w:hint="default" w:ascii="Times New Roman" w:hAnsi="Times New Roman" w:eastAsia="微软雅黑" w:cs="Times New Roman"/>
+          <w:color w:val="auto"/>
+        </w:rPr>
+      </w:pPr>
+      <w:bookmarkStart w:id="57" w:name="_Toc22839"/>
+      <w:bookmarkStart w:id="58" w:name="_Toc32701"/>
       <w:r>
         <w:rPr>
           <w:rFonts w:hint="default" w:ascii="Times New Roman" w:hAnsi="Times New Roman" w:eastAsia="微软雅黑" w:cs="Times New Roman"/>
@@ -8175,6 +9595,8 @@
         </w:rPr>
         <w:t>GET /detection/model/status</w:t>
       </w:r>
+      <w:bookmarkEnd w:id="57"/>
+      <w:bookmarkEnd w:id="58"/>
     </w:p>
     <w:p>
       <w:pPr>
@@ -8244,16 +9666,22 @@
           <w:color w:val="auto"/>
         </w:rPr>
       </w:pPr>
+      <w:bookmarkStart w:id="62" w:name="_GoBack"/>
+      <w:bookmarkEnd w:id="62"/>
     </w:p>
     <w:p>
       <w:pPr>
         <w:pStyle w:val="3"/>
+        <w:outlineLvl w:val="0"/>
         <w:rPr>
           <w:rFonts w:hint="eastAsia" w:ascii="Times New Roman" w:hAnsi="Times New Roman" w:eastAsia="微软雅黑" w:cs="Times New Roman"/>
           <w:color w:val="auto"/>
           <w:lang w:val="en-US" w:eastAsia="zh-CN"/>
         </w:rPr>
       </w:pPr>
+      <w:bookmarkStart w:id="59" w:name="_Toc8077"/>
+      <w:bookmarkStart w:id="60" w:name="_Toc9847"/>
+      <w:bookmarkStart w:id="61" w:name="_Toc8355"/>
       <w:r>
         <w:rPr>
           <w:rFonts w:hint="eastAsia" w:ascii="Times New Roman" w:hAnsi="Times New Roman" w:eastAsia="微软雅黑" w:cs="Times New Roman"/>
@@ -8262,6 +9690,9 @@
         </w:rPr>
         <w:t>系统示意图</w:t>
       </w:r>
+      <w:bookmarkEnd w:id="59"/>
+      <w:bookmarkEnd w:id="60"/>
+      <w:bookmarkEnd w:id="61"/>
     </w:p>
     <w:p>
       <w:pPr>
@@ -8269,9 +9700,324 @@
           <w:rFonts w:hint="eastAsia"/>
           <w:lang w:val="en-US" w:eastAsia="zh-CN"/>
         </w:rPr>
-      </w:pPr>
-      <w:bookmarkStart w:id="0" w:name="_GoBack"/>
-      <w:bookmarkEnd w:id="0"/>
+        <w:sectPr>
+          <w:pgSz w:w="12240" w:h="15840"/>
+          <w:pgMar w:top="1440" w:right="1800" w:bottom="1440" w:left="1800" w:header="720" w:footer="720" w:gutter="0"/>
+          <w:cols w:space="720" w:num="1"/>
+          <w:docGrid w:linePitch="360" w:charSpace="0"/>
+        </w:sectPr>
+      </w:pPr>
+      <w:r>
+        <w:drawing>
+          <wp:inline distT="0" distB="0" distL="114300" distR="114300">
+            <wp:extent cx="5475605" cy="2923540"/>
+            <wp:effectExtent l="0" t="0" r="10795" b="10160"/>
+            <wp:docPr id="2" name="图片 1"/>
+            <wp:cNvGraphicFramePr>
+              <a:graphicFrameLocks xmlns:a="http://schemas.openxmlformats.org/drawingml/2006/main" noChangeAspect="1"/>
+            </wp:cNvGraphicFramePr>
+            <a:graphic xmlns:a="http://schemas.openxmlformats.org/drawingml/2006/main">
+              <a:graphicData uri="http://schemas.openxmlformats.org/drawingml/2006/picture">
+                <pic:pic xmlns:pic="http://schemas.openxmlformats.org/drawingml/2006/picture">
+                  <pic:nvPicPr>
+                    <pic:cNvPr id="2" name="图片 1"/>
+                    <pic:cNvPicPr>
+                      <a:picLocks noChangeAspect="1"/>
+                    </pic:cNvPicPr>
+                  </pic:nvPicPr>
+                  <pic:blipFill>
+                    <a:blip r:embed="rId6"/>
+                    <a:stretch>
+                      <a:fillRect/>
+                    </a:stretch>
+                  </pic:blipFill>
+                  <pic:spPr>
+                    <a:xfrm>
+                      <a:off x="0" y="0"/>
+                      <a:ext cx="5475605" cy="2923540"/>
+                    </a:xfrm>
+                    <a:prstGeom prst="rect">
+                      <a:avLst/>
+                    </a:prstGeom>
+                    <a:noFill/>
+                    <a:ln>
+                      <a:noFill/>
+                    </a:ln>
+                  </pic:spPr>
+                </pic:pic>
+              </a:graphicData>
+            </a:graphic>
+          </wp:inline>
+        </w:drawing>
+      </w:r>
+      <w:r>
+        <w:drawing>
+          <wp:inline distT="0" distB="0" distL="114300" distR="114300">
+            <wp:extent cx="5486400" cy="3854450"/>
+            <wp:effectExtent l="0" t="0" r="0" b="12700"/>
+            <wp:docPr id="3" name="图片 2"/>
+            <wp:cNvGraphicFramePr>
+              <a:graphicFrameLocks xmlns:a="http://schemas.openxmlformats.org/drawingml/2006/main" noChangeAspect="1"/>
+            </wp:cNvGraphicFramePr>
+            <a:graphic xmlns:a="http://schemas.openxmlformats.org/drawingml/2006/main">
+              <a:graphicData uri="http://schemas.openxmlformats.org/drawingml/2006/picture">
+                <pic:pic xmlns:pic="http://schemas.openxmlformats.org/drawingml/2006/picture">
+                  <pic:nvPicPr>
+                    <pic:cNvPr id="3" name="图片 2"/>
+                    <pic:cNvPicPr>
+                      <a:picLocks noChangeAspect="1"/>
+                    </pic:cNvPicPr>
+                  </pic:nvPicPr>
+                  <pic:blipFill>
+                    <a:blip r:embed="rId7"/>
+                    <a:stretch>
+                      <a:fillRect/>
+                    </a:stretch>
+                  </pic:blipFill>
+                  <pic:spPr>
+                    <a:xfrm>
+                      <a:off x="0" y="0"/>
+                      <a:ext cx="5486400" cy="3854450"/>
+                    </a:xfrm>
+                    <a:prstGeom prst="rect">
+                      <a:avLst/>
+                    </a:prstGeom>
+                    <a:noFill/>
+                    <a:ln>
+                      <a:noFill/>
+                    </a:ln>
+                  </pic:spPr>
+                </pic:pic>
+              </a:graphicData>
+            </a:graphic>
+          </wp:inline>
+        </w:drawing>
+      </w:r>
+      <w:r>
+        <w:drawing>
+          <wp:inline distT="0" distB="0" distL="114300" distR="114300">
+            <wp:extent cx="5473700" cy="3275965"/>
+            <wp:effectExtent l="0" t="0" r="12700" b="635"/>
+            <wp:docPr id="4" name="图片 3"/>
+            <wp:cNvGraphicFramePr>
+              <a:graphicFrameLocks xmlns:a="http://schemas.openxmlformats.org/drawingml/2006/main" noChangeAspect="1"/>
+            </wp:cNvGraphicFramePr>
+            <a:graphic xmlns:a="http://schemas.openxmlformats.org/drawingml/2006/main">
+              <a:graphicData uri="http://schemas.openxmlformats.org/drawingml/2006/picture">
+                <pic:pic xmlns:pic="http://schemas.openxmlformats.org/drawingml/2006/picture">
+                  <pic:nvPicPr>
+                    <pic:cNvPr id="4" name="图片 3"/>
+                    <pic:cNvPicPr>
+                      <a:picLocks noChangeAspect="1"/>
+                    </pic:cNvPicPr>
+                  </pic:nvPicPr>
+                  <pic:blipFill>
+                    <a:blip r:embed="rId8"/>
+                    <a:stretch>
+                      <a:fillRect/>
+                    </a:stretch>
+                  </pic:blipFill>
+                  <pic:spPr>
+                    <a:xfrm>
+                      <a:off x="0" y="0"/>
+                      <a:ext cx="5473700" cy="3275965"/>
+                    </a:xfrm>
+                    <a:prstGeom prst="rect">
+                      <a:avLst/>
+                    </a:prstGeom>
+                    <a:noFill/>
+                    <a:ln>
+                      <a:noFill/>
+                    </a:ln>
+                  </pic:spPr>
+                </pic:pic>
+              </a:graphicData>
+            </a:graphic>
+          </wp:inline>
+        </w:drawing>
+      </w:r>
+      <w:r>
+        <w:drawing>
+          <wp:inline distT="0" distB="0" distL="114300" distR="114300">
+            <wp:extent cx="5480050" cy="4431665"/>
+            <wp:effectExtent l="0" t="0" r="6350" b="6985"/>
+            <wp:docPr id="5" name="图片 4"/>
+            <wp:cNvGraphicFramePr>
+              <a:graphicFrameLocks xmlns:a="http://schemas.openxmlformats.org/drawingml/2006/main" noChangeAspect="1"/>
+            </wp:cNvGraphicFramePr>
+            <a:graphic xmlns:a="http://schemas.openxmlformats.org/drawingml/2006/main">
+              <a:graphicData uri="http://schemas.openxmlformats.org/drawingml/2006/picture">
+                <pic:pic xmlns:pic="http://schemas.openxmlformats.org/drawingml/2006/picture">
+                  <pic:nvPicPr>
+                    <pic:cNvPr id="5" name="图片 4"/>
+                    <pic:cNvPicPr>
+                      <a:picLocks noChangeAspect="1"/>
+                    </pic:cNvPicPr>
+                  </pic:nvPicPr>
+                  <pic:blipFill>
+                    <a:blip r:embed="rId9"/>
+                    <a:stretch>
+                      <a:fillRect/>
+                    </a:stretch>
+                  </pic:blipFill>
+                  <pic:spPr>
+                    <a:xfrm>
+                      <a:off x="0" y="0"/>
+                      <a:ext cx="5480050" cy="4431665"/>
+                    </a:xfrm>
+                    <a:prstGeom prst="rect">
+                      <a:avLst/>
+                    </a:prstGeom>
+                    <a:noFill/>
+                    <a:ln>
+                      <a:noFill/>
+                    </a:ln>
+                  </pic:spPr>
+                </pic:pic>
+              </a:graphicData>
+            </a:graphic>
+          </wp:inline>
+        </w:drawing>
+      </w:r>
+      <w:r>
+        <w:drawing>
+          <wp:inline distT="0" distB="0" distL="114300" distR="114300">
+            <wp:extent cx="5478780" cy="2908300"/>
+            <wp:effectExtent l="0" t="0" r="7620" b="6350"/>
+            <wp:docPr id="6" name="图片 5"/>
+            <wp:cNvGraphicFramePr>
+              <a:graphicFrameLocks xmlns:a="http://schemas.openxmlformats.org/drawingml/2006/main" noChangeAspect="1"/>
+            </wp:cNvGraphicFramePr>
+            <a:graphic xmlns:a="http://schemas.openxmlformats.org/drawingml/2006/main">
+              <a:graphicData uri="http://schemas.openxmlformats.org/drawingml/2006/picture">
+                <pic:pic xmlns:pic="http://schemas.openxmlformats.org/drawingml/2006/picture">
+                  <pic:nvPicPr>
+                    <pic:cNvPr id="6" name="图片 5"/>
+                    <pic:cNvPicPr>
+                      <a:picLocks noChangeAspect="1"/>
+                    </pic:cNvPicPr>
+                  </pic:nvPicPr>
+                  <pic:blipFill>
+                    <a:blip r:embed="rId10"/>
+                    <a:stretch>
+                      <a:fillRect/>
+                    </a:stretch>
+                  </pic:blipFill>
+                  <pic:spPr>
+                    <a:xfrm>
+                      <a:off x="0" y="0"/>
+                      <a:ext cx="5478780" cy="2908300"/>
+                    </a:xfrm>
+                    <a:prstGeom prst="rect">
+                      <a:avLst/>
+                    </a:prstGeom>
+                    <a:noFill/>
+                    <a:ln>
+                      <a:noFill/>
+                    </a:ln>
+                  </pic:spPr>
+                </pic:pic>
+              </a:graphicData>
+            </a:graphic>
+          </wp:inline>
+        </w:drawing>
+      </w:r>
+      <w:r>
+        <w:drawing>
+          <wp:inline distT="0" distB="0" distL="114300" distR="114300">
+            <wp:extent cx="5449570" cy="2251710"/>
+            <wp:effectExtent l="0" t="0" r="17780" b="15240"/>
+            <wp:docPr id="7" name="图片 6"/>
+            <wp:cNvGraphicFramePr>
+              <a:graphicFrameLocks xmlns:a="http://schemas.openxmlformats.org/drawingml/2006/main" noChangeAspect="1"/>
+            </wp:cNvGraphicFramePr>
+            <a:graphic xmlns:a="http://schemas.openxmlformats.org/drawingml/2006/main">
+              <a:graphicData uri="http://schemas.openxmlformats.org/drawingml/2006/picture">
+                <pic:pic xmlns:pic="http://schemas.openxmlformats.org/drawingml/2006/picture">
+                  <pic:nvPicPr>
+                    <pic:cNvPr id="7" name="图片 6"/>
+                    <pic:cNvPicPr>
+                      <a:picLocks noChangeAspect="1"/>
+                    </pic:cNvPicPr>
+                  </pic:nvPicPr>
+                  <pic:blipFill>
+                    <a:blip r:embed="rId11"/>
+                    <a:stretch>
+                      <a:fillRect/>
+                    </a:stretch>
+                  </pic:blipFill>
+                  <pic:spPr>
+                    <a:xfrm>
+                      <a:off x="0" y="0"/>
+                      <a:ext cx="5449570" cy="2251710"/>
+                    </a:xfrm>
+                    <a:prstGeom prst="rect">
+                      <a:avLst/>
+                    </a:prstGeom>
+                    <a:noFill/>
+                    <a:ln>
+                      <a:noFill/>
+                    </a:ln>
+                  </pic:spPr>
+                </pic:pic>
+              </a:graphicData>
+            </a:graphic>
+          </wp:inline>
+        </w:drawing>
+      </w:r>
+      <w:r>
+        <w:drawing>
+          <wp:inline distT="0" distB="0" distL="114300" distR="114300">
+            <wp:extent cx="5356860" cy="2945765"/>
+            <wp:effectExtent l="0" t="0" r="15240" b="6985"/>
+            <wp:docPr id="8" name="图片 7"/>
+            <wp:cNvGraphicFramePr>
+              <a:graphicFrameLocks xmlns:a="http://schemas.openxmlformats.org/drawingml/2006/main" noChangeAspect="1"/>
+            </wp:cNvGraphicFramePr>
+            <a:graphic xmlns:a="http://schemas.openxmlformats.org/drawingml/2006/main">
+              <a:graphicData uri="http://schemas.openxmlformats.org/drawingml/2006/picture">
+                <pic:pic xmlns:pic="http://schemas.openxmlformats.org/drawingml/2006/picture">
+                  <pic:nvPicPr>
+                    <pic:cNvPr id="8" name="图片 7"/>
+                    <pic:cNvPicPr>
+                      <a:picLocks noChangeAspect="1"/>
+                    </pic:cNvPicPr>
+                  </pic:nvPicPr>
+                  <pic:blipFill>
+                    <a:blip r:embed="rId12"/>
+                    <a:stretch>
+                      <a:fillRect/>
+                    </a:stretch>
+                  </pic:blipFill>
+                  <pic:spPr>
+                    <a:xfrm>
+                      <a:off x="0" y="0"/>
+                      <a:ext cx="5356860" cy="2945765"/>
+                    </a:xfrm>
+                    <a:prstGeom prst="rect">
+                      <a:avLst/>
+                    </a:prstGeom>
+                    <a:noFill/>
+                    <a:ln>
+                      <a:noFill/>
+                    </a:ln>
+                  </pic:spPr>
+                </pic:pic>
+              </a:graphicData>
+            </a:graphic>
+          </wp:inline>
+        </w:drawing>
+      </w:r>
+    </w:p>
+    <w:p>
+      <w:pPr>
+        <w:rPr>
+          <w:rFonts w:hint="eastAsia" w:asciiTheme="minorHAnsi" w:hAnsiTheme="minorHAnsi" w:eastAsiaTheme="minorEastAsia" w:cstheme="minorBidi"/>
+          <w:sz w:val="21"/>
+          <w:szCs w:val="22"/>
+          <w:lang w:val="en-US" w:eastAsia="zh-CN" w:bidi="ar-SA"/>
+        </w:rPr>
+      </w:pPr>
     </w:p>
     <w:sectPr>
       <w:pgSz w:w="12240" w:h="15840"/>
@@ -8516,7 +10262,7 @@
     <w:lsdException w:uiPriority="99" w:name="footnote text"/>
     <w:lsdException w:uiPriority="99" w:name="annotation text"/>
     <w:lsdException w:uiPriority="99" w:semiHidden="0" w:name="header"/>
-    <w:lsdException w:uiPriority="99" w:semiHidden="0" w:name="footer"/>
+    <w:lsdException w:qFormat="1" w:uiPriority="99" w:semiHidden="0" w:name="footer"/>
     <w:lsdException w:uiPriority="99" w:name="index heading"/>
     <w:lsdException w:qFormat="1" w:uiPriority="35" w:name="caption"/>
     <w:lsdException w:uiPriority="99" w:name="table of figures"/>
@@ -8532,7 +10278,7 @@
     <w:lsdException w:uiPriority="99" w:semiHidden="0" w:name="macro"/>
     <w:lsdException w:uiPriority="99" w:name="toa heading"/>
     <w:lsdException w:uiPriority="99" w:semiHidden="0" w:name="List"/>
-    <w:lsdException w:uiPriority="99" w:semiHidden="0" w:name="List Bullet"/>
+    <w:lsdException w:qFormat="1" w:uiPriority="99" w:semiHidden="0" w:name="List Bullet"/>
     <w:lsdException w:uiPriority="99" w:semiHidden="0" w:name="List Number"/>
     <w:lsdException w:uiPriority="99" w:semiHidden="0" w:name="List 2"/>
     <w:lsdException w:uiPriority="99" w:semiHidden="0" w:name="List 3"/>
@@ -8554,7 +10300,7 @@
     <w:lsdException w:uiPriority="99" w:name="Body Text Indent"/>
     <w:lsdException w:uiPriority="99" w:semiHidden="0" w:name="List Continue"/>
     <w:lsdException w:uiPriority="99" w:semiHidden="0" w:name="List Continue 2"/>
-    <w:lsdException w:uiPriority="99" w:semiHidden="0" w:name="List Continue 3"/>
+    <w:lsdException w:qFormat="1" w:uiPriority="99" w:semiHidden="0" w:name="List Continue 3"/>
     <w:lsdException w:uiPriority="99" w:name="List Continue 4"/>
     <w:lsdException w:uiPriority="99" w:name="List Continue 5"/>
     <w:lsdException w:uiPriority="99" w:name="Message Header"/>
@@ -8564,8 +10310,8 @@
     <w:lsdException w:uiPriority="99" w:name="Body Text First Indent"/>
     <w:lsdException w:uiPriority="99" w:name="Body Text First Indent 2"/>
     <w:lsdException w:uiPriority="99" w:name="Note Heading"/>
-    <w:lsdException w:uiPriority="99" w:semiHidden="0" w:name="Body Text 2"/>
-    <w:lsdException w:uiPriority="99" w:semiHidden="0" w:name="Body Text 3"/>
+    <w:lsdException w:qFormat="1" w:uiPriority="99" w:semiHidden="0" w:name="Body Text 2"/>
+    <w:lsdException w:qFormat="1" w:uiPriority="99" w:semiHidden="0" w:name="Body Text 3"/>
     <w:lsdException w:uiPriority="99" w:name="Body Text Indent 2"/>
     <w:lsdException w:uiPriority="99" w:name="Body Text Indent 3"/>
     <w:lsdException w:uiPriority="99" w:name="Block Text"/>
@@ -8632,17 +10378,17 @@
     <w:lsdException w:uiPriority="99" w:name="Table Web 2"/>
     <w:lsdException w:uiPriority="99" w:name="Table Web 3"/>
     <w:lsdException w:uiPriority="99" w:name="Balloon Text"/>
-    <w:lsdException w:unhideWhenUsed="0" w:uiPriority="59" w:semiHidden="0" w:name="Table Grid"/>
+    <w:lsdException w:qFormat="1" w:unhideWhenUsed="0" w:uiPriority="59" w:semiHidden="0" w:name="Table Grid"/>
     <w:lsdException w:uiPriority="99" w:name="Table Theme"/>
     <w:lsdException w:qFormat="1" w:unhideWhenUsed="0" w:uiPriority="1" w:semiHidden="0" w:name="No Spacing"/>
     <w:lsdException w:unhideWhenUsed="0" w:uiPriority="60" w:semiHidden="0" w:name="Light Shading"/>
-    <w:lsdException w:unhideWhenUsed="0" w:uiPriority="61" w:semiHidden="0" w:name="Light List"/>
-    <w:lsdException w:unhideWhenUsed="0" w:uiPriority="62" w:semiHidden="0" w:name="Light Grid"/>
-    <w:lsdException w:unhideWhenUsed="0" w:uiPriority="63" w:semiHidden="0" w:name="Medium Shading 1"/>
-    <w:lsdException w:unhideWhenUsed="0" w:uiPriority="64" w:semiHidden="0" w:name="Medium Shading 2"/>
-    <w:lsdException w:unhideWhenUsed="0" w:uiPriority="65" w:semiHidden="0" w:name="Medium List 1"/>
+    <w:lsdException w:qFormat="1" w:unhideWhenUsed="0" w:uiPriority="61" w:semiHidden="0" w:name="Light List"/>
+    <w:lsdException w:qFormat="1" w:unhideWhenUsed="0" w:uiPriority="62" w:semiHidden="0" w:name="Light Grid"/>
+    <w:lsdException w:qFormat="1" w:unhideWhenUsed="0" w:uiPriority="63" w:semiHidden="0" w:name="Medium Shading 1"/>
+    <w:lsdException w:qFormat="1" w:unhideWhenUsed="0" w:uiPriority="64" w:semiHidden="0" w:name="Medium Shading 2"/>
+    <w:lsdException w:qFormat="1" w:unhideWhenUsed="0" w:uiPriority="65" w:semiHidden="0" w:name="Medium List 1"/>
     <w:lsdException w:unhideWhenUsed="0" w:uiPriority="66" w:semiHidden="0" w:name="Medium List 2"/>
-    <w:lsdException w:unhideWhenUsed="0" w:uiPriority="67" w:semiHidden="0" w:name="Medium Grid 1"/>
+    <w:lsdException w:qFormat="1" w:unhideWhenUsed="0" w:uiPriority="67" w:semiHidden="0" w:name="Medium Grid 1"/>
     <w:lsdException w:unhideWhenUsed="0" w:uiPriority="68" w:semiHidden="0" w:name="Medium Grid 2"/>
     <w:lsdException w:unhideWhenUsed="0" w:uiPriority="69" w:semiHidden="0" w:name="Medium Grid 3"/>
     <w:lsdException w:qFormat="1" w:unhideWhenUsed="0" w:uiPriority="70" w:semiHidden="0" w:name="Dark List"/>
@@ -8650,44 +10396,44 @@
     <w:lsdException w:unhideWhenUsed="0" w:uiPriority="72" w:semiHidden="0" w:name="Colorful List"/>
     <w:lsdException w:unhideWhenUsed="0" w:uiPriority="73" w:semiHidden="0" w:name="Colorful Grid"/>
     <w:lsdException w:unhideWhenUsed="0" w:uiPriority="60" w:semiHidden="0" w:name="Light Shading Accent 1"/>
-    <w:lsdException w:unhideWhenUsed="0" w:uiPriority="61" w:semiHidden="0" w:name="Light List Accent 1"/>
+    <w:lsdException w:qFormat="1" w:unhideWhenUsed="0" w:uiPriority="61" w:semiHidden="0" w:name="Light List Accent 1"/>
     <w:lsdException w:unhideWhenUsed="0" w:uiPriority="62" w:semiHidden="0" w:name="Light Grid Accent 1"/>
-    <w:lsdException w:unhideWhenUsed="0" w:uiPriority="63" w:semiHidden="0" w:name="Medium Shading 1 Accent 1"/>
-    <w:lsdException w:unhideWhenUsed="0" w:uiPriority="64" w:semiHidden="0" w:name="Medium Shading 2 Accent 1"/>
-    <w:lsdException w:unhideWhenUsed="0" w:uiPriority="65" w:semiHidden="0" w:name="Medium List 1 Accent 1"/>
+    <w:lsdException w:qFormat="1" w:unhideWhenUsed="0" w:uiPriority="63" w:semiHidden="0" w:name="Medium Shading 1 Accent 1"/>
+    <w:lsdException w:qFormat="1" w:unhideWhenUsed="0" w:uiPriority="64" w:semiHidden="0" w:name="Medium Shading 2 Accent 1"/>
+    <w:lsdException w:qFormat="1" w:unhideWhenUsed="0" w:uiPriority="65" w:semiHidden="0" w:name="Medium List 1 Accent 1"/>
     <w:lsdException w:qFormat="1" w:unhideWhenUsed="0" w:uiPriority="34" w:semiHidden="0" w:name="List Paragraph"/>
     <w:lsdException w:qFormat="1" w:unhideWhenUsed="0" w:uiPriority="29" w:semiHidden="0" w:name="Quote"/>
     <w:lsdException w:qFormat="1" w:unhideWhenUsed="0" w:uiPriority="30" w:semiHidden="0" w:name="Intense Quote"/>
-    <w:lsdException w:unhideWhenUsed="0" w:uiPriority="66" w:semiHidden="0" w:name="Medium List 2 Accent 1"/>
-    <w:lsdException w:unhideWhenUsed="0" w:uiPriority="67" w:semiHidden="0" w:name="Medium Grid 1 Accent 1"/>
+    <w:lsdException w:qFormat="1" w:unhideWhenUsed="0" w:uiPriority="66" w:semiHidden="0" w:name="Medium List 2 Accent 1"/>
+    <w:lsdException w:qFormat="1" w:unhideWhenUsed="0" w:uiPriority="67" w:semiHidden="0" w:name="Medium Grid 1 Accent 1"/>
     <w:lsdException w:unhideWhenUsed="0" w:uiPriority="68" w:semiHidden="0" w:name="Medium Grid 2 Accent 1"/>
     <w:lsdException w:unhideWhenUsed="0" w:uiPriority="69" w:semiHidden="0" w:name="Medium Grid 3 Accent 1"/>
-    <w:lsdException w:unhideWhenUsed="0" w:uiPriority="70" w:semiHidden="0" w:name="Dark List Accent 1"/>
+    <w:lsdException w:qFormat="1" w:unhideWhenUsed="0" w:uiPriority="70" w:semiHidden="0" w:name="Dark List Accent 1"/>
     <w:lsdException w:unhideWhenUsed="0" w:uiPriority="71" w:semiHidden="0" w:name="Colorful Shading Accent 1"/>
     <w:lsdException w:unhideWhenUsed="0" w:uiPriority="72" w:semiHidden="0" w:name="Colorful List Accent 1"/>
     <w:lsdException w:unhideWhenUsed="0" w:uiPriority="73" w:semiHidden="0" w:name="Colorful Grid Accent 1"/>
     <w:lsdException w:unhideWhenUsed="0" w:uiPriority="60" w:semiHidden="0" w:name="Light Shading Accent 2"/>
     <w:lsdException w:unhideWhenUsed="0" w:uiPriority="61" w:semiHidden="0" w:name="Light List Accent 2"/>
-    <w:lsdException w:unhideWhenUsed="0" w:uiPriority="62" w:semiHidden="0" w:name="Light Grid Accent 2"/>
-    <w:lsdException w:unhideWhenUsed="0" w:uiPriority="63" w:semiHidden="0" w:name="Medium Shading 1 Accent 2"/>
-    <w:lsdException w:unhideWhenUsed="0" w:uiPriority="64" w:semiHidden="0" w:name="Medium Shading 2 Accent 2"/>
+    <w:lsdException w:qFormat="1" w:unhideWhenUsed="0" w:uiPriority="62" w:semiHidden="0" w:name="Light Grid Accent 2"/>
+    <w:lsdException w:qFormat="1" w:unhideWhenUsed="0" w:uiPriority="63" w:semiHidden="0" w:name="Medium Shading 1 Accent 2"/>
+    <w:lsdException w:qFormat="1" w:unhideWhenUsed="0" w:uiPriority="64" w:semiHidden="0" w:name="Medium Shading 2 Accent 2"/>
     <w:lsdException w:unhideWhenUsed="0" w:uiPriority="65" w:semiHidden="0" w:name="Medium List 1 Accent 2"/>
-    <w:lsdException w:unhideWhenUsed="0" w:uiPriority="66" w:semiHidden="0" w:name="Medium List 2 Accent 2"/>
+    <w:lsdException w:qFormat="1" w:unhideWhenUsed="0" w:uiPriority="66" w:semiHidden="0" w:name="Medium List 2 Accent 2"/>
     <w:lsdException w:unhideWhenUsed="0" w:uiPriority="67" w:semiHidden="0" w:name="Medium Grid 1 Accent 2"/>
     <w:lsdException w:unhideWhenUsed="0" w:uiPriority="68" w:semiHidden="0" w:name="Medium Grid 2 Accent 2"/>
-    <w:lsdException w:unhideWhenUsed="0" w:uiPriority="69" w:semiHidden="0" w:name="Medium Grid 3 Accent 2"/>
-    <w:lsdException w:unhideWhenUsed="0" w:uiPriority="70" w:semiHidden="0" w:name="Dark List Accent 2"/>
+    <w:lsdException w:qFormat="1" w:unhideWhenUsed="0" w:uiPriority="69" w:semiHidden="0" w:name="Medium Grid 3 Accent 2"/>
+    <w:lsdException w:qFormat="1" w:unhideWhenUsed="0" w:uiPriority="70" w:semiHidden="0" w:name="Dark List Accent 2"/>
     <w:lsdException w:unhideWhenUsed="0" w:uiPriority="71" w:semiHidden="0" w:name="Colorful Shading Accent 2"/>
     <w:lsdException w:unhideWhenUsed="0" w:uiPriority="72" w:semiHidden="0" w:name="Colorful List Accent 2"/>
     <w:lsdException w:unhideWhenUsed="0" w:uiPriority="73" w:semiHidden="0" w:name="Colorful Grid Accent 2"/>
-    <w:lsdException w:unhideWhenUsed="0" w:uiPriority="60" w:semiHidden="0" w:name="Light Shading Accent 3"/>
-    <w:lsdException w:unhideWhenUsed="0" w:uiPriority="61" w:semiHidden="0" w:name="Light List Accent 3"/>
-    <w:lsdException w:unhideWhenUsed="0" w:uiPriority="62" w:semiHidden="0" w:name="Light Grid Accent 3"/>
-    <w:lsdException w:unhideWhenUsed="0" w:uiPriority="63" w:semiHidden="0" w:name="Medium Shading 1 Accent 3"/>
-    <w:lsdException w:unhideWhenUsed="0" w:uiPriority="64" w:semiHidden="0" w:name="Medium Shading 2 Accent 3"/>
-    <w:lsdException w:unhideWhenUsed="0" w:uiPriority="65" w:semiHidden="0" w:name="Medium List 1 Accent 3"/>
-    <w:lsdException w:unhideWhenUsed="0" w:uiPriority="66" w:semiHidden="0" w:name="Medium List 2 Accent 3"/>
-    <w:lsdException w:unhideWhenUsed="0" w:uiPriority="67" w:semiHidden="0" w:name="Medium Grid 1 Accent 3"/>
+    <w:lsdException w:qFormat="1" w:unhideWhenUsed="0" w:uiPriority="60" w:semiHidden="0" w:name="Light Shading Accent 3"/>
+    <w:lsdException w:qFormat="1" w:unhideWhenUsed="0" w:uiPriority="61" w:semiHidden="0" w:name="Light List Accent 3"/>
+    <w:lsdException w:qFormat="1" w:unhideWhenUsed="0" w:uiPriority="62" w:semiHidden="0" w:name="Light Grid Accent 3"/>
+    <w:lsdException w:qFormat="1" w:unhideWhenUsed="0" w:uiPriority="63" w:semiHidden="0" w:name="Medium Shading 1 Accent 3"/>
+    <w:lsdException w:qFormat="1" w:unhideWhenUsed="0" w:uiPriority="64" w:semiHidden="0" w:name="Medium Shading 2 Accent 3"/>
+    <w:lsdException w:qFormat="1" w:unhideWhenUsed="0" w:uiPriority="65" w:semiHidden="0" w:name="Medium List 1 Accent 3"/>
+    <w:lsdException w:qFormat="1" w:unhideWhenUsed="0" w:uiPriority="66" w:semiHidden="0" w:name="Medium List 2 Accent 3"/>
+    <w:lsdException w:qFormat="1" w:unhideWhenUsed="0" w:uiPriority="67" w:semiHidden="0" w:name="Medium Grid 1 Accent 3"/>
     <w:lsdException w:unhideWhenUsed="0" w:uiPriority="68" w:semiHidden="0" w:name="Medium Grid 2 Accent 3"/>
     <w:lsdException w:unhideWhenUsed="0" w:uiPriority="69" w:semiHidden="0" w:name="Medium Grid 3 Accent 3"/>
     <w:lsdException w:unhideWhenUsed="0" w:uiPriority="70" w:semiHidden="0" w:name="Dark List Accent 3"/>
@@ -8695,12 +10441,12 @@
     <w:lsdException w:unhideWhenUsed="0" w:uiPriority="72" w:semiHidden="0" w:name="Colorful List Accent 3"/>
     <w:lsdException w:unhideWhenUsed="0" w:uiPriority="73" w:semiHidden="0" w:name="Colorful Grid Accent 3"/>
     <w:lsdException w:unhideWhenUsed="0" w:uiPriority="60" w:semiHidden="0" w:name="Light Shading Accent 4"/>
-    <w:lsdException w:unhideWhenUsed="0" w:uiPriority="61" w:semiHidden="0" w:name="Light List Accent 4"/>
-    <w:lsdException w:unhideWhenUsed="0" w:uiPriority="62" w:semiHidden="0" w:name="Light Grid Accent 4"/>
-    <w:lsdException w:unhideWhenUsed="0" w:uiPriority="63" w:semiHidden="0" w:name="Medium Shading 1 Accent 4"/>
-    <w:lsdException w:unhideWhenUsed="0" w:uiPriority="64" w:semiHidden="0" w:name="Medium Shading 2 Accent 4"/>
+    <w:lsdException w:qFormat="1" w:unhideWhenUsed="0" w:uiPriority="61" w:semiHidden="0" w:name="Light List Accent 4"/>
+    <w:lsdException w:qFormat="1" w:unhideWhenUsed="0" w:uiPriority="62" w:semiHidden="0" w:name="Light Grid Accent 4"/>
+    <w:lsdException w:qFormat="1" w:unhideWhenUsed="0" w:uiPriority="63" w:semiHidden="0" w:name="Medium Shading 1 Accent 4"/>
+    <w:lsdException w:qFormat="1" w:unhideWhenUsed="0" w:uiPriority="64" w:semiHidden="0" w:name="Medium Shading 2 Accent 4"/>
     <w:lsdException w:unhideWhenUsed="0" w:uiPriority="65" w:semiHidden="0" w:name="Medium List 1 Accent 4"/>
-    <w:lsdException w:unhideWhenUsed="0" w:uiPriority="66" w:semiHidden="0" w:name="Medium List 2 Accent 4"/>
+    <w:lsdException w:qFormat="1" w:unhideWhenUsed="0" w:uiPriority="66" w:semiHidden="0" w:name="Medium List 2 Accent 4"/>
     <w:lsdException w:unhideWhenUsed="0" w:uiPriority="67" w:semiHidden="0" w:name="Medium Grid 1 Accent 4"/>
     <w:lsdException w:unhideWhenUsed="0" w:uiPriority="68" w:semiHidden="0" w:name="Medium Grid 2 Accent 4"/>
     <w:lsdException w:unhideWhenUsed="0" w:uiPriority="69" w:semiHidden="0" w:name="Medium Grid 3 Accent 4"/>
@@ -8708,30 +10454,30 @@
     <w:lsdException w:unhideWhenUsed="0" w:uiPriority="71" w:semiHidden="0" w:name="Colorful Shading Accent 4"/>
     <w:lsdException w:unhideWhenUsed="0" w:uiPriority="72" w:semiHidden="0" w:name="Colorful List Accent 4"/>
     <w:lsdException w:unhideWhenUsed="0" w:uiPriority="73" w:semiHidden="0" w:name="Colorful Grid Accent 4"/>
-    <w:lsdException w:unhideWhenUsed="0" w:uiPriority="60" w:semiHidden="0" w:name="Light Shading Accent 5"/>
-    <w:lsdException w:unhideWhenUsed="0" w:uiPriority="61" w:semiHidden="0" w:name="Light List Accent 5"/>
-    <w:lsdException w:unhideWhenUsed="0" w:uiPriority="62" w:semiHidden="0" w:name="Light Grid Accent 5"/>
-    <w:lsdException w:unhideWhenUsed="0" w:uiPriority="63" w:semiHidden="0" w:name="Medium Shading 1 Accent 5"/>
-    <w:lsdException w:unhideWhenUsed="0" w:uiPriority="64" w:semiHidden="0" w:name="Medium Shading 2 Accent 5"/>
+    <w:lsdException w:qFormat="1" w:unhideWhenUsed="0" w:uiPriority="60" w:semiHidden="0" w:name="Light Shading Accent 5"/>
+    <w:lsdException w:qFormat="1" w:unhideWhenUsed="0" w:uiPriority="61" w:semiHidden="0" w:name="Light List Accent 5"/>
+    <w:lsdException w:qFormat="1" w:unhideWhenUsed="0" w:uiPriority="62" w:semiHidden="0" w:name="Light Grid Accent 5"/>
+    <w:lsdException w:qFormat="1" w:unhideWhenUsed="0" w:uiPriority="63" w:semiHidden="0" w:name="Medium Shading 1 Accent 5"/>
+    <w:lsdException w:qFormat="1" w:unhideWhenUsed="0" w:uiPriority="64" w:semiHidden="0" w:name="Medium Shading 2 Accent 5"/>
     <w:lsdException w:unhideWhenUsed="0" w:uiPriority="65" w:semiHidden="0" w:name="Medium List 1 Accent 5"/>
-    <w:lsdException w:unhideWhenUsed="0" w:uiPriority="66" w:semiHidden="0" w:name="Medium List 2 Accent 5"/>
-    <w:lsdException w:unhideWhenUsed="0" w:uiPriority="67" w:semiHidden="0" w:name="Medium Grid 1 Accent 5"/>
+    <w:lsdException w:qFormat="1" w:unhideWhenUsed="0" w:uiPriority="66" w:semiHidden="0" w:name="Medium List 2 Accent 5"/>
+    <w:lsdException w:qFormat="1" w:unhideWhenUsed="0" w:uiPriority="67" w:semiHidden="0" w:name="Medium Grid 1 Accent 5"/>
     <w:lsdException w:unhideWhenUsed="0" w:uiPriority="68" w:semiHidden="0" w:name="Medium Grid 2 Accent 5"/>
     <w:lsdException w:unhideWhenUsed="0" w:uiPriority="69" w:semiHidden="0" w:name="Medium Grid 3 Accent 5"/>
-    <w:lsdException w:unhideWhenUsed="0" w:uiPriority="70" w:semiHidden="0" w:name="Dark List Accent 5"/>
+    <w:lsdException w:qFormat="1" w:unhideWhenUsed="0" w:uiPriority="70" w:semiHidden="0" w:name="Dark List Accent 5"/>
     <w:lsdException w:unhideWhenUsed="0" w:uiPriority="71" w:semiHidden="0" w:name="Colorful Shading Accent 5"/>
     <w:lsdException w:unhideWhenUsed="0" w:uiPriority="72" w:semiHidden="0" w:name="Colorful List Accent 5"/>
     <w:lsdException w:unhideWhenUsed="0" w:uiPriority="73" w:semiHidden="0" w:name="Colorful Grid Accent 5"/>
-    <w:lsdException w:unhideWhenUsed="0" w:uiPriority="60" w:semiHidden="0" w:name="Light Shading Accent 6"/>
-    <w:lsdException w:unhideWhenUsed="0" w:uiPriority="61" w:semiHidden="0" w:name="Light List Accent 6"/>
+    <w:lsdException w:qFormat="1" w:unhideWhenUsed="0" w:uiPriority="60" w:semiHidden="0" w:name="Light Shading Accent 6"/>
+    <w:lsdException w:qFormat="1" w:unhideWhenUsed="0" w:uiPriority="61" w:semiHidden="0" w:name="Light List Accent 6"/>
     <w:lsdException w:unhideWhenUsed="0" w:uiPriority="62" w:semiHidden="0" w:name="Light Grid Accent 6"/>
-    <w:lsdException w:unhideWhenUsed="0" w:uiPriority="63" w:semiHidden="0" w:name="Medium Shading 1 Accent 6"/>
-    <w:lsdException w:unhideWhenUsed="0" w:uiPriority="64" w:semiHidden="0" w:name="Medium Shading 2 Accent 6"/>
-    <w:lsdException w:unhideWhenUsed="0" w:uiPriority="65" w:semiHidden="0" w:name="Medium List 1 Accent 6"/>
-    <w:lsdException w:unhideWhenUsed="0" w:uiPriority="66" w:semiHidden="0" w:name="Medium List 2 Accent 6"/>
+    <w:lsdException w:qFormat="1" w:unhideWhenUsed="0" w:uiPriority="63" w:semiHidden="0" w:name="Medium Shading 1 Accent 6"/>
+    <w:lsdException w:qFormat="1" w:unhideWhenUsed="0" w:uiPriority="64" w:semiHidden="0" w:name="Medium Shading 2 Accent 6"/>
+    <w:lsdException w:qFormat="1" w:unhideWhenUsed="0" w:uiPriority="65" w:semiHidden="0" w:name="Medium List 1 Accent 6"/>
+    <w:lsdException w:qFormat="1" w:unhideWhenUsed="0" w:uiPriority="66" w:semiHidden="0" w:name="Medium List 2 Accent 6"/>
     <w:lsdException w:unhideWhenUsed="0" w:uiPriority="67" w:semiHidden="0" w:name="Medium Grid 1 Accent 6"/>
-    <w:lsdException w:unhideWhenUsed="0" w:uiPriority="68" w:semiHidden="0" w:name="Medium Grid 2 Accent 6"/>
-    <w:lsdException w:unhideWhenUsed="0" w:uiPriority="69" w:semiHidden="0" w:name="Medium Grid 3 Accent 6"/>
+    <w:lsdException w:qFormat="1" w:unhideWhenUsed="0" w:uiPriority="68" w:semiHidden="0" w:name="Medium Grid 2 Accent 6"/>
+    <w:lsdException w:qFormat="1" w:unhideWhenUsed="0" w:uiPriority="69" w:semiHidden="0" w:name="Medium Grid 3 Accent 6"/>
     <w:lsdException w:unhideWhenUsed="0" w:uiPriority="70" w:semiHidden="0" w:name="Dark List Accent 6"/>
     <w:lsdException w:unhideWhenUsed="0" w:uiPriority="71" w:semiHidden="0" w:name="Colorful Shading Accent 6"/>
     <w:lsdException w:unhideWhenUsed="0" w:uiPriority="72" w:semiHidden="0" w:name="Colorful List Accent 6"/>
@@ -8755,7 +10501,7 @@
     <w:name w:val="heading 1"/>
     <w:basedOn w:val="1"/>
     <w:next w:val="1"/>
-    <w:link w:val="138"/>
+    <w:link w:val="141"/>
     <w:qFormat/>
     <w:uiPriority w:val="9"/>
     <w:pPr>
@@ -8777,7 +10523,7 @@
     <w:name w:val="heading 2"/>
     <w:basedOn w:val="1"/>
     <w:next w:val="1"/>
-    <w:link w:val="139"/>
+    <w:link w:val="142"/>
     <w:unhideWhenUsed/>
     <w:qFormat/>
     <w:uiPriority w:val="9"/>
@@ -8805,7 +10551,7 @@
     <w:name w:val="heading 3"/>
     <w:basedOn w:val="1"/>
     <w:next w:val="1"/>
-    <w:link w:val="140"/>
+    <w:link w:val="143"/>
     <w:unhideWhenUsed/>
     <w:qFormat/>
     <w:uiPriority w:val="9"/>
@@ -8831,7 +10577,7 @@
     <w:name w:val="heading 4"/>
     <w:basedOn w:val="1"/>
     <w:next w:val="1"/>
-    <w:link w:val="150"/>
+    <w:link w:val="153"/>
     <w:semiHidden/>
     <w:unhideWhenUsed/>
     <w:qFormat/>
@@ -8860,7 +10606,7 @@
     <w:name w:val="heading 5"/>
     <w:basedOn w:val="1"/>
     <w:next w:val="1"/>
-    <w:link w:val="151"/>
+    <w:link w:val="154"/>
     <w:semiHidden/>
     <w:unhideWhenUsed/>
     <w:qFormat/>
@@ -8880,7 +10626,7 @@
     <w:name w:val="heading 6"/>
     <w:basedOn w:val="1"/>
     <w:next w:val="1"/>
-    <w:link w:val="152"/>
+    <w:link w:val="155"/>
     <w:semiHidden/>
     <w:unhideWhenUsed/>
     <w:qFormat/>
@@ -8902,7 +10648,7 @@
     <w:name w:val="heading 7"/>
     <w:basedOn w:val="1"/>
     <w:next w:val="1"/>
-    <w:link w:val="153"/>
+    <w:link w:val="156"/>
     <w:semiHidden/>
     <w:unhideWhenUsed/>
     <w:qFormat/>
@@ -8932,7 +10678,7 @@
     <w:name w:val="heading 8"/>
     <w:basedOn w:val="1"/>
     <w:next w:val="1"/>
-    <w:link w:val="154"/>
+    <w:link w:val="157"/>
     <w:semiHidden/>
     <w:unhideWhenUsed/>
     <w:qFormat/>
@@ -8959,7 +10705,7 @@
     <w:name w:val="heading 9"/>
     <w:basedOn w:val="1"/>
     <w:next w:val="1"/>
-    <w:link w:val="155"/>
+    <w:link w:val="158"/>
     <w:semiHidden/>
     <w:unhideWhenUsed/>
     <w:qFormat/>
@@ -8987,13 +10733,13 @@
       </w14:textFill>
     </w:rPr>
   </w:style>
-  <w:style w:type="character" w:default="1" w:styleId="132">
+  <w:style w:type="character" w:default="1" w:styleId="135">
     <w:name w:val="Default Paragraph Font"/>
     <w:semiHidden/>
     <w:unhideWhenUsed/>
     <w:uiPriority w:val="1"/>
   </w:style>
-  <w:style w:type="table" w:default="1" w:styleId="32">
+  <w:style w:type="table" w:default="1" w:styleId="35">
     <w:name w:val="Normal Table"/>
     <w:semiHidden/>
     <w:unhideWhenUsed/>
@@ -9009,7 +10755,7 @@
   </w:style>
   <w:style w:type="paragraph" w:styleId="2">
     <w:name w:val="macro"/>
-    <w:link w:val="147"/>
+    <w:link w:val="150"/>
     <w:unhideWhenUsed/>
     <w:uiPriority w:val="99"/>
     <w:pPr>
@@ -9095,6 +10841,7 @@
     <w:name w:val="List Bullet"/>
     <w:basedOn w:val="1"/>
     <w:unhideWhenUsed/>
+    <w:qFormat/>
     <w:uiPriority w:val="99"/>
     <w:pPr>
       <w:numPr>
@@ -9107,8 +10854,9 @@
   <w:style w:type="paragraph" w:styleId="17">
     <w:name w:val="Body Text 3"/>
     <w:basedOn w:val="1"/>
-    <w:link w:val="146"/>
+    <w:link w:val="149"/>
     <w:unhideWhenUsed/>
+    <w:qFormat/>
     <w:uiPriority w:val="99"/>
     <w:pPr>
       <w:spacing w:after="120"/>
@@ -9134,7 +10882,7 @@
   <w:style w:type="paragraph" w:styleId="19">
     <w:name w:val="Body Text"/>
     <w:basedOn w:val="1"/>
-    <w:link w:val="144"/>
+    <w:link w:val="147"/>
     <w:unhideWhenUsed/>
     <w:uiPriority w:val="99"/>
     <w:pPr>
@@ -9189,9 +10937,35 @@
     </w:pPr>
   </w:style>
   <w:style w:type="paragraph" w:styleId="24">
+    <w:name w:val="toc 3"/>
+    <w:basedOn w:val="1"/>
+    <w:next w:val="1"/>
+    <w:semiHidden/>
+    <w:unhideWhenUsed/>
+    <w:uiPriority w:val="39"/>
+    <w:pPr>
+      <w:ind w:left="840" w:leftChars="400"/>
+    </w:pPr>
+  </w:style>
+  <w:style w:type="paragraph" w:styleId="25">
     <w:name w:val="footer"/>
     <w:basedOn w:val="1"/>
-    <w:link w:val="136"/>
+    <w:link w:val="139"/>
+    <w:unhideWhenUsed/>
+    <w:qFormat/>
+    <w:uiPriority w:val="99"/>
+    <w:pPr>
+      <w:tabs>
+        <w:tab w:val="center" w:pos="4680"/>
+        <w:tab w:val="right" w:pos="9360"/>
+      </w:tabs>
+      <w:spacing w:after="0" w:line="240" w:lineRule="auto"/>
+    </w:pPr>
+  </w:style>
+  <w:style w:type="paragraph" w:styleId="26">
+    <w:name w:val="header"/>
+    <w:basedOn w:val="1"/>
+    <w:link w:val="138"/>
     <w:unhideWhenUsed/>
     <w:uiPriority w:val="99"/>
     <w:pPr>
@@ -9202,25 +10976,19 @@
       <w:spacing w:after="0" w:line="240" w:lineRule="auto"/>
     </w:pPr>
   </w:style>
-  <w:style w:type="paragraph" w:styleId="25">
-    <w:name w:val="header"/>
+  <w:style w:type="paragraph" w:styleId="27">
+    <w:name w:val="toc 1"/>
     <w:basedOn w:val="1"/>
-    <w:link w:val="135"/>
+    <w:next w:val="1"/>
+    <w:semiHidden/>
     <w:unhideWhenUsed/>
-    <w:uiPriority w:val="99"/>
-    <w:pPr>
-      <w:tabs>
-        <w:tab w:val="center" w:pos="4680"/>
-        <w:tab w:val="right" w:pos="9360"/>
-      </w:tabs>
-      <w:spacing w:after="0" w:line="240" w:lineRule="auto"/>
-    </w:pPr>
+    <w:uiPriority w:val="39"/>
   </w:style>
-  <w:style w:type="paragraph" w:styleId="26">
+  <w:style w:type="paragraph" w:styleId="28">
     <w:name w:val="Subtitle"/>
     <w:basedOn w:val="1"/>
     <w:next w:val="1"/>
-    <w:link w:val="142"/>
+    <w:link w:val="145"/>
     <w:qFormat/>
     <w:uiPriority w:val="11"/>
     <w:rPr>
@@ -9238,7 +11006,7 @@
       </w14:textFill>
     </w:rPr>
   </w:style>
-  <w:style w:type="paragraph" w:styleId="27">
+  <w:style w:type="paragraph" w:styleId="29">
     <w:name w:val="List"/>
     <w:basedOn w:val="1"/>
     <w:unhideWhenUsed/>
@@ -9248,17 +11016,29 @@
       <w:contextualSpacing/>
     </w:pPr>
   </w:style>
-  <w:style w:type="paragraph" w:styleId="28">
+  <w:style w:type="paragraph" w:styleId="30">
+    <w:name w:val="toc 2"/>
+    <w:basedOn w:val="1"/>
+    <w:next w:val="1"/>
+    <w:semiHidden/>
+    <w:unhideWhenUsed/>
+    <w:uiPriority w:val="39"/>
+    <w:pPr>
+      <w:ind w:left="420" w:leftChars="200"/>
+    </w:pPr>
+  </w:style>
+  <w:style w:type="paragraph" w:styleId="31">
     <w:name w:val="Body Text 2"/>
     <w:basedOn w:val="1"/>
-    <w:link w:val="145"/>
+    <w:link w:val="148"/>
     <w:unhideWhenUsed/>
+    <w:qFormat/>
     <w:uiPriority w:val="99"/>
     <w:pPr>
       <w:spacing w:after="120" w:line="480" w:lineRule="auto"/>
     </w:pPr>
   </w:style>
-  <w:style w:type="paragraph" w:styleId="29">
+  <w:style w:type="paragraph" w:styleId="32">
     <w:name w:val="List Continue 2"/>
     <w:basedOn w:val="1"/>
     <w:unhideWhenUsed/>
@@ -9269,10 +11049,11 @@
       <w:contextualSpacing/>
     </w:pPr>
   </w:style>
-  <w:style w:type="paragraph" w:styleId="30">
+  <w:style w:type="paragraph" w:styleId="33">
     <w:name w:val="List Continue 3"/>
     <w:basedOn w:val="1"/>
     <w:unhideWhenUsed/>
+    <w:qFormat/>
     <w:uiPriority w:val="99"/>
     <w:pPr>
       <w:spacing w:after="120"/>
@@ -9280,11 +11061,11 @@
       <w:contextualSpacing/>
     </w:pPr>
   </w:style>
-  <w:style w:type="paragraph" w:styleId="31">
+  <w:style w:type="paragraph" w:styleId="34">
     <w:name w:val="Title"/>
     <w:basedOn w:val="1"/>
     <w:next w:val="1"/>
-    <w:link w:val="141"/>
+    <w:link w:val="144"/>
     <w:qFormat/>
     <w:uiPriority w:val="10"/>
     <w:pPr>
@@ -9303,9 +11084,10 @@
       <w:szCs w:val="52"/>
     </w:rPr>
   </w:style>
-  <w:style w:type="table" w:styleId="33">
+  <w:style w:type="table" w:styleId="36">
     <w:name w:val="Table Grid"/>
-    <w:basedOn w:val="32"/>
+    <w:basedOn w:val="35"/>
+    <w:qFormat/>
     <w:uiPriority w:val="59"/>
     <w:pPr>
       <w:spacing w:after="0" w:line="240" w:lineRule="auto"/>
@@ -9327,9 +11109,9 @@
       </w:tblCellMar>
     </w:tblPr>
   </w:style>
-  <w:style w:type="table" w:styleId="34">
+  <w:style w:type="table" w:styleId="37">
     <w:name w:val="Light Shading"/>
-    <w:basedOn w:val="32"/>
+    <w:basedOn w:val="35"/>
     <w:uiPriority w:val="60"/>
     <w:pPr>
       <w:spacing w:after="0" w:line="240" w:lineRule="auto"/>
@@ -9426,9 +11208,9 @@
       </w:tcPr>
     </w:tblStylePr>
   </w:style>
-  <w:style w:type="table" w:styleId="35">
+  <w:style w:type="table" w:styleId="38">
     <w:name w:val="Light Shading Accent 1"/>
-    <w:basedOn w:val="32"/>
+    <w:basedOn w:val="35"/>
     <w:uiPriority w:val="60"/>
     <w:pPr>
       <w:spacing w:after="0" w:line="240" w:lineRule="auto"/>
@@ -9525,9 +11307,9 @@
       </w:tcPr>
     </w:tblStylePr>
   </w:style>
-  <w:style w:type="table" w:styleId="36">
+  <w:style w:type="table" w:styleId="39">
     <w:name w:val="Light Shading Accent 2"/>
-    <w:basedOn w:val="32"/>
+    <w:basedOn w:val="35"/>
     <w:uiPriority w:val="60"/>
     <w:pPr>
       <w:spacing w:after="0" w:line="240" w:lineRule="auto"/>
@@ -9624,9 +11406,10 @@
       </w:tcPr>
     </w:tblStylePr>
   </w:style>
-  <w:style w:type="table" w:styleId="37">
+  <w:style w:type="table" w:styleId="40">
     <w:name w:val="Light Shading Accent 3"/>
-    <w:basedOn w:val="32"/>
+    <w:basedOn w:val="35"/>
+    <w:qFormat/>
     <w:uiPriority w:val="60"/>
     <w:pPr>
       <w:spacing w:after="0" w:line="240" w:lineRule="auto"/>
@@ -9723,9 +11506,9 @@
       </w:tcPr>
     </w:tblStylePr>
   </w:style>
-  <w:style w:type="table" w:styleId="38">
+  <w:style w:type="table" w:styleId="41">
     <w:name w:val="Light Shading Accent 4"/>
-    <w:basedOn w:val="32"/>
+    <w:basedOn w:val="35"/>
     <w:uiPriority w:val="60"/>
     <w:pPr>
       <w:spacing w:after="0" w:line="240" w:lineRule="auto"/>
@@ -9822,9 +11605,10 @@
       </w:tcPr>
     </w:tblStylePr>
   </w:style>
-  <w:style w:type="table" w:styleId="39">
+  <w:style w:type="table" w:styleId="42">
     <w:name w:val="Light Shading Accent 5"/>
-    <w:basedOn w:val="32"/>
+    <w:basedOn w:val="35"/>
+    <w:qFormat/>
     <w:uiPriority w:val="60"/>
     <w:pPr>
       <w:spacing w:after="0" w:line="240" w:lineRule="auto"/>
@@ -9921,9 +11705,10 @@
       </w:tcPr>
     </w:tblStylePr>
   </w:style>
-  <w:style w:type="table" w:styleId="40">
+  <w:style w:type="table" w:styleId="43">
     <w:name w:val="Light Shading Accent 6"/>
-    <w:basedOn w:val="32"/>
+    <w:basedOn w:val="35"/>
+    <w:qFormat/>
     <w:uiPriority w:val="60"/>
     <w:pPr>
       <w:spacing w:after="0" w:line="240" w:lineRule="auto"/>
@@ -10020,9 +11805,10 @@
       </w:tcPr>
     </w:tblStylePr>
   </w:style>
-  <w:style w:type="table" w:styleId="41">
+  <w:style w:type="table" w:styleId="44">
     <w:name w:val="Light List"/>
-    <w:basedOn w:val="32"/>
+    <w:basedOn w:val="35"/>
+    <w:qFormat/>
     <w:uiPriority w:val="61"/>
     <w:pPr>
       <w:spacing w:after="0" w:line="240" w:lineRule="auto"/>
@@ -10113,9 +11899,10 @@
       </w:tcPr>
     </w:tblStylePr>
   </w:style>
-  <w:style w:type="table" w:styleId="42">
+  <w:style w:type="table" w:styleId="45">
     <w:name w:val="Light List Accent 1"/>
-    <w:basedOn w:val="32"/>
+    <w:basedOn w:val="35"/>
+    <w:qFormat/>
     <w:uiPriority w:val="61"/>
     <w:pPr>
       <w:spacing w:after="0" w:line="240" w:lineRule="auto"/>
@@ -10206,9 +11993,9 @@
       </w:tcPr>
     </w:tblStylePr>
   </w:style>
-  <w:style w:type="table" w:styleId="43">
+  <w:style w:type="table" w:styleId="46">
     <w:name w:val="Light List Accent 2"/>
-    <w:basedOn w:val="32"/>
+    <w:basedOn w:val="35"/>
     <w:uiPriority w:val="61"/>
     <w:pPr>
       <w:spacing w:after="0" w:line="240" w:lineRule="auto"/>
@@ -10299,9 +12086,10 @@
       </w:tcPr>
     </w:tblStylePr>
   </w:style>
-  <w:style w:type="table" w:styleId="44">
+  <w:style w:type="table" w:styleId="47">
     <w:name w:val="Light List Accent 3"/>
-    <w:basedOn w:val="32"/>
+    <w:basedOn w:val="35"/>
+    <w:qFormat/>
     <w:uiPriority w:val="61"/>
     <w:pPr>
       <w:spacing w:after="0" w:line="240" w:lineRule="auto"/>
@@ -10392,9 +12180,10 @@
       </w:tcPr>
     </w:tblStylePr>
   </w:style>
-  <w:style w:type="table" w:styleId="45">
+  <w:style w:type="table" w:styleId="48">
     <w:name w:val="Light List Accent 4"/>
-    <w:basedOn w:val="32"/>
+    <w:basedOn w:val="35"/>
+    <w:qFormat/>
     <w:uiPriority w:val="61"/>
     <w:pPr>
       <w:spacing w:after="0" w:line="240" w:lineRule="auto"/>
@@ -10485,9 +12274,10 @@
       </w:tcPr>
     </w:tblStylePr>
   </w:style>
-  <w:style w:type="table" w:styleId="46">
+  <w:style w:type="table" w:styleId="49">
     <w:name w:val="Light List Accent 5"/>
-    <w:basedOn w:val="32"/>
+    <w:basedOn w:val="35"/>
+    <w:qFormat/>
     <w:uiPriority w:val="61"/>
     <w:pPr>
       <w:spacing w:after="0" w:line="240" w:lineRule="auto"/>
@@ -10578,9 +12368,10 @@
       </w:tcPr>
     </w:tblStylePr>
   </w:style>
-  <w:style w:type="table" w:styleId="47">
+  <w:style w:type="table" w:styleId="50">
     <w:name w:val="Light List Accent 6"/>
-    <w:basedOn w:val="32"/>
+    <w:basedOn w:val="35"/>
+    <w:qFormat/>
     <w:uiPriority w:val="61"/>
     <w:pPr>
       <w:spacing w:after="0" w:line="240" w:lineRule="auto"/>
@@ -10671,9 +12462,10 @@
       </w:tcPr>
     </w:tblStylePr>
   </w:style>
-  <w:style w:type="table" w:styleId="48">
+  <w:style w:type="table" w:styleId="51">
     <w:name w:val="Light Grid"/>
-    <w:basedOn w:val="32"/>
+    <w:basedOn w:val="35"/>
+    <w:qFormat/>
     <w:uiPriority w:val="62"/>
     <w:pPr>
       <w:spacing w:after="0" w:line="240" w:lineRule="auto"/>
@@ -10797,9 +12589,9 @@
       </w:tcPr>
     </w:tblStylePr>
   </w:style>
-  <w:style w:type="table" w:styleId="49">
+  <w:style w:type="table" w:styleId="52">
     <w:name w:val="Light Grid Accent 1"/>
-    <w:basedOn w:val="32"/>
+    <w:basedOn w:val="35"/>
     <w:uiPriority w:val="62"/>
     <w:pPr>
       <w:spacing w:after="0" w:line="240" w:lineRule="auto"/>
@@ -10923,9 +12715,10 @@
       </w:tcPr>
     </w:tblStylePr>
   </w:style>
-  <w:style w:type="table" w:styleId="50">
+  <w:style w:type="table" w:styleId="53">
     <w:name w:val="Light Grid Accent 2"/>
-    <w:basedOn w:val="32"/>
+    <w:basedOn w:val="35"/>
+    <w:qFormat/>
     <w:uiPriority w:val="62"/>
     <w:pPr>
       <w:spacing w:after="0" w:line="240" w:lineRule="auto"/>
@@ -11049,9 +12842,10 @@
       </w:tcPr>
     </w:tblStylePr>
   </w:style>
-  <w:style w:type="table" w:styleId="51">
+  <w:style w:type="table" w:styleId="54">
     <w:name w:val="Light Grid Accent 3"/>
-    <w:basedOn w:val="32"/>
+    <w:basedOn w:val="35"/>
+    <w:qFormat/>
     <w:uiPriority w:val="62"/>
     <w:pPr>
       <w:spacing w:after="0" w:line="240" w:lineRule="auto"/>
@@ -11175,9 +12969,10 @@
       </w:tcPr>
     </w:tblStylePr>
   </w:style>
-  <w:style w:type="table" w:styleId="52">
+  <w:style w:type="table" w:styleId="55">
     <w:name w:val="Light Grid Accent 4"/>
-    <w:basedOn w:val="32"/>
+    <w:basedOn w:val="35"/>
+    <w:qFormat/>
     <w:uiPriority w:val="62"/>
     <w:pPr>
       <w:spacing w:after="0" w:line="240" w:lineRule="auto"/>
@@ -11301,9 +13096,10 @@
       </w:tcPr>
     </w:tblStylePr>
   </w:style>
-  <w:style w:type="table" w:styleId="53">
+  <w:style w:type="table" w:styleId="56">
     <w:name w:val="Light Grid Accent 5"/>
-    <w:basedOn w:val="32"/>
+    <w:basedOn w:val="35"/>
+    <w:qFormat/>
     <w:uiPriority w:val="62"/>
     <w:pPr>
       <w:spacing w:after="0" w:line="240" w:lineRule="auto"/>
@@ -11427,9 +13223,9 @@
       </w:tcPr>
     </w:tblStylePr>
   </w:style>
-  <w:style w:type="table" w:styleId="54">
+  <w:style w:type="table" w:styleId="57">
     <w:name w:val="Light Grid Accent 6"/>
-    <w:basedOn w:val="32"/>
+    <w:basedOn w:val="35"/>
     <w:uiPriority w:val="62"/>
     <w:pPr>
       <w:spacing w:after="0" w:line="240" w:lineRule="auto"/>
@@ -11553,9 +13349,10 @@
       </w:tcPr>
     </w:tblStylePr>
   </w:style>
-  <w:style w:type="table" w:styleId="55">
+  <w:style w:type="table" w:styleId="58">
     <w:name w:val="Medium Shading 1"/>
-    <w:basedOn w:val="32"/>
+    <w:basedOn w:val="35"/>
+    <w:qFormat/>
     <w:uiPriority w:val="63"/>
     <w:pPr>
       <w:spacing w:after="0" w:line="240" w:lineRule="auto"/>
@@ -11660,9 +13457,10 @@
       </w:tcPr>
     </w:tblStylePr>
   </w:style>
-  <w:style w:type="table" w:styleId="56">
+  <w:style w:type="table" w:styleId="59">
     <w:name w:val="Medium Shading 1 Accent 1"/>
-    <w:basedOn w:val="32"/>
+    <w:basedOn w:val="35"/>
+    <w:qFormat/>
     <w:uiPriority w:val="63"/>
     <w:pPr>
       <w:spacing w:after="0" w:line="240" w:lineRule="auto"/>
@@ -11767,9 +13565,10 @@
       </w:tcPr>
     </w:tblStylePr>
   </w:style>
-  <w:style w:type="table" w:styleId="57">
+  <w:style w:type="table" w:styleId="60">
     <w:name w:val="Medium Shading 1 Accent 2"/>
-    <w:basedOn w:val="32"/>
+    <w:basedOn w:val="35"/>
+    <w:qFormat/>
     <w:uiPriority w:val="63"/>
     <w:pPr>
       <w:spacing w:after="0" w:line="240" w:lineRule="auto"/>
@@ -11874,9 +13673,10 @@
       </w:tcPr>
     </w:tblStylePr>
   </w:style>
-  <w:style w:type="table" w:styleId="58">
+  <w:style w:type="table" w:styleId="61">
     <w:name w:val="Medium Shading 1 Accent 3"/>
-    <w:basedOn w:val="32"/>
+    <w:basedOn w:val="35"/>
+    <w:qFormat/>
     <w:uiPriority w:val="63"/>
     <w:pPr>
       <w:spacing w:after="0" w:line="240" w:lineRule="auto"/>
@@ -11981,9 +13781,10 @@
       </w:tcPr>
     </w:tblStylePr>
   </w:style>
-  <w:style w:type="table" w:styleId="59">
+  <w:style w:type="table" w:styleId="62">
     <w:name w:val="Medium Shading 1 Accent 4"/>
-    <w:basedOn w:val="32"/>
+    <w:basedOn w:val="35"/>
+    <w:qFormat/>
     <w:uiPriority w:val="63"/>
     <w:pPr>
       <w:spacing w:after="0" w:line="240" w:lineRule="auto"/>
@@ -12088,9 +13889,10 @@
       </w:tcPr>
     </w:tblStylePr>
   </w:style>
-  <w:style w:type="table" w:styleId="60">
+  <w:style w:type="table" w:styleId="63">
     <w:name w:val="Medium Shading 1 Accent 5"/>
-    <w:basedOn w:val="32"/>
+    <w:basedOn w:val="35"/>
+    <w:qFormat/>
     <w:uiPriority w:val="63"/>
     <w:pPr>
       <w:spacing w:after="0" w:line="240" w:lineRule="auto"/>
@@ -12195,9 +13997,10 @@
       </w:tcPr>
     </w:tblStylePr>
   </w:style>
-  <w:style w:type="table" w:styleId="61">
+  <w:style w:type="table" w:styleId="64">
     <w:name w:val="Medium Shading 1 Accent 6"/>
-    <w:basedOn w:val="32"/>
+    <w:basedOn w:val="35"/>
+    <w:qFormat/>
     <w:uiPriority w:val="63"/>
     <w:pPr>
       <w:spacing w:after="0" w:line="240" w:lineRule="auto"/>
@@ -12302,9 +14105,10 @@
       </w:tcPr>
     </w:tblStylePr>
   </w:style>
-  <w:style w:type="table" w:styleId="62">
+  <w:style w:type="table" w:styleId="65">
     <w:name w:val="Medium Shading 2"/>
-    <w:basedOn w:val="32"/>
+    <w:basedOn w:val="35"/>
+    <w:qFormat/>
     <w:uiPriority w:val="64"/>
     <w:pPr>
       <w:spacing w:after="0" w:line="240" w:lineRule="auto"/>
@@ -12467,9 +14271,10 @@
       </w:tcPr>
     </w:tblStylePr>
   </w:style>
-  <w:style w:type="table" w:styleId="63">
+  <w:style w:type="table" w:styleId="66">
     <w:name w:val="Medium Shading 2 Accent 1"/>
-    <w:basedOn w:val="32"/>
+    <w:basedOn w:val="35"/>
+    <w:qFormat/>
     <w:uiPriority w:val="64"/>
     <w:pPr>
       <w:spacing w:after="0" w:line="240" w:lineRule="auto"/>
@@ -12632,9 +14437,10 @@
       </w:tcPr>
     </w:tblStylePr>
   </w:style>
-  <w:style w:type="table" w:styleId="64">
+  <w:style w:type="table" w:styleId="67">
     <w:name w:val="Medium Shading 2 Accent 2"/>
-    <w:basedOn w:val="32"/>
+    <w:basedOn w:val="35"/>
+    <w:qFormat/>
     <w:uiPriority w:val="64"/>
     <w:pPr>
       <w:spacing w:after="0" w:line="240" w:lineRule="auto"/>
@@ -12797,9 +14603,10 @@
       </w:tcPr>
     </w:tblStylePr>
   </w:style>
-  <w:style w:type="table" w:styleId="65">
+  <w:style w:type="table" w:styleId="68">
     <w:name w:val="Medium Shading 2 Accent 3"/>
-    <w:basedOn w:val="32"/>
+    <w:basedOn w:val="35"/>
+    <w:qFormat/>
     <w:uiPriority w:val="64"/>
     <w:pPr>
       <w:spacing w:after="0" w:line="240" w:lineRule="auto"/>
@@ -12962,9 +14769,10 @@
       </w:tcPr>
     </w:tblStylePr>
   </w:style>
-  <w:style w:type="table" w:styleId="66">
+  <w:style w:type="table" w:styleId="69">
     <w:name w:val="Medium Shading 2 Accent 4"/>
-    <w:basedOn w:val="32"/>
+    <w:basedOn w:val="35"/>
+    <w:qFormat/>
     <w:uiPriority w:val="64"/>
     <w:pPr>
       <w:spacing w:after="0" w:line="240" w:lineRule="auto"/>
@@ -13127,9 +14935,10 @@
       </w:tcPr>
     </w:tblStylePr>
   </w:style>
-  <w:style w:type="table" w:styleId="67">
+  <w:style w:type="table" w:styleId="70">
     <w:name w:val="Medium Shading 2 Accent 5"/>
-    <w:basedOn w:val="32"/>
+    <w:basedOn w:val="35"/>
+    <w:qFormat/>
     <w:uiPriority w:val="64"/>
     <w:pPr>
       <w:spacing w:after="0" w:line="240" w:lineRule="auto"/>
@@ -13292,9 +15101,10 @@
       </w:tcPr>
     </w:tblStylePr>
   </w:style>
-  <w:style w:type="table" w:styleId="68">
+  <w:style w:type="table" w:styleId="71">
     <w:name w:val="Medium Shading 2 Accent 6"/>
-    <w:basedOn w:val="32"/>
+    <w:basedOn w:val="35"/>
+    <w:qFormat/>
     <w:uiPriority w:val="64"/>
     <w:pPr>
       <w:spacing w:after="0" w:line="240" w:lineRule="auto"/>
@@ -13457,9 +15267,10 @@
       </w:tcPr>
     </w:tblStylePr>
   </w:style>
-  <w:style w:type="table" w:styleId="69">
+  <w:style w:type="table" w:styleId="72">
     <w:name w:val="Medium List 1"/>
-    <w:basedOn w:val="32"/>
+    <w:basedOn w:val="35"/>
+    <w:qFormat/>
     <w:uiPriority w:val="65"/>
     <w:pPr>
       <w:spacing w:after="0" w:line="240" w:lineRule="auto"/>
@@ -13547,9 +15358,10 @@
       </w:tcPr>
     </w:tblStylePr>
   </w:style>
-  <w:style w:type="table" w:styleId="70">
+  <w:style w:type="table" w:styleId="73">
     <w:name w:val="Medium List 1 Accent 1"/>
-    <w:basedOn w:val="32"/>
+    <w:basedOn w:val="35"/>
+    <w:qFormat/>
     <w:uiPriority w:val="65"/>
     <w:pPr>
       <w:spacing w:after="0" w:line="240" w:lineRule="auto"/>
@@ -13637,9 +15449,9 @@
       </w:tcPr>
     </w:tblStylePr>
   </w:style>
-  <w:style w:type="table" w:styleId="71">
+  <w:style w:type="table" w:styleId="74">
     <w:name w:val="Medium List 1 Accent 2"/>
-    <w:basedOn w:val="32"/>
+    <w:basedOn w:val="35"/>
     <w:uiPriority w:val="65"/>
     <w:pPr>
       <w:spacing w:after="0" w:line="240" w:lineRule="auto"/>
@@ -13727,9 +15539,10 @@
       </w:tcPr>
     </w:tblStylePr>
   </w:style>
-  <w:style w:type="table" w:styleId="72">
+  <w:style w:type="table" w:styleId="75">
     <w:name w:val="Medium List 1 Accent 3"/>
-    <w:basedOn w:val="32"/>
+    <w:basedOn w:val="35"/>
+    <w:qFormat/>
     <w:uiPriority w:val="65"/>
     <w:pPr>
       <w:spacing w:after="0" w:line="240" w:lineRule="auto"/>
@@ -13817,9 +15630,9 @@
       </w:tcPr>
     </w:tblStylePr>
   </w:style>
-  <w:style w:type="table" w:styleId="73">
+  <w:style w:type="table" w:styleId="76">
     <w:name w:val="Medium List 1 Accent 4"/>
-    <w:basedOn w:val="32"/>
+    <w:basedOn w:val="35"/>
     <w:uiPriority w:val="65"/>
     <w:pPr>
       <w:spacing w:after="0" w:line="240" w:lineRule="auto"/>
@@ -13907,9 +15720,9 @@
       </w:tcPr>
     </w:tblStylePr>
   </w:style>
-  <w:style w:type="table" w:styleId="74">
+  <w:style w:type="table" w:styleId="77">
     <w:name w:val="Medium List 1 Accent 5"/>
-    <w:basedOn w:val="32"/>
+    <w:basedOn w:val="35"/>
     <w:uiPriority w:val="65"/>
     <w:pPr>
       <w:spacing w:after="0" w:line="240" w:lineRule="auto"/>
@@ -13997,9 +15810,10 @@
       </w:tcPr>
     </w:tblStylePr>
   </w:style>
-  <w:style w:type="table" w:styleId="75">
+  <w:style w:type="table" w:styleId="78">
     <w:name w:val="Medium List 1 Accent 6"/>
-    <w:basedOn w:val="32"/>
+    <w:basedOn w:val="35"/>
+    <w:qFormat/>
     <w:uiPriority w:val="65"/>
     <w:pPr>
       <w:spacing w:after="0" w:line="240" w:lineRule="auto"/>
@@ -14087,9 +15901,9 @@
       </w:tcPr>
     </w:tblStylePr>
   </w:style>
-  <w:style w:type="table" w:styleId="76">
+  <w:style w:type="table" w:styleId="79">
     <w:name w:val="Medium List 2"/>
-    <w:basedOn w:val="32"/>
+    <w:basedOn w:val="35"/>
     <w:uiPriority w:val="66"/>
     <w:pPr>
       <w:spacing w:after="0" w:line="240" w:lineRule="auto"/>
@@ -14216,9 +16030,10 @@
       </w:tcPr>
     </w:tblStylePr>
   </w:style>
-  <w:style w:type="table" w:styleId="77">
+  <w:style w:type="table" w:styleId="80">
     <w:name w:val="Medium List 2 Accent 1"/>
-    <w:basedOn w:val="32"/>
+    <w:basedOn w:val="35"/>
+    <w:qFormat/>
     <w:uiPriority w:val="66"/>
     <w:pPr>
       <w:spacing w:after="0" w:line="240" w:lineRule="auto"/>
@@ -14345,9 +16160,10 @@
       </w:tcPr>
     </w:tblStylePr>
   </w:style>
-  <w:style w:type="table" w:styleId="78">
+  <w:style w:type="table" w:styleId="81">
     <w:name w:val="Medium List 2 Accent 2"/>
-    <w:basedOn w:val="32"/>
+    <w:basedOn w:val="35"/>
+    <w:qFormat/>
     <w:uiPriority w:val="66"/>
     <w:pPr>
       <w:spacing w:after="0" w:line="240" w:lineRule="auto"/>
@@ -14474,9 +16290,10 @@
       </w:tcPr>
     </w:tblStylePr>
   </w:style>
-  <w:style w:type="table" w:styleId="79">
+  <w:style w:type="table" w:styleId="82">
     <w:name w:val="Medium List 2 Accent 3"/>
-    <w:basedOn w:val="32"/>
+    <w:basedOn w:val="35"/>
+    <w:qFormat/>
     <w:uiPriority w:val="66"/>
     <w:pPr>
       <w:spacing w:after="0" w:line="240" w:lineRule="auto"/>
@@ -14603,9 +16420,10 @@
       </w:tcPr>
     </w:tblStylePr>
   </w:style>
-  <w:style w:type="table" w:styleId="80">
+  <w:style w:type="table" w:styleId="83">
     <w:name w:val="Medium List 2 Accent 4"/>
-    <w:basedOn w:val="32"/>
+    <w:basedOn w:val="35"/>
+    <w:qFormat/>
     <w:uiPriority w:val="66"/>
     <w:pPr>
       <w:spacing w:after="0" w:line="240" w:lineRule="auto"/>
@@ -14732,9 +16550,10 @@
       </w:tcPr>
     </w:tblStylePr>
   </w:style>
-  <w:style w:type="table" w:styleId="81">
+  <w:style w:type="table" w:styleId="84">
     <w:name w:val="Medium List 2 Accent 5"/>
-    <w:basedOn w:val="32"/>
+    <w:basedOn w:val="35"/>
+    <w:qFormat/>
     <w:uiPriority w:val="66"/>
     <w:pPr>
       <w:spacing w:after="0" w:line="240" w:lineRule="auto"/>
@@ -14861,9 +16680,10 @@
       </w:tcPr>
     </w:tblStylePr>
   </w:style>
-  <w:style w:type="table" w:styleId="82">
+  <w:style w:type="table" w:styleId="85">
     <w:name w:val="Medium List 2 Accent 6"/>
-    <w:basedOn w:val="32"/>
+    <w:basedOn w:val="35"/>
+    <w:qFormat/>
     <w:uiPriority w:val="66"/>
     <w:pPr>
       <w:spacing w:after="0" w:line="240" w:lineRule="auto"/>
@@ -14990,9 +16810,10 @@
       </w:tcPr>
     </w:tblStylePr>
   </w:style>
-  <w:style w:type="table" w:styleId="83">
+  <w:style w:type="table" w:styleId="86">
     <w:name w:val="Medium Grid 1"/>
-    <w:basedOn w:val="32"/>
+    <w:basedOn w:val="35"/>
+    <w:qFormat/>
     <w:uiPriority w:val="67"/>
     <w:pPr>
       <w:spacing w:after="0" w:line="240" w:lineRule="auto"/>
@@ -15059,9 +16880,10 @@
       </w:tcPr>
     </w:tblStylePr>
   </w:style>
-  <w:style w:type="table" w:styleId="84">
+  <w:style w:type="table" w:styleId="87">
     <w:name w:val="Medium Grid 1 Accent 1"/>
-    <w:basedOn w:val="32"/>
+    <w:basedOn w:val="35"/>
+    <w:qFormat/>
     <w:uiPriority w:val="67"/>
     <w:pPr>
       <w:spacing w:after="0" w:line="240" w:lineRule="auto"/>
@@ -15128,9 +16950,9 @@
       </w:tcPr>
     </w:tblStylePr>
   </w:style>
-  <w:style w:type="table" w:styleId="85">
+  <w:style w:type="table" w:styleId="88">
     <w:name w:val="Medium Grid 1 Accent 2"/>
-    <w:basedOn w:val="32"/>
+    <w:basedOn w:val="35"/>
     <w:uiPriority w:val="67"/>
     <w:pPr>
       <w:spacing w:after="0" w:line="240" w:lineRule="auto"/>
@@ -15197,9 +17019,10 @@
       </w:tcPr>
     </w:tblStylePr>
   </w:style>
-  <w:style w:type="table" w:styleId="86">
+  <w:style w:type="table" w:styleId="89">
     <w:name w:val="Medium Grid 1 Accent 3"/>
-    <w:basedOn w:val="32"/>
+    <w:basedOn w:val="35"/>
+    <w:qFormat/>
     <w:uiPriority w:val="67"/>
     <w:pPr>
       <w:spacing w:after="0" w:line="240" w:lineRule="auto"/>
@@ -15266,9 +17089,9 @@
       </w:tcPr>
     </w:tblStylePr>
   </w:style>
-  <w:style w:type="table" w:styleId="87">
+  <w:style w:type="table" w:styleId="90">
     <w:name w:val="Medium Grid 1 Accent 4"/>
-    <w:basedOn w:val="32"/>
+    <w:basedOn w:val="35"/>
     <w:uiPriority w:val="67"/>
     <w:pPr>
       <w:spacing w:after="0" w:line="240" w:lineRule="auto"/>
@@ -15335,9 +17158,10 @@
       </w:tcPr>
     </w:tblStylePr>
   </w:style>
-  <w:style w:type="table" w:styleId="88">
+  <w:style w:type="table" w:styleId="91">
     <w:name w:val="Medium Grid 1 Accent 5"/>
-    <w:basedOn w:val="32"/>
+    <w:basedOn w:val="35"/>
+    <w:qFormat/>
     <w:uiPriority w:val="67"/>
     <w:pPr>
       <w:spacing w:after="0" w:line="240" w:lineRule="auto"/>
@@ -15404,9 +17228,9 @@
       </w:tcPr>
     </w:tblStylePr>
   </w:style>
-  <w:style w:type="table" w:styleId="89">
+  <w:style w:type="table" w:styleId="92">
     <w:name w:val="Medium Grid 1 Accent 6"/>
-    <w:basedOn w:val="32"/>
+    <w:basedOn w:val="35"/>
     <w:uiPriority w:val="67"/>
     <w:pPr>
       <w:spacing w:after="0" w:line="240" w:lineRule="auto"/>
@@ -15473,9 +17297,9 @@
       </w:tcPr>
     </w:tblStylePr>
   </w:style>
-  <w:style w:type="table" w:styleId="90">
+  <w:style w:type="table" w:styleId="93">
     <w:name w:val="Medium Grid 2"/>
-    <w:basedOn w:val="32"/>
+    <w:basedOn w:val="35"/>
     <w:uiPriority w:val="68"/>
     <w:pPr>
       <w:spacing w:after="0" w:line="240" w:lineRule="auto"/>
@@ -15619,9 +17443,9 @@
       </w:tcPr>
     </w:tblStylePr>
   </w:style>
-  <w:style w:type="table" w:styleId="91">
+  <w:style w:type="table" w:styleId="94">
     <w:name w:val="Medium Grid 2 Accent 1"/>
-    <w:basedOn w:val="32"/>
+    <w:basedOn w:val="35"/>
     <w:uiPriority w:val="68"/>
     <w:pPr>
       <w:spacing w:after="0" w:line="240" w:lineRule="auto"/>
@@ -15765,9 +17589,9 @@
       </w:tcPr>
     </w:tblStylePr>
   </w:style>
-  <w:style w:type="table" w:styleId="92">
+  <w:style w:type="table" w:styleId="95">
     <w:name w:val="Medium Grid 2 Accent 2"/>
-    <w:basedOn w:val="32"/>
+    <w:basedOn w:val="35"/>
     <w:uiPriority w:val="68"/>
     <w:pPr>
       <w:spacing w:after="0" w:line="240" w:lineRule="auto"/>
@@ -15911,9 +17735,9 @@
       </w:tcPr>
     </w:tblStylePr>
   </w:style>
-  <w:style w:type="table" w:styleId="93">
+  <w:style w:type="table" w:styleId="96">
     <w:name w:val="Medium Grid 2 Accent 3"/>
-    <w:basedOn w:val="32"/>
+    <w:basedOn w:val="35"/>
     <w:uiPriority w:val="68"/>
     <w:pPr>
       <w:spacing w:after="0" w:line="240" w:lineRule="auto"/>
@@ -16057,9 +17881,9 @@
       </w:tcPr>
     </w:tblStylePr>
   </w:style>
-  <w:style w:type="table" w:styleId="94">
+  <w:style w:type="table" w:styleId="97">
     <w:name w:val="Medium Grid 2 Accent 4"/>
-    <w:basedOn w:val="32"/>
+    <w:basedOn w:val="35"/>
     <w:uiPriority w:val="68"/>
     <w:pPr>
       <w:spacing w:after="0" w:line="240" w:lineRule="auto"/>
@@ -16203,9 +18027,9 @@
       </w:tcPr>
     </w:tblStylePr>
   </w:style>
-  <w:style w:type="table" w:styleId="95">
+  <w:style w:type="table" w:styleId="98">
     <w:name w:val="Medium Grid 2 Accent 5"/>
-    <w:basedOn w:val="32"/>
+    <w:basedOn w:val="35"/>
     <w:uiPriority w:val="68"/>
     <w:pPr>
       <w:spacing w:after="0" w:line="240" w:lineRule="auto"/>
@@ -16349,9 +18173,10 @@
       </w:tcPr>
     </w:tblStylePr>
   </w:style>
-  <w:style w:type="table" w:styleId="96">
+  <w:style w:type="table" w:styleId="99">
     <w:name w:val="Medium Grid 2 Accent 6"/>
-    <w:basedOn w:val="32"/>
+    <w:basedOn w:val="35"/>
+    <w:qFormat/>
     <w:uiPriority w:val="68"/>
     <w:pPr>
       <w:spacing w:after="0" w:line="240" w:lineRule="auto"/>
@@ -16495,9 +18320,9 @@
       </w:tcPr>
     </w:tblStylePr>
   </w:style>
-  <w:style w:type="table" w:styleId="97">
+  <w:style w:type="table" w:styleId="100">
     <w:name w:val="Medium Grid 3"/>
-    <w:basedOn w:val="32"/>
+    <w:basedOn w:val="35"/>
     <w:uiPriority w:val="69"/>
     <w:pPr>
       <w:spacing w:after="0" w:line="240" w:lineRule="auto"/>
@@ -16652,9 +18477,9 @@
       </w:tcPr>
     </w:tblStylePr>
   </w:style>
-  <w:style w:type="table" w:styleId="98">
+  <w:style w:type="table" w:styleId="101">
     <w:name w:val="Medium Grid 3 Accent 1"/>
-    <w:basedOn w:val="32"/>
+    <w:basedOn w:val="35"/>
     <w:uiPriority w:val="69"/>
     <w:pPr>
       <w:spacing w:after="0" w:line="240" w:lineRule="auto"/>
@@ -16809,9 +18634,10 @@
       </w:tcPr>
     </w:tblStylePr>
   </w:style>
-  <w:style w:type="table" w:styleId="99">
+  <w:style w:type="table" w:styleId="102">
     <w:name w:val="Medium Grid 3 Accent 2"/>
-    <w:basedOn w:val="32"/>
+    <w:basedOn w:val="35"/>
+    <w:qFormat/>
     <w:uiPriority w:val="69"/>
     <w:pPr>
       <w:spacing w:after="0" w:line="240" w:lineRule="auto"/>
@@ -16966,9 +18792,9 @@
       </w:tcPr>
     </w:tblStylePr>
   </w:style>
-  <w:style w:type="table" w:styleId="100">
+  <w:style w:type="table" w:styleId="103">
     <w:name w:val="Medium Grid 3 Accent 3"/>
-    <w:basedOn w:val="32"/>
+    <w:basedOn w:val="35"/>
     <w:uiPriority w:val="69"/>
     <w:pPr>
       <w:spacing w:after="0" w:line="240" w:lineRule="auto"/>
@@ -17123,9 +18949,9 @@
       </w:tcPr>
     </w:tblStylePr>
   </w:style>
-  <w:style w:type="table" w:styleId="101">
+  <w:style w:type="table" w:styleId="104">
     <w:name w:val="Medium Grid 3 Accent 4"/>
-    <w:basedOn w:val="32"/>
+    <w:basedOn w:val="35"/>
     <w:uiPriority w:val="69"/>
     <w:pPr>
       <w:spacing w:after="0" w:line="240" w:lineRule="auto"/>
@@ -17280,9 +19106,9 @@
       </w:tcPr>
     </w:tblStylePr>
   </w:style>
-  <w:style w:type="table" w:styleId="102">
+  <w:style w:type="table" w:styleId="105">
     <w:name w:val="Medium Grid 3 Accent 5"/>
-    <w:basedOn w:val="32"/>
+    <w:basedOn w:val="35"/>
     <w:uiPriority w:val="69"/>
     <w:pPr>
       <w:spacing w:after="0" w:line="240" w:lineRule="auto"/>
@@ -17437,9 +19263,10 @@
       </w:tcPr>
     </w:tblStylePr>
   </w:style>
-  <w:style w:type="table" w:styleId="103">
+  <w:style w:type="table" w:styleId="106">
     <w:name w:val="Medium Grid 3 Accent 6"/>
-    <w:basedOn w:val="32"/>
+    <w:basedOn w:val="35"/>
+    <w:qFormat/>
     <w:uiPriority w:val="69"/>
     <w:pPr>
       <w:spacing w:after="0" w:line="240" w:lineRule="auto"/>
@@ -17594,9 +19421,9 @@
       </w:tcPr>
     </w:tblStylePr>
   </w:style>
-  <w:style w:type="table" w:styleId="104">
+  <w:style w:type="table" w:styleId="107">
     <w:name w:val="Dark List"/>
-    <w:basedOn w:val="32"/>
+    <w:basedOn w:val="35"/>
     <w:qFormat/>
     <w:uiPriority w:val="70"/>
     <w:pPr>
@@ -17710,9 +19537,10 @@
       </w:tcPr>
     </w:tblStylePr>
   </w:style>
-  <w:style w:type="table" w:styleId="105">
+  <w:style w:type="table" w:styleId="108">
     <w:name w:val="Dark List Accent 1"/>
-    <w:basedOn w:val="32"/>
+    <w:basedOn w:val="35"/>
+    <w:qFormat/>
     <w:uiPriority w:val="70"/>
     <w:pPr>
       <w:spacing w:after="0" w:line="240" w:lineRule="auto"/>
@@ -17825,9 +19653,10 @@
       </w:tcPr>
     </w:tblStylePr>
   </w:style>
-  <w:style w:type="table" w:styleId="106">
+  <w:style w:type="table" w:styleId="109">
     <w:name w:val="Dark List Accent 2"/>
-    <w:basedOn w:val="32"/>
+    <w:basedOn w:val="35"/>
+    <w:qFormat/>
     <w:uiPriority w:val="70"/>
     <w:pPr>
       <w:spacing w:after="0" w:line="240" w:lineRule="auto"/>
@@ -17940,9 +19769,9 @@
       </w:tcPr>
     </w:tblStylePr>
   </w:style>
-  <w:style w:type="table" w:styleId="107">
+  <w:style w:type="table" w:styleId="110">
     <w:name w:val="Dark List Accent 3"/>
-    <w:basedOn w:val="32"/>
+    <w:basedOn w:val="35"/>
     <w:uiPriority w:val="70"/>
     <w:pPr>
       <w:spacing w:after="0" w:line="240" w:lineRule="auto"/>
@@ -18055,9 +19884,9 @@
       </w:tcPr>
     </w:tblStylePr>
   </w:style>
-  <w:style w:type="table" w:styleId="108">
+  <w:style w:type="table" w:styleId="111">
     <w:name w:val="Dark List Accent 4"/>
-    <w:basedOn w:val="32"/>
+    <w:basedOn w:val="35"/>
     <w:uiPriority w:val="70"/>
     <w:pPr>
       <w:spacing w:after="0" w:line="240" w:lineRule="auto"/>
@@ -18170,9 +19999,10 @@
       </w:tcPr>
     </w:tblStylePr>
   </w:style>
-  <w:style w:type="table" w:styleId="109">
+  <w:style w:type="table" w:styleId="112">
     <w:name w:val="Dark List Accent 5"/>
-    <w:basedOn w:val="32"/>
+    <w:basedOn w:val="35"/>
+    <w:qFormat/>
     <w:uiPriority w:val="70"/>
     <w:pPr>
       <w:spacing w:after="0" w:line="240" w:lineRule="auto"/>
@@ -18285,9 +20115,9 @@
       </w:tcPr>
     </w:tblStylePr>
   </w:style>
-  <w:style w:type="table" w:styleId="110">
+  <w:style w:type="table" w:styleId="113">
     <w:name w:val="Dark List Accent 6"/>
-    <w:basedOn w:val="32"/>
+    <w:basedOn w:val="35"/>
     <w:uiPriority w:val="70"/>
     <w:pPr>
       <w:spacing w:after="0" w:line="240" w:lineRule="auto"/>
@@ -18400,9 +20230,9 @@
       </w:tcPr>
     </w:tblStylePr>
   </w:style>
-  <w:style w:type="table" w:styleId="111">
+  <w:style w:type="table" w:styleId="114">
     <w:name w:val="Colorful Shading"/>
-    <w:basedOn w:val="32"/>
+    <w:basedOn w:val="35"/>
     <w:uiPriority w:val="71"/>
     <w:pPr>
       <w:spacing w:after="0" w:line="240" w:lineRule="auto"/>
@@ -18548,9 +20378,9 @@
       </w:rPr>
     </w:tblStylePr>
   </w:style>
-  <w:style w:type="table" w:styleId="112">
+  <w:style w:type="table" w:styleId="115">
     <w:name w:val="Colorful Shading Accent 1"/>
-    <w:basedOn w:val="32"/>
+    <w:basedOn w:val="35"/>
     <w:uiPriority w:val="71"/>
     <w:pPr>
       <w:spacing w:after="0" w:line="240" w:lineRule="auto"/>
@@ -18696,9 +20526,9 @@
       </w:rPr>
     </w:tblStylePr>
   </w:style>
-  <w:style w:type="table" w:styleId="113">
+  <w:style w:type="table" w:styleId="116">
     <w:name w:val="Colorful Shading Accent 2"/>
-    <w:basedOn w:val="32"/>
+    <w:basedOn w:val="35"/>
     <w:uiPriority w:val="71"/>
     <w:pPr>
       <w:spacing w:after="0" w:line="240" w:lineRule="auto"/>
@@ -18844,9 +20674,9 @@
       </w:rPr>
     </w:tblStylePr>
   </w:style>
-  <w:style w:type="table" w:styleId="114">
+  <w:style w:type="table" w:styleId="117">
     <w:name w:val="Colorful Shading Accent 3"/>
-    <w:basedOn w:val="32"/>
+    <w:basedOn w:val="35"/>
     <w:uiPriority w:val="71"/>
     <w:pPr>
       <w:spacing w:after="0" w:line="240" w:lineRule="auto"/>
@@ -18972,9 +20802,9 @@
       </w:tcPr>
     </w:tblStylePr>
   </w:style>
-  <w:style w:type="table" w:styleId="115">
+  <w:style w:type="table" w:styleId="118">
     <w:name w:val="Colorful Shading Accent 4"/>
-    <w:basedOn w:val="32"/>
+    <w:basedOn w:val="35"/>
     <w:uiPriority w:val="71"/>
     <w:pPr>
       <w:spacing w:after="0" w:line="240" w:lineRule="auto"/>
@@ -19120,9 +20950,9 @@
       </w:rPr>
     </w:tblStylePr>
   </w:style>
-  <w:style w:type="table" w:styleId="116">
+  <w:style w:type="table" w:styleId="119">
     <w:name w:val="Colorful Shading Accent 5"/>
-    <w:basedOn w:val="32"/>
+    <w:basedOn w:val="35"/>
     <w:uiPriority w:val="71"/>
     <w:pPr>
       <w:spacing w:after="0" w:line="240" w:lineRule="auto"/>
@@ -19268,9 +21098,9 @@
       </w:rPr>
     </w:tblStylePr>
   </w:style>
-  <w:style w:type="table" w:styleId="117">
+  <w:style w:type="table" w:styleId="120">
     <w:name w:val="Colorful Shading Accent 6"/>
-    <w:basedOn w:val="32"/>
+    <w:basedOn w:val="35"/>
     <w:uiPriority w:val="71"/>
     <w:pPr>
       <w:spacing w:after="0" w:line="240" w:lineRule="auto"/>
@@ -19416,9 +21246,9 @@
       </w:rPr>
     </w:tblStylePr>
   </w:style>
-  <w:style w:type="table" w:styleId="118">
+  <w:style w:type="table" w:styleId="121">
     <w:name w:val="Colorful List"/>
-    <w:basedOn w:val="32"/>
+    <w:basedOn w:val="35"/>
     <w:uiPriority w:val="72"/>
     <w:pPr>
       <w:spacing w:after="0" w:line="240" w:lineRule="auto"/>
@@ -19508,9 +21338,9 @@
       </w:tcPr>
     </w:tblStylePr>
   </w:style>
-  <w:style w:type="table" w:styleId="119">
+  <w:style w:type="table" w:styleId="122">
     <w:name w:val="Colorful List Accent 1"/>
-    <w:basedOn w:val="32"/>
+    <w:basedOn w:val="35"/>
     <w:uiPriority w:val="72"/>
     <w:pPr>
       <w:spacing w:after="0" w:line="240" w:lineRule="auto"/>
@@ -19600,9 +21430,9 @@
       </w:tcPr>
     </w:tblStylePr>
   </w:style>
-  <w:style w:type="table" w:styleId="120">
+  <w:style w:type="table" w:styleId="123">
     <w:name w:val="Colorful List Accent 2"/>
-    <w:basedOn w:val="32"/>
+    <w:basedOn w:val="35"/>
     <w:uiPriority w:val="72"/>
     <w:pPr>
       <w:spacing w:after="0" w:line="240" w:lineRule="auto"/>
@@ -19692,9 +21522,9 @@
       </w:tcPr>
     </w:tblStylePr>
   </w:style>
-  <w:style w:type="table" w:styleId="121">
+  <w:style w:type="table" w:styleId="124">
     <w:name w:val="Colorful List Accent 3"/>
-    <w:basedOn w:val="32"/>
+    <w:basedOn w:val="35"/>
     <w:uiPriority w:val="72"/>
     <w:pPr>
       <w:spacing w:after="0" w:line="240" w:lineRule="auto"/>
@@ -19784,9 +21614,9 @@
       </w:tcPr>
     </w:tblStylePr>
   </w:style>
-  <w:style w:type="table" w:styleId="122">
+  <w:style w:type="table" w:styleId="125">
     <w:name w:val="Colorful List Accent 4"/>
-    <w:basedOn w:val="32"/>
+    <w:basedOn w:val="35"/>
     <w:uiPriority w:val="72"/>
     <w:pPr>
       <w:spacing w:after="0" w:line="240" w:lineRule="auto"/>
@@ -19876,9 +21706,9 @@
       </w:tcPr>
     </w:tblStylePr>
   </w:style>
-  <w:style w:type="table" w:styleId="123">
+  <w:style w:type="table" w:styleId="126">
     <w:name w:val="Colorful List Accent 5"/>
-    <w:basedOn w:val="32"/>
+    <w:basedOn w:val="35"/>
     <w:uiPriority w:val="72"/>
     <w:pPr>
       <w:spacing w:after="0" w:line="240" w:lineRule="auto"/>
@@ -19968,9 +21798,9 @@
       </w:tcPr>
     </w:tblStylePr>
   </w:style>
-  <w:style w:type="table" w:styleId="124">
+  <w:style w:type="table" w:styleId="127">
     <w:name w:val="Colorful List Accent 6"/>
-    <w:basedOn w:val="32"/>
+    <w:basedOn w:val="35"/>
     <w:uiPriority w:val="72"/>
     <w:pPr>
       <w:spacing w:after="0" w:line="240" w:lineRule="auto"/>
@@ -20060,9 +21890,9 @@
       </w:tcPr>
     </w:tblStylePr>
   </w:style>
-  <w:style w:type="table" w:styleId="125">
+  <w:style w:type="table" w:styleId="128">
     <w:name w:val="Colorful Grid"/>
-    <w:basedOn w:val="32"/>
+    <w:basedOn w:val="35"/>
     <w:uiPriority w:val="73"/>
     <w:pPr>
       <w:spacing w:after="0" w:line="240" w:lineRule="auto"/>
@@ -20156,9 +21986,9 @@
       </w:tcPr>
     </w:tblStylePr>
   </w:style>
-  <w:style w:type="table" w:styleId="126">
+  <w:style w:type="table" w:styleId="129">
     <w:name w:val="Colorful Grid Accent 1"/>
-    <w:basedOn w:val="32"/>
+    <w:basedOn w:val="35"/>
     <w:uiPriority w:val="73"/>
     <w:pPr>
       <w:spacing w:after="0" w:line="240" w:lineRule="auto"/>
@@ -20252,9 +22082,9 @@
       </w:tcPr>
     </w:tblStylePr>
   </w:style>
-  <w:style w:type="table" w:styleId="127">
+  <w:style w:type="table" w:styleId="130">
     <w:name w:val="Colorful Grid Accent 2"/>
-    <w:basedOn w:val="32"/>
+    <w:basedOn w:val="35"/>
     <w:uiPriority w:val="73"/>
     <w:pPr>
       <w:spacing w:after="0" w:line="240" w:lineRule="auto"/>
@@ -20348,9 +22178,9 @@
       </w:tcPr>
     </w:tblStylePr>
   </w:style>
-  <w:style w:type="table" w:styleId="128">
+  <w:style w:type="table" w:styleId="131">
     <w:name w:val="Colorful Grid Accent 3"/>
-    <w:basedOn w:val="32"/>
+    <w:basedOn w:val="35"/>
     <w:uiPriority w:val="73"/>
     <w:pPr>
       <w:spacing w:after="0" w:line="240" w:lineRule="auto"/>
@@ -20444,9 +22274,9 @@
       </w:tcPr>
     </w:tblStylePr>
   </w:style>
-  <w:style w:type="table" w:styleId="129">
+  <w:style w:type="table" w:styleId="132">
     <w:name w:val="Colorful Grid Accent 4"/>
-    <w:basedOn w:val="32"/>
+    <w:basedOn w:val="35"/>
     <w:uiPriority w:val="73"/>
     <w:pPr>
       <w:spacing w:after="0" w:line="240" w:lineRule="auto"/>
@@ -20540,9 +22370,9 @@
       </w:tcPr>
     </w:tblStylePr>
   </w:style>
-  <w:style w:type="table" w:styleId="130">
+  <w:style w:type="table" w:styleId="133">
     <w:name w:val="Colorful Grid Accent 5"/>
-    <w:basedOn w:val="32"/>
+    <w:basedOn w:val="35"/>
     <w:uiPriority w:val="73"/>
     <w:pPr>
       <w:spacing w:after="0" w:line="240" w:lineRule="auto"/>
@@ -20636,9 +22466,9 @@
       </w:tcPr>
     </w:tblStylePr>
   </w:style>
-  <w:style w:type="table" w:styleId="131">
+  <w:style w:type="table" w:styleId="134">
     <w:name w:val="Colorful Grid Accent 6"/>
-    <w:basedOn w:val="32"/>
+    <w:basedOn w:val="35"/>
     <w:uiPriority w:val="73"/>
     <w:pPr>
       <w:spacing w:after="0" w:line="240" w:lineRule="auto"/>
@@ -20732,9 +22562,9 @@
       </w:tcPr>
     </w:tblStylePr>
   </w:style>
-  <w:style w:type="character" w:styleId="133">
+  <w:style w:type="character" w:styleId="136">
     <w:name w:val="Strong"/>
-    <w:basedOn w:val="132"/>
+    <w:basedOn w:val="135"/>
     <w:qFormat/>
     <w:uiPriority w:val="22"/>
     <w:rPr>
@@ -20742,9 +22572,9 @@
       <w:bCs/>
     </w:rPr>
   </w:style>
-  <w:style w:type="character" w:styleId="134">
+  <w:style w:type="character" w:styleId="137">
     <w:name w:val="Emphasis"/>
-    <w:basedOn w:val="132"/>
+    <w:basedOn w:val="135"/>
     <w:qFormat/>
     <w:uiPriority w:val="20"/>
     <w:rPr>
@@ -20752,19 +22582,19 @@
       <w:iCs/>
     </w:rPr>
   </w:style>
-  <w:style w:type="character" w:customStyle="1" w:styleId="135">
+  <w:style w:type="character" w:customStyle="1" w:styleId="138">
     <w:name w:val="Header Char"/>
-    <w:basedOn w:val="132"/>
+    <w:basedOn w:val="135"/>
+    <w:link w:val="26"/>
+    <w:uiPriority w:val="99"/>
+  </w:style>
+  <w:style w:type="character" w:customStyle="1" w:styleId="139">
+    <w:name w:val="Footer Char"/>
+    <w:basedOn w:val="135"/>
     <w:link w:val="25"/>
     <w:uiPriority w:val="99"/>
   </w:style>
-  <w:style w:type="character" w:customStyle="1" w:styleId="136">
-    <w:name w:val="Footer Char"/>
-    <w:basedOn w:val="132"/>
-    <w:link w:val="24"/>
-    <w:uiPriority w:val="99"/>
-  </w:style>
-  <w:style w:type="paragraph" w:styleId="137">
+  <w:style w:type="paragraph" w:styleId="140">
     <w:name w:val="No Spacing"/>
     <w:qFormat/>
     <w:uiPriority w:val="1"/>
@@ -20778,9 +22608,9 @@
       <w:lang w:val="en-US" w:eastAsia="en-US" w:bidi="ar-SA"/>
     </w:rPr>
   </w:style>
-  <w:style w:type="character" w:customStyle="1" w:styleId="138">
+  <w:style w:type="character" w:customStyle="1" w:styleId="141">
     <w:name w:val="Heading 1 Char"/>
-    <w:basedOn w:val="132"/>
+    <w:basedOn w:val="135"/>
     <w:link w:val="3"/>
     <w:uiPriority w:val="9"/>
     <w:rPr>
@@ -20792,9 +22622,9 @@
       <w:szCs w:val="28"/>
     </w:rPr>
   </w:style>
-  <w:style w:type="character" w:customStyle="1" w:styleId="139">
+  <w:style w:type="character" w:customStyle="1" w:styleId="142">
     <w:name w:val="Heading 2 Char"/>
-    <w:basedOn w:val="132"/>
+    <w:basedOn w:val="135"/>
     <w:link w:val="4"/>
     <w:uiPriority w:val="9"/>
     <w:rPr>
@@ -20811,9 +22641,9 @@
       </w14:textFill>
     </w:rPr>
   </w:style>
-  <w:style w:type="character" w:customStyle="1" w:styleId="140">
+  <w:style w:type="character" w:customStyle="1" w:styleId="143">
     <w:name w:val="Heading 3 Char"/>
-    <w:basedOn w:val="132"/>
+    <w:basedOn w:val="135"/>
     <w:link w:val="5"/>
     <w:uiPriority w:val="9"/>
     <w:rPr>
@@ -20828,10 +22658,10 @@
       </w14:textFill>
     </w:rPr>
   </w:style>
-  <w:style w:type="character" w:customStyle="1" w:styleId="141">
+  <w:style w:type="character" w:customStyle="1" w:styleId="144">
     <w:name w:val="Title Char"/>
-    <w:basedOn w:val="132"/>
-    <w:link w:val="31"/>
+    <w:basedOn w:val="135"/>
+    <w:link w:val="34"/>
     <w:uiPriority w:val="10"/>
     <w:rPr>
       <w:rFonts w:asciiTheme="majorHAnsi" w:hAnsiTheme="majorHAnsi" w:eastAsiaTheme="majorEastAsia" w:cstheme="majorBidi"/>
@@ -20842,10 +22672,10 @@
       <w:szCs w:val="52"/>
     </w:rPr>
   </w:style>
-  <w:style w:type="character" w:customStyle="1" w:styleId="142">
+  <w:style w:type="character" w:customStyle="1" w:styleId="145">
     <w:name w:val="Subtitle Char"/>
-    <w:basedOn w:val="132"/>
-    <w:link w:val="26"/>
+    <w:basedOn w:val="135"/>
+    <w:link w:val="28"/>
     <w:uiPriority w:val="11"/>
     <w:rPr>
       <w:rFonts w:asciiTheme="majorHAnsi" w:hAnsiTheme="majorHAnsi" w:eastAsiaTheme="majorEastAsia" w:cstheme="majorBidi"/>
@@ -20862,7 +22692,7 @@
       </w14:textFill>
     </w:rPr>
   </w:style>
-  <w:style w:type="paragraph" w:styleId="143">
+  <w:style w:type="paragraph" w:styleId="146">
     <w:name w:val="List Paragraph"/>
     <w:basedOn w:val="1"/>
     <w:qFormat/>
@@ -20872,21 +22702,21 @@
       <w:contextualSpacing/>
     </w:pPr>
   </w:style>
-  <w:style w:type="character" w:customStyle="1" w:styleId="144">
+  <w:style w:type="character" w:customStyle="1" w:styleId="147">
     <w:name w:val="Body Text Char"/>
-    <w:basedOn w:val="132"/>
+    <w:basedOn w:val="135"/>
     <w:link w:val="19"/>
     <w:uiPriority w:val="99"/>
   </w:style>
-  <w:style w:type="character" w:customStyle="1" w:styleId="145">
+  <w:style w:type="character" w:customStyle="1" w:styleId="148">
     <w:name w:val="Body Text 2 Char"/>
-    <w:basedOn w:val="132"/>
-    <w:link w:val="28"/>
+    <w:basedOn w:val="135"/>
+    <w:link w:val="31"/>
     <w:uiPriority w:val="99"/>
   </w:style>
-  <w:style w:type="character" w:customStyle="1" w:styleId="146">
+  <w:style w:type="character" w:customStyle="1" w:styleId="149">
     <w:name w:val="Body Text 3 Char"/>
-    <w:basedOn w:val="132"/>
+    <w:basedOn w:val="135"/>
     <w:link w:val="17"/>
     <w:uiPriority w:val="99"/>
     <w:rPr>
@@ -20894,9 +22724,9 @@
       <w:szCs w:val="16"/>
     </w:rPr>
   </w:style>
-  <w:style w:type="character" w:customStyle="1" w:styleId="147">
+  <w:style w:type="character" w:customStyle="1" w:styleId="150">
     <w:name w:val="Macro Text Char"/>
-    <w:basedOn w:val="132"/>
+    <w:basedOn w:val="135"/>
     <w:link w:val="2"/>
     <w:uiPriority w:val="99"/>
     <w:rPr>
@@ -20905,11 +22735,11 @@
       <w:szCs w:val="20"/>
     </w:rPr>
   </w:style>
-  <w:style w:type="paragraph" w:styleId="148">
+  <w:style w:type="paragraph" w:styleId="151">
     <w:name w:val="Quote"/>
     <w:basedOn w:val="1"/>
     <w:next w:val="1"/>
-    <w:link w:val="149"/>
+    <w:link w:val="152"/>
     <w:qFormat/>
     <w:uiPriority w:val="29"/>
     <w:rPr>
@@ -20923,10 +22753,10 @@
       </w14:textFill>
     </w:rPr>
   </w:style>
-  <w:style w:type="character" w:customStyle="1" w:styleId="149">
+  <w:style w:type="character" w:customStyle="1" w:styleId="152">
     <w:name w:val="Quote Char"/>
-    <w:basedOn w:val="132"/>
-    <w:link w:val="148"/>
+    <w:basedOn w:val="135"/>
+    <w:link w:val="151"/>
     <w:uiPriority w:val="29"/>
     <w:rPr>
       <w:i/>
@@ -20939,9 +22769,9 @@
       </w14:textFill>
     </w:rPr>
   </w:style>
-  <w:style w:type="character" w:customStyle="1" w:styleId="150">
+  <w:style w:type="character" w:customStyle="1" w:styleId="153">
     <w:name w:val="Heading 4 Char"/>
-    <w:basedOn w:val="132"/>
+    <w:basedOn w:val="135"/>
     <w:link w:val="6"/>
     <w:semiHidden/>
     <w:uiPriority w:val="9"/>
@@ -20959,9 +22789,9 @@
       </w14:textFill>
     </w:rPr>
   </w:style>
-  <w:style w:type="character" w:customStyle="1" w:styleId="151">
+  <w:style w:type="character" w:customStyle="1" w:styleId="154">
     <w:name w:val="Heading 5 Char"/>
-    <w:basedOn w:val="132"/>
+    <w:basedOn w:val="135"/>
     <w:link w:val="7"/>
     <w:semiHidden/>
     <w:uiPriority w:val="9"/>
@@ -20970,9 +22800,9 @@
       <w:color w:val="254061" w:themeColor="accent1" w:themeShade="80"/>
     </w:rPr>
   </w:style>
-  <w:style w:type="character" w:customStyle="1" w:styleId="152">
+  <w:style w:type="character" w:customStyle="1" w:styleId="155">
     <w:name w:val="Heading 6 Char"/>
-    <w:basedOn w:val="132"/>
+    <w:basedOn w:val="135"/>
     <w:link w:val="8"/>
     <w:semiHidden/>
     <w:uiPriority w:val="9"/>
@@ -20983,9 +22813,9 @@
       <w:color w:val="254061" w:themeColor="accent1" w:themeShade="80"/>
     </w:rPr>
   </w:style>
-  <w:style w:type="character" w:customStyle="1" w:styleId="153">
+  <w:style w:type="character" w:customStyle="1" w:styleId="156">
     <w:name w:val="Heading 7 Char"/>
-    <w:basedOn w:val="132"/>
+    <w:basedOn w:val="135"/>
     <w:link w:val="9"/>
     <w:semiHidden/>
     <w:uiPriority w:val="9"/>
@@ -21004,9 +22834,9 @@
       </w14:textFill>
     </w:rPr>
   </w:style>
-  <w:style w:type="character" w:customStyle="1" w:styleId="154">
+  <w:style w:type="character" w:customStyle="1" w:styleId="157">
     <w:name w:val="Heading 8 Char"/>
-    <w:basedOn w:val="132"/>
+    <w:basedOn w:val="135"/>
     <w:link w:val="10"/>
     <w:semiHidden/>
     <w:uiPriority w:val="9"/>
@@ -21022,9 +22852,9 @@
       </w14:textFill>
     </w:rPr>
   </w:style>
-  <w:style w:type="character" w:customStyle="1" w:styleId="155">
+  <w:style w:type="character" w:customStyle="1" w:styleId="158">
     <w:name w:val="Heading 9 Char"/>
-    <w:basedOn w:val="132"/>
+    <w:basedOn w:val="135"/>
     <w:link w:val="11"/>
     <w:semiHidden/>
     <w:uiPriority w:val="9"/>
@@ -21045,11 +22875,11 @@
       </w14:textFill>
     </w:rPr>
   </w:style>
-  <w:style w:type="paragraph" w:styleId="156">
+  <w:style w:type="paragraph" w:styleId="159">
     <w:name w:val="Intense Quote"/>
     <w:basedOn w:val="1"/>
     <w:next w:val="1"/>
-    <w:link w:val="157"/>
+    <w:link w:val="160"/>
     <w:qFormat/>
     <w:uiPriority w:val="30"/>
     <w:pPr>
@@ -21072,10 +22902,10 @@
       </w14:textFill>
     </w:rPr>
   </w:style>
-  <w:style w:type="character" w:customStyle="1" w:styleId="157">
+  <w:style w:type="character" w:customStyle="1" w:styleId="160">
     <w:name w:val="Intense Quote Char"/>
-    <w:basedOn w:val="132"/>
-    <w:link w:val="156"/>
+    <w:basedOn w:val="135"/>
+    <w:link w:val="159"/>
     <w:uiPriority w:val="30"/>
     <w:rPr>
       <w:b/>
@@ -21090,9 +22920,9 @@
       </w14:textFill>
     </w:rPr>
   </w:style>
-  <w:style w:type="character" w:customStyle="1" w:styleId="158">
+  <w:style w:type="character" w:customStyle="1" w:styleId="161">
     <w:name w:val="Subtle Emphasis"/>
-    <w:basedOn w:val="132"/>
+    <w:basedOn w:val="135"/>
     <w:qFormat/>
     <w:uiPriority w:val="19"/>
     <w:rPr>
@@ -21109,9 +22939,9 @@
       </w14:textFill>
     </w:rPr>
   </w:style>
-  <w:style w:type="character" w:customStyle="1" w:styleId="159">
+  <w:style w:type="character" w:customStyle="1" w:styleId="162">
     <w:name w:val="Intense Emphasis"/>
-    <w:basedOn w:val="132"/>
+    <w:basedOn w:val="135"/>
     <w:qFormat/>
     <w:uiPriority w:val="21"/>
     <w:rPr>
@@ -21127,9 +22957,9 @@
       </w14:textFill>
     </w:rPr>
   </w:style>
-  <w:style w:type="character" w:customStyle="1" w:styleId="160">
+  <w:style w:type="character" w:customStyle="1" w:styleId="163">
     <w:name w:val="Subtle Reference"/>
-    <w:basedOn w:val="132"/>
+    <w:basedOn w:val="135"/>
     <w:qFormat/>
     <w:uiPriority w:val="31"/>
     <w:rPr>
@@ -21143,9 +22973,9 @@
       </w14:textFill>
     </w:rPr>
   </w:style>
-  <w:style w:type="character" w:customStyle="1" w:styleId="161">
+  <w:style w:type="character" w:customStyle="1" w:styleId="164">
     <w:name w:val="Intense Reference"/>
-    <w:basedOn w:val="132"/>
+    <w:basedOn w:val="135"/>
     <w:qFormat/>
     <w:uiPriority w:val="32"/>
     <w:rPr>
@@ -21162,9 +22992,9 @@
       </w14:textFill>
     </w:rPr>
   </w:style>
-  <w:style w:type="character" w:customStyle="1" w:styleId="162">
+  <w:style w:type="character" w:customStyle="1" w:styleId="165">
     <w:name w:val="Book Title"/>
-    <w:basedOn w:val="132"/>
+    <w:basedOn w:val="135"/>
     <w:qFormat/>
     <w:uiPriority w:val="33"/>
     <w:rPr>
@@ -21174,7 +23004,7 @@
       <w:spacing w:val="5"/>
     </w:rPr>
   </w:style>
-  <w:style w:type="paragraph" w:customStyle="1" w:styleId="163">
+  <w:style w:type="paragraph" w:customStyle="1" w:styleId="166">
     <w:name w:val="TOC Heading"/>
     <w:basedOn w:val="3"/>
     <w:next w:val="1"/>

--- a/docs/CV检测系统2.0.docx
+++ b/docs/CV检测系统2.0.docx
@@ -11,8 +11,8 @@
           <w:color w:val="auto"/>
         </w:rPr>
       </w:pPr>
-      <w:bookmarkStart w:id="0" w:name="_Toc3298"/>
-      <w:bookmarkStart w:id="1" w:name="_Toc12936"/>
+      <w:bookmarkStart w:id="0" w:name="_Toc12936"/>
+      <w:bookmarkStart w:id="1" w:name="_Toc3298"/>
       <w:r>
         <w:rPr>
           <w:rFonts w:hint="default" w:ascii="Times New Roman" w:hAnsi="Times New Roman" w:eastAsia="微软雅黑" w:cs="Times New Roman"/>
@@ -94,13 +94,6 @@
             <w:jc w:val="center"/>
           </w:pPr>
           <w:bookmarkStart w:id="2" w:name="_Toc8828"/>
-          <w:r>
-            <w:rPr>
-              <w:rFonts w:ascii="宋体" w:hAnsi="宋体" w:eastAsia="宋体"/>
-              <w:sz w:val="21"/>
-            </w:rPr>
-            <w:t>目录</w:t>
-          </w:r>
         </w:p>
         <w:p>
           <w:pPr>
@@ -174,19 +167,7 @@
             <w:rPr>
               <w:rFonts w:hint="default" w:ascii="Times New Roman" w:hAnsi="Times New Roman" w:eastAsia="微软雅黑" w:cs="Times New Roman"/>
             </w:rPr>
-            <w:t>海南机器管招投标项目</w:t>
-          </w:r>
-          <w:r>
-            <w:rPr>
-              <w:rFonts w:hint="default" w:ascii="Times New Roman" w:hAnsi="Times New Roman" w:eastAsia="微软雅黑" w:cs="Times New Roman"/>
-            </w:rPr>
-            <w:t xml:space="preserve"> </w:t>
-          </w:r>
-          <w:r>
-            <w:rPr>
-              <w:rFonts w:hint="default" w:ascii="Times New Roman" w:hAnsi="Times New Roman" w:eastAsia="微软雅黑" w:cs="Times New Roman"/>
-            </w:rPr>
-            <w:t>建筑图纸分析系统 v2.0</w:t>
+            <w:t>海南机器管招投标项目 建筑图纸分析系统 v2.0</w:t>
           </w:r>
           <w:r>
             <w:tab/>
@@ -1327,8 +1308,8 @@
           <w:color w:val="auto"/>
         </w:rPr>
       </w:pPr>
-      <w:bookmarkStart w:id="5" w:name="_Toc10530"/>
-      <w:bookmarkStart w:id="6" w:name="_Toc30453"/>
+      <w:bookmarkStart w:id="5" w:name="_Toc30453"/>
+      <w:bookmarkStart w:id="6" w:name="_Toc10530"/>
       <w:r>
         <w:rPr>
           <w:rFonts w:hint="default" w:ascii="Times New Roman" w:hAnsi="Times New Roman" w:eastAsia="微软雅黑" w:cs="Times New Roman"/>
@@ -1341,9 +1322,31 @@
     </w:p>
     <w:p>
       <w:pPr>
-        <w:rPr>
-          <w:rFonts w:hint="default" w:ascii="Times New Roman" w:hAnsi="Times New Roman" w:eastAsia="微软雅黑" w:cs="Times New Roman"/>
-          <w:color w:val="auto"/>
+        <w:keepNext w:val="0"/>
+        <w:keepLines w:val="0"/>
+        <w:pageBreakBefore w:val="0"/>
+        <w:widowControl w:val="0"/>
+        <w:numPr>
+          <w:ilvl w:val="0"/>
+          <w:numId w:val="0"/>
+        </w:numPr>
+        <w:kinsoku/>
+        <w:wordWrap/>
+        <w:overflowPunct/>
+        <w:topLinePunct w:val="0"/>
+        <w:autoSpaceDE/>
+        <w:autoSpaceDN/>
+        <w:bidi w:val="0"/>
+        <w:adjustRightInd/>
+        <w:snapToGrid w:val="0"/>
+        <w:spacing w:after="0" w:line="360" w:lineRule="exact"/>
+        <w:ind w:firstLine="420" w:firstLineChars="0"/>
+        <w:jc w:val="both"/>
+        <w:textAlignment w:val="auto"/>
+        <w:rPr>
+          <w:rFonts w:hint="eastAsia" w:ascii="Times New Roman" w:hAnsi="Times New Roman" w:eastAsia="微软雅黑" w:cs="Times New Roman"/>
+          <w:color w:val="auto"/>
+          <w:lang w:val="en-US" w:eastAsia="zh-CN"/>
         </w:rPr>
       </w:pPr>
       <w:r>
@@ -1352,57 +1355,161 @@
           <w:color w:val="auto"/>
         </w:rPr>
         <w:t>建筑图纸分析系统服务于海南机器管招投标项目，核心目标是对施工方案文档中的图纸进行自动化审查。</w:t>
+      </w:r>
+      <w:r>
+        <w:rPr>
+          <w:rFonts w:hint="eastAsia" w:ascii="Times New Roman" w:hAnsi="Times New Roman" w:eastAsia="微软雅黑" w:cs="Times New Roman"/>
+          <w:color w:val="auto"/>
+          <w:lang w:val="en-US" w:eastAsia="zh-CN"/>
+        </w:rPr>
+        <w:t>对照项目任务书所设定的年度目标与主要指标要求，本课题项目总体进展顺利，进度已按计划推进。目前已完成建筑图纸计算机视觉识别模型的体系构建与初步验证，实现了关键模块的算法设计、模型训练与性能测试，相关技术路线与阶段性成果与任务书要求一致。此外，团队围绕项目研究方向已发表学术论文4篇，并提交了1项发明专利申请，成果产出达到本年度量化指标。</w:t>
       </w:r>
     </w:p>
     <w:p>
       <w:pPr>
-        <w:rPr>
-          <w:rFonts w:hint="default" w:ascii="Times New Roman" w:hAnsi="Times New Roman" w:eastAsia="微软雅黑" w:cs="Times New Roman"/>
-          <w:color w:val="auto"/>
-        </w:rPr>
-      </w:pPr>
-      <w:r>
-        <w:rPr>
-          <w:rFonts w:hint="default" w:ascii="Times New Roman" w:hAnsi="Times New Roman" w:eastAsia="微软雅黑" w:cs="Times New Roman"/>
-          <w:color w:val="auto"/>
-        </w:rPr>
-        <w:t>系统分为两条处理管线：</w:t>
+        <w:keepNext w:val="0"/>
+        <w:keepLines w:val="0"/>
+        <w:pageBreakBefore w:val="0"/>
+        <w:widowControl w:val="0"/>
+        <w:numPr>
+          <w:ilvl w:val="0"/>
+          <w:numId w:val="0"/>
+        </w:numPr>
+        <w:kinsoku/>
+        <w:wordWrap/>
+        <w:overflowPunct/>
+        <w:topLinePunct w:val="0"/>
+        <w:autoSpaceDE/>
+        <w:autoSpaceDN/>
+        <w:bidi w:val="0"/>
+        <w:adjustRightInd/>
+        <w:snapToGrid w:val="0"/>
+        <w:spacing w:after="0" w:line="360" w:lineRule="exact"/>
+        <w:ind w:firstLine="420" w:firstLineChars="0"/>
+        <w:jc w:val="both"/>
+        <w:textAlignment w:val="auto"/>
+        <w:rPr>
+          <w:rFonts w:hint="default" w:ascii="Times New Roman" w:hAnsi="Times New Roman" w:eastAsia="微软雅黑" w:cs="Times New Roman"/>
+          <w:color w:val="auto"/>
+          <w:lang w:val="en-US" w:eastAsia="zh-CN"/>
+        </w:rPr>
+      </w:pPr>
+      <w:r>
+        <w:rPr>
+          <w:rFonts w:hint="eastAsia" w:ascii="Times New Roman" w:hAnsi="Times New Roman" w:eastAsia="微软雅黑" w:cs="Times New Roman"/>
+          <w:color w:val="auto"/>
+          <w:lang w:val="en-US" w:eastAsia="zh-CN"/>
+        </w:rPr>
+        <w:t>本项目基于目标检测技术以及Flask,Vue等框架完成识别模型的训练，以及平台的搭建工作。</w:t>
       </w:r>
     </w:p>
     <w:p>
       <w:pPr>
-        <w:pStyle w:val="16"/>
-        <w:rPr>
-          <w:rFonts w:hint="default" w:ascii="Times New Roman" w:hAnsi="Times New Roman" w:eastAsia="微软雅黑" w:cs="Times New Roman"/>
-          <w:color w:val="auto"/>
-        </w:rPr>
-      </w:pPr>
-      <w:r>
-        <w:rPr>
-          <w:rFonts w:hint="default" w:ascii="Times New Roman" w:hAnsi="Times New Roman" w:eastAsia="微软雅黑" w:cs="Times New Roman"/>
-          <w:color w:val="auto"/>
-        </w:rPr>
-        <w:t>图片检测管线: 单张图片 → YOLO 目标检测 → 施工规范检查 → 可视化标注</w:t>
+        <w:keepNext w:val="0"/>
+        <w:keepLines w:val="0"/>
+        <w:pageBreakBefore w:val="0"/>
+        <w:widowControl w:val="0"/>
+        <w:numPr>
+          <w:ilvl w:val="0"/>
+          <w:numId w:val="0"/>
+        </w:numPr>
+        <w:kinsoku/>
+        <w:wordWrap/>
+        <w:overflowPunct/>
+        <w:topLinePunct w:val="0"/>
+        <w:autoSpaceDE/>
+        <w:autoSpaceDN/>
+        <w:bidi w:val="0"/>
+        <w:adjustRightInd/>
+        <w:snapToGrid w:val="0"/>
+        <w:spacing w:after="0" w:line="360" w:lineRule="exact"/>
+        <w:ind w:firstLine="420" w:firstLineChars="0"/>
+        <w:jc w:val="both"/>
+        <w:textAlignment w:val="auto"/>
+        <w:rPr>
+          <w:rFonts w:hint="default" w:ascii="Times New Roman" w:hAnsi="Times New Roman" w:eastAsia="微软雅黑" w:cs="Times New Roman"/>
+          <w:color w:val="auto"/>
+        </w:rPr>
+      </w:pPr>
+      <w:r>
+        <w:rPr>
+          <w:rFonts w:hint="eastAsia" w:ascii="Times New Roman" w:hAnsi="Times New Roman" w:eastAsia="微软雅黑" w:cs="Times New Roman"/>
+          <w:color w:val="auto"/>
+          <w:lang w:val="en-US" w:eastAsia="zh-CN"/>
+        </w:rPr>
+        <w:t>该技术可以广泛地应用于各种建筑图纸审图或合规性检查场景，大幅降低人工成本，显著提升工作效率。本课题项目已申请发明专利1项，取得的实用新技术2项，培训技术人员2名。</w:t>
       </w:r>
     </w:p>
     <w:p>
       <w:pPr>
-        <w:pStyle w:val="16"/>
-        <w:rPr>
-          <w:rFonts w:hint="default" w:ascii="Times New Roman" w:hAnsi="Times New Roman" w:eastAsia="微软雅黑" w:cs="Times New Roman"/>
-          <w:color w:val="auto"/>
-        </w:rPr>
-      </w:pPr>
-      <w:r>
-        <w:rPr>
-          <w:rFonts w:hint="default" w:ascii="Times New Roman" w:hAnsi="Times New Roman" w:eastAsia="微软雅黑" w:cs="Times New Roman"/>
-          <w:color w:val="auto"/>
-        </w:rPr>
-        <w:t>文档分析管线: .docx 文档 → 提取图片 → 多模态 AI 分析 → 分类+评估 → 汇总报告</w:t>
+        <w:keepNext w:val="0"/>
+        <w:keepLines w:val="0"/>
+        <w:pageBreakBefore w:val="0"/>
+        <w:widowControl w:val="0"/>
+        <w:numPr>
+          <w:ilvl w:val="0"/>
+          <w:numId w:val="0"/>
+        </w:numPr>
+        <w:kinsoku/>
+        <w:wordWrap/>
+        <w:overflowPunct/>
+        <w:topLinePunct w:val="0"/>
+        <w:autoSpaceDE/>
+        <w:autoSpaceDN/>
+        <w:bidi w:val="0"/>
+        <w:adjustRightInd/>
+        <w:snapToGrid w:val="0"/>
+        <w:spacing w:after="0" w:line="360" w:lineRule="exact"/>
+        <w:ind w:firstLine="420" w:firstLineChars="0"/>
+        <w:jc w:val="both"/>
+        <w:textAlignment w:val="auto"/>
+        <w:rPr>
+          <w:rFonts w:hint="default" w:ascii="Times New Roman" w:hAnsi="Times New Roman" w:eastAsia="微软雅黑" w:cs="Times New Roman"/>
+          <w:color w:val="auto"/>
+        </w:rPr>
+      </w:pPr>
+      <w:r>
+        <w:rPr>
+          <w:rFonts w:hint="default" w:ascii="Times New Roman" w:hAnsi="Times New Roman" w:eastAsia="微软雅黑" w:cs="Times New Roman"/>
+          <w:color w:val="auto"/>
+        </w:rPr>
+        <w:t>系统分为两条处理管线：</w:t>
       </w:r>
     </w:p>
     <w:p>
       <w:pPr>
+        <w:pStyle w:val="16"/>
+        <w:rPr>
+          <w:rFonts w:hint="default" w:ascii="Times New Roman" w:hAnsi="Times New Roman" w:eastAsia="微软雅黑" w:cs="Times New Roman"/>
+          <w:color w:val="auto"/>
+        </w:rPr>
+      </w:pPr>
+      <w:r>
+        <w:rPr>
+          <w:rFonts w:hint="default" w:ascii="Times New Roman" w:hAnsi="Times New Roman" w:eastAsia="微软雅黑" w:cs="Times New Roman"/>
+          <w:color w:val="auto"/>
+        </w:rPr>
+        <w:t>图片检测管线: 单张图片 → YOLO 目标检测 → 施工规范检查 → 可视化标注</w:t>
+      </w:r>
+    </w:p>
+    <w:p>
+      <w:pPr>
+        <w:pStyle w:val="16"/>
+        <w:rPr>
+          <w:rFonts w:hint="default" w:ascii="Times New Roman" w:hAnsi="Times New Roman" w:eastAsia="微软雅黑" w:cs="Times New Roman"/>
+          <w:color w:val="auto"/>
+        </w:rPr>
+      </w:pPr>
+      <w:r>
+        <w:rPr>
+          <w:rFonts w:hint="default" w:ascii="Times New Roman" w:hAnsi="Times New Roman" w:eastAsia="微软雅黑" w:cs="Times New Roman"/>
+          <w:color w:val="auto"/>
+        </w:rPr>
+        <w:t>文档分析管线: .docx 文档 → 提取图片 → 多模态 AI 分析 → 分类+评估 → 汇总报告</w:t>
+      </w:r>
+    </w:p>
+    <w:p>
+      <w:pPr>
         <w:pStyle w:val="4"/>
         <w:outlineLvl w:val="0"/>
         <w:rPr>
@@ -1410,8 +1517,8 @@
           <w:color w:val="auto"/>
         </w:rPr>
       </w:pPr>
-      <w:bookmarkStart w:id="7" w:name="_Toc20182"/>
-      <w:bookmarkStart w:id="8" w:name="_Toc31635"/>
+      <w:bookmarkStart w:id="7" w:name="_Toc31635"/>
+      <w:bookmarkStart w:id="8" w:name="_Toc20182"/>
       <w:r>
         <w:rPr>
           <w:rFonts w:hint="default" w:ascii="Times New Roman" w:hAnsi="Times New Roman" w:eastAsia="微软雅黑" w:cs="Times New Roman"/>
@@ -1424,351 +1531,203 @@
     </w:p>
     <w:p>
       <w:pPr>
-        <w:rPr>
-          <w:rFonts w:hint="default" w:ascii="Times New Roman" w:hAnsi="Times New Roman" w:eastAsia="微软雅黑" w:cs="Times New Roman"/>
-          <w:color w:val="auto"/>
-        </w:rPr>
-      </w:pPr>
-      <w:r>
-        <w:rPr>
-          <w:rFonts w:hint="default" w:ascii="Times New Roman" w:hAnsi="Times New Roman" w:eastAsia="微软雅黑" w:cs="Times New Roman"/>
-          <w:color w:val="auto"/>
-        </w:rPr>
-        <w:t>┌──────────────────────────────────────────────────┐</w:t>
+        <w:keepNext w:val="0"/>
+        <w:keepLines w:val="0"/>
+        <w:pageBreakBefore w:val="0"/>
+        <w:widowControl w:val="0"/>
+        <w:numPr>
+          <w:ilvl w:val="0"/>
+          <w:numId w:val="0"/>
+        </w:numPr>
+        <w:kinsoku/>
+        <w:wordWrap/>
+        <w:overflowPunct/>
+        <w:topLinePunct w:val="0"/>
+        <w:autoSpaceDE/>
+        <w:autoSpaceDN/>
+        <w:bidi w:val="0"/>
+        <w:adjustRightInd/>
+        <w:snapToGrid w:val="0"/>
+        <w:spacing w:after="0" w:line="360" w:lineRule="exact"/>
+        <w:ind w:firstLine="420" w:firstLineChars="0"/>
+        <w:jc w:val="both"/>
+        <w:textAlignment w:val="auto"/>
+        <w:rPr>
+          <w:rFonts w:hint="eastAsia" w:ascii="Times New Roman" w:hAnsi="Times New Roman" w:eastAsia="微软雅黑" w:cs="Times New Roman"/>
+          <w:color w:val="auto"/>
+          <w:lang w:val="en-US" w:eastAsia="zh-CN"/>
+        </w:rPr>
+      </w:pPr>
+      <w:r>
+        <w:rPr>
+          <w:rFonts w:hint="default" w:ascii="Times New Roman" w:hAnsi="Times New Roman" w:eastAsia="微软雅黑" w:cs="Times New Roman"/>
+          <w:color w:val="auto"/>
+          <w:lang w:val="en-US" w:eastAsia="zh-CN"/>
+        </w:rPr>
+        <w:t>前端展示层 (Vue 3) DetectionPanel.vue：负责单张图片检测交互、结果对比视图与施工规范检查展示。 DocumentAnalysis.vue：负责文档上传、批量分析进度监控、图片网格管理与汇总报告渲染。</w:t>
       </w:r>
     </w:p>
     <w:p>
       <w:pPr>
-        <w:rPr>
-          <w:rFonts w:hint="default" w:ascii="Times New Roman" w:hAnsi="Times New Roman" w:eastAsia="微软雅黑" w:cs="Times New Roman"/>
-          <w:color w:val="auto"/>
-        </w:rPr>
-      </w:pPr>
-      <w:r>
-        <w:rPr>
-          <w:rFonts w:hint="default" w:ascii="Times New Roman" w:hAnsi="Times New Roman" w:eastAsia="微软雅黑" w:cs="Times New Roman"/>
-          <w:color w:val="auto"/>
-        </w:rPr>
-        <w:t>│                   前端 (Vue 3)                     │</w:t>
+        <w:keepNext w:val="0"/>
+        <w:keepLines w:val="0"/>
+        <w:pageBreakBefore w:val="0"/>
+        <w:widowControl w:val="0"/>
+        <w:numPr>
+          <w:ilvl w:val="0"/>
+          <w:numId w:val="0"/>
+        </w:numPr>
+        <w:kinsoku/>
+        <w:wordWrap/>
+        <w:overflowPunct/>
+        <w:topLinePunct w:val="0"/>
+        <w:autoSpaceDE/>
+        <w:autoSpaceDN/>
+        <w:bidi w:val="0"/>
+        <w:adjustRightInd/>
+        <w:snapToGrid w:val="0"/>
+        <w:spacing w:after="0" w:line="360" w:lineRule="exact"/>
+        <w:ind w:firstLine="420" w:firstLineChars="0"/>
+        <w:jc w:val="both"/>
+        <w:textAlignment w:val="auto"/>
+        <w:rPr>
+          <w:rFonts w:hint="default" w:ascii="Times New Roman" w:hAnsi="Times New Roman" w:eastAsia="微软雅黑" w:cs="Times New Roman"/>
+          <w:color w:val="auto"/>
+          <w:lang w:val="en-US" w:eastAsia="zh-CN"/>
+        </w:rPr>
+      </w:pPr>
+      <w:r>
+        <w:rPr>
+          <w:rFonts w:hint="default" w:ascii="Times New Roman" w:hAnsi="Times New Roman" w:eastAsia="微软雅黑" w:cs="Times New Roman"/>
+          <w:color w:val="auto"/>
+          <w:lang w:val="en-US" w:eastAsia="zh-CN"/>
+        </w:rPr>
+        <w:t>通信交互层 HTTP：处理常规文件上传、接口请求与数据响应。 SSE (Server-Sent Events)：用于后端向前端实时推送批量分析进度、任务状态快照与心跳保活。</w:t>
       </w:r>
     </w:p>
     <w:p>
       <w:pPr>
-        <w:rPr>
-          <w:rFonts w:hint="default" w:ascii="Times New Roman" w:hAnsi="Times New Roman" w:eastAsia="微软雅黑" w:cs="Times New Roman"/>
-          <w:color w:val="auto"/>
-        </w:rPr>
-      </w:pPr>
-      <w:r>
-        <w:rPr>
-          <w:rFonts w:hint="default" w:ascii="Times New Roman" w:hAnsi="Times New Roman" w:eastAsia="微软雅黑" w:cs="Times New Roman"/>
-          <w:color w:val="auto"/>
-        </w:rPr>
-        <w:t>│  DetectionPanel.vue  │  DocumentAnalysis.vue      │</w:t>
+        <w:keepNext w:val="0"/>
+        <w:keepLines w:val="0"/>
+        <w:pageBreakBefore w:val="0"/>
+        <w:widowControl w:val="0"/>
+        <w:numPr>
+          <w:ilvl w:val="0"/>
+          <w:numId w:val="0"/>
+        </w:numPr>
+        <w:kinsoku/>
+        <w:wordWrap/>
+        <w:overflowPunct/>
+        <w:topLinePunct w:val="0"/>
+        <w:autoSpaceDE/>
+        <w:autoSpaceDN/>
+        <w:bidi w:val="0"/>
+        <w:adjustRightInd/>
+        <w:snapToGrid w:val="0"/>
+        <w:spacing w:after="0" w:line="360" w:lineRule="exact"/>
+        <w:ind w:firstLine="420" w:firstLineChars="0"/>
+        <w:jc w:val="both"/>
+        <w:textAlignment w:val="auto"/>
+        <w:rPr>
+          <w:rFonts w:hint="default" w:ascii="Times New Roman" w:hAnsi="Times New Roman" w:eastAsia="微软雅黑" w:cs="Times New Roman"/>
+          <w:color w:val="auto"/>
+          <w:lang w:val="en-US" w:eastAsia="zh-CN"/>
+        </w:rPr>
+      </w:pPr>
+      <w:r>
+        <w:rPr>
+          <w:rFonts w:hint="default" w:ascii="Times New Roman" w:hAnsi="Times New Roman" w:eastAsia="微软雅黑" w:cs="Times New Roman"/>
+          <w:color w:val="auto"/>
+          <w:lang w:val="en-US" w:eastAsia="zh-CN"/>
+        </w:rPr>
+        <w:t>后端路由层 (Flask) detection 模块：暴露 /api/detect 接口，接收并路由单图检测请求。 docx 模块 (Blueprint)：暴露 /api/docx/* 接口簇，处理文档解析、批量任务调度、状态查询与报告生成。</w:t>
       </w:r>
     </w:p>
     <w:p>
       <w:pPr>
-        <w:rPr>
-          <w:rFonts w:hint="default" w:ascii="Times New Roman" w:hAnsi="Times New Roman" w:eastAsia="微软雅黑" w:cs="Times New Roman"/>
-          <w:color w:val="auto"/>
-        </w:rPr>
-      </w:pPr>
-      <w:r>
-        <w:rPr>
-          <w:rFonts w:hint="default" w:ascii="Times New Roman" w:hAnsi="Times New Roman" w:eastAsia="微软雅黑" w:cs="Times New Roman"/>
-          <w:color w:val="auto"/>
-        </w:rPr>
-        <w:t>│  图片检测 + 规范检查   │  文档分析 + 批量进度 + 报告  │</w:t>
+        <w:keepNext w:val="0"/>
+        <w:keepLines w:val="0"/>
+        <w:pageBreakBefore w:val="0"/>
+        <w:widowControl w:val="0"/>
+        <w:numPr>
+          <w:ilvl w:val="0"/>
+          <w:numId w:val="0"/>
+        </w:numPr>
+        <w:kinsoku/>
+        <w:wordWrap/>
+        <w:overflowPunct/>
+        <w:topLinePunct w:val="0"/>
+        <w:autoSpaceDE/>
+        <w:autoSpaceDN/>
+        <w:bidi w:val="0"/>
+        <w:adjustRightInd/>
+        <w:snapToGrid w:val="0"/>
+        <w:spacing w:after="0" w:line="360" w:lineRule="exact"/>
+        <w:ind w:firstLine="420" w:firstLineChars="0"/>
+        <w:jc w:val="both"/>
+        <w:textAlignment w:val="auto"/>
+        <w:rPr>
+          <w:rFonts w:hint="default" w:ascii="Times New Roman" w:hAnsi="Times New Roman" w:eastAsia="微软雅黑" w:cs="Times New Roman"/>
+          <w:color w:val="auto"/>
+          <w:lang w:val="en-US" w:eastAsia="zh-CN"/>
+        </w:rPr>
+      </w:pPr>
+      <w:r>
+        <w:rPr>
+          <w:rFonts w:hint="default" w:ascii="Times New Roman" w:hAnsi="Times New Roman" w:eastAsia="微软雅黑" w:cs="Times New Roman"/>
+          <w:color w:val="auto"/>
+          <w:lang w:val="en-US" w:eastAsia="zh-CN"/>
+        </w:rPr>
+        <w:t>核心服务层 detection 服务：集成 YOLO 目标检测模型，执行图纸关键元素识别与边界框定位。 ai_analysis_service：对接 SiliconFlow API，调用多模态大模型对提取图纸进行类型分类、内容摘要生成与多维度质量评估。</w:t>
       </w:r>
     </w:p>
     <w:p>
       <w:pPr>
-        <w:rPr>
-          <w:rFonts w:hint="default" w:ascii="Times New Roman" w:hAnsi="Times New Roman" w:eastAsia="微软雅黑" w:cs="Times New Roman"/>
-          <w:color w:val="auto"/>
-        </w:rPr>
-      </w:pPr>
-      <w:r>
-        <w:rPr>
-          <w:rFonts w:hint="default" w:ascii="Times New Roman" w:hAnsi="Times New Roman" w:eastAsia="微软雅黑" w:cs="Times New Roman"/>
-          <w:color w:val="auto"/>
-        </w:rPr>
-        <w:t>└──────────────┬───────────────────────────────────┘</w:t>
+        <w:keepNext w:val="0"/>
+        <w:keepLines w:val="0"/>
+        <w:pageBreakBefore w:val="0"/>
+        <w:widowControl w:val="0"/>
+        <w:numPr>
+          <w:ilvl w:val="0"/>
+          <w:numId w:val="0"/>
+        </w:numPr>
+        <w:kinsoku/>
+        <w:wordWrap/>
+        <w:overflowPunct/>
+        <w:topLinePunct w:val="0"/>
+        <w:autoSpaceDE/>
+        <w:autoSpaceDN/>
+        <w:bidi w:val="0"/>
+        <w:adjustRightInd/>
+        <w:snapToGrid w:val="0"/>
+        <w:spacing w:after="0" w:line="360" w:lineRule="exact"/>
+        <w:ind w:firstLine="420" w:firstLineChars="0"/>
+        <w:jc w:val="both"/>
+        <w:textAlignment w:val="auto"/>
+        <w:rPr>
+          <w:rFonts w:hint="default" w:ascii="Times New Roman" w:hAnsi="Times New Roman" w:eastAsia="微软雅黑" w:cs="Times New Roman"/>
+          <w:color w:val="auto"/>
+          <w:lang w:val="en-US" w:eastAsia="zh-CN"/>
+        </w:rPr>
+      </w:pPr>
+      <w:r>
+        <w:rPr>
+          <w:rFonts w:hint="default" w:ascii="Times New Roman" w:hAnsi="Times New Roman" w:eastAsia="微软雅黑" w:cs="Times New Roman"/>
+          <w:color w:val="auto"/>
+          <w:lang w:val="en-US" w:eastAsia="zh-CN"/>
+        </w:rPr>
+        <w:t>规则校验与持久化层 rules_checker：接收 YOLO 检测坐标数据，执行预设施工几何规范的自动化合规性计算与打分。 task_service：管理任务生命周期与状态流转，将任务元数据、单图分析结果及汇总报告以 JSON 格式持久化至本地文件系统。</w:t>
       </w:r>
     </w:p>
     <w:p>
       <w:pPr>
         <w:rPr>
-          <w:rFonts w:hint="default" w:ascii="Times New Roman" w:hAnsi="Times New Roman" w:eastAsia="微软雅黑" w:cs="Times New Roman"/>
-          <w:color w:val="auto"/>
-        </w:rPr>
-      </w:pPr>
-      <w:r>
-        <w:rPr>
-          <w:rFonts w:hint="default" w:ascii="Times New Roman" w:hAnsi="Times New Roman" w:eastAsia="微软雅黑" w:cs="Times New Roman"/>
-          <w:color w:val="auto"/>
-        </w:rPr>
-        <w:t xml:space="preserve">               │ HTTP / SSE</w:t>
-      </w:r>
+          <w:rFonts w:hint="default"/>
+        </w:rPr>
+      </w:pPr>
     </w:p>
     <w:p>
       <w:pPr>
-        <w:rPr>
-          <w:rFonts w:hint="default" w:ascii="Times New Roman" w:hAnsi="Times New Roman" w:eastAsia="微软雅黑" w:cs="Times New Roman"/>
-          <w:color w:val="auto"/>
-        </w:rPr>
-      </w:pPr>
-      <w:r>
-        <w:rPr>
-          <w:rFonts w:hint="default" w:ascii="Times New Roman" w:hAnsi="Times New Roman" w:eastAsia="微软雅黑" w:cs="Times New Roman"/>
-          <w:color w:val="auto"/>
-        </w:rPr>
-        <w:t>┌──────────────▼───────────────────────────────────┐</w:t>
-      </w:r>
-    </w:p>
-    <w:p>
-      <w:pPr>
-        <w:rPr>
-          <w:rFonts w:hint="default" w:ascii="Times New Roman" w:hAnsi="Times New Roman" w:eastAsia="微软雅黑" w:cs="Times New Roman"/>
-          <w:color w:val="auto"/>
-        </w:rPr>
-      </w:pPr>
-      <w:r>
-        <w:rPr>
-          <w:rFonts w:hint="default" w:ascii="Times New Roman" w:hAnsi="Times New Roman" w:eastAsia="微软雅黑" w:cs="Times New Roman"/>
-          <w:color w:val="auto"/>
-        </w:rPr>
-        <w:t>│              后端 (Flask)                          │</w:t>
-      </w:r>
-    </w:p>
-    <w:p>
-      <w:pPr>
-        <w:rPr>
-          <w:rFonts w:hint="default" w:ascii="Times New Roman" w:hAnsi="Times New Roman" w:eastAsia="微软雅黑" w:cs="Times New Roman"/>
-          <w:color w:val="auto"/>
-        </w:rPr>
-      </w:pPr>
-      <w:r>
-        <w:rPr>
-          <w:rFonts w:hint="default" w:ascii="Times New Roman" w:hAnsi="Times New Roman" w:eastAsia="微软雅黑" w:cs="Times New Roman"/>
-          <w:color w:val="auto"/>
-        </w:rPr>
-        <w:t>│  ┌─────────────┐  ┌──────────────────────┐       │</w:t>
-      </w:r>
-    </w:p>
-    <w:p>
-      <w:pPr>
-        <w:rPr>
-          <w:rFonts w:hint="default" w:ascii="Times New Roman" w:hAnsi="Times New Roman" w:eastAsia="微软雅黑" w:cs="Times New Roman"/>
-          <w:color w:val="auto"/>
-        </w:rPr>
-      </w:pPr>
-      <w:r>
-        <w:rPr>
-          <w:rFonts w:hint="default" w:ascii="Times New Roman" w:hAnsi="Times New Roman" w:eastAsia="微软雅黑" w:cs="Times New Roman"/>
-          <w:color w:val="auto"/>
-        </w:rPr>
-        <w:t>│  │ detection   │  │ docx (Blueprint)      │       │</w:t>
-      </w:r>
-    </w:p>
-    <w:p>
-      <w:pPr>
-        <w:rPr>
-          <w:rFonts w:hint="default" w:ascii="Times New Roman" w:hAnsi="Times New Roman" w:eastAsia="微软雅黑" w:cs="Times New Roman"/>
-          <w:color w:val="auto"/>
-        </w:rPr>
-      </w:pPr>
-      <w:r>
-        <w:rPr>
-          <w:rFonts w:hint="default" w:ascii="Times New Roman" w:hAnsi="Times New Roman" w:eastAsia="微软雅黑" w:cs="Times New Roman"/>
-          <w:color w:val="auto"/>
-        </w:rPr>
-        <w:t>│  │ /api/detect │  │ /api/docx/*           │       │</w:t>
-      </w:r>
-    </w:p>
-    <w:p>
-      <w:pPr>
-        <w:rPr>
-          <w:rFonts w:hint="default" w:ascii="Times New Roman" w:hAnsi="Times New Roman" w:eastAsia="微软雅黑" w:cs="Times New Roman"/>
-          <w:color w:val="auto"/>
-        </w:rPr>
-      </w:pPr>
-      <w:r>
-        <w:rPr>
-          <w:rFonts w:hint="default" w:ascii="Times New Roman" w:hAnsi="Times New Roman" w:eastAsia="微软雅黑" w:cs="Times New Roman"/>
-          <w:color w:val="auto"/>
-        </w:rPr>
-        <w:t>│  └──────┬──────┘  └────────┬─────────────┘       │</w:t>
-      </w:r>
-    </w:p>
-    <w:p>
-      <w:pPr>
-        <w:rPr>
-          <w:rFonts w:hint="default" w:ascii="Times New Roman" w:hAnsi="Times New Roman" w:eastAsia="微软雅黑" w:cs="Times New Roman"/>
-          <w:color w:val="auto"/>
-        </w:rPr>
-      </w:pPr>
-      <w:r>
-        <w:rPr>
-          <w:rFonts w:hint="default" w:ascii="Times New Roman" w:hAnsi="Times New Roman" w:eastAsia="微软雅黑" w:cs="Times New Roman"/>
-          <w:color w:val="auto"/>
-        </w:rPr>
-        <w:t>│         │                  │                      │</w:t>
-      </w:r>
-    </w:p>
-    <w:p>
-      <w:pPr>
-        <w:rPr>
-          <w:rFonts w:hint="default" w:ascii="Times New Roman" w:hAnsi="Times New Roman" w:eastAsia="微软雅黑" w:cs="Times New Roman"/>
-          <w:color w:val="auto"/>
-        </w:rPr>
-      </w:pPr>
-      <w:r>
-        <w:rPr>
-          <w:rFonts w:hint="default" w:ascii="Times New Roman" w:hAnsi="Times New Roman" w:eastAsia="微软雅黑" w:cs="Times New Roman"/>
-          <w:color w:val="auto"/>
-        </w:rPr>
-        <w:t>│  ┌──────▼──────┐  ┌───────▼──────────────┐       │</w:t>
-      </w:r>
-    </w:p>
-    <w:p>
-      <w:pPr>
-        <w:rPr>
-          <w:rFonts w:hint="default" w:ascii="Times New Roman" w:hAnsi="Times New Roman" w:eastAsia="微软雅黑" w:cs="Times New Roman"/>
-          <w:color w:val="auto"/>
-        </w:rPr>
-      </w:pPr>
-      <w:r>
-        <w:rPr>
-          <w:rFonts w:hint="default" w:ascii="Times New Roman" w:hAnsi="Times New Roman" w:eastAsia="微软雅黑" w:cs="Times New Roman"/>
-          <w:color w:val="auto"/>
-        </w:rPr>
-        <w:t>│  │ detection   │  │ ai_analysis_service  │       │</w:t>
-      </w:r>
-    </w:p>
-    <w:p>
-      <w:pPr>
-        <w:rPr>
-          <w:rFonts w:hint="default" w:ascii="Times New Roman" w:hAnsi="Times New Roman" w:eastAsia="微软雅黑" w:cs="Times New Roman"/>
-          <w:color w:val="auto"/>
-        </w:rPr>
-      </w:pPr>
-      <w:r>
-        <w:rPr>
-          <w:rFonts w:hint="default" w:ascii="Times New Roman" w:hAnsi="Times New Roman" w:eastAsia="微软雅黑" w:cs="Times New Roman"/>
-          <w:color w:val="auto"/>
-        </w:rPr>
-        <w:t>│  │ (YOLO)      │  │ (SiliconFlow API)    │       │</w:t>
-      </w:r>
-    </w:p>
-    <w:p>
-      <w:pPr>
-        <w:rPr>
-          <w:rFonts w:hint="default" w:ascii="Times New Roman" w:hAnsi="Times New Roman" w:eastAsia="微软雅黑" w:cs="Times New Roman"/>
-          <w:color w:val="auto"/>
-        </w:rPr>
-      </w:pPr>
-      <w:r>
-        <w:rPr>
-          <w:rFonts w:hint="default" w:ascii="Times New Roman" w:hAnsi="Times New Roman" w:eastAsia="微软雅黑" w:cs="Times New Roman"/>
-          <w:color w:val="auto"/>
-        </w:rPr>
-        <w:t>│  └──────┬──────┘  └───────┬──────────────┘       │</w:t>
-      </w:r>
-    </w:p>
-    <w:p>
-      <w:pPr>
-        <w:rPr>
-          <w:rFonts w:hint="default" w:ascii="Times New Roman" w:hAnsi="Times New Roman" w:eastAsia="微软雅黑" w:cs="Times New Roman"/>
-          <w:color w:val="auto"/>
-        </w:rPr>
-      </w:pPr>
-      <w:r>
-        <w:rPr>
-          <w:rFonts w:hint="default" w:ascii="Times New Roman" w:hAnsi="Times New Roman" w:eastAsia="微软雅黑" w:cs="Times New Roman"/>
-          <w:color w:val="auto"/>
-        </w:rPr>
-        <w:t>│         │                  │                      │</w:t>
-      </w:r>
-    </w:p>
-    <w:p>
-      <w:pPr>
-        <w:rPr>
-          <w:rFonts w:hint="default" w:ascii="Times New Roman" w:hAnsi="Times New Roman" w:eastAsia="微软雅黑" w:cs="Times New Roman"/>
-          <w:color w:val="auto"/>
-        </w:rPr>
-      </w:pPr>
-      <w:r>
-        <w:rPr>
-          <w:rFonts w:hint="default" w:ascii="Times New Roman" w:hAnsi="Times New Roman" w:eastAsia="微软雅黑" w:cs="Times New Roman"/>
-          <w:color w:val="auto"/>
-        </w:rPr>
-        <w:t>│  ┌──────▼──────┐  ┌───────▼──────────────┐       │</w:t>
-      </w:r>
-    </w:p>
-    <w:p>
-      <w:pPr>
-        <w:rPr>
-          <w:rFonts w:hint="default" w:ascii="Times New Roman" w:hAnsi="Times New Roman" w:eastAsia="微软雅黑" w:cs="Times New Roman"/>
-          <w:color w:val="auto"/>
-        </w:rPr>
-      </w:pPr>
-      <w:r>
-        <w:rPr>
-          <w:rFonts w:hint="default" w:ascii="Times New Roman" w:hAnsi="Times New Roman" w:eastAsia="微软雅黑" w:cs="Times New Roman"/>
-          <w:color w:val="auto"/>
-        </w:rPr>
-        <w:t>│  │ rules_      │  │ task_service         │       │</w:t>
-      </w:r>
-    </w:p>
-    <w:p>
-      <w:pPr>
-        <w:rPr>
-          <w:rFonts w:hint="default" w:ascii="Times New Roman" w:hAnsi="Times New Roman" w:eastAsia="微软雅黑" w:cs="Times New Roman"/>
-          <w:color w:val="auto"/>
-        </w:rPr>
-      </w:pPr>
-      <w:r>
-        <w:rPr>
-          <w:rFonts w:hint="default" w:ascii="Times New Roman" w:hAnsi="Times New Roman" w:eastAsia="微软雅黑" w:cs="Times New Roman"/>
-          <w:color w:val="auto"/>
-        </w:rPr>
-        <w:t>│  │ checker     │  │ (JSON 持久化)         │       │</w:t>
-      </w:r>
-    </w:p>
-    <w:p>
-      <w:pPr>
-        <w:rPr>
-          <w:rFonts w:hint="default" w:ascii="Times New Roman" w:hAnsi="Times New Roman" w:eastAsia="微软雅黑" w:cs="Times New Roman"/>
-          <w:color w:val="auto"/>
-        </w:rPr>
-      </w:pPr>
-      <w:r>
-        <w:rPr>
-          <w:rFonts w:hint="default" w:ascii="Times New Roman" w:hAnsi="Times New Roman" w:eastAsia="微软雅黑" w:cs="Times New Roman"/>
-          <w:color w:val="auto"/>
-        </w:rPr>
-        <w:t>│  └─────────────┘  └──────────────────────┘       │</w:t>
-      </w:r>
-    </w:p>
-    <w:p>
-      <w:pPr>
-        <w:rPr>
-          <w:rFonts w:hint="default" w:ascii="Times New Roman" w:hAnsi="Times New Roman" w:eastAsia="微软雅黑" w:cs="Times New Roman"/>
-          <w:color w:val="auto"/>
-        </w:rPr>
-      </w:pPr>
-      <w:r>
-        <w:rPr>
-          <w:rFonts w:hint="default" w:ascii="Times New Roman" w:hAnsi="Times New Roman" w:eastAsia="微软雅黑" w:cs="Times New Roman"/>
-          <w:color w:val="auto"/>
-        </w:rPr>
-        <w:t>└──────────────────────────────────────────────────┘</w:t>
-      </w:r>
-    </w:p>
-    <w:p>
-      <w:pPr>
         <w:pStyle w:val="4"/>
         <w:outlineLvl w:val="0"/>
         <w:rPr>
@@ -1776,8 +1735,8 @@
           <w:color w:val="auto"/>
         </w:rPr>
       </w:pPr>
-      <w:bookmarkStart w:id="9" w:name="_Toc16580"/>
-      <w:bookmarkStart w:id="10" w:name="_Toc23172"/>
+      <w:bookmarkStart w:id="9" w:name="_Toc23172"/>
+      <w:bookmarkStart w:id="10" w:name="_Toc16580"/>
       <w:r>
         <w:rPr>
           <w:rFonts w:hint="default" w:ascii="Times New Roman" w:hAnsi="Times New Roman" w:eastAsia="微软雅黑" w:cs="Times New Roman"/>
@@ -2293,141 +2252,186 @@
         <w:t>:</w:t>
       </w:r>
     </w:p>
-    <w:p>
-      <w:pPr>
-        <w:rPr>
-          <w:rFonts w:hint="default" w:ascii="Times New Roman" w:hAnsi="Times New Roman" w:eastAsia="微软雅黑" w:cs="Times New Roman"/>
-          <w:color w:val="auto"/>
-        </w:rPr>
-      </w:pPr>
-      <w:r>
-        <w:rPr>
-          <w:rFonts w:hint="default" w:ascii="Times New Roman" w:hAnsi="Times New Roman" w:eastAsia="微软雅黑" w:cs="Times New Roman"/>
-          <w:color w:val="auto"/>
-        </w:rPr>
-        <w:t>{</w:t>
-      </w:r>
-    </w:p>
-    <w:p>
-      <w:pPr>
-        <w:rPr>
-          <w:rFonts w:hint="default" w:ascii="Times New Roman" w:hAnsi="Times New Roman" w:eastAsia="微软雅黑" w:cs="Times New Roman"/>
-          <w:color w:val="auto"/>
-        </w:rPr>
-      </w:pPr>
-      <w:r>
-        <w:rPr>
-          <w:rFonts w:hint="default" w:ascii="Times New Roman" w:hAnsi="Times New Roman" w:eastAsia="微软雅黑" w:cs="Times New Roman"/>
-          <w:color w:val="auto"/>
-        </w:rPr>
-        <w:t xml:space="preserve">  "image_type": "总平面布置图",</w:t>
-      </w:r>
-    </w:p>
-    <w:p>
-      <w:pPr>
-        <w:rPr>
-          <w:rFonts w:hint="default" w:ascii="Times New Roman" w:hAnsi="Times New Roman" w:eastAsia="微软雅黑" w:cs="Times New Roman"/>
-          <w:color w:val="auto"/>
-        </w:rPr>
-      </w:pPr>
-      <w:r>
-        <w:rPr>
-          <w:rFonts w:hint="default" w:ascii="Times New Roman" w:hAnsi="Times New Roman" w:eastAsia="微软雅黑" w:cs="Times New Roman"/>
-          <w:color w:val="auto"/>
-        </w:rPr>
-        <w:t xml:space="preserve">  "summary": "200-400字摘要",</w:t>
-      </w:r>
-    </w:p>
-    <w:p>
-      <w:pPr>
-        <w:rPr>
-          <w:rFonts w:hint="default" w:ascii="Times New Roman" w:hAnsi="Times New Roman" w:eastAsia="微软雅黑" w:cs="Times New Roman"/>
-          <w:color w:val="auto"/>
-        </w:rPr>
-      </w:pPr>
-      <w:r>
-        <w:rPr>
-          <w:rFonts w:hint="default" w:ascii="Times New Roman" w:hAnsi="Times New Roman" w:eastAsia="微软雅黑" w:cs="Times New Roman"/>
-          <w:color w:val="auto"/>
-        </w:rPr>
-        <w:t xml:space="preserve">  "evaluation": "分维度评估，含总体评价等级（优/良/中/差）",</w:t>
-      </w:r>
-    </w:p>
-    <w:p>
-      <w:pPr>
-        <w:rPr>
-          <w:rFonts w:hint="default" w:ascii="Times New Roman" w:hAnsi="Times New Roman" w:eastAsia="微软雅黑" w:cs="Times New Roman"/>
-          <w:color w:val="auto"/>
-        </w:rPr>
-      </w:pPr>
-      <w:r>
-        <w:rPr>
-          <w:rFonts w:hint="default" w:ascii="Times New Roman" w:hAnsi="Times New Roman" w:eastAsia="微软雅黑" w:cs="Times New Roman"/>
-          <w:color w:val="auto"/>
-        </w:rPr>
-        <w:t xml:space="preserve">  "has_drawing": true,</w:t>
-      </w:r>
-    </w:p>
-    <w:p>
-      <w:pPr>
-        <w:rPr>
-          <w:rFonts w:hint="default" w:ascii="Times New Roman" w:hAnsi="Times New Roman" w:eastAsia="微软雅黑" w:cs="Times New Roman"/>
-          <w:color w:val="auto"/>
-        </w:rPr>
-      </w:pPr>
-      <w:r>
-        <w:rPr>
-          <w:rFonts w:hint="default" w:ascii="Times New Roman" w:hAnsi="Times New Roman" w:eastAsia="微软雅黑" w:cs="Times New Roman"/>
-          <w:color w:val="auto"/>
-        </w:rPr>
-        <w:t xml:space="preserve">  "elements": {"recognized_items": [], "facilities": {}},</w:t>
-      </w:r>
-    </w:p>
-    <w:p>
-      <w:pPr>
-        <w:rPr>
-          <w:rFonts w:hint="default" w:ascii="Times New Roman" w:hAnsi="Times New Roman" w:eastAsia="微软雅黑" w:cs="Times New Roman"/>
-          <w:color w:val="auto"/>
-        </w:rPr>
-      </w:pPr>
-      <w:r>
-        <w:rPr>
-          <w:rFonts w:hint="default" w:ascii="Times New Roman" w:hAnsi="Times New Roman" w:eastAsia="微软雅黑" w:cs="Times New Roman"/>
-          <w:color w:val="auto"/>
-        </w:rPr>
-        <w:t xml:space="preserve">  "construction_schedule": {"has_schedule": false},</w:t>
-      </w:r>
-    </w:p>
-    <w:p>
-      <w:pPr>
-        <w:rPr>
-          <w:rFonts w:hint="default" w:ascii="Times New Roman" w:hAnsi="Times New Roman" w:eastAsia="微软雅黑" w:cs="Times New Roman"/>
-          <w:color w:val="auto"/>
-        </w:rPr>
-      </w:pPr>
-      <w:r>
-        <w:rPr>
-          <w:rFonts w:hint="default" w:ascii="Times New Roman" w:hAnsi="Times New Roman" w:eastAsia="微软雅黑" w:cs="Times New Roman"/>
-          <w:color w:val="auto"/>
-        </w:rPr>
-        <w:t xml:space="preserve">  "dimensions_specs": {"found": false}</w:t>
-      </w:r>
-    </w:p>
-    <w:p>
-      <w:pPr>
-        <w:rPr>
-          <w:rFonts w:hint="default" w:ascii="Times New Roman" w:hAnsi="Times New Roman" w:eastAsia="微软雅黑" w:cs="Times New Roman"/>
-          <w:color w:val="auto"/>
-        </w:rPr>
-      </w:pPr>
-      <w:r>
-        <w:rPr>
-          <w:rFonts w:hint="default" w:ascii="Times New Roman" w:hAnsi="Times New Roman" w:eastAsia="微软雅黑" w:cs="Times New Roman"/>
-          <w:color w:val="auto"/>
-        </w:rPr>
-        <w:t>}</w:t>
-      </w:r>
-    </w:p>
+    <w:tbl>
+      <w:tblPr>
+        <w:tblStyle w:val="36"/>
+        <w:tblW w:w="0" w:type="auto"/>
+        <w:tblInd w:w="0" w:type="dxa"/>
+        <w:tblBorders>
+          <w:top w:val="single" w:color="auto" w:sz="4" w:space="0"/>
+          <w:left w:val="single" w:color="auto" w:sz="4" w:space="0"/>
+          <w:bottom w:val="single" w:color="auto" w:sz="4" w:space="0"/>
+          <w:right w:val="single" w:color="auto" w:sz="4" w:space="0"/>
+          <w:insideH w:val="single" w:color="auto" w:sz="4" w:space="0"/>
+          <w:insideV w:val="single" w:color="auto" w:sz="4" w:space="0"/>
+        </w:tblBorders>
+        <w:tblLayout w:type="autofit"/>
+        <w:tblCellMar>
+          <w:left w:w="108" w:type="dxa"/>
+          <w:right w:w="108" w:type="dxa"/>
+        </w:tblCellMar>
+      </w:tblPr>
+      <w:tblGrid>
+        <w:gridCol w:w="8856"/>
+      </w:tblGrid>
+      <w:tr>
+        <w:tblPrEx>
+          <w:tblBorders>
+            <w:top w:val="single" w:color="auto" w:sz="4" w:space="0"/>
+            <w:left w:val="single" w:color="auto" w:sz="4" w:space="0"/>
+            <w:bottom w:val="single" w:color="auto" w:sz="4" w:space="0"/>
+            <w:right w:val="single" w:color="auto" w:sz="4" w:space="0"/>
+            <w:insideH w:val="single" w:color="auto" w:sz="4" w:space="0"/>
+            <w:insideV w:val="single" w:color="auto" w:sz="4" w:space="0"/>
+          </w:tblBorders>
+          <w:tblCellMar>
+            <w:left w:w="108" w:type="dxa"/>
+            <w:right w:w="108" w:type="dxa"/>
+          </w:tblCellMar>
+        </w:tblPrEx>
+        <w:tc>
+          <w:tcPr>
+            <w:tcW w:w="8856" w:type="dxa"/>
+          </w:tcPr>
+          <w:p>
+            <w:pPr>
+              <w:rPr>
+                <w:rFonts w:hint="default" w:ascii="Times New Roman" w:hAnsi="Times New Roman" w:eastAsia="微软雅黑" w:cs="Times New Roman"/>
+                <w:color w:val="auto"/>
+              </w:rPr>
+            </w:pPr>
+            <w:r>
+              <w:rPr>
+                <w:rFonts w:hint="default" w:ascii="Times New Roman" w:hAnsi="Times New Roman" w:eastAsia="微软雅黑" w:cs="Times New Roman"/>
+                <w:color w:val="auto"/>
+              </w:rPr>
+              <w:t>{</w:t>
+            </w:r>
+          </w:p>
+          <w:p>
+            <w:pPr>
+              <w:rPr>
+                <w:rFonts w:hint="default" w:ascii="Times New Roman" w:hAnsi="Times New Roman" w:eastAsia="微软雅黑" w:cs="Times New Roman"/>
+                <w:color w:val="auto"/>
+              </w:rPr>
+            </w:pPr>
+            <w:r>
+              <w:rPr>
+                <w:rFonts w:hint="default" w:ascii="Times New Roman" w:hAnsi="Times New Roman" w:eastAsia="微软雅黑" w:cs="Times New Roman"/>
+                <w:color w:val="auto"/>
+              </w:rPr>
+              <w:t xml:space="preserve">  "image_type": "总平面布置图",</w:t>
+            </w:r>
+          </w:p>
+          <w:p>
+            <w:pPr>
+              <w:rPr>
+                <w:rFonts w:hint="default" w:ascii="Times New Roman" w:hAnsi="Times New Roman" w:eastAsia="微软雅黑" w:cs="Times New Roman"/>
+                <w:color w:val="auto"/>
+              </w:rPr>
+            </w:pPr>
+            <w:r>
+              <w:rPr>
+                <w:rFonts w:hint="default" w:ascii="Times New Roman" w:hAnsi="Times New Roman" w:eastAsia="微软雅黑" w:cs="Times New Roman"/>
+                <w:color w:val="auto"/>
+              </w:rPr>
+              <w:t xml:space="preserve">  "summary": "200-400字摘要",</w:t>
+            </w:r>
+          </w:p>
+          <w:p>
+            <w:pPr>
+              <w:rPr>
+                <w:rFonts w:hint="default" w:ascii="Times New Roman" w:hAnsi="Times New Roman" w:eastAsia="微软雅黑" w:cs="Times New Roman"/>
+                <w:color w:val="auto"/>
+              </w:rPr>
+            </w:pPr>
+            <w:r>
+              <w:rPr>
+                <w:rFonts w:hint="default" w:ascii="Times New Roman" w:hAnsi="Times New Roman" w:eastAsia="微软雅黑" w:cs="Times New Roman"/>
+                <w:color w:val="auto"/>
+              </w:rPr>
+              <w:t xml:space="preserve">  "evaluation": "分维度评估，含总体评价等级（优/良/中/差）",</w:t>
+            </w:r>
+          </w:p>
+          <w:p>
+            <w:pPr>
+              <w:rPr>
+                <w:rFonts w:hint="default" w:ascii="Times New Roman" w:hAnsi="Times New Roman" w:eastAsia="微软雅黑" w:cs="Times New Roman"/>
+                <w:color w:val="auto"/>
+              </w:rPr>
+            </w:pPr>
+            <w:r>
+              <w:rPr>
+                <w:rFonts w:hint="default" w:ascii="Times New Roman" w:hAnsi="Times New Roman" w:eastAsia="微软雅黑" w:cs="Times New Roman"/>
+                <w:color w:val="auto"/>
+              </w:rPr>
+              <w:t xml:space="preserve">  "has_drawing": true,</w:t>
+            </w:r>
+          </w:p>
+          <w:p>
+            <w:pPr>
+              <w:rPr>
+                <w:rFonts w:hint="default" w:ascii="Times New Roman" w:hAnsi="Times New Roman" w:eastAsia="微软雅黑" w:cs="Times New Roman"/>
+                <w:color w:val="auto"/>
+              </w:rPr>
+            </w:pPr>
+            <w:r>
+              <w:rPr>
+                <w:rFonts w:hint="default" w:ascii="Times New Roman" w:hAnsi="Times New Roman" w:eastAsia="微软雅黑" w:cs="Times New Roman"/>
+                <w:color w:val="auto"/>
+              </w:rPr>
+              <w:t xml:space="preserve">  "elements": {"recognized_items": [], "facilities": {}},</w:t>
+            </w:r>
+          </w:p>
+          <w:p>
+            <w:pPr>
+              <w:rPr>
+                <w:rFonts w:hint="default" w:ascii="Times New Roman" w:hAnsi="Times New Roman" w:eastAsia="微软雅黑" w:cs="Times New Roman"/>
+                <w:color w:val="auto"/>
+              </w:rPr>
+            </w:pPr>
+            <w:r>
+              <w:rPr>
+                <w:rFonts w:hint="default" w:ascii="Times New Roman" w:hAnsi="Times New Roman" w:eastAsia="微软雅黑" w:cs="Times New Roman"/>
+                <w:color w:val="auto"/>
+              </w:rPr>
+              <w:t xml:space="preserve">  "construction_schedule": {"has_schedule": false},</w:t>
+            </w:r>
+          </w:p>
+          <w:p>
+            <w:pPr>
+              <w:rPr>
+                <w:rFonts w:hint="default" w:ascii="Times New Roman" w:hAnsi="Times New Roman" w:eastAsia="微软雅黑" w:cs="Times New Roman"/>
+                <w:color w:val="auto"/>
+              </w:rPr>
+            </w:pPr>
+            <w:r>
+              <w:rPr>
+                <w:rFonts w:hint="default" w:ascii="Times New Roman" w:hAnsi="Times New Roman" w:eastAsia="微软雅黑" w:cs="Times New Roman"/>
+                <w:color w:val="auto"/>
+              </w:rPr>
+              <w:t xml:space="preserve">  "dimensions_specs": {"found": false}</w:t>
+            </w:r>
+          </w:p>
+          <w:p>
+            <w:pPr>
+              <w:rPr>
+                <w:rFonts w:hint="default" w:ascii="Times New Roman" w:hAnsi="Times New Roman" w:eastAsia="微软雅黑" w:cs="Times New Roman"/>
+                <w:color w:val="auto"/>
+                <w:vertAlign w:val="baseline"/>
+              </w:rPr>
+            </w:pPr>
+            <w:r>
+              <w:rPr>
+                <w:rFonts w:hint="default" w:ascii="Times New Roman" w:hAnsi="Times New Roman" w:eastAsia="微软雅黑" w:cs="Times New Roman"/>
+                <w:color w:val="auto"/>
+              </w:rPr>
+              <w:t>}</w:t>
+            </w:r>
+          </w:p>
+        </w:tc>
+      </w:tr>
+    </w:tbl>
     <w:p>
       <w:pPr>
         <w:pStyle w:val="5"/>
@@ -2470,14 +2474,6 @@
           <w:color w:val="auto"/>
         </w:rPr>
       </w:pPr>
-    </w:p>
-    <w:p>
-      <w:pPr>
-        <w:rPr>
-          <w:rFonts w:hint="default" w:ascii="Times New Roman" w:hAnsi="Times New Roman" w:eastAsia="微软雅黑" w:cs="Times New Roman"/>
-          <w:color w:val="auto"/>
-        </w:rPr>
-      </w:pPr>
       <w:r>
         <w:rPr>
           <w:rFonts w:hint="default" w:ascii="Times New Roman" w:hAnsi="Times New Roman" w:eastAsia="微软雅黑" w:cs="Times New Roman"/>
@@ -2687,7 +2683,7 @@
           <w:rFonts w:hint="default" w:ascii="Times New Roman" w:hAnsi="Times New Roman" w:eastAsia="微软雅黑" w:cs="Times New Roman"/>
           <w:color w:val="auto"/>
         </w:rPr>
-        <w:t>）: 100% 准确</w:t>
+        <w:t>）:</w:t>
       </w:r>
     </w:p>
     <w:p>
@@ -2932,7 +2928,7 @@
         </w:tblPrEx>
         <w:tc>
           <w:tcPr>
-            <w:tcW w:w="2880" w:type="dxa"/>
+            <w:tcW w:w="3306" w:type="dxa"/>
           </w:tcPr>
           <w:p>
             <w:pPr>
@@ -2955,7 +2951,7 @@
         </w:tc>
         <w:tc>
           <w:tcPr>
-            <w:tcW w:w="2880" w:type="dxa"/>
+            <w:tcW w:w="2748" w:type="dxa"/>
           </w:tcPr>
           <w:p>
             <w:pPr>
@@ -2978,7 +2974,7 @@
         </w:tc>
         <w:tc>
           <w:tcPr>
-            <w:tcW w:w="2880" w:type="dxa"/>
+            <w:tcW w:w="2802" w:type="dxa"/>
           </w:tcPr>
           <w:p>
             <w:pPr>
@@ -3019,91 +3015,7 @@
         </w:tblPrEx>
         <w:tc>
           <w:tcPr>
-            <w:tcW w:w="2880" w:type="dxa"/>
-          </w:tcPr>
-          <w:p>
-            <w:pPr>
-              <w:spacing w:after="0" w:line="240" w:lineRule="auto"/>
-              <w:rPr>
-                <w:rFonts w:hint="default" w:ascii="Times New Roman" w:hAnsi="Times New Roman" w:eastAsia="微软雅黑" w:cs="Times New Roman"/>
-                <w:color w:val="auto"/>
-              </w:rPr>
-            </w:pPr>
-            <w:r>
-              <w:rPr>
-                <w:rFonts w:hint="default" w:ascii="Times New Roman" w:hAnsi="Times New Roman" w:eastAsia="微软雅黑" w:cs="Times New Roman"/>
-                <w:color w:val="auto"/>
-                <w:sz w:val="18"/>
-              </w:rPr>
-              <w:t>----------</w:t>
-            </w:r>
-          </w:p>
-        </w:tc>
-        <w:tc>
-          <w:tcPr>
-            <w:tcW w:w="2880" w:type="dxa"/>
-          </w:tcPr>
-          <w:p>
-            <w:pPr>
-              <w:spacing w:after="0" w:line="240" w:lineRule="auto"/>
-              <w:rPr>
-                <w:rFonts w:hint="default" w:ascii="Times New Roman" w:hAnsi="Times New Roman" w:eastAsia="微软雅黑" w:cs="Times New Roman"/>
-                <w:color w:val="auto"/>
-              </w:rPr>
-            </w:pPr>
-            <w:r>
-              <w:rPr>
-                <w:rFonts w:hint="default" w:ascii="Times New Roman" w:hAnsi="Times New Roman" w:eastAsia="微软雅黑" w:cs="Times New Roman"/>
-                <w:color w:val="auto"/>
-                <w:sz w:val="18"/>
-              </w:rPr>
-              <w:t>------</w:t>
-            </w:r>
-          </w:p>
-        </w:tc>
-        <w:tc>
-          <w:tcPr>
-            <w:tcW w:w="2880" w:type="dxa"/>
-          </w:tcPr>
-          <w:p>
-            <w:pPr>
-              <w:spacing w:after="0" w:line="240" w:lineRule="auto"/>
-              <w:rPr>
-                <w:rFonts w:hint="default" w:ascii="Times New Roman" w:hAnsi="Times New Roman" w:eastAsia="微软雅黑" w:cs="Times New Roman"/>
-                <w:color w:val="auto"/>
-              </w:rPr>
-            </w:pPr>
-            <w:r>
-              <w:rPr>
-                <w:rFonts w:hint="default" w:ascii="Times New Roman" w:hAnsi="Times New Roman" w:eastAsia="微软雅黑" w:cs="Times New Roman"/>
-                <w:color w:val="auto"/>
-                <w:sz w:val="18"/>
-              </w:rPr>
-              <w:t>--------</w:t>
-            </w:r>
-          </w:p>
-        </w:tc>
-      </w:tr>
-      <w:tr>
-        <w:tblPrEx>
-          <w:tblBorders>
-            <w:top w:val="single" w:color="4F81BD" w:themeColor="accent1" w:sz="8" w:space="0"/>
-            <w:left w:val="single" w:color="4F81BD" w:themeColor="accent1" w:sz="8" w:space="0"/>
-            <w:bottom w:val="single" w:color="4F81BD" w:themeColor="accent1" w:sz="8" w:space="0"/>
-            <w:right w:val="single" w:color="4F81BD" w:themeColor="accent1" w:sz="8" w:space="0"/>
-            <w:insideH w:val="single" w:color="4F81BD" w:themeColor="accent1" w:sz="8" w:space="0"/>
-            <w:insideV w:val="single" w:color="4F81BD" w:themeColor="accent1" w:sz="8" w:space="0"/>
-          </w:tblBorders>
-          <w:tblCellMar>
-            <w:top w:w="0" w:type="dxa"/>
-            <w:left w:w="108" w:type="dxa"/>
-            <w:bottom w:w="0" w:type="dxa"/>
-            <w:right w:w="108" w:type="dxa"/>
-          </w:tblCellMar>
-        </w:tblPrEx>
-        <w:tc>
-          <w:tcPr>
-            <w:tcW w:w="2880" w:type="dxa"/>
+            <w:tcW w:w="3306" w:type="dxa"/>
           </w:tcPr>
           <w:p>
             <w:pPr>
@@ -3125,7 +3037,7 @@
         </w:tc>
         <w:tc>
           <w:tcPr>
-            <w:tcW w:w="2880" w:type="dxa"/>
+            <w:tcW w:w="2748" w:type="dxa"/>
           </w:tcPr>
           <w:p>
             <w:pPr>
@@ -3147,7 +3059,7 @@
         </w:tc>
         <w:tc>
           <w:tcPr>
-            <w:tcW w:w="2880" w:type="dxa"/>
+            <w:tcW w:w="2802" w:type="dxa"/>
           </w:tcPr>
           <w:p>
             <w:pPr>
@@ -3187,7 +3099,7 @@
         </w:tblPrEx>
         <w:tc>
           <w:tcPr>
-            <w:tcW w:w="2880" w:type="dxa"/>
+            <w:tcW w:w="3306" w:type="dxa"/>
           </w:tcPr>
           <w:p>
             <w:pPr>
@@ -3209,7 +3121,7 @@
         </w:tc>
         <w:tc>
           <w:tcPr>
-            <w:tcW w:w="2880" w:type="dxa"/>
+            <w:tcW w:w="2748" w:type="dxa"/>
           </w:tcPr>
           <w:p>
             <w:pPr>
@@ -3231,7 +3143,7 @@
         </w:tc>
         <w:tc>
           <w:tcPr>
-            <w:tcW w:w="2880" w:type="dxa"/>
+            <w:tcW w:w="2802" w:type="dxa"/>
           </w:tcPr>
           <w:p>
             <w:pPr>
@@ -3271,7 +3183,7 @@
         </w:tblPrEx>
         <w:tc>
           <w:tcPr>
-            <w:tcW w:w="2880" w:type="dxa"/>
+            <w:tcW w:w="3306" w:type="dxa"/>
           </w:tcPr>
           <w:p>
             <w:pPr>
@@ -3293,7 +3205,7 @@
         </w:tc>
         <w:tc>
           <w:tcPr>
-            <w:tcW w:w="2880" w:type="dxa"/>
+            <w:tcW w:w="2748" w:type="dxa"/>
           </w:tcPr>
           <w:p>
             <w:pPr>
@@ -3315,7 +3227,7 @@
         </w:tc>
         <w:tc>
           <w:tcPr>
-            <w:tcW w:w="2880" w:type="dxa"/>
+            <w:tcW w:w="2802" w:type="dxa"/>
           </w:tcPr>
           <w:p>
             <w:pPr>
@@ -3355,7 +3267,7 @@
         </w:tblPrEx>
         <w:tc>
           <w:tcPr>
-            <w:tcW w:w="2880" w:type="dxa"/>
+            <w:tcW w:w="3306" w:type="dxa"/>
           </w:tcPr>
           <w:p>
             <w:pPr>
@@ -3377,7 +3289,7 @@
         </w:tc>
         <w:tc>
           <w:tcPr>
-            <w:tcW w:w="2880" w:type="dxa"/>
+            <w:tcW w:w="2748" w:type="dxa"/>
           </w:tcPr>
           <w:p>
             <w:pPr>
@@ -3399,7 +3311,7 @@
         </w:tc>
         <w:tc>
           <w:tcPr>
-            <w:tcW w:w="2880" w:type="dxa"/>
+            <w:tcW w:w="2802" w:type="dxa"/>
           </w:tcPr>
           <w:p>
             <w:pPr>
@@ -3423,14 +3335,6 @@
     </w:tbl>
     <w:p>
       <w:pPr>
-        <w:rPr>
-          <w:rFonts w:hint="default" w:ascii="Times New Roman" w:hAnsi="Times New Roman" w:eastAsia="微软雅黑" w:cs="Times New Roman"/>
-          <w:color w:val="auto"/>
-        </w:rPr>
-      </w:pPr>
-    </w:p>
-    <w:p>
-      <w:pPr>
         <w:outlineLvl w:val="1"/>
         <w:rPr>
           <w:rFonts w:hint="default" w:ascii="Times New Roman" w:hAnsi="Times New Roman" w:eastAsia="微软雅黑" w:cs="Times New Roman"/>
@@ -3456,8 +3360,8 @@
           <w:color w:val="auto"/>
         </w:rPr>
       </w:pPr>
-      <w:bookmarkStart w:id="24" w:name="_Toc25338"/>
-      <w:bookmarkStart w:id="25" w:name="_Toc21634"/>
+      <w:bookmarkStart w:id="24" w:name="_Toc21634"/>
+      <w:bookmarkStart w:id="25" w:name="_Toc25338"/>
       <w:r>
         <w:rPr>
           <w:rFonts w:hint="default" w:ascii="Times New Roman" w:hAnsi="Times New Roman" w:eastAsia="微软雅黑" w:cs="Times New Roman"/>
@@ -3582,8 +3486,18 @@
           <w:color w:val="auto"/>
         </w:rPr>
       </w:pPr>
-      <w:bookmarkStart w:id="26" w:name="_Toc32479"/>
-      <w:bookmarkStart w:id="27" w:name="_Toc10689"/>
+      <w:bookmarkStart w:id="26" w:name="_Toc10689"/>
+      <w:bookmarkStart w:id="27" w:name="_Toc32479"/>
+    </w:p>
+    <w:p>
+      <w:pPr>
+        <w:pStyle w:val="4"/>
+        <w:outlineLvl w:val="0"/>
+        <w:rPr>
+          <w:rFonts w:hint="default" w:ascii="Times New Roman" w:hAnsi="Times New Roman" w:eastAsia="微软雅黑" w:cs="Times New Roman"/>
+          <w:color w:val="auto"/>
+        </w:rPr>
+      </w:pPr>
       <w:r>
         <w:rPr>
           <w:rFonts w:hint="default" w:ascii="Times New Roman" w:hAnsi="Times New Roman" w:eastAsia="微软雅黑" w:cs="Times New Roman"/>
@@ -3596,292 +3510,238 @@
     </w:p>
     <w:p>
       <w:pPr>
-        <w:pStyle w:val="5"/>
-        <w:outlineLvl w:val="1"/>
-        <w:rPr>
-          <w:rFonts w:hint="default" w:ascii="Times New Roman" w:hAnsi="Times New Roman" w:eastAsia="微软雅黑" w:cs="Times New Roman"/>
-          <w:color w:val="auto"/>
-        </w:rPr>
-      </w:pPr>
-      <w:bookmarkStart w:id="28" w:name="_Toc19904"/>
-      <w:r>
-        <w:rPr>
-          <w:rFonts w:hint="default" w:ascii="Times New Roman" w:hAnsi="Times New Roman" w:eastAsia="微软雅黑" w:cs="Times New Roman"/>
-          <w:color w:val="auto"/>
-        </w:rPr>
-        <w:t>组件树</w:t>
-      </w:r>
-      <w:bookmarkEnd w:id="28"/>
+        <w:keepNext w:val="0"/>
+        <w:keepLines w:val="0"/>
+        <w:pageBreakBefore w:val="0"/>
+        <w:widowControl w:val="0"/>
+        <w:numPr>
+          <w:ilvl w:val="0"/>
+          <w:numId w:val="0"/>
+        </w:numPr>
+        <w:kinsoku/>
+        <w:wordWrap/>
+        <w:overflowPunct/>
+        <w:topLinePunct w:val="0"/>
+        <w:autoSpaceDE/>
+        <w:autoSpaceDN/>
+        <w:bidi w:val="0"/>
+        <w:adjustRightInd/>
+        <w:snapToGrid w:val="0"/>
+        <w:spacing w:after="0" w:line="360" w:lineRule="exact"/>
+        <w:ind w:firstLine="420" w:firstLineChars="0"/>
+        <w:jc w:val="both"/>
+        <w:textAlignment w:val="auto"/>
+        <w:rPr>
+          <w:rFonts w:hint="default" w:ascii="Times New Roman" w:hAnsi="Times New Roman" w:eastAsia="微软雅黑" w:cs="Times New Roman"/>
+          <w:color w:val="auto"/>
+          <w:lang w:val="en-US" w:eastAsia="zh-CN"/>
+        </w:rPr>
+      </w:pPr>
+      <w:r>
+        <w:rPr>
+          <w:rFonts w:hint="default" w:ascii="Times New Roman" w:hAnsi="Times New Roman" w:eastAsia="微软雅黑" w:cs="Times New Roman"/>
+          <w:color w:val="auto"/>
+          <w:lang w:val="en-US" w:eastAsia="zh-CN"/>
+        </w:rPr>
+        <w:t>全局入口与导航层</w:t>
+      </w:r>
     </w:p>
     <w:p>
       <w:pPr>
-        <w:rPr>
-          <w:rFonts w:hint="default" w:ascii="Times New Roman" w:hAnsi="Times New Roman" w:eastAsia="微软雅黑" w:cs="Times New Roman"/>
-          <w:color w:val="auto"/>
-        </w:rPr>
-      </w:pPr>
-      <w:r>
-        <w:rPr>
-          <w:rFonts w:hint="default" w:ascii="Times New Roman" w:hAnsi="Times New Roman" w:eastAsia="微软雅黑" w:cs="Times New Roman"/>
-          <w:color w:val="auto"/>
-        </w:rPr>
-        <w:t>App.vue</w:t>
+        <w:keepNext w:val="0"/>
+        <w:keepLines w:val="0"/>
+        <w:pageBreakBefore w:val="0"/>
+        <w:widowControl w:val="0"/>
+        <w:numPr>
+          <w:ilvl w:val="0"/>
+          <w:numId w:val="0"/>
+        </w:numPr>
+        <w:kinsoku/>
+        <w:wordWrap/>
+        <w:overflowPunct/>
+        <w:topLinePunct w:val="0"/>
+        <w:autoSpaceDE/>
+        <w:autoSpaceDN/>
+        <w:bidi w:val="0"/>
+        <w:adjustRightInd/>
+        <w:snapToGrid w:val="0"/>
+        <w:spacing w:after="0" w:line="360" w:lineRule="exact"/>
+        <w:ind w:firstLine="420" w:firstLineChars="0"/>
+        <w:jc w:val="both"/>
+        <w:textAlignment w:val="auto"/>
+        <w:rPr>
+          <w:rFonts w:hint="default" w:ascii="Times New Roman" w:hAnsi="Times New Roman" w:eastAsia="微软雅黑" w:cs="Times New Roman"/>
+          <w:color w:val="auto"/>
+          <w:lang w:val="en-US" w:eastAsia="zh-CN"/>
+        </w:rPr>
+      </w:pPr>
+      <w:r>
+        <w:rPr>
+          <w:rFonts w:hint="default" w:ascii="Times New Roman" w:hAnsi="Times New Roman" w:eastAsia="微软雅黑" w:cs="Times New Roman"/>
+          <w:color w:val="auto"/>
+          <w:lang w:val="en-US" w:eastAsia="zh-CN"/>
+        </w:rPr>
+        <w:t>App.vue：应用根组件，负责全局布局挂载、状态容器初始化与基础样式注入。 免责声明条 (ai-disclaimer)：全局顶部提示组件，声明大模型辅助审查的局限性及人工复核必要性。 Tab 切换：主导航控件，负责图片检测与文档分析两大业务模块的视图切换与上下文隔离。</w:t>
       </w:r>
     </w:p>
     <w:p>
       <w:pPr>
-        <w:rPr>
-          <w:rFonts w:hint="default" w:ascii="Times New Roman" w:hAnsi="Times New Roman" w:eastAsia="微软雅黑" w:cs="Times New Roman"/>
-          <w:color w:val="auto"/>
-        </w:rPr>
-      </w:pPr>
-      <w:r>
-        <w:rPr>
-          <w:rFonts w:hint="default" w:ascii="Times New Roman" w:hAnsi="Times New Roman" w:eastAsia="微软雅黑" w:cs="Times New Roman"/>
-          <w:color w:val="auto"/>
-        </w:rPr>
-        <w:t>├── 免责声明条 (ai-disclaimer)</w:t>
+        <w:keepNext w:val="0"/>
+        <w:keepLines w:val="0"/>
+        <w:pageBreakBefore w:val="0"/>
+        <w:widowControl w:val="0"/>
+        <w:numPr>
+          <w:ilvl w:val="0"/>
+          <w:numId w:val="0"/>
+        </w:numPr>
+        <w:kinsoku/>
+        <w:wordWrap/>
+        <w:overflowPunct/>
+        <w:topLinePunct w:val="0"/>
+        <w:autoSpaceDE/>
+        <w:autoSpaceDN/>
+        <w:bidi w:val="0"/>
+        <w:adjustRightInd/>
+        <w:snapToGrid w:val="0"/>
+        <w:spacing w:after="0" w:line="360" w:lineRule="exact"/>
+        <w:ind w:firstLine="420" w:firstLineChars="0"/>
+        <w:jc w:val="both"/>
+        <w:textAlignment w:val="auto"/>
+        <w:rPr>
+          <w:rFonts w:hint="default" w:ascii="Times New Roman" w:hAnsi="Times New Roman" w:eastAsia="微软雅黑" w:cs="Times New Roman"/>
+          <w:color w:val="auto"/>
+          <w:lang w:val="en-US" w:eastAsia="zh-CN"/>
+        </w:rPr>
+      </w:pPr>
+      <w:r>
+        <w:rPr>
+          <w:rFonts w:hint="default" w:ascii="Times New Roman" w:hAnsi="Times New Roman" w:eastAsia="微软雅黑" w:cs="Times New Roman"/>
+          <w:color w:val="auto"/>
+          <w:lang w:val="en-US" w:eastAsia="zh-CN"/>
+        </w:rPr>
+        <w:t>图片检测模块 (DetectionPanel.vue)</w:t>
       </w:r>
     </w:p>
     <w:p>
       <w:pPr>
-        <w:rPr>
-          <w:rFonts w:hint="default" w:ascii="Times New Roman" w:hAnsi="Times New Roman" w:eastAsia="微软雅黑" w:cs="Times New Roman"/>
-          <w:color w:val="auto"/>
-        </w:rPr>
-      </w:pPr>
-      <w:r>
-        <w:rPr>
-          <w:rFonts w:hint="default" w:ascii="Times New Roman" w:hAnsi="Times New Roman" w:eastAsia="微软雅黑" w:cs="Times New Roman"/>
-          <w:color w:val="auto"/>
-        </w:rPr>
-        <w:t>├── Tab 切换 (图片检测 / 文档分析)</w:t>
+        <w:keepNext w:val="0"/>
+        <w:keepLines w:val="0"/>
+        <w:pageBreakBefore w:val="0"/>
+        <w:widowControl w:val="0"/>
+        <w:numPr>
+          <w:ilvl w:val="0"/>
+          <w:numId w:val="0"/>
+        </w:numPr>
+        <w:kinsoku/>
+        <w:wordWrap/>
+        <w:overflowPunct/>
+        <w:topLinePunct w:val="0"/>
+        <w:autoSpaceDE/>
+        <w:autoSpaceDN/>
+        <w:bidi w:val="0"/>
+        <w:adjustRightInd/>
+        <w:snapToGrid w:val="0"/>
+        <w:spacing w:after="0" w:line="360" w:lineRule="exact"/>
+        <w:ind w:firstLine="420" w:firstLineChars="0"/>
+        <w:jc w:val="both"/>
+        <w:textAlignment w:val="auto"/>
+        <w:rPr>
+          <w:rFonts w:hint="default" w:ascii="Times New Roman" w:hAnsi="Times New Roman" w:eastAsia="微软雅黑" w:cs="Times New Roman"/>
+          <w:color w:val="auto"/>
+          <w:lang w:val="en-US" w:eastAsia="zh-CN"/>
+        </w:rPr>
+      </w:pPr>
+      <w:r>
+        <w:rPr>
+          <w:rFonts w:hint="default" w:ascii="Times New Roman" w:hAnsi="Times New Roman" w:eastAsia="微软雅黑" w:cs="Times New Roman"/>
+          <w:color w:val="auto"/>
+          <w:lang w:val="en-US" w:eastAsia="zh-CN"/>
+        </w:rPr>
+        <w:t>工具栏：提供本地文件夹选择器、图片序列导航控件与画布状态清除功能。 对比视图：核心渲染区，支持原图与 YOLO 检测标注结果的分屏对比或叠加显示模式切换。 胶片导航：底部缩略图轮播条，支持快速索引跳转与当前图片高亮定位。 侧栏：集成检测触发入口、目标类别统计面板、详细检测列表与 12 项施工几何规范合规性检查面板。</w:t>
       </w:r>
     </w:p>
     <w:p>
       <w:pPr>
-        <w:rPr>
-          <w:rFonts w:hint="default" w:ascii="Times New Roman" w:hAnsi="Times New Roman" w:eastAsia="微软雅黑" w:cs="Times New Roman"/>
-          <w:color w:val="auto"/>
-        </w:rPr>
-      </w:pPr>
-      <w:r>
-        <w:rPr>
-          <w:rFonts w:hint="default" w:ascii="Times New Roman" w:hAnsi="Times New Roman" w:eastAsia="微软雅黑" w:cs="Times New Roman"/>
-          <w:color w:val="auto"/>
-        </w:rPr>
-        <w:t>├── DetectionPanel.vue</w:t>
+        <w:keepNext w:val="0"/>
+        <w:keepLines w:val="0"/>
+        <w:pageBreakBefore w:val="0"/>
+        <w:widowControl w:val="0"/>
+        <w:numPr>
+          <w:ilvl w:val="0"/>
+          <w:numId w:val="0"/>
+        </w:numPr>
+        <w:kinsoku/>
+        <w:wordWrap/>
+        <w:overflowPunct/>
+        <w:topLinePunct w:val="0"/>
+        <w:autoSpaceDE/>
+        <w:autoSpaceDN/>
+        <w:bidi w:val="0"/>
+        <w:adjustRightInd/>
+        <w:snapToGrid w:val="0"/>
+        <w:spacing w:after="0" w:line="360" w:lineRule="exact"/>
+        <w:ind w:firstLine="420" w:firstLineChars="0"/>
+        <w:jc w:val="both"/>
+        <w:textAlignment w:val="auto"/>
+        <w:rPr>
+          <w:rFonts w:hint="default" w:ascii="Times New Roman" w:hAnsi="Times New Roman" w:eastAsia="微软雅黑" w:cs="Times New Roman"/>
+          <w:color w:val="auto"/>
+          <w:lang w:val="en-US" w:eastAsia="zh-CN"/>
+        </w:rPr>
+      </w:pPr>
+      <w:r>
+        <w:rPr>
+          <w:rFonts w:hint="default" w:ascii="Times New Roman" w:hAnsi="Times New Roman" w:eastAsia="微软雅黑" w:cs="Times New Roman"/>
+          <w:color w:val="auto"/>
+          <w:lang w:val="en-US" w:eastAsia="zh-CN"/>
+        </w:rPr>
+        <w:t>文档分析模块 (DocumentAnalysis.vue)</w:t>
       </w:r>
     </w:p>
     <w:p>
       <w:pPr>
-        <w:rPr>
-          <w:rFonts w:hint="default" w:ascii="Times New Roman" w:hAnsi="Times New Roman" w:eastAsia="微软雅黑" w:cs="Times New Roman"/>
-          <w:color w:val="auto"/>
-        </w:rPr>
-      </w:pPr>
-      <w:r>
-        <w:rPr>
-          <w:rFonts w:hint="default" w:ascii="Times New Roman" w:hAnsi="Times New Roman" w:eastAsia="微软雅黑" w:cs="Times New Roman"/>
-          <w:color w:val="auto"/>
-        </w:rPr>
-        <w:t>│   ├── 工具栏 (文件夹选择 / 导航 / 清除)</w:t>
+        <w:keepNext w:val="0"/>
+        <w:keepLines w:val="0"/>
+        <w:pageBreakBefore w:val="0"/>
+        <w:widowControl w:val="0"/>
+        <w:numPr>
+          <w:ilvl w:val="0"/>
+          <w:numId w:val="0"/>
+        </w:numPr>
+        <w:kinsoku/>
+        <w:wordWrap/>
+        <w:overflowPunct/>
+        <w:topLinePunct w:val="0"/>
+        <w:autoSpaceDE/>
+        <w:autoSpaceDN/>
+        <w:bidi w:val="0"/>
+        <w:adjustRightInd/>
+        <w:snapToGrid w:val="0"/>
+        <w:spacing w:after="0" w:line="360" w:lineRule="exact"/>
+        <w:ind w:firstLine="420" w:firstLineChars="0"/>
+        <w:jc w:val="both"/>
+        <w:textAlignment w:val="auto"/>
+        <w:rPr>
+          <w:rFonts w:hint="default" w:ascii="Times New Roman" w:hAnsi="Times New Roman" w:eastAsia="微软雅黑" w:cs="Times New Roman"/>
+          <w:color w:val="auto"/>
+          <w:lang w:val="en-US" w:eastAsia="zh-CN"/>
+        </w:rPr>
+      </w:pPr>
+      <w:r>
+        <w:rPr>
+          <w:rFonts w:hint="default" w:ascii="Times New Roman" w:hAnsi="Times New Roman" w:eastAsia="微软雅黑" w:cs="Times New Roman"/>
+          <w:color w:val="auto"/>
+          <w:lang w:val="en-US" w:eastAsia="zh-CN"/>
+        </w:rPr>
+        <w:t>上传区：包含历史任务回溯列表与文件上传卡片，支持 .docx 解析、重复文档复用提示与任务恢复。 分析区：批量处理核心交互容器，内部划分为以下功能单元： 状态栏：实时展示任务 ID、图片总量、已分析数量与待处理队列长度。 进度条：可视化渲染批量分析任务的总体完成百分比与吞吐状态。 异常横幅：网络波动或 API 限流时触发，提示失败数量并提供快捷重试入口。 图片网格：以缩略图矩阵展示提取图纸，内置队列状态指示器（等待/分析中/完成/异常）。 详情面板：单图交互中枢，提供高清预览、单图 AI 分析触发器与结构化结果展示（类型/摘要/评估/施工参数）。 汇总报告：集成 Markdown 渲染引擎，展示数据驱动的综合评估报告，并提供浏览器原生 PDF 导出接口。 分类统计：基于 AI 返回结果自动聚合的图纸类型分布与质量评级可视化面板。</w:t>
       </w:r>
     </w:p>
     <w:p>
       <w:pPr>
         <w:rPr>
-          <w:rFonts w:hint="default" w:ascii="Times New Roman" w:hAnsi="Times New Roman" w:eastAsia="微软雅黑" w:cs="Times New Roman"/>
-          <w:color w:val="auto"/>
-        </w:rPr>
-      </w:pPr>
-      <w:r>
-        <w:rPr>
-          <w:rFonts w:hint="default" w:ascii="Times New Roman" w:hAnsi="Times New Roman" w:eastAsia="微软雅黑" w:cs="Times New Roman"/>
-          <w:color w:val="auto"/>
-        </w:rPr>
-        <w:t>│   ├── 对比视图 (原图 vs 检测结果)</w:t>
-      </w:r>
-    </w:p>
-    <w:p>
-      <w:pPr>
-        <w:rPr>
-          <w:rFonts w:hint="default" w:ascii="Times New Roman" w:hAnsi="Times New Roman" w:eastAsia="微软雅黑" w:cs="Times New Roman"/>
-          <w:color w:val="auto"/>
-        </w:rPr>
-      </w:pPr>
-      <w:r>
-        <w:rPr>
-          <w:rFonts w:hint="default" w:ascii="Times New Roman" w:hAnsi="Times New Roman" w:eastAsia="微软雅黑" w:cs="Times New Roman"/>
-          <w:color w:val="auto"/>
-        </w:rPr>
-        <w:t>│   ├── 胶片导航</w:t>
-      </w:r>
-    </w:p>
-    <w:p>
-      <w:pPr>
-        <w:rPr>
-          <w:rFonts w:hint="default" w:ascii="Times New Roman" w:hAnsi="Times New Roman" w:eastAsia="微软雅黑" w:cs="Times New Roman"/>
-          <w:color w:val="auto"/>
-        </w:rPr>
-      </w:pPr>
-      <w:r>
-        <w:rPr>
-          <w:rFonts w:hint="default" w:ascii="Times New Roman" w:hAnsi="Times New Roman" w:eastAsia="微软雅黑" w:cs="Times New Roman"/>
-          <w:color w:val="auto"/>
-        </w:rPr>
-        <w:t>│   └── 侧栏 (检测按钮 / 统计 / 列表 / 规范检查)</w:t>
-      </w:r>
-    </w:p>
-    <w:p>
-      <w:pPr>
-        <w:rPr>
-          <w:rFonts w:hint="default" w:ascii="Times New Roman" w:hAnsi="Times New Roman" w:eastAsia="微软雅黑" w:cs="Times New Roman"/>
-          <w:color w:val="auto"/>
-        </w:rPr>
-      </w:pPr>
-      <w:r>
-        <w:rPr>
-          <w:rFonts w:hint="default" w:ascii="Times New Roman" w:hAnsi="Times New Roman" w:eastAsia="微软雅黑" w:cs="Times New Roman"/>
-          <w:color w:val="auto"/>
-        </w:rPr>
-        <w:t>└── DocumentAnalysis.vue</w:t>
-      </w:r>
-    </w:p>
-    <w:p>
-      <w:pPr>
-        <w:rPr>
-          <w:rFonts w:hint="default" w:ascii="Times New Roman" w:hAnsi="Times New Roman" w:eastAsia="微软雅黑" w:cs="Times New Roman"/>
-          <w:color w:val="auto"/>
-        </w:rPr>
-      </w:pPr>
-      <w:r>
-        <w:rPr>
-          <w:rFonts w:hint="default" w:ascii="Times New Roman" w:hAnsi="Times New Roman" w:eastAsia="微软雅黑" w:cs="Times New Roman"/>
-          <w:color w:val="auto"/>
-        </w:rPr>
-        <w:t xml:space="preserve">    ├── 上传区 (历史任务列表 / 上传卡片)</w:t>
-      </w:r>
-    </w:p>
-    <w:p>
-      <w:pPr>
-        <w:rPr>
-          <w:rFonts w:hint="default" w:ascii="Times New Roman" w:hAnsi="Times New Roman" w:eastAsia="微软雅黑" w:cs="Times New Roman"/>
-          <w:color w:val="auto"/>
-        </w:rPr>
-      </w:pPr>
-      <w:r>
-        <w:rPr>
-          <w:rFonts w:hint="default" w:ascii="Times New Roman" w:hAnsi="Times New Roman" w:eastAsia="微软雅黑" w:cs="Times New Roman"/>
-          <w:color w:val="auto"/>
-        </w:rPr>
-        <w:t xml:space="preserve">    └── 分析区</w:t>
-      </w:r>
-    </w:p>
-    <w:p>
-      <w:pPr>
-        <w:rPr>
-          <w:rFonts w:hint="default" w:ascii="Times New Roman" w:hAnsi="Times New Roman" w:eastAsia="微软雅黑" w:cs="Times New Roman"/>
-          <w:color w:val="auto"/>
-        </w:rPr>
-      </w:pPr>
-      <w:r>
-        <w:rPr>
-          <w:rFonts w:hint="default" w:ascii="Times New Roman" w:hAnsi="Times New Roman" w:eastAsia="微软雅黑" w:cs="Times New Roman"/>
-          <w:color w:val="auto"/>
-        </w:rPr>
-        <w:t xml:space="preserve">        ├── 状态栏 (任务ID / 图片数 / 已分析 / 待分析)</w:t>
-      </w:r>
-    </w:p>
-    <w:p>
-      <w:pPr>
-        <w:rPr>
-          <w:rFonts w:hint="default" w:ascii="Times New Roman" w:hAnsi="Times New Roman" w:eastAsia="微软雅黑" w:cs="Times New Roman"/>
-          <w:color w:val="auto"/>
-        </w:rPr>
-      </w:pPr>
-      <w:r>
-        <w:rPr>
-          <w:rFonts w:hint="default" w:ascii="Times New Roman" w:hAnsi="Times New Roman" w:eastAsia="微软雅黑" w:cs="Times New Roman"/>
-          <w:color w:val="auto"/>
-        </w:rPr>
-        <w:t xml:space="preserve">        ├── 进度条</w:t>
-      </w:r>
-    </w:p>
-    <w:p>
-      <w:pPr>
-        <w:rPr>
-          <w:rFonts w:hint="default" w:ascii="Times New Roman" w:hAnsi="Times New Roman" w:eastAsia="微软雅黑" w:cs="Times New Roman"/>
-          <w:color w:val="auto"/>
-        </w:rPr>
-      </w:pPr>
-      <w:r>
-        <w:rPr>
-          <w:rFonts w:hint="default" w:ascii="Times New Roman" w:hAnsi="Times New Roman" w:eastAsia="微软雅黑" w:cs="Times New Roman"/>
-          <w:color w:val="auto"/>
-        </w:rPr>
-        <w:t xml:space="preserve">        ├── 异常横幅</w:t>
-      </w:r>
-    </w:p>
-    <w:p>
-      <w:pPr>
-        <w:rPr>
-          <w:rFonts w:hint="default" w:ascii="Times New Roman" w:hAnsi="Times New Roman" w:eastAsia="微软雅黑" w:cs="Times New Roman"/>
-          <w:color w:val="auto"/>
-        </w:rPr>
-      </w:pPr>
-      <w:r>
-        <w:rPr>
-          <w:rFonts w:hint="default" w:ascii="Times New Roman" w:hAnsi="Times New Roman" w:eastAsia="微软雅黑" w:cs="Times New Roman"/>
-          <w:color w:val="auto"/>
-        </w:rPr>
-        <w:t xml:space="preserve">        ├── 图片网格 (含队列状态指示)</w:t>
-      </w:r>
-    </w:p>
-    <w:p>
-      <w:pPr>
-        <w:rPr>
-          <w:rFonts w:hint="default" w:ascii="Times New Roman" w:hAnsi="Times New Roman" w:eastAsia="微软雅黑" w:cs="Times New Roman"/>
-          <w:color w:val="auto"/>
-        </w:rPr>
-      </w:pPr>
-      <w:r>
-        <w:rPr>
-          <w:rFonts w:hint="default" w:ascii="Times New Roman" w:hAnsi="Times New Roman" w:eastAsia="微软雅黑" w:cs="Times New Roman"/>
-          <w:color w:val="auto"/>
-        </w:rPr>
-        <w:t xml:space="preserve">        ├── 详情面板 (预览 / 分析按钮 / AI 结果)</w:t>
-      </w:r>
-    </w:p>
-    <w:p>
-      <w:pPr>
-        <w:rPr>
-          <w:rFonts w:hint="default" w:ascii="Times New Roman" w:hAnsi="Times New Roman" w:eastAsia="微软雅黑" w:cs="Times New Roman"/>
-          <w:color w:val="auto"/>
-        </w:rPr>
-      </w:pPr>
-      <w:r>
-        <w:rPr>
-          <w:rFonts w:hint="default" w:ascii="Times New Roman" w:hAnsi="Times New Roman" w:eastAsia="微软雅黑" w:cs="Times New Roman"/>
-          <w:color w:val="auto"/>
-        </w:rPr>
-        <w:t xml:space="preserve">        ├── 汇总报告 (Markdown 渲染 + 导出PDF)</w:t>
-      </w:r>
-    </w:p>
-    <w:p>
-      <w:pPr>
-        <w:rPr>
-          <w:rFonts w:hint="default" w:ascii="Times New Roman" w:hAnsi="Times New Roman" w:eastAsia="微软雅黑" w:cs="Times New Roman"/>
-          <w:color w:val="auto"/>
-        </w:rPr>
-      </w:pPr>
-      <w:r>
-        <w:rPr>
-          <w:rFonts w:hint="default" w:ascii="Times New Roman" w:hAnsi="Times New Roman" w:eastAsia="微软雅黑" w:cs="Times New Roman"/>
-          <w:color w:val="auto"/>
-        </w:rPr>
-        <w:t xml:space="preserve">        └── 分类统计</w:t>
-      </w:r>
+          <w:rFonts w:hint="default"/>
+        </w:rPr>
+      </w:pPr>
     </w:p>
     <w:p>
       <w:pPr>
@@ -4048,90 +3908,6 @@
                 <w:color w:val="auto"/>
                 <w:sz w:val="18"/>
               </w:rPr>
-              <w:t>------</w:t>
-            </w:r>
-          </w:p>
-        </w:tc>
-        <w:tc>
-          <w:tcPr>
-            <w:tcW w:w="2880" w:type="dxa"/>
-          </w:tcPr>
-          <w:p>
-            <w:pPr>
-              <w:spacing w:after="0" w:line="240" w:lineRule="auto"/>
-              <w:rPr>
-                <w:rFonts w:hint="default" w:ascii="Times New Roman" w:hAnsi="Times New Roman" w:eastAsia="微软雅黑" w:cs="Times New Roman"/>
-                <w:color w:val="auto"/>
-              </w:rPr>
-            </w:pPr>
-            <w:r>
-              <w:rPr>
-                <w:rFonts w:hint="default" w:ascii="Times New Roman" w:hAnsi="Times New Roman" w:eastAsia="微软雅黑" w:cs="Times New Roman"/>
-                <w:color w:val="auto"/>
-                <w:sz w:val="18"/>
-              </w:rPr>
-              <w:t>------</w:t>
-            </w:r>
-          </w:p>
-        </w:tc>
-        <w:tc>
-          <w:tcPr>
-            <w:tcW w:w="2880" w:type="dxa"/>
-          </w:tcPr>
-          <w:p>
-            <w:pPr>
-              <w:spacing w:after="0" w:line="240" w:lineRule="auto"/>
-              <w:rPr>
-                <w:rFonts w:hint="default" w:ascii="Times New Roman" w:hAnsi="Times New Roman" w:eastAsia="微软雅黑" w:cs="Times New Roman"/>
-                <w:color w:val="auto"/>
-              </w:rPr>
-            </w:pPr>
-            <w:r>
-              <w:rPr>
-                <w:rFonts w:hint="default" w:ascii="Times New Roman" w:hAnsi="Times New Roman" w:eastAsia="微软雅黑" w:cs="Times New Roman"/>
-                <w:color w:val="auto"/>
-                <w:sz w:val="18"/>
-              </w:rPr>
-              <w:t>------</w:t>
-            </w:r>
-          </w:p>
-        </w:tc>
-      </w:tr>
-      <w:tr>
-        <w:tblPrEx>
-          <w:tblBorders>
-            <w:top w:val="single" w:color="4F81BD" w:themeColor="accent1" w:sz="8" w:space="0"/>
-            <w:left w:val="single" w:color="4F81BD" w:themeColor="accent1" w:sz="8" w:space="0"/>
-            <w:bottom w:val="single" w:color="4F81BD" w:themeColor="accent1" w:sz="8" w:space="0"/>
-            <w:right w:val="single" w:color="4F81BD" w:themeColor="accent1" w:sz="8" w:space="0"/>
-            <w:insideH w:val="single" w:color="4F81BD" w:themeColor="accent1" w:sz="8" w:space="0"/>
-            <w:insideV w:val="single" w:color="4F81BD" w:themeColor="accent1" w:sz="8" w:space="0"/>
-          </w:tblBorders>
-          <w:tblCellMar>
-            <w:top w:w="0" w:type="dxa"/>
-            <w:left w:w="108" w:type="dxa"/>
-            <w:bottom w:w="0" w:type="dxa"/>
-            <w:right w:w="108" w:type="dxa"/>
-          </w:tblCellMar>
-        </w:tblPrEx>
-        <w:tc>
-          <w:tcPr>
-            <w:tcW w:w="2880" w:type="dxa"/>
-          </w:tcPr>
-          <w:p>
-            <w:pPr>
-              <w:spacing w:after="0" w:line="240" w:lineRule="auto"/>
-              <w:rPr>
-                <w:rFonts w:hint="default" w:ascii="Times New Roman" w:hAnsi="Times New Roman" w:eastAsia="微软雅黑" w:cs="Times New Roman"/>
-                <w:color w:val="auto"/>
-              </w:rPr>
-            </w:pPr>
-            <w:r>
-              <w:rPr>
-                <w:rFonts w:hint="default" w:ascii="Times New Roman" w:hAnsi="Times New Roman" w:eastAsia="微软雅黑" w:cs="Times New Roman"/>
-                <w:color w:val="auto"/>
-                <w:sz w:val="18"/>
-              </w:rPr>
               <w:t>`statusMap`</w:t>
             </w:r>
           </w:p>
@@ -4542,7 +4318,7 @@
           <w:color w:val="auto"/>
         </w:rPr>
       </w:pPr>
-      <w:bookmarkStart w:id="29" w:name="_Toc14727"/>
+      <w:bookmarkStart w:id="28" w:name="_Toc14727"/>
       <w:r>
         <w:rPr>
           <w:rFonts w:hint="default" w:ascii="Times New Roman" w:hAnsi="Times New Roman" w:eastAsia="微软雅黑" w:cs="Times New Roman"/>
@@ -4550,7 +4326,7 @@
         </w:rPr>
         <w:t>使用说明书</w:t>
       </w:r>
-      <w:bookmarkEnd w:id="29"/>
+      <w:bookmarkEnd w:id="28"/>
     </w:p>
     <w:p>
       <w:pPr>
@@ -4561,8 +4337,8 @@
           <w:color w:val="auto"/>
         </w:rPr>
       </w:pPr>
+      <w:bookmarkStart w:id="29" w:name="_Toc3264"/>
       <w:bookmarkStart w:id="30" w:name="_Toc22691"/>
-      <w:bookmarkStart w:id="31" w:name="_Toc3264"/>
       <w:r>
         <w:rPr>
           <w:rFonts w:hint="default" w:ascii="Times New Roman" w:hAnsi="Times New Roman" w:eastAsia="微软雅黑" w:cs="Times New Roman"/>
@@ -4570,11 +4346,211 @@
         </w:rPr>
         <w:t>一、启动与停止</w:t>
       </w:r>
+      <w:bookmarkEnd w:id="29"/>
       <w:bookmarkEnd w:id="30"/>
+    </w:p>
+    <w:p>
+      <w:pPr>
+        <w:pStyle w:val="5"/>
+        <w:outlineLvl w:val="1"/>
+        <w:rPr>
+          <w:rFonts w:hint="default" w:ascii="Times New Roman" w:hAnsi="Times New Roman" w:eastAsia="微软雅黑" w:cs="Times New Roman"/>
+          <w:color w:val="auto"/>
+        </w:rPr>
+      </w:pPr>
+      <w:bookmarkStart w:id="31" w:name="_Toc29657"/>
+      <w:r>
+        <w:rPr>
+          <w:rFonts w:hint="default" w:ascii="Times New Roman" w:hAnsi="Times New Roman" w:eastAsia="微软雅黑" w:cs="Times New Roman"/>
+          <w:color w:val="auto"/>
+        </w:rPr>
+        <w:t>启动</w:t>
+      </w:r>
       <w:bookmarkEnd w:id="31"/>
     </w:p>
     <w:p>
       <w:pPr>
+        <w:rPr>
+          <w:rFonts w:hint="default" w:ascii="Times New Roman" w:hAnsi="Times New Roman" w:eastAsia="微软雅黑" w:cs="Times New Roman"/>
+          <w:color w:val="auto"/>
+        </w:rPr>
+      </w:pPr>
+      <w:r>
+        <w:rPr>
+          <w:rFonts w:hint="default" w:ascii="Times New Roman" w:hAnsi="Times New Roman" w:eastAsia="微软雅黑" w:cs="Times New Roman"/>
+          <w:color w:val="auto"/>
+        </w:rPr>
+        <w:t xml:space="preserve">双击项目根目录下的 </w:t>
+      </w:r>
+      <w:r>
+        <w:rPr>
+          <w:rFonts w:hint="default" w:ascii="Times New Roman" w:hAnsi="Times New Roman" w:eastAsia="微软雅黑" w:cs="Times New Roman"/>
+          <w:color w:val="auto"/>
+          <w:sz w:val="18"/>
+        </w:rPr>
+        <w:t>start.bat</w:t>
+      </w:r>
+      <w:r>
+        <w:rPr>
+          <w:rFonts w:hint="default" w:ascii="Times New Roman" w:hAnsi="Times New Roman" w:eastAsia="微软雅黑" w:cs="Times New Roman"/>
+          <w:color w:val="auto"/>
+        </w:rPr>
+        <w:t>，自动完成：</w:t>
+      </w:r>
+    </w:p>
+    <w:p>
+      <w:pPr>
+        <w:rPr>
+          <w:rFonts w:hint="default" w:ascii="Times New Roman" w:hAnsi="Times New Roman" w:eastAsia="微软雅黑" w:cs="Times New Roman"/>
+          <w:color w:val="auto"/>
+        </w:rPr>
+      </w:pPr>
+      <w:r>
+        <w:rPr>
+          <w:rFonts w:hint="default" w:ascii="Times New Roman" w:hAnsi="Times New Roman" w:eastAsia="微软雅黑" w:cs="Times New Roman"/>
+          <w:color w:val="auto"/>
+        </w:rPr>
+        <w:t>1. 激活 Python 虚拟环境</w:t>
+      </w:r>
+    </w:p>
+    <w:p>
+      <w:pPr>
+        <w:rPr>
+          <w:rFonts w:hint="default" w:ascii="Times New Roman" w:hAnsi="Times New Roman" w:eastAsia="微软雅黑" w:cs="Times New Roman"/>
+          <w:color w:val="auto"/>
+        </w:rPr>
+      </w:pPr>
+      <w:r>
+        <w:rPr>
+          <w:rFonts w:hint="default" w:ascii="Times New Roman" w:hAnsi="Times New Roman" w:eastAsia="微软雅黑" w:cs="Times New Roman"/>
+          <w:color w:val="auto"/>
+        </w:rPr>
+        <w:t>2. 启动后端服务（端口 5000）</w:t>
+      </w:r>
+    </w:p>
+    <w:p>
+      <w:pPr>
+        <w:rPr>
+          <w:rFonts w:hint="default" w:ascii="Times New Roman" w:hAnsi="Times New Roman" w:eastAsia="微软雅黑" w:cs="Times New Roman"/>
+          <w:color w:val="auto"/>
+        </w:rPr>
+      </w:pPr>
+      <w:r>
+        <w:rPr>
+          <w:rFonts w:hint="default" w:ascii="Times New Roman" w:hAnsi="Times New Roman" w:eastAsia="微软雅黑" w:cs="Times New Roman"/>
+          <w:color w:val="auto"/>
+        </w:rPr>
+        <w:t>3. 启动前端开发服务器（端口 8080）</w:t>
+      </w:r>
+    </w:p>
+    <w:p>
+      <w:pPr>
+        <w:rPr>
+          <w:rFonts w:hint="default" w:ascii="Times New Roman" w:hAnsi="Times New Roman" w:eastAsia="微软雅黑" w:cs="Times New Roman"/>
+          <w:color w:val="auto"/>
+        </w:rPr>
+      </w:pPr>
+      <w:r>
+        <w:rPr>
+          <w:rFonts w:hint="default" w:ascii="Times New Roman" w:hAnsi="Times New Roman" w:eastAsia="微软雅黑" w:cs="Times New Roman"/>
+          <w:color w:val="auto"/>
+        </w:rPr>
+        <w:t xml:space="preserve">浏览器访问 </w:t>
+      </w:r>
+      <w:r>
+        <w:rPr>
+          <w:rFonts w:hint="default" w:ascii="Times New Roman" w:hAnsi="Times New Roman" w:eastAsia="微软雅黑" w:cs="Times New Roman"/>
+          <w:b/>
+          <w:color w:val="auto"/>
+        </w:rPr>
+        <w:t>http://localhost:8080</w:t>
+      </w:r>
+    </w:p>
+    <w:p>
+      <w:pPr>
+        <w:pStyle w:val="5"/>
+        <w:outlineLvl w:val="9"/>
+        <w:rPr>
+          <w:rFonts w:hint="default" w:ascii="Times New Roman" w:hAnsi="Times New Roman" w:eastAsia="微软雅黑" w:cs="Times New Roman"/>
+          <w:color w:val="auto"/>
+        </w:rPr>
+      </w:pPr>
+      <w:r>
+        <w:rPr>
+          <w:rFonts w:hint="default" w:ascii="Times New Roman" w:hAnsi="Times New Roman" w:eastAsia="微软雅黑" w:cs="Times New Roman"/>
+          <w:color w:val="auto"/>
+        </w:rPr>
+        <w:t>停止</w:t>
+      </w:r>
+    </w:p>
+    <w:p>
+      <w:pPr>
+        <w:rPr>
+          <w:rFonts w:hint="default" w:ascii="Times New Roman" w:hAnsi="Times New Roman" w:eastAsia="微软雅黑" w:cs="Times New Roman"/>
+          <w:color w:val="auto"/>
+        </w:rPr>
+      </w:pPr>
+      <w:r>
+        <w:rPr>
+          <w:rFonts w:hint="default" w:ascii="Times New Roman" w:hAnsi="Times New Roman" w:eastAsia="微软雅黑" w:cs="Times New Roman"/>
+          <w:color w:val="auto"/>
+        </w:rPr>
+        <w:t xml:space="preserve">双击 </w:t>
+      </w:r>
+      <w:r>
+        <w:rPr>
+          <w:rFonts w:hint="default" w:ascii="Times New Roman" w:hAnsi="Times New Roman" w:eastAsia="微软雅黑" w:cs="Times New Roman"/>
+          <w:color w:val="auto"/>
+          <w:sz w:val="18"/>
+        </w:rPr>
+        <w:t>stop.bat</w:t>
+      </w:r>
+      <w:r>
+        <w:rPr>
+          <w:rFonts w:hint="default" w:ascii="Times New Roman" w:hAnsi="Times New Roman" w:eastAsia="微软雅黑" w:cs="Times New Roman"/>
+          <w:color w:val="auto"/>
+        </w:rPr>
+        <w:t>，或关闭命令行窗口。</w:t>
+      </w:r>
+    </w:p>
+    <w:p>
+      <w:pPr>
+        <w:rPr>
+          <w:rFonts w:hint="default" w:ascii="Times New Roman" w:hAnsi="Times New Roman" w:eastAsia="微软雅黑" w:cs="Times New Roman"/>
+          <w:color w:val="auto"/>
+        </w:rPr>
+      </w:pPr>
+      <w:r>
+        <w:rPr>
+          <w:rFonts w:hint="default" w:ascii="Times New Roman" w:hAnsi="Times New Roman" w:eastAsia="微软雅黑" w:cs="Times New Roman"/>
+          <w:color w:val="auto"/>
+        </w:rPr>
+        <w:t>────────────────────────────────────────</w:t>
+      </w:r>
+    </w:p>
+    <w:p>
+      <w:pPr>
+        <w:pStyle w:val="4"/>
+        <w:outlineLvl w:val="0"/>
+        <w:rPr>
+          <w:rFonts w:hint="default" w:ascii="Times New Roman" w:hAnsi="Times New Roman" w:eastAsia="微软雅黑" w:cs="Times New Roman"/>
+          <w:color w:val="auto"/>
+        </w:rPr>
+      </w:pPr>
+      <w:bookmarkStart w:id="32" w:name="_Toc18250"/>
+      <w:bookmarkStart w:id="33" w:name="_Toc25211"/>
+      <w:r>
+        <w:rPr>
+          <w:rFonts w:hint="default" w:ascii="Times New Roman" w:hAnsi="Times New Roman" w:eastAsia="微软雅黑" w:cs="Times New Roman"/>
+          <w:color w:val="auto"/>
+        </w:rPr>
+        <w:t>二、图片检测</w:t>
+      </w:r>
+      <w:bookmarkEnd w:id="32"/>
+      <w:bookmarkEnd w:id="33"/>
+    </w:p>
+    <w:p>
+      <w:pPr>
         <w:pStyle w:val="5"/>
         <w:outlineLvl w:val="1"/>
         <w:rPr>
@@ -4582,231 +4558,62 @@
           <w:color w:val="auto"/>
         </w:rPr>
       </w:pPr>
-      <w:bookmarkStart w:id="32" w:name="_Toc29657"/>
-      <w:r>
-        <w:rPr>
-          <w:rFonts w:hint="default" w:ascii="Times New Roman" w:hAnsi="Times New Roman" w:eastAsia="微软雅黑" w:cs="Times New Roman"/>
-          <w:color w:val="auto"/>
-        </w:rPr>
-        <w:t>启动</w:t>
-      </w:r>
-      <w:bookmarkEnd w:id="32"/>
-    </w:p>
-    <w:p>
-      <w:pPr>
-        <w:rPr>
-          <w:rFonts w:hint="default" w:ascii="Times New Roman" w:hAnsi="Times New Roman" w:eastAsia="微软雅黑" w:cs="Times New Roman"/>
-          <w:color w:val="auto"/>
-        </w:rPr>
-      </w:pPr>
-      <w:r>
-        <w:rPr>
-          <w:rFonts w:hint="default" w:ascii="Times New Roman" w:hAnsi="Times New Roman" w:eastAsia="微软雅黑" w:cs="Times New Roman"/>
-          <w:color w:val="auto"/>
-        </w:rPr>
-        <w:t xml:space="preserve">双击项目根目录下的 </w:t>
-      </w:r>
-      <w:r>
-        <w:rPr>
-          <w:rFonts w:hint="default" w:ascii="Times New Roman" w:hAnsi="Times New Roman" w:eastAsia="微软雅黑" w:cs="Times New Roman"/>
-          <w:color w:val="auto"/>
-          <w:sz w:val="18"/>
-        </w:rPr>
-        <w:t>start.bat</w:t>
-      </w:r>
-      <w:r>
-        <w:rPr>
-          <w:rFonts w:hint="default" w:ascii="Times New Roman" w:hAnsi="Times New Roman" w:eastAsia="微软雅黑" w:cs="Times New Roman"/>
-          <w:color w:val="auto"/>
-        </w:rPr>
-        <w:t>，自动完成：</w:t>
-      </w:r>
-    </w:p>
-    <w:p>
-      <w:pPr>
-        <w:rPr>
-          <w:rFonts w:hint="default" w:ascii="Times New Roman" w:hAnsi="Times New Roman" w:eastAsia="微软雅黑" w:cs="Times New Roman"/>
-          <w:color w:val="auto"/>
-        </w:rPr>
-      </w:pPr>
-      <w:r>
-        <w:rPr>
-          <w:rFonts w:hint="default" w:ascii="Times New Roman" w:hAnsi="Times New Roman" w:eastAsia="微软雅黑" w:cs="Times New Roman"/>
-          <w:color w:val="auto"/>
-        </w:rPr>
-        <w:t>1. 激活 Python 虚拟环境</w:t>
-      </w:r>
-    </w:p>
-    <w:p>
-      <w:pPr>
-        <w:rPr>
-          <w:rFonts w:hint="default" w:ascii="Times New Roman" w:hAnsi="Times New Roman" w:eastAsia="微软雅黑" w:cs="Times New Roman"/>
-          <w:color w:val="auto"/>
-        </w:rPr>
-      </w:pPr>
-      <w:r>
-        <w:rPr>
-          <w:rFonts w:hint="default" w:ascii="Times New Roman" w:hAnsi="Times New Roman" w:eastAsia="微软雅黑" w:cs="Times New Roman"/>
-          <w:color w:val="auto"/>
-        </w:rPr>
-        <w:t>2. 启动后端服务（端口 5000）</w:t>
-      </w:r>
-    </w:p>
-    <w:p>
-      <w:pPr>
-        <w:rPr>
-          <w:rFonts w:hint="default" w:ascii="Times New Roman" w:hAnsi="Times New Roman" w:eastAsia="微软雅黑" w:cs="Times New Roman"/>
-          <w:color w:val="auto"/>
-        </w:rPr>
-      </w:pPr>
-      <w:r>
-        <w:rPr>
-          <w:rFonts w:hint="default" w:ascii="Times New Roman" w:hAnsi="Times New Roman" w:eastAsia="微软雅黑" w:cs="Times New Roman"/>
-          <w:color w:val="auto"/>
-        </w:rPr>
-        <w:t>3. 启动前端开发服务器（端口 8080）</w:t>
-      </w:r>
-    </w:p>
-    <w:p>
-      <w:pPr>
-        <w:rPr>
-          <w:rFonts w:hint="default" w:ascii="Times New Roman" w:hAnsi="Times New Roman" w:eastAsia="微软雅黑" w:cs="Times New Roman"/>
-          <w:color w:val="auto"/>
-        </w:rPr>
-      </w:pPr>
-      <w:r>
-        <w:rPr>
-          <w:rFonts w:hint="default" w:ascii="Times New Roman" w:hAnsi="Times New Roman" w:eastAsia="微软雅黑" w:cs="Times New Roman"/>
-          <w:color w:val="auto"/>
-        </w:rPr>
-        <w:t xml:space="preserve">浏览器访问 </w:t>
-      </w:r>
-      <w:r>
-        <w:rPr>
-          <w:rFonts w:hint="default" w:ascii="Times New Roman" w:hAnsi="Times New Roman" w:eastAsia="微软雅黑" w:cs="Times New Roman"/>
-          <w:b/>
-          <w:color w:val="auto"/>
-        </w:rPr>
-        <w:t>http://localhost:8080</w:t>
-      </w:r>
-    </w:p>
-    <w:p>
-      <w:pPr>
-        <w:pStyle w:val="5"/>
-        <w:outlineLvl w:val="9"/>
-        <w:rPr>
-          <w:rFonts w:hint="default" w:ascii="Times New Roman" w:hAnsi="Times New Roman" w:eastAsia="微软雅黑" w:cs="Times New Roman"/>
-          <w:color w:val="auto"/>
-        </w:rPr>
-      </w:pPr>
-      <w:r>
-        <w:rPr>
-          <w:rFonts w:hint="default" w:ascii="Times New Roman" w:hAnsi="Times New Roman" w:eastAsia="微软雅黑" w:cs="Times New Roman"/>
-          <w:color w:val="auto"/>
-        </w:rPr>
-        <w:t>停止</w:t>
-      </w:r>
-    </w:p>
-    <w:p>
-      <w:pPr>
-        <w:rPr>
-          <w:rFonts w:hint="default" w:ascii="Times New Roman" w:hAnsi="Times New Roman" w:eastAsia="微软雅黑" w:cs="Times New Roman"/>
-          <w:color w:val="auto"/>
-        </w:rPr>
-      </w:pPr>
-      <w:r>
-        <w:rPr>
-          <w:rFonts w:hint="default" w:ascii="Times New Roman" w:hAnsi="Times New Roman" w:eastAsia="微软雅黑" w:cs="Times New Roman"/>
-          <w:color w:val="auto"/>
-        </w:rPr>
-        <w:t xml:space="preserve">双击 </w:t>
-      </w:r>
-      <w:r>
-        <w:rPr>
-          <w:rFonts w:hint="default" w:ascii="Times New Roman" w:hAnsi="Times New Roman" w:eastAsia="微软雅黑" w:cs="Times New Roman"/>
-          <w:color w:val="auto"/>
-          <w:sz w:val="18"/>
-        </w:rPr>
-        <w:t>stop.bat</w:t>
-      </w:r>
-      <w:r>
-        <w:rPr>
-          <w:rFonts w:hint="default" w:ascii="Times New Roman" w:hAnsi="Times New Roman" w:eastAsia="微软雅黑" w:cs="Times New Roman"/>
-          <w:color w:val="auto"/>
-        </w:rPr>
-        <w:t>，或关闭命令行窗口。</w:t>
-      </w:r>
-    </w:p>
-    <w:p>
-      <w:pPr>
-        <w:rPr>
-          <w:rFonts w:hint="default" w:ascii="Times New Roman" w:hAnsi="Times New Roman" w:eastAsia="微软雅黑" w:cs="Times New Roman"/>
-          <w:color w:val="auto"/>
-        </w:rPr>
-      </w:pPr>
-      <w:r>
-        <w:rPr>
-          <w:rFonts w:hint="default" w:ascii="Times New Roman" w:hAnsi="Times New Roman" w:eastAsia="微软雅黑" w:cs="Times New Roman"/>
-          <w:color w:val="auto"/>
-        </w:rPr>
-        <w:t>────────────────────────────────────────</w:t>
-      </w:r>
-    </w:p>
-    <w:p>
-      <w:pPr>
-        <w:pStyle w:val="4"/>
-        <w:outlineLvl w:val="0"/>
-        <w:rPr>
-          <w:rFonts w:hint="default" w:ascii="Times New Roman" w:hAnsi="Times New Roman" w:eastAsia="微软雅黑" w:cs="Times New Roman"/>
-          <w:color w:val="auto"/>
-        </w:rPr>
-      </w:pPr>
-      <w:bookmarkStart w:id="33" w:name="_Toc18250"/>
-      <w:bookmarkStart w:id="34" w:name="_Toc25211"/>
-      <w:r>
-        <w:rPr>
-          <w:rFonts w:hint="default" w:ascii="Times New Roman" w:hAnsi="Times New Roman" w:eastAsia="微软雅黑" w:cs="Times New Roman"/>
-          <w:color w:val="auto"/>
-        </w:rPr>
-        <w:t>二、图片检测</w:t>
-      </w:r>
-      <w:bookmarkEnd w:id="33"/>
+      <w:bookmarkStart w:id="34" w:name="_Toc5032"/>
+      <w:r>
+        <w:rPr>
+          <w:rFonts w:hint="default" w:ascii="Times New Roman" w:hAnsi="Times New Roman" w:eastAsia="微软雅黑" w:cs="Times New Roman"/>
+          <w:color w:val="auto"/>
+        </w:rPr>
+        <w:t>操作步骤</w:t>
+      </w:r>
       <w:bookmarkEnd w:id="34"/>
     </w:p>
     <w:p>
       <w:pPr>
-        <w:pStyle w:val="5"/>
         <w:outlineLvl w:val="1"/>
         <w:rPr>
           <w:rFonts w:hint="default" w:ascii="Times New Roman" w:hAnsi="Times New Roman" w:eastAsia="微软雅黑" w:cs="Times New Roman"/>
           <w:color w:val="auto"/>
         </w:rPr>
       </w:pPr>
-      <w:bookmarkStart w:id="35" w:name="_Toc5032"/>
-      <w:r>
-        <w:rPr>
-          <w:rFonts w:hint="default" w:ascii="Times New Roman" w:hAnsi="Times New Roman" w:eastAsia="微软雅黑" w:cs="Times New Roman"/>
-          <w:color w:val="auto"/>
-        </w:rPr>
-        <w:t>操作步骤</w:t>
+      <w:bookmarkStart w:id="35" w:name="_Toc30891"/>
+      <w:r>
+        <w:rPr>
+          <w:rFonts w:hint="default" w:ascii="Times New Roman" w:hAnsi="Times New Roman" w:eastAsia="微软雅黑" w:cs="Times New Roman"/>
+          <w:color w:val="auto"/>
+        </w:rPr>
+        <w:t xml:space="preserve">1. 点击顶部 </w:t>
+      </w:r>
+      <w:r>
+        <w:rPr>
+          <w:rFonts w:hint="default" w:ascii="Times New Roman" w:hAnsi="Times New Roman" w:eastAsia="微软雅黑" w:cs="Times New Roman"/>
+          <w:b/>
+          <w:color w:val="auto"/>
+        </w:rPr>
+        <w:t>"图片检测"</w:t>
+      </w:r>
+      <w:r>
+        <w:rPr>
+          <w:rFonts w:hint="default" w:ascii="Times New Roman" w:hAnsi="Times New Roman" w:eastAsia="微软雅黑" w:cs="Times New Roman"/>
+          <w:color w:val="auto"/>
+        </w:rPr>
+        <w:t xml:space="preserve"> Tab</w:t>
       </w:r>
       <w:bookmarkEnd w:id="35"/>
     </w:p>
     <w:p>
       <w:pPr>
-        <w:outlineLvl w:val="1"/>
-        <w:rPr>
-          <w:rFonts w:hint="default" w:ascii="Times New Roman" w:hAnsi="Times New Roman" w:eastAsia="微软雅黑" w:cs="Times New Roman"/>
-          <w:color w:val="auto"/>
-        </w:rPr>
-      </w:pPr>
-      <w:bookmarkStart w:id="36" w:name="_Toc30891"/>
-      <w:r>
-        <w:rPr>
-          <w:rFonts w:hint="default" w:ascii="Times New Roman" w:hAnsi="Times New Roman" w:eastAsia="微软雅黑" w:cs="Times New Roman"/>
-          <w:color w:val="auto"/>
-        </w:rPr>
-        <w:t xml:space="preserve">1. 点击顶部 </w:t>
+        <w:rPr>
+          <w:rFonts w:hint="default" w:ascii="Times New Roman" w:hAnsi="Times New Roman" w:eastAsia="微软雅黑" w:cs="Times New Roman"/>
+          <w:color w:val="auto"/>
+        </w:rPr>
+      </w:pPr>
+      <w:r>
+        <w:rPr>
+          <w:rFonts w:hint="default" w:ascii="Times New Roman" w:hAnsi="Times New Roman" w:eastAsia="微软雅黑" w:cs="Times New Roman"/>
+          <w:color w:val="auto"/>
+        </w:rPr>
+        <w:t xml:space="preserve">2. 点击 </w:t>
       </w:r>
       <w:r>
         <w:rPr>
@@ -4814,16 +4621,15 @@
           <w:b/>
           <w:color w:val="auto"/>
         </w:rPr>
-        <w:t>"图片检测"</w:t>
-      </w:r>
-      <w:r>
-        <w:rPr>
-          <w:rFonts w:hint="default" w:ascii="Times New Roman" w:hAnsi="Times New Roman" w:eastAsia="微软雅黑" w:cs="Times New Roman"/>
-          <w:color w:val="auto"/>
-        </w:rPr>
-        <w:t xml:space="preserve"> Tab</w:t>
-      </w:r>
-      <w:bookmarkEnd w:id="36"/>
+        <w:t>"选择图片文件夹"</w:t>
+      </w:r>
+      <w:r>
+        <w:rPr>
+          <w:rFonts w:hint="default" w:ascii="Times New Roman" w:hAnsi="Times New Roman" w:eastAsia="微软雅黑" w:cs="Times New Roman"/>
+          <w:color w:val="auto"/>
+        </w:rPr>
+        <w:t xml:space="preserve"> 按钮，选择包含施工图纸的文件夹</w:t>
+      </w:r>
     </w:p>
     <w:p>
       <w:pPr>
@@ -4837,22 +4643,7 @@
           <w:rFonts w:hint="default" w:ascii="Times New Roman" w:hAnsi="Times New Roman" w:eastAsia="微软雅黑" w:cs="Times New Roman"/>
           <w:color w:val="auto"/>
         </w:rPr>
-        <w:t xml:space="preserve">2. 点击 </w:t>
-      </w:r>
-      <w:r>
-        <w:rPr>
-          <w:rFonts w:hint="default" w:ascii="Times New Roman" w:hAnsi="Times New Roman" w:eastAsia="微软雅黑" w:cs="Times New Roman"/>
-          <w:b/>
-          <w:color w:val="auto"/>
-        </w:rPr>
-        <w:t>"选择图片文件夹"</w:t>
-      </w:r>
-      <w:r>
-        <w:rPr>
-          <w:rFonts w:hint="default" w:ascii="Times New Roman" w:hAnsi="Times New Roman" w:eastAsia="微软雅黑" w:cs="Times New Roman"/>
-          <w:color w:val="auto"/>
-        </w:rPr>
-        <w:t xml:space="preserve"> 按钮，选择包含施工图纸的文件夹</w:t>
+        <w:t>3. 系统自动加载并检测第一张图片</w:t>
       </w:r>
     </w:p>
     <w:p>
@@ -4867,7 +4658,22 @@
           <w:rFonts w:hint="default" w:ascii="Times New Roman" w:hAnsi="Times New Roman" w:eastAsia="微软雅黑" w:cs="Times New Roman"/>
           <w:color w:val="auto"/>
         </w:rPr>
-        <w:t>3. 系统自动加载并检测第一张图片</w:t>
+        <w:t xml:space="preserve">4. 使用 </w:t>
+      </w:r>
+      <w:r>
+        <w:rPr>
+          <w:rFonts w:hint="default" w:ascii="Times New Roman" w:hAnsi="Times New Roman" w:eastAsia="微软雅黑" w:cs="Times New Roman"/>
+          <w:b/>
+          <w:color w:val="auto"/>
+        </w:rPr>
+        <w:t>左/右箭头</w:t>
+      </w:r>
+      <w:r>
+        <w:rPr>
+          <w:rFonts w:hint="default" w:ascii="Times New Roman" w:hAnsi="Times New Roman" w:eastAsia="微软雅黑" w:cs="Times New Roman"/>
+          <w:color w:val="auto"/>
+        </w:rPr>
+        <w:t xml:space="preserve"> 或底部胶片条切换图片</w:t>
       </w:r>
     </w:p>
     <w:p>
@@ -4882,7 +4688,7 @@
           <w:rFonts w:hint="default" w:ascii="Times New Roman" w:hAnsi="Times New Roman" w:eastAsia="微软雅黑" w:cs="Times New Roman"/>
           <w:color w:val="auto"/>
         </w:rPr>
-        <w:t xml:space="preserve">4. 使用 </w:t>
+        <w:t xml:space="preserve">5. 支持 </w:t>
       </w:r>
       <w:r>
         <w:rPr>
@@ -4890,95 +4696,81 @@
           <w:b/>
           <w:color w:val="auto"/>
         </w:rPr>
-        <w:t>左/右箭头</w:t>
-      </w:r>
-      <w:r>
-        <w:rPr>
-          <w:rFonts w:hint="default" w:ascii="Times New Roman" w:hAnsi="Times New Roman" w:eastAsia="微软雅黑" w:cs="Times New Roman"/>
-          <w:color w:val="auto"/>
-        </w:rPr>
-        <w:t xml:space="preserve"> 或底部胶片条切换图片</w:t>
+        <w:t>对比视图</w:t>
+      </w:r>
+      <w:r>
+        <w:rPr>
+          <w:rFonts w:hint="default" w:ascii="Times New Roman" w:hAnsi="Times New Roman" w:eastAsia="微软雅黑" w:cs="Times New Roman"/>
+          <w:color w:val="auto"/>
+        </w:rPr>
+        <w:t xml:space="preserve">（原图 vs 检测结果）和 </w:t>
+      </w:r>
+      <w:r>
+        <w:rPr>
+          <w:rFonts w:hint="default" w:ascii="Times New Roman" w:hAnsi="Times New Roman" w:eastAsia="微软雅黑" w:cs="Times New Roman"/>
+          <w:b/>
+          <w:color w:val="auto"/>
+        </w:rPr>
+        <w:t>仅看结果</w:t>
+      </w:r>
+      <w:r>
+        <w:rPr>
+          <w:rFonts w:hint="default" w:ascii="Times New Roman" w:hAnsi="Times New Roman" w:eastAsia="微软雅黑" w:cs="Times New Roman"/>
+          <w:color w:val="auto"/>
+        </w:rPr>
+        <w:t xml:space="preserve"> 两种模式</w:t>
       </w:r>
     </w:p>
     <w:p>
       <w:pPr>
-        <w:rPr>
-          <w:rFonts w:hint="default" w:ascii="Times New Roman" w:hAnsi="Times New Roman" w:eastAsia="微软雅黑" w:cs="Times New Roman"/>
-          <w:color w:val="auto"/>
-        </w:rPr>
-      </w:pPr>
-      <w:r>
-        <w:rPr>
-          <w:rFonts w:hint="default" w:ascii="Times New Roman" w:hAnsi="Times New Roman" w:eastAsia="微软雅黑" w:cs="Times New Roman"/>
-          <w:color w:val="auto"/>
-        </w:rPr>
-        <w:t xml:space="preserve">5. 支持 </w:t>
-      </w:r>
-      <w:r>
-        <w:rPr>
-          <w:rFonts w:hint="default" w:ascii="Times New Roman" w:hAnsi="Times New Roman" w:eastAsia="微软雅黑" w:cs="Times New Roman"/>
-          <w:b/>
-          <w:color w:val="auto"/>
-        </w:rPr>
-        <w:t>对比视图</w:t>
-      </w:r>
-      <w:r>
-        <w:rPr>
-          <w:rFonts w:hint="default" w:ascii="Times New Roman" w:hAnsi="Times New Roman" w:eastAsia="微软雅黑" w:cs="Times New Roman"/>
-          <w:color w:val="auto"/>
-        </w:rPr>
-        <w:t xml:space="preserve">（原图 vs 检测结果）和 </w:t>
-      </w:r>
-      <w:r>
-        <w:rPr>
-          <w:rFonts w:hint="default" w:ascii="Times New Roman" w:hAnsi="Times New Roman" w:eastAsia="微软雅黑" w:cs="Times New Roman"/>
-          <w:b/>
-          <w:color w:val="auto"/>
-        </w:rPr>
-        <w:t>仅看结果</w:t>
-      </w:r>
-      <w:r>
-        <w:rPr>
-          <w:rFonts w:hint="default" w:ascii="Times New Roman" w:hAnsi="Times New Roman" w:eastAsia="微软雅黑" w:cs="Times New Roman"/>
-          <w:color w:val="auto"/>
-        </w:rPr>
-        <w:t xml:space="preserve"> 两种模式</w:t>
-      </w:r>
+        <w:pStyle w:val="5"/>
+        <w:outlineLvl w:val="0"/>
+        <w:rPr>
+          <w:rFonts w:hint="default" w:ascii="Times New Roman" w:hAnsi="Times New Roman" w:eastAsia="微软雅黑" w:cs="Times New Roman"/>
+          <w:color w:val="auto"/>
+        </w:rPr>
+      </w:pPr>
+      <w:bookmarkStart w:id="36" w:name="_Toc12368"/>
+      <w:bookmarkStart w:id="37" w:name="_Toc20674"/>
+      <w:r>
+        <w:rPr>
+          <w:rFonts w:hint="default" w:ascii="Times New Roman" w:hAnsi="Times New Roman" w:eastAsia="微软雅黑" w:cs="Times New Roman"/>
+          <w:color w:val="auto"/>
+        </w:rPr>
+        <w:t>检测结果</w:t>
+      </w:r>
+      <w:bookmarkEnd w:id="36"/>
+      <w:bookmarkEnd w:id="37"/>
     </w:p>
     <w:p>
       <w:pPr>
-        <w:pStyle w:val="5"/>
-        <w:outlineLvl w:val="0"/>
-        <w:rPr>
-          <w:rFonts w:hint="default" w:ascii="Times New Roman" w:hAnsi="Times New Roman" w:eastAsia="微软雅黑" w:cs="Times New Roman"/>
-          <w:color w:val="auto"/>
-        </w:rPr>
-      </w:pPr>
-      <w:bookmarkStart w:id="37" w:name="_Toc20674"/>
-      <w:bookmarkStart w:id="38" w:name="_Toc12368"/>
-      <w:r>
-        <w:rPr>
-          <w:rFonts w:hint="default" w:ascii="Times New Roman" w:hAnsi="Times New Roman" w:eastAsia="微软雅黑" w:cs="Times New Roman"/>
-          <w:color w:val="auto"/>
-        </w:rPr>
-        <w:t>检测结果</w:t>
-      </w:r>
-      <w:bookmarkEnd w:id="37"/>
-      <w:bookmarkEnd w:id="38"/>
+        <w:rPr>
+          <w:rFonts w:hint="default" w:ascii="Times New Roman" w:hAnsi="Times New Roman" w:eastAsia="微软雅黑" w:cs="Times New Roman"/>
+          <w:color w:val="auto"/>
+        </w:rPr>
+      </w:pPr>
+      <w:r>
+        <w:rPr>
+          <w:rFonts w:hint="default" w:ascii="Times New Roman" w:hAnsi="Times New Roman" w:eastAsia="微软雅黑" w:cs="Times New Roman"/>
+          <w:color w:val="auto"/>
+        </w:rPr>
+        <w:t>右侧面板展示：</w:t>
+      </w:r>
     </w:p>
     <w:p>
       <w:pPr>
-        <w:rPr>
-          <w:rFonts w:hint="default" w:ascii="Times New Roman" w:hAnsi="Times New Roman" w:eastAsia="微软雅黑" w:cs="Times New Roman"/>
-          <w:color w:val="auto"/>
-        </w:rPr>
-      </w:pPr>
-      <w:r>
-        <w:rPr>
-          <w:rFonts w:hint="default" w:ascii="Times New Roman" w:hAnsi="Times New Roman" w:eastAsia="微软雅黑" w:cs="Times New Roman"/>
-          <w:color w:val="auto"/>
-        </w:rPr>
-        <w:t>右侧面板展示：</w:t>
+        <w:pStyle w:val="16"/>
+        <w:rPr>
+          <w:rFonts w:hint="default" w:ascii="Times New Roman" w:hAnsi="Times New Roman" w:eastAsia="微软雅黑" w:cs="Times New Roman"/>
+          <w:color w:val="auto"/>
+        </w:rPr>
+      </w:pPr>
+      <w:r>
+        <w:rPr>
+          <w:rFonts w:hint="default" w:ascii="Times New Roman" w:hAnsi="Times New Roman" w:eastAsia="微软雅黑" w:cs="Times New Roman"/>
+          <w:color w:val="auto"/>
+        </w:rPr>
+        <w:t>检测统计: 按类别统计识别到的目标数量</w:t>
       </w:r>
     </w:p>
     <w:p>
@@ -4994,7 +4786,7 @@
           <w:rFonts w:hint="default" w:ascii="Times New Roman" w:hAnsi="Times New Roman" w:eastAsia="微软雅黑" w:cs="Times New Roman"/>
           <w:color w:val="auto"/>
         </w:rPr>
-        <w:t>检测统计: 按类别统计识别到的目标数量</w:t>
+        <w:t>检测列表: 每个目标的类别、置信度</w:t>
       </w:r>
     </w:p>
     <w:p>
@@ -5010,40 +4802,40 @@
           <w:rFonts w:hint="default" w:ascii="Times New Roman" w:hAnsi="Times New Roman" w:eastAsia="微软雅黑" w:cs="Times New Roman"/>
           <w:color w:val="auto"/>
         </w:rPr>
-        <w:t>检测列表: 每个目标的类别、置信度</w:t>
+        <w:t>规范检查: 12 条几何规则的合规/不合规/无法检测结果及总分</w:t>
       </w:r>
     </w:p>
     <w:p>
       <w:pPr>
-        <w:pStyle w:val="16"/>
-        <w:rPr>
-          <w:rFonts w:hint="default" w:ascii="Times New Roman" w:hAnsi="Times New Roman" w:eastAsia="微软雅黑" w:cs="Times New Roman"/>
-          <w:color w:val="auto"/>
-        </w:rPr>
-      </w:pPr>
-      <w:r>
-        <w:rPr>
-          <w:rFonts w:hint="default" w:ascii="Times New Roman" w:hAnsi="Times New Roman" w:eastAsia="微软雅黑" w:cs="Times New Roman"/>
-          <w:color w:val="auto"/>
-        </w:rPr>
-        <w:t>规范检查: 12 条几何规则的合规/不合规/无法检测结果及总分</w:t>
+        <w:pStyle w:val="5"/>
+        <w:outlineLvl w:val="9"/>
+        <w:rPr>
+          <w:rFonts w:hint="default" w:ascii="Times New Roman" w:hAnsi="Times New Roman" w:eastAsia="微软雅黑" w:cs="Times New Roman"/>
+          <w:color w:val="auto"/>
+        </w:rPr>
+      </w:pPr>
+      <w:r>
+        <w:rPr>
+          <w:rFonts w:hint="default" w:ascii="Times New Roman" w:hAnsi="Times New Roman" w:eastAsia="微软雅黑" w:cs="Times New Roman"/>
+          <w:color w:val="auto"/>
+        </w:rPr>
+        <w:t>导出</w:t>
       </w:r>
     </w:p>
     <w:p>
       <w:pPr>
-        <w:pStyle w:val="5"/>
-        <w:outlineLvl w:val="9"/>
-        <w:rPr>
-          <w:rFonts w:hint="default" w:ascii="Times New Roman" w:hAnsi="Times New Roman" w:eastAsia="微软雅黑" w:cs="Times New Roman"/>
-          <w:color w:val="auto"/>
-        </w:rPr>
-      </w:pPr>
-      <w:r>
-        <w:rPr>
-          <w:rFonts w:hint="default" w:ascii="Times New Roman" w:hAnsi="Times New Roman" w:eastAsia="微软雅黑" w:cs="Times New Roman"/>
-          <w:color w:val="auto"/>
-        </w:rPr>
-        <w:t>导出</w:t>
+        <w:pStyle w:val="16"/>
+        <w:rPr>
+          <w:rFonts w:hint="default" w:ascii="Times New Roman" w:hAnsi="Times New Roman" w:eastAsia="微软雅黑" w:cs="Times New Roman"/>
+          <w:color w:val="auto"/>
+        </w:rPr>
+      </w:pPr>
+      <w:r>
+        <w:rPr>
+          <w:rFonts w:hint="default" w:ascii="Times New Roman" w:hAnsi="Times New Roman" w:eastAsia="微软雅黑" w:cs="Times New Roman"/>
+          <w:color w:val="auto"/>
+        </w:rPr>
+        <w:t>导出图片: 下载带标注框的检测结果图</w:t>
       </w:r>
     </w:p>
     <w:p>
@@ -5059,63 +4851,157 @@
           <w:rFonts w:hint="default" w:ascii="Times New Roman" w:hAnsi="Times New Roman" w:eastAsia="微软雅黑" w:cs="Times New Roman"/>
           <w:color w:val="auto"/>
         </w:rPr>
-        <w:t>导出图片: 下载带标注框的检测结果图</w:t>
+        <w:t>导出 JSON: 下载完整检测数据</w:t>
       </w:r>
     </w:p>
     <w:p>
       <w:pPr>
-        <w:pStyle w:val="16"/>
-        <w:rPr>
-          <w:rFonts w:hint="default" w:ascii="Times New Roman" w:hAnsi="Times New Roman" w:eastAsia="微软雅黑" w:cs="Times New Roman"/>
-          <w:color w:val="auto"/>
-        </w:rPr>
-      </w:pPr>
-      <w:r>
-        <w:rPr>
-          <w:rFonts w:hint="default" w:ascii="Times New Roman" w:hAnsi="Times New Roman" w:eastAsia="微软雅黑" w:cs="Times New Roman"/>
-          <w:color w:val="auto"/>
-        </w:rPr>
-        <w:t>导出 JSON: 下载完整检测数据</w:t>
+        <w:rPr>
+          <w:rFonts w:hint="default" w:ascii="Times New Roman" w:hAnsi="Times New Roman" w:eastAsia="微软雅黑" w:cs="Times New Roman"/>
+          <w:color w:val="auto"/>
+        </w:rPr>
+      </w:pPr>
+      <w:r>
+        <w:rPr>
+          <w:rFonts w:hint="default" w:ascii="Times New Roman" w:hAnsi="Times New Roman" w:eastAsia="微软雅黑" w:cs="Times New Roman"/>
+          <w:color w:val="auto"/>
+        </w:rPr>
+        <w:t>────────────────────────────────────────</w:t>
       </w:r>
     </w:p>
     <w:p>
       <w:pPr>
-        <w:rPr>
-          <w:rFonts w:hint="default" w:ascii="Times New Roman" w:hAnsi="Times New Roman" w:eastAsia="微软雅黑" w:cs="Times New Roman"/>
-          <w:color w:val="auto"/>
-        </w:rPr>
-      </w:pPr>
-      <w:r>
-        <w:rPr>
-          <w:rFonts w:hint="default" w:ascii="Times New Roman" w:hAnsi="Times New Roman" w:eastAsia="微软雅黑" w:cs="Times New Roman"/>
-          <w:color w:val="auto"/>
-        </w:rPr>
-        <w:t>────────────────────────────────────────</w:t>
-      </w:r>
+        <w:pStyle w:val="4"/>
+        <w:outlineLvl w:val="0"/>
+        <w:rPr>
+          <w:rFonts w:hint="default" w:ascii="Times New Roman" w:hAnsi="Times New Roman" w:eastAsia="微软雅黑" w:cs="Times New Roman"/>
+          <w:color w:val="auto"/>
+        </w:rPr>
+      </w:pPr>
+      <w:bookmarkStart w:id="38" w:name="_Toc14388"/>
+      <w:bookmarkStart w:id="39" w:name="_Toc17100"/>
+      <w:r>
+        <w:rPr>
+          <w:rFonts w:hint="default" w:ascii="Times New Roman" w:hAnsi="Times New Roman" w:eastAsia="微软雅黑" w:cs="Times New Roman"/>
+          <w:color w:val="auto"/>
+        </w:rPr>
+        <w:t>三、文档分析</w:t>
+      </w:r>
+      <w:bookmarkEnd w:id="38"/>
+      <w:bookmarkEnd w:id="39"/>
     </w:p>
     <w:p>
       <w:pPr>
-        <w:pStyle w:val="4"/>
-        <w:outlineLvl w:val="0"/>
-        <w:rPr>
-          <w:rFonts w:hint="default" w:ascii="Times New Roman" w:hAnsi="Times New Roman" w:eastAsia="微软雅黑" w:cs="Times New Roman"/>
-          <w:color w:val="auto"/>
-        </w:rPr>
-      </w:pPr>
-      <w:bookmarkStart w:id="39" w:name="_Toc17100"/>
-      <w:bookmarkStart w:id="40" w:name="_Toc14388"/>
-      <w:r>
-        <w:rPr>
-          <w:rFonts w:hint="default" w:ascii="Times New Roman" w:hAnsi="Times New Roman" w:eastAsia="微软雅黑" w:cs="Times New Roman"/>
-          <w:color w:val="auto"/>
-        </w:rPr>
-        <w:t>三、文档分析</w:t>
-      </w:r>
-      <w:bookmarkEnd w:id="39"/>
+        <w:pStyle w:val="5"/>
+        <w:outlineLvl w:val="1"/>
+        <w:rPr>
+          <w:rFonts w:hint="default" w:ascii="Times New Roman" w:hAnsi="Times New Roman" w:eastAsia="微软雅黑" w:cs="Times New Roman"/>
+          <w:color w:val="auto"/>
+        </w:rPr>
+      </w:pPr>
+      <w:bookmarkStart w:id="40" w:name="_Toc3758"/>
+      <w:r>
+        <w:rPr>
+          <w:rFonts w:hint="default" w:ascii="Times New Roman" w:hAnsi="Times New Roman" w:eastAsia="微软雅黑" w:cs="Times New Roman"/>
+          <w:color w:val="auto"/>
+        </w:rPr>
+        <w:t>3.1 上传文档</w:t>
+      </w:r>
       <w:bookmarkEnd w:id="40"/>
     </w:p>
     <w:p>
       <w:pPr>
+        <w:rPr>
+          <w:rFonts w:hint="default" w:ascii="Times New Roman" w:hAnsi="Times New Roman" w:eastAsia="微软雅黑" w:cs="Times New Roman"/>
+          <w:color w:val="auto"/>
+        </w:rPr>
+      </w:pPr>
+      <w:r>
+        <w:rPr>
+          <w:rFonts w:hint="default" w:ascii="Times New Roman" w:hAnsi="Times New Roman" w:eastAsia="微软雅黑" w:cs="Times New Roman"/>
+          <w:color w:val="auto"/>
+        </w:rPr>
+        <w:t xml:space="preserve">1. 点击顶部 </w:t>
+      </w:r>
+      <w:r>
+        <w:rPr>
+          <w:rFonts w:hint="default" w:ascii="Times New Roman" w:hAnsi="Times New Roman" w:eastAsia="微软雅黑" w:cs="Times New Roman"/>
+          <w:b/>
+          <w:color w:val="auto"/>
+        </w:rPr>
+        <w:t>"文档分析"</w:t>
+      </w:r>
+      <w:r>
+        <w:rPr>
+          <w:rFonts w:hint="default" w:ascii="Times New Roman" w:hAnsi="Times New Roman" w:eastAsia="微软雅黑" w:cs="Times New Roman"/>
+          <w:color w:val="auto"/>
+        </w:rPr>
+        <w:t xml:space="preserve"> Tab</w:t>
+      </w:r>
+    </w:p>
+    <w:p>
+      <w:pPr>
+        <w:rPr>
+          <w:rFonts w:hint="default" w:ascii="Times New Roman" w:hAnsi="Times New Roman" w:eastAsia="微软雅黑" w:cs="Times New Roman"/>
+          <w:color w:val="auto"/>
+        </w:rPr>
+      </w:pPr>
+      <w:r>
+        <w:rPr>
+          <w:rFonts w:hint="default" w:ascii="Times New Roman" w:hAnsi="Times New Roman" w:eastAsia="微软雅黑" w:cs="Times New Roman"/>
+          <w:color w:val="auto"/>
+        </w:rPr>
+        <w:t xml:space="preserve">2. 点击 </w:t>
+      </w:r>
+      <w:r>
+        <w:rPr>
+          <w:rFonts w:hint="default" w:ascii="Times New Roman" w:hAnsi="Times New Roman" w:eastAsia="微软雅黑" w:cs="Times New Roman"/>
+          <w:b/>
+          <w:color w:val="auto"/>
+        </w:rPr>
+        <w:t>"选择 .docx 文件"</w:t>
+      </w:r>
+      <w:r>
+        <w:rPr>
+          <w:rFonts w:hint="default" w:ascii="Times New Roman" w:hAnsi="Times New Roman" w:eastAsia="微软雅黑" w:cs="Times New Roman"/>
+          <w:color w:val="auto"/>
+        </w:rPr>
+        <w:t xml:space="preserve"> 上传施工方案文档</w:t>
+      </w:r>
+    </w:p>
+    <w:p>
+      <w:pPr>
+        <w:rPr>
+          <w:rFonts w:hint="default" w:ascii="Times New Roman" w:hAnsi="Times New Roman" w:eastAsia="微软雅黑" w:cs="Times New Roman"/>
+          <w:color w:val="auto"/>
+        </w:rPr>
+      </w:pPr>
+      <w:r>
+        <w:rPr>
+          <w:rFonts w:hint="default" w:ascii="Times New Roman" w:hAnsi="Times New Roman" w:eastAsia="微软雅黑" w:cs="Times New Roman"/>
+          <w:color w:val="auto"/>
+        </w:rPr>
+        <w:t>3. 系统自动提取文档中的图片并展示</w:t>
+      </w:r>
+    </w:p>
+    <w:p>
+      <w:pPr>
+        <w:rPr>
+          <w:rFonts w:hint="default" w:ascii="Times New Roman" w:hAnsi="Times New Roman" w:eastAsia="微软雅黑" w:cs="Times New Roman"/>
+          <w:color w:val="auto"/>
+        </w:rPr>
+      </w:pPr>
+      <w:r>
+        <w:rPr>
+          <w:rFonts w:hint="default" w:ascii="Times New Roman" w:hAnsi="Times New Roman" w:eastAsia="微软雅黑" w:cs="Times New Roman"/>
+          <w:i/>
+          <w:color w:val="auto"/>
+        </w:rPr>
+        <w:t>重复上传同一文件会提示复用历史分析结果，避免重复工作。</w:t>
+      </w:r>
+    </w:p>
+    <w:p>
+      <w:pPr>
         <w:pStyle w:val="5"/>
         <w:outlineLvl w:val="1"/>
         <w:rPr>
@@ -5123,13 +5009,13 @@
           <w:color w:val="auto"/>
         </w:rPr>
       </w:pPr>
-      <w:bookmarkStart w:id="41" w:name="_Toc3758"/>
-      <w:r>
-        <w:rPr>
-          <w:rFonts w:hint="default" w:ascii="Times New Roman" w:hAnsi="Times New Roman" w:eastAsia="微软雅黑" w:cs="Times New Roman"/>
-          <w:color w:val="auto"/>
-        </w:rPr>
-        <w:t>3.1 上传文档</w:t>
+      <w:bookmarkStart w:id="41" w:name="_Toc21044"/>
+      <w:r>
+        <w:rPr>
+          <w:rFonts w:hint="default" w:ascii="Times New Roman" w:hAnsi="Times New Roman" w:eastAsia="微软雅黑" w:cs="Times New Roman"/>
+          <w:color w:val="auto"/>
+        </w:rPr>
+        <w:t>3.2 历史任务</w:t>
       </w:r>
       <w:bookmarkEnd w:id="41"/>
     </w:p>
@@ -5145,87 +5031,43 @@
           <w:rFonts w:hint="default" w:ascii="Times New Roman" w:hAnsi="Times New Roman" w:eastAsia="微软雅黑" w:cs="Times New Roman"/>
           <w:color w:val="auto"/>
         </w:rPr>
-        <w:t xml:space="preserve">1. 点击顶部 </w:t>
-      </w:r>
-      <w:r>
-        <w:rPr>
-          <w:rFonts w:hint="default" w:ascii="Times New Roman" w:hAnsi="Times New Roman" w:eastAsia="微软雅黑" w:cs="Times New Roman"/>
-          <w:b/>
-          <w:color w:val="auto"/>
-        </w:rPr>
-        <w:t>"文档分析"</w:t>
-      </w:r>
-      <w:r>
-        <w:rPr>
-          <w:rFonts w:hint="default" w:ascii="Times New Roman" w:hAnsi="Times New Roman" w:eastAsia="微软雅黑" w:cs="Times New Roman"/>
-          <w:color w:val="auto"/>
-        </w:rPr>
-        <w:t xml:space="preserve"> Tab</w:t>
+        <w:t>上传区上方展示历史分析记录，可：</w:t>
       </w:r>
     </w:p>
     <w:p>
       <w:pPr>
-        <w:rPr>
-          <w:rFonts w:hint="default" w:ascii="Times New Roman" w:hAnsi="Times New Roman" w:eastAsia="微软雅黑" w:cs="Times New Roman"/>
-          <w:color w:val="auto"/>
-        </w:rPr>
-      </w:pPr>
-      <w:r>
-        <w:rPr>
-          <w:rFonts w:hint="default" w:ascii="Times New Roman" w:hAnsi="Times New Roman" w:eastAsia="微软雅黑" w:cs="Times New Roman"/>
-          <w:color w:val="auto"/>
-        </w:rPr>
-        <w:t xml:space="preserve">2. 点击 </w:t>
-      </w:r>
-      <w:r>
-        <w:rPr>
-          <w:rFonts w:hint="default" w:ascii="Times New Roman" w:hAnsi="Times New Roman" w:eastAsia="微软雅黑" w:cs="Times New Roman"/>
-          <w:b/>
-          <w:color w:val="auto"/>
-        </w:rPr>
-        <w:t>"选择 .docx 文件"</w:t>
-      </w:r>
-      <w:r>
-        <w:rPr>
-          <w:rFonts w:hint="default" w:ascii="Times New Roman" w:hAnsi="Times New Roman" w:eastAsia="微软雅黑" w:cs="Times New Roman"/>
-          <w:color w:val="auto"/>
-        </w:rPr>
-        <w:t xml:space="preserve"> 上传施工方案文档</w:t>
+        <w:pStyle w:val="16"/>
+        <w:rPr>
+          <w:rFonts w:hint="default" w:ascii="Times New Roman" w:hAnsi="Times New Roman" w:eastAsia="微软雅黑" w:cs="Times New Roman"/>
+          <w:color w:val="auto"/>
+        </w:rPr>
+      </w:pPr>
+      <w:r>
+        <w:rPr>
+          <w:rFonts w:hint="default" w:ascii="Times New Roman" w:hAnsi="Times New Roman" w:eastAsia="微软雅黑" w:cs="Times New Roman"/>
+          <w:color w:val="auto"/>
+        </w:rPr>
+        <w:t>打开: 恢复之前的分析任务</w:t>
       </w:r>
     </w:p>
     <w:p>
       <w:pPr>
-        <w:rPr>
-          <w:rFonts w:hint="default" w:ascii="Times New Roman" w:hAnsi="Times New Roman" w:eastAsia="微软雅黑" w:cs="Times New Roman"/>
-          <w:color w:val="auto"/>
-        </w:rPr>
-      </w:pPr>
-      <w:r>
-        <w:rPr>
-          <w:rFonts w:hint="default" w:ascii="Times New Roman" w:hAnsi="Times New Roman" w:eastAsia="微软雅黑" w:cs="Times New Roman"/>
-          <w:color w:val="auto"/>
-        </w:rPr>
-        <w:t>3. 系统自动提取文档中的图片并展示</w:t>
+        <w:pStyle w:val="16"/>
+        <w:rPr>
+          <w:rFonts w:hint="default" w:ascii="Times New Roman" w:hAnsi="Times New Roman" w:eastAsia="微软雅黑" w:cs="Times New Roman"/>
+          <w:color w:val="auto"/>
+        </w:rPr>
+      </w:pPr>
+      <w:r>
+        <w:rPr>
+          <w:rFonts w:hint="default" w:ascii="Times New Roman" w:hAnsi="Times New Roman" w:eastAsia="微软雅黑" w:cs="Times New Roman"/>
+          <w:color w:val="auto"/>
+        </w:rPr>
+        <w:t>删除: 清除任务及所有数据</w:t>
       </w:r>
     </w:p>
     <w:p>
       <w:pPr>
-        <w:rPr>
-          <w:rFonts w:hint="default" w:ascii="Times New Roman" w:hAnsi="Times New Roman" w:eastAsia="微软雅黑" w:cs="Times New Roman"/>
-          <w:color w:val="auto"/>
-        </w:rPr>
-      </w:pPr>
-      <w:r>
-        <w:rPr>
-          <w:rFonts w:hint="default" w:ascii="Times New Roman" w:hAnsi="Times New Roman" w:eastAsia="微软雅黑" w:cs="Times New Roman"/>
-          <w:i/>
-          <w:color w:val="auto"/>
-        </w:rPr>
-        <w:t>重复上传同一文件会提示复用历史分析结果，避免重复工作。</w:t>
-      </w:r>
-    </w:p>
-    <w:p>
-      <w:pPr>
         <w:pStyle w:val="5"/>
         <w:outlineLvl w:val="1"/>
         <w:rPr>
@@ -5233,81 +5075,15 @@
           <w:color w:val="auto"/>
         </w:rPr>
       </w:pPr>
-      <w:bookmarkStart w:id="42" w:name="_Toc21044"/>
-      <w:r>
-        <w:rPr>
-          <w:rFonts w:hint="default" w:ascii="Times New Roman" w:hAnsi="Times New Roman" w:eastAsia="微软雅黑" w:cs="Times New Roman"/>
-          <w:color w:val="auto"/>
-        </w:rPr>
-        <w:t>3.2 历史任务</w:t>
+      <w:bookmarkStart w:id="42" w:name="_Toc10896"/>
+      <w:r>
+        <w:rPr>
+          <w:rFonts w:hint="default" w:ascii="Times New Roman" w:hAnsi="Times New Roman" w:eastAsia="微软雅黑" w:cs="Times New Roman"/>
+          <w:color w:val="auto"/>
+        </w:rPr>
+        <w:t>3.3 分析图片</w:t>
       </w:r>
       <w:bookmarkEnd w:id="42"/>
-    </w:p>
-    <w:p>
-      <w:pPr>
-        <w:rPr>
-          <w:rFonts w:hint="default" w:ascii="Times New Roman" w:hAnsi="Times New Roman" w:eastAsia="微软雅黑" w:cs="Times New Roman"/>
-          <w:color w:val="auto"/>
-        </w:rPr>
-      </w:pPr>
-      <w:r>
-        <w:rPr>
-          <w:rFonts w:hint="default" w:ascii="Times New Roman" w:hAnsi="Times New Roman" w:eastAsia="微软雅黑" w:cs="Times New Roman"/>
-          <w:color w:val="auto"/>
-        </w:rPr>
-        <w:t>上传区上方展示历史分析记录，可：</w:t>
-      </w:r>
-    </w:p>
-    <w:p>
-      <w:pPr>
-        <w:pStyle w:val="16"/>
-        <w:rPr>
-          <w:rFonts w:hint="default" w:ascii="Times New Roman" w:hAnsi="Times New Roman" w:eastAsia="微软雅黑" w:cs="Times New Roman"/>
-          <w:color w:val="auto"/>
-        </w:rPr>
-      </w:pPr>
-      <w:r>
-        <w:rPr>
-          <w:rFonts w:hint="default" w:ascii="Times New Roman" w:hAnsi="Times New Roman" w:eastAsia="微软雅黑" w:cs="Times New Roman"/>
-          <w:color w:val="auto"/>
-        </w:rPr>
-        <w:t>打开: 恢复之前的分析任务</w:t>
-      </w:r>
-    </w:p>
-    <w:p>
-      <w:pPr>
-        <w:pStyle w:val="16"/>
-        <w:rPr>
-          <w:rFonts w:hint="default" w:ascii="Times New Roman" w:hAnsi="Times New Roman" w:eastAsia="微软雅黑" w:cs="Times New Roman"/>
-          <w:color w:val="auto"/>
-        </w:rPr>
-      </w:pPr>
-      <w:r>
-        <w:rPr>
-          <w:rFonts w:hint="default" w:ascii="Times New Roman" w:hAnsi="Times New Roman" w:eastAsia="微软雅黑" w:cs="Times New Roman"/>
-          <w:color w:val="auto"/>
-        </w:rPr>
-        <w:t>删除: 清除任务及所有数据</w:t>
-      </w:r>
-    </w:p>
-    <w:p>
-      <w:pPr>
-        <w:pStyle w:val="5"/>
-        <w:outlineLvl w:val="1"/>
-        <w:rPr>
-          <w:rFonts w:hint="default" w:ascii="Times New Roman" w:hAnsi="Times New Roman" w:eastAsia="微软雅黑" w:cs="Times New Roman"/>
-          <w:color w:val="auto"/>
-        </w:rPr>
-      </w:pPr>
-      <w:bookmarkStart w:id="43" w:name="_Toc10896"/>
-      <w:r>
-        <w:rPr>
-          <w:rFonts w:hint="default" w:ascii="Times New Roman" w:hAnsi="Times New Roman" w:eastAsia="微软雅黑" w:cs="Times New Roman"/>
-          <w:color w:val="auto"/>
-        </w:rPr>
-        <w:t>3.3 分析图片</w:t>
-      </w:r>
-      <w:bookmarkEnd w:id="43"/>
     </w:p>
     <w:p>
       <w:pPr>
@@ -5920,13 +5696,127 @@
           <w:color w:val="auto"/>
         </w:rPr>
       </w:pPr>
-      <w:bookmarkStart w:id="44" w:name="_Toc12132"/>
+      <w:bookmarkStart w:id="43" w:name="_Toc12132"/>
       <w:r>
         <w:rPr>
           <w:rFonts w:hint="default" w:ascii="Times New Roman" w:hAnsi="Times New Roman" w:eastAsia="微软雅黑" w:cs="Times New Roman"/>
           <w:color w:val="auto"/>
         </w:rPr>
         <w:t>3.4 查看结果</w:t>
+      </w:r>
+      <w:bookmarkEnd w:id="43"/>
+    </w:p>
+    <w:p>
+      <w:pPr>
+        <w:rPr>
+          <w:rFonts w:hint="default" w:ascii="Times New Roman" w:hAnsi="Times New Roman" w:eastAsia="微软雅黑" w:cs="Times New Roman"/>
+          <w:color w:val="auto"/>
+        </w:rPr>
+      </w:pPr>
+      <w:r>
+        <w:rPr>
+          <w:rFonts w:hint="default" w:ascii="Times New Roman" w:hAnsi="Times New Roman" w:eastAsia="微软雅黑" w:cs="Times New Roman"/>
+          <w:color w:val="auto"/>
+        </w:rPr>
+        <w:t>选中已分析的图片，右侧详情面板显示：</w:t>
+      </w:r>
+    </w:p>
+    <w:p>
+      <w:pPr>
+        <w:pStyle w:val="16"/>
+        <w:rPr>
+          <w:rFonts w:hint="default" w:ascii="Times New Roman" w:hAnsi="Times New Roman" w:eastAsia="微软雅黑" w:cs="Times New Roman"/>
+          <w:color w:val="auto"/>
+        </w:rPr>
+      </w:pPr>
+      <w:r>
+        <w:rPr>
+          <w:rFonts w:hint="default" w:ascii="Times New Roman" w:hAnsi="Times New Roman" w:eastAsia="微软雅黑" w:cs="Times New Roman"/>
+          <w:color w:val="auto"/>
+        </w:rPr>
+        <w:t>图纸类型: AI 分类结果（彩色标签）</w:t>
+      </w:r>
+    </w:p>
+    <w:p>
+      <w:pPr>
+        <w:pStyle w:val="16"/>
+        <w:rPr>
+          <w:rFonts w:hint="default" w:ascii="Times New Roman" w:hAnsi="Times New Roman" w:eastAsia="微软雅黑" w:cs="Times New Roman"/>
+          <w:color w:val="auto"/>
+        </w:rPr>
+      </w:pPr>
+      <w:r>
+        <w:rPr>
+          <w:rFonts w:hint="default" w:ascii="Times New Roman" w:hAnsi="Times New Roman" w:eastAsia="微软雅黑" w:cs="Times New Roman"/>
+          <w:color w:val="auto"/>
+        </w:rPr>
+        <w:t>AI 摘要: 图片内容详细描述</w:t>
+      </w:r>
+    </w:p>
+    <w:p>
+      <w:pPr>
+        <w:pStyle w:val="16"/>
+        <w:rPr>
+          <w:rFonts w:hint="default" w:ascii="Times New Roman" w:hAnsi="Times New Roman" w:eastAsia="微软雅黑" w:cs="Times New Roman"/>
+          <w:color w:val="auto"/>
+        </w:rPr>
+      </w:pPr>
+      <w:r>
+        <w:rPr>
+          <w:rFonts w:hint="default" w:ascii="Times New Roman" w:hAnsi="Times New Roman" w:eastAsia="微软雅黑" w:cs="Times New Roman"/>
+          <w:color w:val="auto"/>
+        </w:rPr>
+        <w:t>AI 评估: 四维度评估（完整性/清晰度/布局合理性/规范符合性）+ 等级（优/良/中/差）</w:t>
+      </w:r>
+    </w:p>
+    <w:p>
+      <w:pPr>
+        <w:pStyle w:val="16"/>
+        <w:rPr>
+          <w:rFonts w:hint="default" w:ascii="Times New Roman" w:hAnsi="Times New Roman" w:eastAsia="微软雅黑" w:cs="Times New Roman"/>
+          <w:color w:val="auto"/>
+        </w:rPr>
+      </w:pPr>
+      <w:r>
+        <w:rPr>
+          <w:rFonts w:hint="default" w:ascii="Times New Roman" w:hAnsi="Times New Roman" w:eastAsia="微软雅黑" w:cs="Times New Roman"/>
+          <w:color w:val="auto"/>
+        </w:rPr>
+        <w:t>施工计划: 如有进度类图纸，展示工期和里程碑</w:t>
+      </w:r>
+    </w:p>
+    <w:p>
+      <w:pPr>
+        <w:pStyle w:val="16"/>
+        <w:rPr>
+          <w:rFonts w:hint="default" w:ascii="Times New Roman" w:hAnsi="Times New Roman" w:eastAsia="微软雅黑" w:cs="Times New Roman"/>
+          <w:color w:val="auto"/>
+        </w:rPr>
+      </w:pPr>
+      <w:r>
+        <w:rPr>
+          <w:rFonts w:hint="default" w:ascii="Times New Roman" w:hAnsi="Times New Roman" w:eastAsia="微软雅黑" w:cs="Times New Roman"/>
+          <w:color w:val="auto"/>
+        </w:rPr>
+        <w:t>尺寸规格: 提取的尺寸、型号、数量</w:t>
+      </w:r>
+    </w:p>
+    <w:p>
+      <w:pPr>
+        <w:pStyle w:val="5"/>
+        <w:outlineLvl w:val="1"/>
+        <w:rPr>
+          <w:rFonts w:hint="default" w:ascii="Times New Roman" w:hAnsi="Times New Roman" w:eastAsia="微软雅黑" w:cs="Times New Roman"/>
+          <w:color w:val="auto"/>
+        </w:rPr>
+      </w:pPr>
+      <w:bookmarkStart w:id="44" w:name="_Toc21285"/>
+      <w:r>
+        <w:rPr>
+          <w:rFonts w:hint="default" w:ascii="Times New Roman" w:hAnsi="Times New Roman" w:eastAsia="微软雅黑" w:cs="Times New Roman"/>
+          <w:color w:val="auto"/>
+        </w:rPr>
+        <w:t>3.5 汇总报告</w:t>
       </w:r>
       <w:bookmarkEnd w:id="44"/>
     </w:p>
@@ -5942,7 +5832,7 @@
           <w:rFonts w:hint="default" w:ascii="Times New Roman" w:hAnsi="Times New Roman" w:eastAsia="微软雅黑" w:cs="Times New Roman"/>
           <w:color w:val="auto"/>
         </w:rPr>
-        <w:t>选中已分析的图片，右侧详情面板显示：</w:t>
+        <w:t>批量分析完成后自动生成综合评估报告，包含：</w:t>
       </w:r>
     </w:p>
     <w:p>
@@ -5958,7 +5848,7 @@
           <w:rFonts w:hint="default" w:ascii="Times New Roman" w:hAnsi="Times New Roman" w:eastAsia="微软雅黑" w:cs="Times New Roman"/>
           <w:color w:val="auto"/>
         </w:rPr>
-        <w:t>图纸类型: AI 分类结果（彩色标签）</w:t>
+        <w:t>总体概述与整体质量评级</w:t>
       </w:r>
     </w:p>
     <w:p>
@@ -5974,7 +5864,7 @@
           <w:rFonts w:hint="default" w:ascii="Times New Roman" w:hAnsi="Times New Roman" w:eastAsia="微软雅黑" w:cs="Times New Roman"/>
           <w:color w:val="auto"/>
         </w:rPr>
-        <w:t>AI 摘要: 图片内容详细描述</w:t>
+        <w:t>图纸类型分布统计</w:t>
       </w:r>
     </w:p>
     <w:p>
@@ -5990,7 +5880,7 @@
           <w:rFonts w:hint="default" w:ascii="Times New Roman" w:hAnsi="Times New Roman" w:eastAsia="微软雅黑" w:cs="Times New Roman"/>
           <w:color w:val="auto"/>
         </w:rPr>
-        <w:t>AI 评估: 四维度评估（完整性/清晰度/布局合理性/规范符合性）+ 等级（优/良/中/差）</w:t>
+        <w:t>质量评级分布</w:t>
       </w:r>
     </w:p>
     <w:p>
@@ -6006,7 +5896,7 @@
           <w:rFonts w:hint="default" w:ascii="Times New Roman" w:hAnsi="Times New Roman" w:eastAsia="微软雅黑" w:cs="Times New Roman"/>
           <w:color w:val="auto"/>
         </w:rPr>
-        <w:t>施工计划: 如有进度类图纸，展示工期和里程碑</w:t>
+        <w:t>各图片评估详情</w:t>
       </w:r>
     </w:p>
     <w:p>
@@ -6022,11 +5912,101 @@
           <w:rFonts w:hint="default" w:ascii="Times New Roman" w:hAnsi="Times New Roman" w:eastAsia="微软雅黑" w:cs="Times New Roman"/>
           <w:color w:val="auto"/>
         </w:rPr>
-        <w:t>尺寸规格: 提取的尺寸、型号、数量</w:t>
+        <w:t>关键施工参数汇总（桩基规格、分区面积、设备配置等）</w:t>
       </w:r>
     </w:p>
     <w:p>
       <w:pPr>
+        <w:pStyle w:val="16"/>
+        <w:rPr>
+          <w:rFonts w:hint="default" w:ascii="Times New Roman" w:hAnsi="Times New Roman" w:eastAsia="微软雅黑" w:cs="Times New Roman"/>
+          <w:color w:val="auto"/>
+        </w:rPr>
+      </w:pPr>
+      <w:r>
+        <w:rPr>
+          <w:rFonts w:hint="default" w:ascii="Times New Roman" w:hAnsi="Times New Roman" w:eastAsia="微软雅黑" w:cs="Times New Roman"/>
+          <w:color w:val="auto"/>
+        </w:rPr>
+        <w:t>AI 综合评审意见（可选）</w:t>
+      </w:r>
+    </w:p>
+    <w:p>
+      <w:pPr>
+        <w:rPr>
+          <w:rFonts w:hint="default" w:ascii="Times New Roman" w:hAnsi="Times New Roman" w:eastAsia="微软雅黑" w:cs="Times New Roman"/>
+          <w:color w:val="auto"/>
+        </w:rPr>
+      </w:pPr>
+      <w:r>
+        <w:rPr>
+          <w:rFonts w:hint="default" w:ascii="Times New Roman" w:hAnsi="Times New Roman" w:eastAsia="微软雅黑" w:cs="Times New Roman"/>
+          <w:b/>
+          <w:color w:val="auto"/>
+        </w:rPr>
+        <w:t>导出 PDF</w:t>
+      </w:r>
+      <w:r>
+        <w:rPr>
+          <w:rFonts w:hint="default" w:ascii="Times New Roman" w:hAnsi="Times New Roman" w:eastAsia="微软雅黑" w:cs="Times New Roman"/>
+          <w:color w:val="auto"/>
+        </w:rPr>
+        <w:t xml:space="preserve">: 点击汇总报告右上角 </w:t>
+      </w:r>
+      <w:r>
+        <w:rPr>
+          <w:rFonts w:hint="default" w:ascii="Times New Roman" w:hAnsi="Times New Roman" w:eastAsia="微软雅黑" w:cs="Times New Roman"/>
+          <w:b/>
+          <w:color w:val="auto"/>
+        </w:rPr>
+        <w:t>"导出PDF"</w:t>
+      </w:r>
+      <w:r>
+        <w:rPr>
+          <w:rFonts w:hint="default" w:ascii="Times New Roman" w:hAnsi="Times New Roman" w:eastAsia="微软雅黑" w:cs="Times New Roman"/>
+          <w:color w:val="auto"/>
+        </w:rPr>
+        <w:t xml:space="preserve"> 按钮，在新页面中通过浏览器"另存为 PDF"保存。</w:t>
+      </w:r>
+    </w:p>
+    <w:p>
+      <w:pPr>
+        <w:rPr>
+          <w:rFonts w:hint="default" w:ascii="Times New Roman" w:hAnsi="Times New Roman" w:eastAsia="微软雅黑" w:cs="Times New Roman"/>
+          <w:color w:val="auto"/>
+        </w:rPr>
+      </w:pPr>
+      <w:r>
+        <w:rPr>
+          <w:rFonts w:hint="default" w:ascii="Times New Roman" w:hAnsi="Times New Roman" w:eastAsia="微软雅黑" w:cs="Times New Roman"/>
+          <w:color w:val="auto"/>
+        </w:rPr>
+        <w:t>────────────────────────────────────────</w:t>
+      </w:r>
+    </w:p>
+    <w:p>
+      <w:pPr>
+        <w:pStyle w:val="4"/>
+        <w:outlineLvl w:val="0"/>
+        <w:rPr>
+          <w:rFonts w:hint="default" w:ascii="Times New Roman" w:hAnsi="Times New Roman" w:eastAsia="微软雅黑" w:cs="Times New Roman"/>
+          <w:color w:val="auto"/>
+        </w:rPr>
+      </w:pPr>
+      <w:bookmarkStart w:id="45" w:name="_Toc32089"/>
+      <w:bookmarkStart w:id="46" w:name="_Toc28946"/>
+      <w:r>
+        <w:rPr>
+          <w:rFonts w:hint="default" w:ascii="Times New Roman" w:hAnsi="Times New Roman" w:eastAsia="微软雅黑" w:cs="Times New Roman"/>
+          <w:color w:val="auto"/>
+        </w:rPr>
+        <w:t>四、AI 分析说明</w:t>
+      </w:r>
+      <w:bookmarkEnd w:id="45"/>
+      <w:bookmarkEnd w:id="46"/>
+    </w:p>
+    <w:p>
+      <w:pPr>
         <w:pStyle w:val="5"/>
         <w:outlineLvl w:val="1"/>
         <w:rPr>
@@ -6034,217 +6014,209 @@
           <w:color w:val="auto"/>
         </w:rPr>
       </w:pPr>
-      <w:bookmarkStart w:id="45" w:name="_Toc21285"/>
-      <w:r>
-        <w:rPr>
-          <w:rFonts w:hint="default" w:ascii="Times New Roman" w:hAnsi="Times New Roman" w:eastAsia="微软雅黑" w:cs="Times New Roman"/>
-          <w:color w:val="auto"/>
-        </w:rPr>
-        <w:t>3.5 汇总报告</w:t>
-      </w:r>
-      <w:bookmarkEnd w:id="45"/>
-    </w:p>
-    <w:p>
-      <w:pPr>
-        <w:rPr>
-          <w:rFonts w:hint="default" w:ascii="Times New Roman" w:hAnsi="Times New Roman" w:eastAsia="微软雅黑" w:cs="Times New Roman"/>
-          <w:color w:val="auto"/>
-        </w:rPr>
-      </w:pPr>
-      <w:r>
-        <w:rPr>
-          <w:rFonts w:hint="default" w:ascii="Times New Roman" w:hAnsi="Times New Roman" w:eastAsia="微软雅黑" w:cs="Times New Roman"/>
-          <w:color w:val="auto"/>
-        </w:rPr>
-        <w:t>批量分析完成后自动生成综合评估报告，包含：</w:t>
-      </w:r>
-    </w:p>
-    <w:p>
-      <w:pPr>
-        <w:pStyle w:val="16"/>
-        <w:rPr>
-          <w:rFonts w:hint="default" w:ascii="Times New Roman" w:hAnsi="Times New Roman" w:eastAsia="微软雅黑" w:cs="Times New Roman"/>
-          <w:color w:val="auto"/>
-        </w:rPr>
-      </w:pPr>
-      <w:r>
-        <w:rPr>
-          <w:rFonts w:hint="default" w:ascii="Times New Roman" w:hAnsi="Times New Roman" w:eastAsia="微软雅黑" w:cs="Times New Roman"/>
-          <w:color w:val="auto"/>
-        </w:rPr>
-        <w:t>总体概述与整体质量评级</w:t>
-      </w:r>
-    </w:p>
-    <w:p>
-      <w:pPr>
-        <w:pStyle w:val="16"/>
-        <w:rPr>
-          <w:rFonts w:hint="default" w:ascii="Times New Roman" w:hAnsi="Times New Roman" w:eastAsia="微软雅黑" w:cs="Times New Roman"/>
-          <w:color w:val="auto"/>
-        </w:rPr>
-      </w:pPr>
-      <w:r>
-        <w:rPr>
-          <w:rFonts w:hint="default" w:ascii="Times New Roman" w:hAnsi="Times New Roman" w:eastAsia="微软雅黑" w:cs="Times New Roman"/>
-          <w:color w:val="auto"/>
-        </w:rPr>
-        <w:t>图纸类型分布统计</w:t>
-      </w:r>
-    </w:p>
-    <w:p>
-      <w:pPr>
-        <w:pStyle w:val="16"/>
-        <w:rPr>
-          <w:rFonts w:hint="default" w:ascii="Times New Roman" w:hAnsi="Times New Roman" w:eastAsia="微软雅黑" w:cs="Times New Roman"/>
-          <w:color w:val="auto"/>
-        </w:rPr>
-      </w:pPr>
-      <w:r>
-        <w:rPr>
-          <w:rFonts w:hint="default" w:ascii="Times New Roman" w:hAnsi="Times New Roman" w:eastAsia="微软雅黑" w:cs="Times New Roman"/>
-          <w:color w:val="auto"/>
-        </w:rPr>
-        <w:t>质量评级分布</w:t>
-      </w:r>
-    </w:p>
-    <w:p>
-      <w:pPr>
-        <w:pStyle w:val="16"/>
-        <w:rPr>
-          <w:rFonts w:hint="default" w:ascii="Times New Roman" w:hAnsi="Times New Roman" w:eastAsia="微软雅黑" w:cs="Times New Roman"/>
-          <w:color w:val="auto"/>
-        </w:rPr>
-      </w:pPr>
-      <w:r>
-        <w:rPr>
-          <w:rFonts w:hint="default" w:ascii="Times New Roman" w:hAnsi="Times New Roman" w:eastAsia="微软雅黑" w:cs="Times New Roman"/>
-          <w:color w:val="auto"/>
-        </w:rPr>
-        <w:t>各图片评估详情</w:t>
-      </w:r>
-    </w:p>
-    <w:p>
-      <w:pPr>
-        <w:pStyle w:val="16"/>
-        <w:rPr>
-          <w:rFonts w:hint="default" w:ascii="Times New Roman" w:hAnsi="Times New Roman" w:eastAsia="微软雅黑" w:cs="Times New Roman"/>
-          <w:color w:val="auto"/>
-        </w:rPr>
-      </w:pPr>
-      <w:r>
-        <w:rPr>
-          <w:rFonts w:hint="default" w:ascii="Times New Roman" w:hAnsi="Times New Roman" w:eastAsia="微软雅黑" w:cs="Times New Roman"/>
-          <w:color w:val="auto"/>
-        </w:rPr>
-        <w:t>关键施工参数汇总（桩基规格、分区面积、设备配置等）</w:t>
-      </w:r>
-    </w:p>
-    <w:p>
-      <w:pPr>
-        <w:pStyle w:val="16"/>
-        <w:rPr>
-          <w:rFonts w:hint="default" w:ascii="Times New Roman" w:hAnsi="Times New Roman" w:eastAsia="微软雅黑" w:cs="Times New Roman"/>
-          <w:color w:val="auto"/>
-        </w:rPr>
-      </w:pPr>
-      <w:r>
-        <w:rPr>
-          <w:rFonts w:hint="default" w:ascii="Times New Roman" w:hAnsi="Times New Roman" w:eastAsia="微软雅黑" w:cs="Times New Roman"/>
-          <w:color w:val="auto"/>
-        </w:rPr>
-        <w:t>AI 综合评审意见（可选）</w:t>
-      </w:r>
-    </w:p>
-    <w:p>
-      <w:pPr>
-        <w:rPr>
-          <w:rFonts w:hint="default" w:ascii="Times New Roman" w:hAnsi="Times New Roman" w:eastAsia="微软雅黑" w:cs="Times New Roman"/>
-          <w:color w:val="auto"/>
-        </w:rPr>
-      </w:pPr>
-      <w:r>
-        <w:rPr>
-          <w:rFonts w:hint="default" w:ascii="Times New Roman" w:hAnsi="Times New Roman" w:eastAsia="微软雅黑" w:cs="Times New Roman"/>
-          <w:b/>
-          <w:color w:val="auto"/>
-        </w:rPr>
-        <w:t>导出 PDF</w:t>
-      </w:r>
-      <w:r>
-        <w:rPr>
-          <w:rFonts w:hint="default" w:ascii="Times New Roman" w:hAnsi="Times New Roman" w:eastAsia="微软雅黑" w:cs="Times New Roman"/>
-          <w:color w:val="auto"/>
-        </w:rPr>
-        <w:t xml:space="preserve">: 点击汇总报告右上角 </w:t>
-      </w:r>
-      <w:r>
-        <w:rPr>
-          <w:rFonts w:hint="default" w:ascii="Times New Roman" w:hAnsi="Times New Roman" w:eastAsia="微软雅黑" w:cs="Times New Roman"/>
-          <w:b/>
-          <w:color w:val="auto"/>
-        </w:rPr>
-        <w:t>"导出PDF"</w:t>
-      </w:r>
-      <w:r>
-        <w:rPr>
-          <w:rFonts w:hint="default" w:ascii="Times New Roman" w:hAnsi="Times New Roman" w:eastAsia="微软雅黑" w:cs="Times New Roman"/>
-          <w:color w:val="auto"/>
-        </w:rPr>
-        <w:t xml:space="preserve"> 按钮，在新页面中通过浏览器"另存为 PDF"保存。</w:t>
-      </w:r>
-    </w:p>
-    <w:p>
-      <w:pPr>
-        <w:rPr>
-          <w:rFonts w:hint="default" w:ascii="Times New Roman" w:hAnsi="Times New Roman" w:eastAsia="微软雅黑" w:cs="Times New Roman"/>
-          <w:color w:val="auto"/>
-        </w:rPr>
-      </w:pPr>
-      <w:r>
-        <w:rPr>
-          <w:rFonts w:hint="default" w:ascii="Times New Roman" w:hAnsi="Times New Roman" w:eastAsia="微软雅黑" w:cs="Times New Roman"/>
-          <w:color w:val="auto"/>
-        </w:rPr>
-        <w:t>────────────────────────────────────────</w:t>
-      </w:r>
-    </w:p>
-    <w:p>
-      <w:pPr>
-        <w:pStyle w:val="4"/>
-        <w:outlineLvl w:val="0"/>
-        <w:rPr>
-          <w:rFonts w:hint="default" w:ascii="Times New Roman" w:hAnsi="Times New Roman" w:eastAsia="微软雅黑" w:cs="Times New Roman"/>
-          <w:color w:val="auto"/>
-        </w:rPr>
-      </w:pPr>
-      <w:bookmarkStart w:id="46" w:name="_Toc32089"/>
-      <w:bookmarkStart w:id="47" w:name="_Toc28946"/>
-      <w:r>
-        <w:rPr>
-          <w:rFonts w:hint="default" w:ascii="Times New Roman" w:hAnsi="Times New Roman" w:eastAsia="微软雅黑" w:cs="Times New Roman"/>
-          <w:color w:val="auto"/>
-        </w:rPr>
-        <w:t>四、AI 分析说明</w:t>
-      </w:r>
-      <w:bookmarkEnd w:id="46"/>
+      <w:bookmarkStart w:id="47" w:name="_Toc31173"/>
+      <w:r>
+        <w:rPr>
+          <w:rFonts w:hint="default" w:ascii="Times New Roman" w:hAnsi="Times New Roman" w:eastAsia="微软雅黑" w:cs="Times New Roman"/>
+          <w:color w:val="auto"/>
+        </w:rPr>
+        <w:t>免责声明</w:t>
+      </w:r>
       <w:bookmarkEnd w:id="47"/>
     </w:p>
     <w:p>
       <w:pPr>
+        <w:rPr>
+          <w:rFonts w:hint="default" w:ascii="Times New Roman" w:hAnsi="Times New Roman" w:eastAsia="微软雅黑" w:cs="Times New Roman"/>
+          <w:color w:val="auto"/>
+        </w:rPr>
+      </w:pPr>
+      <w:r>
+        <w:rPr>
+          <w:rFonts w:hint="default" w:ascii="Times New Roman" w:hAnsi="Times New Roman" w:eastAsia="微软雅黑" w:cs="Times New Roman"/>
+          <w:i/>
+          <w:color w:val="auto"/>
+        </w:rPr>
+        <w:t>本系统在 CV 的基础上引入大模型用于辅助审查，AI 生成可能有误，请仔细甄别。</w:t>
+      </w:r>
+    </w:p>
+    <w:p>
+      <w:pPr>
         <w:pStyle w:val="5"/>
-        <w:outlineLvl w:val="1"/>
-        <w:rPr>
-          <w:rFonts w:hint="default" w:ascii="Times New Roman" w:hAnsi="Times New Roman" w:eastAsia="微软雅黑" w:cs="Times New Roman"/>
-          <w:color w:val="auto"/>
-        </w:rPr>
-      </w:pPr>
-      <w:bookmarkStart w:id="48" w:name="_Toc31173"/>
-      <w:r>
-        <w:rPr>
-          <w:rFonts w:hint="default" w:ascii="Times New Roman" w:hAnsi="Times New Roman" w:eastAsia="微软雅黑" w:cs="Times New Roman"/>
-          <w:color w:val="auto"/>
-        </w:rPr>
-        <w:t>免责声明</w:t>
+        <w:outlineLvl w:val="9"/>
+        <w:rPr>
+          <w:rFonts w:hint="default" w:ascii="Times New Roman" w:hAnsi="Times New Roman" w:eastAsia="微软雅黑" w:cs="Times New Roman"/>
+          <w:color w:val="auto"/>
+        </w:rPr>
+      </w:pPr>
+      <w:r>
+        <w:rPr>
+          <w:rFonts w:hint="default" w:ascii="Times New Roman" w:hAnsi="Times New Roman" w:eastAsia="微软雅黑" w:cs="Times New Roman"/>
+          <w:color w:val="auto"/>
+        </w:rPr>
+        <w:t>分析异常处理</w:t>
+      </w:r>
+    </w:p>
+    <w:p>
+      <w:pPr>
+        <w:pStyle w:val="16"/>
+        <w:rPr>
+          <w:rFonts w:hint="default" w:ascii="Times New Roman" w:hAnsi="Times New Roman" w:eastAsia="微软雅黑" w:cs="Times New Roman"/>
+          <w:color w:val="auto"/>
+        </w:rPr>
+      </w:pPr>
+      <w:r>
+        <w:rPr>
+          <w:rFonts w:hint="default" w:ascii="Times New Roman" w:hAnsi="Times New Roman" w:eastAsia="微软雅黑" w:cs="Times New Roman"/>
+          <w:color w:val="auto"/>
+        </w:rPr>
+        <w:t>网络不稳定时部分图片可能分析失败，图片卡片会显示红色感叹号</w:t>
+      </w:r>
+    </w:p>
+    <w:p>
+      <w:pPr>
+        <w:pStyle w:val="16"/>
+        <w:rPr>
+          <w:rFonts w:hint="default" w:ascii="Times New Roman" w:hAnsi="Times New Roman" w:eastAsia="微软雅黑" w:cs="Times New Roman"/>
+          <w:color w:val="auto"/>
+        </w:rPr>
+      </w:pPr>
+      <w:r>
+        <w:rPr>
+          <w:rFonts w:hint="default" w:ascii="Times New Roman" w:hAnsi="Times New Roman" w:eastAsia="微软雅黑" w:cs="Times New Roman"/>
+          <w:color w:val="auto"/>
+        </w:rPr>
+        <w:t>状态栏会提示"待分析"数量</w:t>
+      </w:r>
+    </w:p>
+    <w:p>
+      <w:pPr>
+        <w:pStyle w:val="16"/>
+        <w:rPr>
+          <w:rFonts w:hint="default" w:ascii="Times New Roman" w:hAnsi="Times New Roman" w:eastAsia="微软雅黑" w:cs="Times New Roman"/>
+          <w:color w:val="auto"/>
+        </w:rPr>
+      </w:pPr>
+      <w:r>
+        <w:rPr>
+          <w:rFonts w:hint="default" w:ascii="Times New Roman" w:hAnsi="Times New Roman" w:eastAsia="微软雅黑" w:cs="Times New Roman"/>
+          <w:color w:val="auto"/>
+        </w:rPr>
+        <w:t>可选中异常图片点击"重新分析"，或使用"继续批量分析"</w:t>
+      </w:r>
+    </w:p>
+    <w:p>
+      <w:pPr>
+        <w:pStyle w:val="16"/>
+        <w:rPr>
+          <w:rFonts w:hint="default" w:ascii="Times New Roman" w:hAnsi="Times New Roman" w:eastAsia="微软雅黑" w:cs="Times New Roman"/>
+          <w:color w:val="auto"/>
+        </w:rPr>
+      </w:pPr>
+      <w:r>
+        <w:rPr>
+          <w:rFonts w:hint="default" w:ascii="Times New Roman" w:hAnsi="Times New Roman" w:eastAsia="微软雅黑" w:cs="Times New Roman"/>
+          <w:color w:val="auto"/>
+        </w:rPr>
+        <w:t>汇总报告的统计数据由系统自动计算，不依赖 AI，保证数字准确</w:t>
+      </w:r>
+    </w:p>
+    <w:p>
+      <w:pPr>
+        <w:pStyle w:val="5"/>
+        <w:outlineLvl w:val="9"/>
+        <w:rPr>
+          <w:rFonts w:hint="default" w:ascii="Times New Roman" w:hAnsi="Times New Roman" w:eastAsia="微软雅黑" w:cs="Times New Roman"/>
+          <w:color w:val="auto"/>
+        </w:rPr>
+      </w:pPr>
+      <w:r>
+        <w:rPr>
+          <w:rFonts w:hint="default" w:ascii="Times New Roman" w:hAnsi="Times New Roman" w:eastAsia="微软雅黑" w:cs="Times New Roman"/>
+          <w:color w:val="auto"/>
+        </w:rPr>
+        <w:t>模型配置</w:t>
+      </w:r>
+    </w:p>
+    <w:p>
+      <w:pPr>
+        <w:pStyle w:val="16"/>
+        <w:rPr>
+          <w:rFonts w:hint="default" w:ascii="Times New Roman" w:hAnsi="Times New Roman" w:eastAsia="微软雅黑" w:cs="Times New Roman"/>
+          <w:color w:val="auto"/>
+        </w:rPr>
+      </w:pPr>
+      <w:r>
+        <w:rPr>
+          <w:rFonts w:hint="default" w:ascii="Times New Roman" w:hAnsi="Times New Roman" w:eastAsia="微软雅黑" w:cs="Times New Roman"/>
+          <w:color w:val="auto"/>
+        </w:rPr>
+        <w:t>视觉模型: GLM-4.6V（主）+ GLM-4.5V（备），自动轮换</w:t>
+      </w:r>
+    </w:p>
+    <w:p>
+      <w:pPr>
+        <w:pStyle w:val="16"/>
+        <w:rPr>
+          <w:rFonts w:hint="default" w:ascii="Times New Roman" w:hAnsi="Times New Roman" w:eastAsia="微软雅黑" w:cs="Times New Roman"/>
+          <w:color w:val="auto"/>
+        </w:rPr>
+      </w:pPr>
+      <w:r>
+        <w:rPr>
+          <w:rFonts w:hint="default" w:ascii="Times New Roman" w:hAnsi="Times New Roman" w:eastAsia="微软雅黑" w:cs="Times New Roman"/>
+          <w:color w:val="auto"/>
+        </w:rPr>
+        <w:t>汇总模型: Qwen2.5-7B-Instruct（文本模型）</w:t>
+      </w:r>
+    </w:p>
+    <w:p>
+      <w:pPr>
+        <w:pStyle w:val="16"/>
+        <w:rPr>
+          <w:rFonts w:hint="default" w:ascii="Times New Roman" w:hAnsi="Times New Roman" w:eastAsia="微软雅黑" w:cs="Times New Roman"/>
+          <w:color w:val="auto"/>
+        </w:rPr>
+      </w:pPr>
+      <w:r>
+        <w:rPr>
+          <w:rFonts w:hint="default" w:ascii="Times New Roman" w:hAnsi="Times New Roman" w:eastAsia="微软雅黑" w:cs="Times New Roman"/>
+          <w:color w:val="auto"/>
+        </w:rPr>
+        <w:t>5 个 API Key 并发轮换，单 Key 限流时自动切换</w:t>
+      </w:r>
+    </w:p>
+    <w:p>
+      <w:pPr>
+        <w:rPr>
+          <w:rFonts w:hint="default" w:ascii="Times New Roman" w:hAnsi="Times New Roman" w:eastAsia="微软雅黑" w:cs="Times New Roman"/>
+          <w:color w:val="auto"/>
+        </w:rPr>
+      </w:pPr>
+      <w:r>
+        <w:rPr>
+          <w:rFonts w:hint="default" w:ascii="Times New Roman" w:hAnsi="Times New Roman" w:eastAsia="微软雅黑" w:cs="Times New Roman"/>
+          <w:color w:val="auto"/>
+        </w:rPr>
+        <w:br w:type="page"/>
+      </w:r>
+    </w:p>
+    <w:p>
+      <w:pPr>
+        <w:pStyle w:val="3"/>
+        <w:outlineLvl w:val="9"/>
+        <w:rPr>
+          <w:rFonts w:hint="default" w:ascii="Times New Roman" w:hAnsi="Times New Roman" w:eastAsia="微软雅黑" w:cs="Times New Roman"/>
+          <w:color w:val="auto"/>
+        </w:rPr>
+      </w:pPr>
+      <w:bookmarkStart w:id="48" w:name="_Toc7804"/>
+      <w:r>
+        <w:rPr>
+          <w:rFonts w:hint="default" w:ascii="Times New Roman" w:hAnsi="Times New Roman" w:eastAsia="微软雅黑" w:cs="Times New Roman"/>
+          <w:color w:val="auto"/>
+        </w:rPr>
+        <w:t>API 文档</w:t>
       </w:r>
       <w:bookmarkEnd w:id="48"/>
     </w:p>
@@ -6258,261 +6230,57 @@
       <w:r>
         <w:rPr>
           <w:rFonts w:hint="default" w:ascii="Times New Roman" w:hAnsi="Times New Roman" w:eastAsia="微软雅黑" w:cs="Times New Roman"/>
-          <w:i/>
-          <w:color w:val="auto"/>
-        </w:rPr>
-        <w:t>本系统在 CV 的基础上引入大模型用于辅助审查，AI 生成可能有误，请仔细甄别。</w:t>
+          <w:color w:val="auto"/>
+        </w:rPr>
+        <w:t xml:space="preserve">Base URL: </w:t>
+      </w:r>
+      <w:r>
+        <w:rPr>
+          <w:rFonts w:hint="default" w:ascii="Times New Roman" w:hAnsi="Times New Roman" w:eastAsia="微软雅黑" w:cs="Times New Roman"/>
+          <w:color w:val="auto"/>
+          <w:sz w:val="18"/>
+        </w:rPr>
+        <w:t>http://localhost:5000/api</w:t>
       </w:r>
     </w:p>
     <w:p>
       <w:pPr>
-        <w:pStyle w:val="5"/>
-        <w:outlineLvl w:val="9"/>
-        <w:rPr>
-          <w:rFonts w:hint="default" w:ascii="Times New Roman" w:hAnsi="Times New Roman" w:eastAsia="微软雅黑" w:cs="Times New Roman"/>
-          <w:color w:val="auto"/>
-        </w:rPr>
-      </w:pPr>
-      <w:r>
-        <w:rPr>
-          <w:rFonts w:hint="default" w:ascii="Times New Roman" w:hAnsi="Times New Roman" w:eastAsia="微软雅黑" w:cs="Times New Roman"/>
-          <w:color w:val="auto"/>
-        </w:rPr>
-        <w:t>分析异常处理</w:t>
+        <w:rPr>
+          <w:rFonts w:hint="default" w:ascii="Times New Roman" w:hAnsi="Times New Roman" w:eastAsia="微软雅黑" w:cs="Times New Roman"/>
+          <w:color w:val="auto"/>
+        </w:rPr>
+      </w:pPr>
+      <w:r>
+        <w:rPr>
+          <w:rFonts w:hint="default" w:ascii="Times New Roman" w:hAnsi="Times New Roman" w:eastAsia="微软雅黑" w:cs="Times New Roman"/>
+          <w:color w:val="auto"/>
+        </w:rPr>
+        <w:t>────────────────────────────────────────</w:t>
       </w:r>
     </w:p>
     <w:p>
       <w:pPr>
-        <w:pStyle w:val="16"/>
-        <w:rPr>
-          <w:rFonts w:hint="default" w:ascii="Times New Roman" w:hAnsi="Times New Roman" w:eastAsia="微软雅黑" w:cs="Times New Roman"/>
-          <w:color w:val="auto"/>
-        </w:rPr>
-      </w:pPr>
-      <w:r>
-        <w:rPr>
-          <w:rFonts w:hint="default" w:ascii="Times New Roman" w:hAnsi="Times New Roman" w:eastAsia="微软雅黑" w:cs="Times New Roman"/>
-          <w:color w:val="auto"/>
-        </w:rPr>
-        <w:t>网络不稳定时部分图片可能分析失败，图片卡片会显示红色感叹号</w:t>
-      </w:r>
+        <w:pStyle w:val="4"/>
+        <w:outlineLvl w:val="0"/>
+        <w:rPr>
+          <w:rFonts w:hint="default" w:ascii="Times New Roman" w:hAnsi="Times New Roman" w:eastAsia="微软雅黑" w:cs="Times New Roman"/>
+          <w:color w:val="auto"/>
+        </w:rPr>
+      </w:pPr>
+      <w:bookmarkStart w:id="49" w:name="_Toc9927"/>
+      <w:bookmarkStart w:id="50" w:name="_Toc8474"/>
+      <w:r>
+        <w:rPr>
+          <w:rFonts w:hint="default" w:ascii="Times New Roman" w:hAnsi="Times New Roman" w:eastAsia="微软雅黑" w:cs="Times New Roman"/>
+          <w:color w:val="auto"/>
+        </w:rPr>
+        <w:t>一、文档分析</w:t>
+      </w:r>
+      <w:bookmarkEnd w:id="49"/>
+      <w:bookmarkEnd w:id="50"/>
     </w:p>
     <w:p>
       <w:pPr>
-        <w:pStyle w:val="16"/>
-        <w:rPr>
-          <w:rFonts w:hint="default" w:ascii="Times New Roman" w:hAnsi="Times New Roman" w:eastAsia="微软雅黑" w:cs="Times New Roman"/>
-          <w:color w:val="auto"/>
-        </w:rPr>
-      </w:pPr>
-      <w:r>
-        <w:rPr>
-          <w:rFonts w:hint="default" w:ascii="Times New Roman" w:hAnsi="Times New Roman" w:eastAsia="微软雅黑" w:cs="Times New Roman"/>
-          <w:color w:val="auto"/>
-        </w:rPr>
-        <w:t>状态栏会提示"待分析"数量</w:t>
-      </w:r>
-    </w:p>
-    <w:p>
-      <w:pPr>
-        <w:pStyle w:val="16"/>
-        <w:rPr>
-          <w:rFonts w:hint="default" w:ascii="Times New Roman" w:hAnsi="Times New Roman" w:eastAsia="微软雅黑" w:cs="Times New Roman"/>
-          <w:color w:val="auto"/>
-        </w:rPr>
-      </w:pPr>
-      <w:r>
-        <w:rPr>
-          <w:rFonts w:hint="default" w:ascii="Times New Roman" w:hAnsi="Times New Roman" w:eastAsia="微软雅黑" w:cs="Times New Roman"/>
-          <w:color w:val="auto"/>
-        </w:rPr>
-        <w:t>可选中异常图片点击"重新分析"，或使用"继续批量分析"</w:t>
-      </w:r>
-    </w:p>
-    <w:p>
-      <w:pPr>
-        <w:pStyle w:val="16"/>
-        <w:rPr>
-          <w:rFonts w:hint="default" w:ascii="Times New Roman" w:hAnsi="Times New Roman" w:eastAsia="微软雅黑" w:cs="Times New Roman"/>
-          <w:color w:val="auto"/>
-        </w:rPr>
-      </w:pPr>
-      <w:r>
-        <w:rPr>
-          <w:rFonts w:hint="default" w:ascii="Times New Roman" w:hAnsi="Times New Roman" w:eastAsia="微软雅黑" w:cs="Times New Roman"/>
-          <w:color w:val="auto"/>
-        </w:rPr>
-        <w:t>汇总报告的统计数据由系统自动计算，不依赖 AI，保证数字准确</w:t>
-      </w:r>
-    </w:p>
-    <w:p>
-      <w:pPr>
-        <w:pStyle w:val="5"/>
-        <w:outlineLvl w:val="9"/>
-        <w:rPr>
-          <w:rFonts w:hint="default" w:ascii="Times New Roman" w:hAnsi="Times New Roman" w:eastAsia="微软雅黑" w:cs="Times New Roman"/>
-          <w:color w:val="auto"/>
-        </w:rPr>
-      </w:pPr>
-      <w:r>
-        <w:rPr>
-          <w:rFonts w:hint="default" w:ascii="Times New Roman" w:hAnsi="Times New Roman" w:eastAsia="微软雅黑" w:cs="Times New Roman"/>
-          <w:color w:val="auto"/>
-        </w:rPr>
-        <w:t>模型配置</w:t>
-      </w:r>
-    </w:p>
-    <w:p>
-      <w:pPr>
-        <w:pStyle w:val="16"/>
-        <w:rPr>
-          <w:rFonts w:hint="default" w:ascii="Times New Roman" w:hAnsi="Times New Roman" w:eastAsia="微软雅黑" w:cs="Times New Roman"/>
-          <w:color w:val="auto"/>
-        </w:rPr>
-      </w:pPr>
-      <w:r>
-        <w:rPr>
-          <w:rFonts w:hint="default" w:ascii="Times New Roman" w:hAnsi="Times New Roman" w:eastAsia="微软雅黑" w:cs="Times New Roman"/>
-          <w:color w:val="auto"/>
-        </w:rPr>
-        <w:t>视觉模型: GLM-4.6V（主）+ GLM-4.5V（备），自动轮换</w:t>
-      </w:r>
-    </w:p>
-    <w:p>
-      <w:pPr>
-        <w:pStyle w:val="16"/>
-        <w:rPr>
-          <w:rFonts w:hint="default" w:ascii="Times New Roman" w:hAnsi="Times New Roman" w:eastAsia="微软雅黑" w:cs="Times New Roman"/>
-          <w:color w:val="auto"/>
-        </w:rPr>
-      </w:pPr>
-      <w:r>
-        <w:rPr>
-          <w:rFonts w:hint="default" w:ascii="Times New Roman" w:hAnsi="Times New Roman" w:eastAsia="微软雅黑" w:cs="Times New Roman"/>
-          <w:color w:val="auto"/>
-        </w:rPr>
-        <w:t>汇总模型: Qwen2.5-7B-Instruct（文本模型）</w:t>
-      </w:r>
-    </w:p>
-    <w:p>
-      <w:pPr>
-        <w:pStyle w:val="16"/>
-        <w:rPr>
-          <w:rFonts w:hint="default" w:ascii="Times New Roman" w:hAnsi="Times New Roman" w:eastAsia="微软雅黑" w:cs="Times New Roman"/>
-          <w:color w:val="auto"/>
-        </w:rPr>
-      </w:pPr>
-      <w:r>
-        <w:rPr>
-          <w:rFonts w:hint="default" w:ascii="Times New Roman" w:hAnsi="Times New Roman" w:eastAsia="微软雅黑" w:cs="Times New Roman"/>
-          <w:color w:val="auto"/>
-        </w:rPr>
-        <w:t>5 个 API Key 并发轮换，单 Key 限流时自动切换</w:t>
-      </w:r>
-    </w:p>
-    <w:p>
-      <w:pPr>
-        <w:rPr>
-          <w:rFonts w:hint="default" w:ascii="Times New Roman" w:hAnsi="Times New Roman" w:eastAsia="微软雅黑" w:cs="Times New Roman"/>
-          <w:color w:val="auto"/>
-        </w:rPr>
-      </w:pPr>
-      <w:r>
-        <w:rPr>
-          <w:rFonts w:hint="default" w:ascii="Times New Roman" w:hAnsi="Times New Roman" w:eastAsia="微软雅黑" w:cs="Times New Roman"/>
-          <w:color w:val="auto"/>
-        </w:rPr>
-        <w:br w:type="page"/>
-      </w:r>
-    </w:p>
-    <w:p>
-      <w:pPr>
-        <w:pStyle w:val="3"/>
-        <w:outlineLvl w:val="9"/>
-        <w:rPr>
-          <w:rFonts w:hint="default" w:ascii="Times New Roman" w:hAnsi="Times New Roman" w:eastAsia="微软雅黑" w:cs="Times New Roman"/>
-          <w:color w:val="auto"/>
-        </w:rPr>
-      </w:pPr>
-      <w:bookmarkStart w:id="49" w:name="_Toc7804"/>
-      <w:r>
-        <w:rPr>
-          <w:rFonts w:hint="default" w:ascii="Times New Roman" w:hAnsi="Times New Roman" w:eastAsia="微软雅黑" w:cs="Times New Roman"/>
-          <w:color w:val="auto"/>
-        </w:rPr>
-        <w:t>API 文档</w:t>
-      </w:r>
-      <w:bookmarkEnd w:id="49"/>
-    </w:p>
-    <w:p>
-      <w:pPr>
-        <w:rPr>
-          <w:rFonts w:hint="default" w:ascii="Times New Roman" w:hAnsi="Times New Roman" w:eastAsia="微软雅黑" w:cs="Times New Roman"/>
-          <w:color w:val="auto"/>
-        </w:rPr>
-      </w:pPr>
-      <w:r>
-        <w:rPr>
-          <w:rFonts w:hint="default" w:ascii="Times New Roman" w:hAnsi="Times New Roman" w:eastAsia="微软雅黑" w:cs="Times New Roman"/>
-          <w:color w:val="auto"/>
-        </w:rPr>
-        <w:t xml:space="preserve">Base URL: </w:t>
-      </w:r>
-      <w:r>
-        <w:rPr>
-          <w:rFonts w:hint="default" w:ascii="Times New Roman" w:hAnsi="Times New Roman" w:eastAsia="微软雅黑" w:cs="Times New Roman"/>
-          <w:color w:val="auto"/>
-          <w:sz w:val="18"/>
-        </w:rPr>
-        <w:t>http://localhost:5000/api</w:t>
-      </w:r>
-    </w:p>
-    <w:p>
-      <w:pPr>
-        <w:rPr>
-          <w:rFonts w:hint="default" w:ascii="Times New Roman" w:hAnsi="Times New Roman" w:eastAsia="微软雅黑" w:cs="Times New Roman"/>
-          <w:color w:val="auto"/>
-        </w:rPr>
-      </w:pPr>
-      <w:r>
-        <w:rPr>
-          <w:rFonts w:hint="default" w:ascii="Times New Roman" w:hAnsi="Times New Roman" w:eastAsia="微软雅黑" w:cs="Times New Roman"/>
-          <w:color w:val="auto"/>
-        </w:rPr>
-        <w:t>────────────────────────────────────────</w:t>
-      </w:r>
-    </w:p>
-    <w:p>
-      <w:pPr>
-        <w:pStyle w:val="4"/>
-        <w:outlineLvl w:val="0"/>
-        <w:rPr>
-          <w:rFonts w:hint="default" w:ascii="Times New Roman" w:hAnsi="Times New Roman" w:eastAsia="微软雅黑" w:cs="Times New Roman"/>
-          <w:color w:val="auto"/>
-        </w:rPr>
-      </w:pPr>
-      <w:bookmarkStart w:id="50" w:name="_Toc8474"/>
-      <w:bookmarkStart w:id="51" w:name="_Toc9927"/>
-      <w:r>
-        <w:rPr>
-          <w:rFonts w:hint="default" w:ascii="Times New Roman" w:hAnsi="Times New Roman" w:eastAsia="微软雅黑" w:cs="Times New Roman"/>
-          <w:color w:val="auto"/>
-        </w:rPr>
-        <w:t>一、文档分析</w:t>
-      </w:r>
-      <w:bookmarkEnd w:id="50"/>
-      <w:bookmarkEnd w:id="51"/>
-    </w:p>
-    <w:p>
-      <w:pPr>
-        <w:rPr>
-          <w:rFonts w:hint="default" w:ascii="Times New Roman" w:hAnsi="Times New Roman" w:eastAsia="微软雅黑" w:cs="Times New Roman"/>
-          <w:color w:val="auto"/>
-        </w:rPr>
-      </w:pPr>
-    </w:p>
-    <w:p>
-      <w:pPr>
         <w:pStyle w:val="5"/>
         <w:outlineLvl w:val="1"/>
         <w:rPr>
@@ -6520,7 +6288,7 @@
           <w:color w:val="auto"/>
         </w:rPr>
       </w:pPr>
-      <w:bookmarkStart w:id="52" w:name="_Toc27712"/>
+      <w:bookmarkStart w:id="51" w:name="_Toc27712"/>
       <w:r>
         <w:rPr>
           <w:rFonts w:hint="default" w:ascii="Times New Roman" w:hAnsi="Times New Roman" w:eastAsia="微软雅黑" w:cs="Times New Roman"/>
@@ -6528,7 +6296,7 @@
         </w:rPr>
         <w:t>POST /docx/upload</w:t>
       </w:r>
-      <w:bookmarkEnd w:id="52"/>
+      <w:bookmarkEnd w:id="51"/>
     </w:p>
     <w:p>
       <w:pPr>
@@ -6865,28 +6633,194 @@
           <w:color w:val="auto"/>
         </w:rPr>
       </w:pPr>
+      <w:r>
+        <w:rPr>
+          <w:rFonts w:hint="default" w:ascii="Times New Roman" w:hAnsi="Times New Roman" w:eastAsia="微软雅黑" w:cs="Times New Roman"/>
+          <w:b/>
+          <w:color w:val="auto"/>
+        </w:rPr>
+        <w:t>Response</w:t>
+      </w:r>
+      <w:r>
+        <w:rPr>
+          <w:rFonts w:hint="default" w:ascii="Times New Roman" w:hAnsi="Times New Roman" w:eastAsia="微软雅黑" w:cs="Times New Roman"/>
+          <w:color w:val="auto"/>
+        </w:rPr>
+        <w:t>:</w:t>
+      </w:r>
+    </w:p>
+    <w:tbl>
+      <w:tblPr>
+        <w:tblStyle w:val="36"/>
+        <w:tblW w:w="0" w:type="auto"/>
+        <w:tblInd w:w="0" w:type="dxa"/>
+        <w:tblBorders>
+          <w:top w:val="single" w:color="auto" w:sz="4" w:space="0"/>
+          <w:left w:val="single" w:color="auto" w:sz="4" w:space="0"/>
+          <w:bottom w:val="single" w:color="auto" w:sz="4" w:space="0"/>
+          <w:right w:val="single" w:color="auto" w:sz="4" w:space="0"/>
+          <w:insideH w:val="single" w:color="auto" w:sz="4" w:space="0"/>
+          <w:insideV w:val="single" w:color="auto" w:sz="4" w:space="0"/>
+        </w:tblBorders>
+        <w:tblLayout w:type="autofit"/>
+        <w:tblCellMar>
+          <w:left w:w="108" w:type="dxa"/>
+          <w:right w:w="108" w:type="dxa"/>
+        </w:tblCellMar>
+      </w:tblPr>
+      <w:tblGrid>
+        <w:gridCol w:w="8856"/>
+      </w:tblGrid>
+      <w:tr>
+        <w:tblPrEx>
+          <w:tblBorders>
+            <w:top w:val="single" w:color="auto" w:sz="4" w:space="0"/>
+            <w:left w:val="single" w:color="auto" w:sz="4" w:space="0"/>
+            <w:bottom w:val="single" w:color="auto" w:sz="4" w:space="0"/>
+            <w:right w:val="single" w:color="auto" w:sz="4" w:space="0"/>
+            <w:insideH w:val="single" w:color="auto" w:sz="4" w:space="0"/>
+            <w:insideV w:val="single" w:color="auto" w:sz="4" w:space="0"/>
+          </w:tblBorders>
+          <w:tblCellMar>
+            <w:left w:w="108" w:type="dxa"/>
+            <w:right w:w="108" w:type="dxa"/>
+          </w:tblCellMar>
+        </w:tblPrEx>
+        <w:tc>
+          <w:tcPr>
+            <w:tcW w:w="8856" w:type="dxa"/>
+          </w:tcPr>
+          <w:p>
+            <w:pPr>
+              <w:rPr>
+                <w:rFonts w:hint="default" w:ascii="Times New Roman" w:hAnsi="Times New Roman" w:eastAsia="微软雅黑" w:cs="Times New Roman"/>
+                <w:color w:val="auto"/>
+              </w:rPr>
+            </w:pPr>
+            <w:r>
+              <w:rPr>
+                <w:rFonts w:hint="default" w:ascii="Times New Roman" w:hAnsi="Times New Roman" w:eastAsia="微软雅黑" w:cs="Times New Roman"/>
+                <w:color w:val="auto"/>
+              </w:rPr>
+              <w:t>{</w:t>
+            </w:r>
+          </w:p>
+          <w:p>
+            <w:pPr>
+              <w:rPr>
+                <w:rFonts w:hint="default" w:ascii="Times New Roman" w:hAnsi="Times New Roman" w:eastAsia="微软雅黑" w:cs="Times New Roman"/>
+                <w:color w:val="auto"/>
+              </w:rPr>
+            </w:pPr>
+            <w:r>
+              <w:rPr>
+                <w:rFonts w:hint="default" w:ascii="Times New Roman" w:hAnsi="Times New Roman" w:eastAsia="微软雅黑" w:cs="Times New Roman"/>
+                <w:color w:val="auto"/>
+              </w:rPr>
+              <w:t xml:space="preserve">  "success": true,</w:t>
+            </w:r>
+          </w:p>
+          <w:p>
+            <w:pPr>
+              <w:rPr>
+                <w:rFonts w:hint="default" w:ascii="Times New Roman" w:hAnsi="Times New Roman" w:eastAsia="微软雅黑" w:cs="Times New Roman"/>
+                <w:color w:val="auto"/>
+              </w:rPr>
+            </w:pPr>
+            <w:r>
+              <w:rPr>
+                <w:rFonts w:hint="default" w:ascii="Times New Roman" w:hAnsi="Times New Roman" w:eastAsia="微软雅黑" w:cs="Times New Roman"/>
+                <w:color w:val="auto"/>
+              </w:rPr>
+              <w:t xml:space="preserve">  "task_id": "施工方案测试文档",</w:t>
+            </w:r>
+          </w:p>
+          <w:p>
+            <w:pPr>
+              <w:rPr>
+                <w:rFonts w:hint="default" w:ascii="Times New Roman" w:hAnsi="Times New Roman" w:eastAsia="微软雅黑" w:cs="Times New Roman"/>
+                <w:color w:val="auto"/>
+              </w:rPr>
+            </w:pPr>
+            <w:r>
+              <w:rPr>
+                <w:rFonts w:hint="default" w:ascii="Times New Roman" w:hAnsi="Times New Roman" w:eastAsia="微软雅黑" w:cs="Times New Roman"/>
+                <w:color w:val="auto"/>
+              </w:rPr>
+              <w:t xml:space="preserve">  "total_images": 10,</w:t>
+            </w:r>
+          </w:p>
+          <w:p>
+            <w:pPr>
+              <w:rPr>
+                <w:rFonts w:hint="default" w:ascii="Times New Roman" w:hAnsi="Times New Roman" w:eastAsia="微软雅黑" w:cs="Times New Roman"/>
+                <w:color w:val="auto"/>
+              </w:rPr>
+            </w:pPr>
+            <w:r>
+              <w:rPr>
+                <w:rFonts w:hint="default" w:ascii="Times New Roman" w:hAnsi="Times New Roman" w:eastAsia="微软雅黑" w:cs="Times New Roman"/>
+                <w:color w:val="auto"/>
+              </w:rPr>
+              <w:t xml:space="preserve">  "images": [{"index": 1, "filename": "image_001.jpg", "context": "...", "guessed_category": "总平面布置图"}],</w:t>
+            </w:r>
+          </w:p>
+          <w:p>
+            <w:pPr>
+              <w:rPr>
+                <w:rFonts w:hint="default" w:ascii="Times New Roman" w:hAnsi="Times New Roman" w:eastAsia="微软雅黑" w:cs="Times New Roman"/>
+                <w:color w:val="auto"/>
+              </w:rPr>
+            </w:pPr>
+            <w:r>
+              <w:rPr>
+                <w:rFonts w:hint="default" w:ascii="Times New Roman" w:hAnsi="Times New Roman" w:eastAsia="微软雅黑" w:cs="Times New Roman"/>
+                <w:color w:val="auto"/>
+              </w:rPr>
+              <w:t xml:space="preserve">  "reused": false</w:t>
+            </w:r>
+          </w:p>
+          <w:p>
+            <w:pPr>
+              <w:rPr>
+                <w:rFonts w:hint="default" w:ascii="Times New Roman" w:hAnsi="Times New Roman" w:eastAsia="微软雅黑" w:cs="Times New Roman"/>
+                <w:color w:val="auto"/>
+                <w:vertAlign w:val="baseline"/>
+              </w:rPr>
+            </w:pPr>
+            <w:r>
+              <w:rPr>
+                <w:rFonts w:hint="default" w:ascii="Times New Roman" w:hAnsi="Times New Roman" w:eastAsia="微软雅黑" w:cs="Times New Roman"/>
+                <w:color w:val="auto"/>
+              </w:rPr>
+              <w:t>}</w:t>
+            </w:r>
+          </w:p>
+        </w:tc>
+      </w:tr>
+    </w:tbl>
+    <w:p>
+      <w:pPr>
+        <w:rPr>
+          <w:rFonts w:hint="default" w:ascii="Times New Roman" w:hAnsi="Times New Roman" w:eastAsia="微软雅黑" w:cs="Times New Roman"/>
+          <w:color w:val="auto"/>
+        </w:rPr>
+      </w:pPr>
     </w:p>
     <w:p>
       <w:pPr>
-        <w:rPr>
-          <w:rFonts w:hint="default" w:ascii="Times New Roman" w:hAnsi="Times New Roman" w:eastAsia="微软雅黑" w:cs="Times New Roman"/>
-          <w:color w:val="auto"/>
-        </w:rPr>
-      </w:pPr>
-      <w:r>
-        <w:rPr>
-          <w:rFonts w:hint="default" w:ascii="Times New Roman" w:hAnsi="Times New Roman" w:eastAsia="微软雅黑" w:cs="Times New Roman"/>
-          <w:b/>
-          <w:color w:val="auto"/>
-        </w:rPr>
-        <w:t>Response</w:t>
-      </w:r>
-      <w:r>
-        <w:rPr>
-          <w:rFonts w:hint="default" w:ascii="Times New Roman" w:hAnsi="Times New Roman" w:eastAsia="微软雅黑" w:cs="Times New Roman"/>
-          <w:color w:val="auto"/>
-        </w:rPr>
-        <w:t>:</w:t>
+        <w:pStyle w:val="16"/>
+        <w:rPr>
+          <w:rFonts w:hint="default" w:ascii="Times New Roman" w:hAnsi="Times New Roman" w:eastAsia="微软雅黑" w:cs="Times New Roman"/>
+          <w:color w:val="auto"/>
+        </w:rPr>
+      </w:pPr>
+      <w:r>
+        <w:rPr>
+          <w:rFonts w:hint="default" w:ascii="Times New Roman" w:hAnsi="Times New Roman" w:eastAsia="微软雅黑" w:cs="Times New Roman"/>
+          <w:color w:val="auto"/>
+        </w:rPr>
+        <w:t>`reused: true` 时表示检测到重复文档，附带 `reuse_hint` 提示文字</w:t>
       </w:r>
     </w:p>
     <w:p>
@@ -6901,22 +6835,24 @@
           <w:rFonts w:hint="default" w:ascii="Times New Roman" w:hAnsi="Times New Roman" w:eastAsia="微软雅黑" w:cs="Times New Roman"/>
           <w:color w:val="auto"/>
         </w:rPr>
-        <w:t>{</w:t>
+        <w:t>────────────────────────────────────────</w:t>
       </w:r>
     </w:p>
     <w:p>
       <w:pPr>
-        <w:rPr>
-          <w:rFonts w:hint="default" w:ascii="Times New Roman" w:hAnsi="Times New Roman" w:eastAsia="微软雅黑" w:cs="Times New Roman"/>
-          <w:color w:val="auto"/>
-        </w:rPr>
-      </w:pPr>
-      <w:r>
-        <w:rPr>
-          <w:rFonts w:hint="default" w:ascii="Times New Roman" w:hAnsi="Times New Roman" w:eastAsia="微软雅黑" w:cs="Times New Roman"/>
-          <w:color w:val="auto"/>
-        </w:rPr>
-        <w:t xml:space="preserve">  "success": true,</w:t>
+        <w:pStyle w:val="5"/>
+        <w:outlineLvl w:val="9"/>
+        <w:rPr>
+          <w:rFonts w:hint="default" w:ascii="Times New Roman" w:hAnsi="Times New Roman" w:eastAsia="微软雅黑" w:cs="Times New Roman"/>
+          <w:color w:val="auto"/>
+        </w:rPr>
+      </w:pPr>
+      <w:r>
+        <w:rPr>
+          <w:rFonts w:hint="default" w:ascii="Times New Roman" w:hAnsi="Times New Roman" w:eastAsia="微软雅黑" w:cs="Times New Roman"/>
+          <w:color w:val="auto"/>
+        </w:rPr>
+        <w:t>POST /docx/analyze/{task_id}</w:t>
       </w:r>
     </w:p>
     <w:p>
@@ -6931,7 +6867,7 @@
           <w:rFonts w:hint="default" w:ascii="Times New Roman" w:hAnsi="Times New Roman" w:eastAsia="微软雅黑" w:cs="Times New Roman"/>
           <w:color w:val="auto"/>
         </w:rPr>
-        <w:t xml:space="preserve">  "task_id": "施工方案测试文档",</w:t>
+        <w:t>启动批量 AI 分析。仅处理未分析或上次异常的图片，已成功的跳过。</w:t>
       </w:r>
     </w:p>
     <w:p>
@@ -6944,9 +6880,17 @@
       <w:r>
         <w:rPr>
           <w:rFonts w:hint="default" w:ascii="Times New Roman" w:hAnsi="Times New Roman" w:eastAsia="微软雅黑" w:cs="Times New Roman"/>
-          <w:color w:val="auto"/>
-        </w:rPr>
-        <w:t xml:space="preserve">  "total_images": 10,</w:t>
+          <w:b/>
+          <w:color w:val="auto"/>
+        </w:rPr>
+        <w:t>Response</w:t>
+      </w:r>
+      <w:r>
+        <w:rPr>
+          <w:rFonts w:hint="default" w:ascii="Times New Roman" w:hAnsi="Times New Roman" w:eastAsia="微软雅黑" w:cs="Times New Roman"/>
+          <w:color w:val="auto"/>
+        </w:rPr>
+        <w:t>:</w:t>
       </w:r>
     </w:p>
     <w:p>
@@ -6961,22 +6905,23 @@
           <w:rFonts w:hint="default" w:ascii="Times New Roman" w:hAnsi="Times New Roman" w:eastAsia="微软雅黑" w:cs="Times New Roman"/>
           <w:color w:val="auto"/>
         </w:rPr>
-        <w:t xml:space="preserve">  "images": [{"index": 1, "filename": "image_001.jpg", "context": "...", "guessed_category": "总平面布置图"}],</w:t>
+        <w:t>{"success": true, "status": "batch_started", "total": 3}</w:t>
       </w:r>
     </w:p>
     <w:p>
       <w:pPr>
-        <w:rPr>
-          <w:rFonts w:hint="default" w:ascii="Times New Roman" w:hAnsi="Times New Roman" w:eastAsia="微软雅黑" w:cs="Times New Roman"/>
-          <w:color w:val="auto"/>
-        </w:rPr>
-      </w:pPr>
-      <w:r>
-        <w:rPr>
-          <w:rFonts w:hint="default" w:ascii="Times New Roman" w:hAnsi="Times New Roman" w:eastAsia="微软雅黑" w:cs="Times New Roman"/>
-          <w:color w:val="auto"/>
-        </w:rPr>
-        <w:t xml:space="preserve">  "reused": false</w:t>
+        <w:pStyle w:val="16"/>
+        <w:rPr>
+          <w:rFonts w:hint="default" w:ascii="Times New Roman" w:hAnsi="Times New Roman" w:eastAsia="微软雅黑" w:cs="Times New Roman"/>
+          <w:color w:val="auto"/>
+        </w:rPr>
+      </w:pPr>
+      <w:r>
+        <w:rPr>
+          <w:rFonts w:hint="default" w:ascii="Times New Roman" w:hAnsi="Times New Roman" w:eastAsia="微软雅黑" w:cs="Times New Roman"/>
+          <w:color w:val="auto"/>
+        </w:rPr>
+        <w:t>`total` = 本次待处理图片数（不含已完成的）</w:t>
       </w:r>
     </w:p>
     <w:p>
@@ -6991,23 +6936,24 @@
           <w:rFonts w:hint="default" w:ascii="Times New Roman" w:hAnsi="Times New Roman" w:eastAsia="微软雅黑" w:cs="Times New Roman"/>
           <w:color w:val="auto"/>
         </w:rPr>
-        <w:t>}</w:t>
+        <w:t>───────────────────────────────────────</w:t>
       </w:r>
     </w:p>
     <w:p>
       <w:pPr>
-        <w:pStyle w:val="16"/>
-        <w:rPr>
-          <w:rFonts w:hint="default" w:ascii="Times New Roman" w:hAnsi="Times New Roman" w:eastAsia="微软雅黑" w:cs="Times New Roman"/>
-          <w:color w:val="auto"/>
-        </w:rPr>
-      </w:pPr>
-      <w:r>
-        <w:rPr>
-          <w:rFonts w:hint="default" w:ascii="Times New Roman" w:hAnsi="Times New Roman" w:eastAsia="微软雅黑" w:cs="Times New Roman"/>
-          <w:color w:val="auto"/>
-        </w:rPr>
-        <w:t>`reused: true` 时表示检测到重复文档，附带 `reuse_hint` 提示文字</w:t>
+        <w:pStyle w:val="5"/>
+        <w:outlineLvl w:val="9"/>
+        <w:rPr>
+          <w:rFonts w:hint="default" w:ascii="Times New Roman" w:hAnsi="Times New Roman" w:eastAsia="微软雅黑" w:cs="Times New Roman"/>
+          <w:color w:val="auto"/>
+        </w:rPr>
+      </w:pPr>
+      <w:r>
+        <w:rPr>
+          <w:rFonts w:hint="default" w:ascii="Times New Roman" w:hAnsi="Times New Roman" w:eastAsia="微软雅黑" w:cs="Times New Roman"/>
+          <w:color w:val="auto"/>
+        </w:rPr>
+        <w:t>POST /docx/analyze-single/{task_id}/{index}</w:t>
       </w:r>
     </w:p>
     <w:p>
@@ -7022,11 +6968,327 @@
           <w:rFonts w:hint="default" w:ascii="Times New Roman" w:hAnsi="Times New Roman" w:eastAsia="微软雅黑" w:cs="Times New Roman"/>
           <w:color w:val="auto"/>
         </w:rPr>
-        <w:t>────────────────────────────────────────</w:t>
+        <w:t>分析单张图片。</w:t>
+      </w:r>
+      <w:r>
+        <w:rPr>
+          <w:rFonts w:hint="default" w:ascii="Times New Roman" w:hAnsi="Times New Roman" w:eastAsia="微软雅黑" w:cs="Times New Roman"/>
+          <w:color w:val="auto"/>
+          <w:sz w:val="18"/>
+        </w:rPr>
+        <w:t>index</w:t>
+      </w:r>
+      <w:r>
+        <w:rPr>
+          <w:rFonts w:hint="default" w:ascii="Times New Roman" w:hAnsi="Times New Roman" w:eastAsia="微软雅黑" w:cs="Times New Roman"/>
+          <w:color w:val="auto"/>
+        </w:rPr>
+        <w:t xml:space="preserve"> 为图片编号（从 1 开始）。</w:t>
       </w:r>
     </w:p>
     <w:p>
       <w:pPr>
+        <w:rPr>
+          <w:rFonts w:hint="default" w:ascii="Times New Roman" w:hAnsi="Times New Roman" w:eastAsia="微软雅黑" w:cs="Times New Roman"/>
+          <w:color w:val="auto"/>
+        </w:rPr>
+      </w:pPr>
+      <w:r>
+        <w:rPr>
+          <w:rFonts w:hint="default" w:ascii="Times New Roman" w:hAnsi="Times New Roman" w:eastAsia="微软雅黑" w:cs="Times New Roman"/>
+          <w:b/>
+          <w:color w:val="auto"/>
+        </w:rPr>
+        <w:t>Response</w:t>
+      </w:r>
+      <w:r>
+        <w:rPr>
+          <w:rFonts w:hint="default" w:ascii="Times New Roman" w:hAnsi="Times New Roman" w:eastAsia="微软雅黑" w:cs="Times New Roman"/>
+          <w:color w:val="auto"/>
+        </w:rPr>
+        <w:t>:</w:t>
+      </w:r>
+    </w:p>
+    <w:tbl>
+      <w:tblPr>
+        <w:tblStyle w:val="36"/>
+        <w:tblW w:w="0" w:type="auto"/>
+        <w:tblInd w:w="0" w:type="dxa"/>
+        <w:tblBorders>
+          <w:top w:val="single" w:color="auto" w:sz="4" w:space="0"/>
+          <w:left w:val="single" w:color="auto" w:sz="4" w:space="0"/>
+          <w:bottom w:val="single" w:color="auto" w:sz="4" w:space="0"/>
+          <w:right w:val="single" w:color="auto" w:sz="4" w:space="0"/>
+          <w:insideH w:val="single" w:color="auto" w:sz="4" w:space="0"/>
+          <w:insideV w:val="single" w:color="auto" w:sz="4" w:space="0"/>
+        </w:tblBorders>
+        <w:tblLayout w:type="autofit"/>
+        <w:tblCellMar>
+          <w:left w:w="108" w:type="dxa"/>
+          <w:right w:w="108" w:type="dxa"/>
+        </w:tblCellMar>
+      </w:tblPr>
+      <w:tblGrid>
+        <w:gridCol w:w="8856"/>
+      </w:tblGrid>
+      <w:tr>
+        <w:tblPrEx>
+          <w:tblBorders>
+            <w:top w:val="single" w:color="auto" w:sz="4" w:space="0"/>
+            <w:left w:val="single" w:color="auto" w:sz="4" w:space="0"/>
+            <w:bottom w:val="single" w:color="auto" w:sz="4" w:space="0"/>
+            <w:right w:val="single" w:color="auto" w:sz="4" w:space="0"/>
+            <w:insideH w:val="single" w:color="auto" w:sz="4" w:space="0"/>
+            <w:insideV w:val="single" w:color="auto" w:sz="4" w:space="0"/>
+          </w:tblBorders>
+          <w:tblCellMar>
+            <w:left w:w="108" w:type="dxa"/>
+            <w:right w:w="108" w:type="dxa"/>
+          </w:tblCellMar>
+        </w:tblPrEx>
+        <w:tc>
+          <w:tcPr>
+            <w:tcW w:w="8856" w:type="dxa"/>
+          </w:tcPr>
+          <w:p>
+            <w:pPr>
+              <w:rPr>
+                <w:rFonts w:hint="default" w:ascii="Times New Roman" w:hAnsi="Times New Roman" w:eastAsia="微软雅黑" w:cs="Times New Roman"/>
+                <w:color w:val="auto"/>
+              </w:rPr>
+            </w:pPr>
+            <w:r>
+              <w:rPr>
+                <w:rFonts w:hint="default" w:ascii="Times New Roman" w:hAnsi="Times New Roman" w:eastAsia="微软雅黑" w:cs="Times New Roman"/>
+                <w:color w:val="auto"/>
+              </w:rPr>
+              <w:t>{</w:t>
+            </w:r>
+          </w:p>
+          <w:p>
+            <w:pPr>
+              <w:rPr>
+                <w:rFonts w:hint="default" w:ascii="Times New Roman" w:hAnsi="Times New Roman" w:eastAsia="微软雅黑" w:cs="Times New Roman"/>
+                <w:color w:val="auto"/>
+              </w:rPr>
+            </w:pPr>
+            <w:r>
+              <w:rPr>
+                <w:rFonts w:hint="default" w:ascii="Times New Roman" w:hAnsi="Times New Roman" w:eastAsia="微软雅黑" w:cs="Times New Roman"/>
+                <w:color w:val="auto"/>
+              </w:rPr>
+              <w:t xml:space="preserve">  "success": true,</w:t>
+            </w:r>
+          </w:p>
+          <w:p>
+            <w:pPr>
+              <w:rPr>
+                <w:rFonts w:hint="default" w:ascii="Times New Roman" w:hAnsi="Times New Roman" w:eastAsia="微软雅黑" w:cs="Times New Roman"/>
+                <w:color w:val="auto"/>
+              </w:rPr>
+            </w:pPr>
+            <w:r>
+              <w:rPr>
+                <w:rFonts w:hint="default" w:ascii="Times New Roman" w:hAnsi="Times New Roman" w:eastAsia="微软雅黑" w:cs="Times New Roman"/>
+                <w:color w:val="auto"/>
+              </w:rPr>
+              <w:t xml:space="preserve">  "index": 1,</w:t>
+            </w:r>
+          </w:p>
+          <w:p>
+            <w:pPr>
+              <w:rPr>
+                <w:rFonts w:hint="default" w:ascii="Times New Roman" w:hAnsi="Times New Roman" w:eastAsia="微软雅黑" w:cs="Times New Roman"/>
+                <w:color w:val="auto"/>
+              </w:rPr>
+            </w:pPr>
+            <w:r>
+              <w:rPr>
+                <w:rFonts w:hint="default" w:ascii="Times New Roman" w:hAnsi="Times New Roman" w:eastAsia="微软雅黑" w:cs="Times New Roman"/>
+                <w:color w:val="auto"/>
+              </w:rPr>
+              <w:t xml:space="preserve">  "result": {</w:t>
+            </w:r>
+          </w:p>
+          <w:p>
+            <w:pPr>
+              <w:rPr>
+                <w:rFonts w:hint="default" w:ascii="Times New Roman" w:hAnsi="Times New Roman" w:eastAsia="微软雅黑" w:cs="Times New Roman"/>
+                <w:color w:val="auto"/>
+              </w:rPr>
+            </w:pPr>
+            <w:r>
+              <w:rPr>
+                <w:rFonts w:hint="default" w:ascii="Times New Roman" w:hAnsi="Times New Roman" w:eastAsia="微软雅黑" w:cs="Times New Roman"/>
+                <w:color w:val="auto"/>
+              </w:rPr>
+              <w:t xml:space="preserve">    "image_type": "总平面布置图",</w:t>
+            </w:r>
+          </w:p>
+          <w:p>
+            <w:pPr>
+              <w:rPr>
+                <w:rFonts w:hint="default" w:ascii="Times New Roman" w:hAnsi="Times New Roman" w:eastAsia="微软雅黑" w:cs="Times New Roman"/>
+                <w:color w:val="auto"/>
+              </w:rPr>
+            </w:pPr>
+            <w:r>
+              <w:rPr>
+                <w:rFonts w:hint="default" w:ascii="Times New Roman" w:hAnsi="Times New Roman" w:eastAsia="微软雅黑" w:cs="Times New Roman"/>
+                <w:color w:val="auto"/>
+              </w:rPr>
+              <w:t xml:space="preserve">    "summary": "...",</w:t>
+            </w:r>
+          </w:p>
+          <w:p>
+            <w:pPr>
+              <w:rPr>
+                <w:rFonts w:hint="default" w:ascii="Times New Roman" w:hAnsi="Times New Roman" w:eastAsia="微软雅黑" w:cs="Times New Roman"/>
+                <w:color w:val="auto"/>
+              </w:rPr>
+            </w:pPr>
+            <w:r>
+              <w:rPr>
+                <w:rFonts w:hint="default" w:ascii="Times New Roman" w:hAnsi="Times New Roman" w:eastAsia="微软雅黑" w:cs="Times New Roman"/>
+                <w:color w:val="auto"/>
+              </w:rPr>
+              <w:t xml:space="preserve">    "evaluation": "...",</w:t>
+            </w:r>
+          </w:p>
+          <w:p>
+            <w:pPr>
+              <w:rPr>
+                <w:rFonts w:hint="default" w:ascii="Times New Roman" w:hAnsi="Times New Roman" w:eastAsia="微软雅黑" w:cs="Times New Roman"/>
+                <w:color w:val="auto"/>
+              </w:rPr>
+            </w:pPr>
+            <w:r>
+              <w:rPr>
+                <w:rFonts w:hint="default" w:ascii="Times New Roman" w:hAnsi="Times New Roman" w:eastAsia="微软雅黑" w:cs="Times New Roman"/>
+                <w:color w:val="auto"/>
+              </w:rPr>
+              <w:t xml:space="preserve">    "has_drawing": true,</w:t>
+            </w:r>
+          </w:p>
+          <w:p>
+            <w:pPr>
+              <w:rPr>
+                <w:rFonts w:hint="default" w:ascii="Times New Roman" w:hAnsi="Times New Roman" w:eastAsia="微软雅黑" w:cs="Times New Roman"/>
+                <w:color w:val="auto"/>
+              </w:rPr>
+            </w:pPr>
+            <w:r>
+              <w:rPr>
+                <w:rFonts w:hint="default" w:ascii="Times New Roman" w:hAnsi="Times New Roman" w:eastAsia="微软雅黑" w:cs="Times New Roman"/>
+                <w:color w:val="auto"/>
+              </w:rPr>
+              <w:t xml:space="preserve">    "drawing_name": "地下室施工阶段三平面图",</w:t>
+            </w:r>
+          </w:p>
+          <w:p>
+            <w:pPr>
+              <w:rPr>
+                <w:rFonts w:hint="default" w:ascii="Times New Roman" w:hAnsi="Times New Roman" w:eastAsia="微软雅黑" w:cs="Times New Roman"/>
+                <w:color w:val="auto"/>
+              </w:rPr>
+            </w:pPr>
+            <w:r>
+              <w:rPr>
+                <w:rFonts w:hint="default" w:ascii="Times New Roman" w:hAnsi="Times New Roman" w:eastAsia="微软雅黑" w:cs="Times New Roman"/>
+                <w:color w:val="auto"/>
+              </w:rPr>
+              <w:t xml:space="preserve">    "elements": {"recognized_items": [...], "facilities": {}},</w:t>
+            </w:r>
+          </w:p>
+          <w:p>
+            <w:pPr>
+              <w:rPr>
+                <w:rFonts w:hint="default" w:ascii="Times New Roman" w:hAnsi="Times New Roman" w:eastAsia="微软雅黑" w:cs="Times New Roman"/>
+                <w:color w:val="auto"/>
+              </w:rPr>
+            </w:pPr>
+            <w:r>
+              <w:rPr>
+                <w:rFonts w:hint="default" w:ascii="Times New Roman" w:hAnsi="Times New Roman" w:eastAsia="微软雅黑" w:cs="Times New Roman"/>
+                <w:color w:val="auto"/>
+              </w:rPr>
+              <w:t xml:space="preserve">    "construction_schedule": {"has_schedule": false},</w:t>
+            </w:r>
+          </w:p>
+          <w:p>
+            <w:pPr>
+              <w:rPr>
+                <w:rFonts w:hint="default" w:ascii="Times New Roman" w:hAnsi="Times New Roman" w:eastAsia="微软雅黑" w:cs="Times New Roman"/>
+                <w:color w:val="auto"/>
+              </w:rPr>
+            </w:pPr>
+            <w:r>
+              <w:rPr>
+                <w:rFonts w:hint="default" w:ascii="Times New Roman" w:hAnsi="Times New Roman" w:eastAsia="微软雅黑" w:cs="Times New Roman"/>
+                <w:color w:val="auto"/>
+              </w:rPr>
+              <w:t xml:space="preserve">    "dimensions_specs": {"found": true, "items": [...]}</w:t>
+            </w:r>
+          </w:p>
+          <w:p>
+            <w:pPr>
+              <w:rPr>
+                <w:rFonts w:hint="default" w:ascii="Times New Roman" w:hAnsi="Times New Roman" w:eastAsia="微软雅黑" w:cs="Times New Roman"/>
+                <w:color w:val="auto"/>
+              </w:rPr>
+            </w:pPr>
+            <w:r>
+              <w:rPr>
+                <w:rFonts w:hint="default" w:ascii="Times New Roman" w:hAnsi="Times New Roman" w:eastAsia="微软雅黑" w:cs="Times New Roman"/>
+                <w:color w:val="auto"/>
+              </w:rPr>
+              <w:t xml:space="preserve">  }</w:t>
+            </w:r>
+          </w:p>
+          <w:p>
+            <w:pPr>
+              <w:rPr>
+                <w:rFonts w:hint="default" w:ascii="Times New Roman" w:hAnsi="Times New Roman" w:eastAsia="微软雅黑" w:cs="Times New Roman"/>
+                <w:color w:val="auto"/>
+                <w:vertAlign w:val="baseline"/>
+              </w:rPr>
+            </w:pPr>
+            <w:r>
+              <w:rPr>
+                <w:rFonts w:hint="default" w:ascii="Times New Roman" w:hAnsi="Times New Roman" w:eastAsia="微软雅黑" w:cs="Times New Roman"/>
+                <w:color w:val="auto"/>
+              </w:rPr>
+              <w:t>}</w:t>
+            </w:r>
+          </w:p>
+        </w:tc>
+      </w:tr>
+    </w:tbl>
+    <w:p>
+      <w:pPr>
+        <w:rPr>
+          <w:rFonts w:hint="default" w:ascii="Times New Roman" w:hAnsi="Times New Roman" w:eastAsia="微软雅黑" w:cs="Times New Roman"/>
+          <w:color w:val="auto"/>
+        </w:rPr>
+      </w:pPr>
+    </w:p>
+    <w:p>
+      <w:pPr>
+        <w:rPr>
+          <w:rFonts w:hint="default" w:ascii="Times New Roman" w:hAnsi="Times New Roman" w:eastAsia="微软雅黑" w:cs="Times New Roman"/>
+          <w:color w:val="auto"/>
+        </w:rPr>
+      </w:pPr>
+      <w:r>
+        <w:rPr>
+          <w:rFonts w:hint="default" w:ascii="Times New Roman" w:hAnsi="Times New Roman" w:eastAsia="微软雅黑" w:cs="Times New Roman"/>
+          <w:color w:val="auto"/>
+        </w:rPr>
+        <w:t>────────────────────────────────────────</w:t>
+      </w:r>
+    </w:p>
+    <w:p>
+      <w:pPr>
         <w:pStyle w:val="5"/>
         <w:outlineLvl w:val="9"/>
         <w:rPr>
@@ -7039,7 +7301,7 @@
           <w:rFonts w:hint="default" w:ascii="Times New Roman" w:hAnsi="Times New Roman" w:eastAsia="微软雅黑" w:cs="Times New Roman"/>
           <w:color w:val="auto"/>
         </w:rPr>
-        <w:t>POST /docx/analyze/{task_id}</w:t>
+        <w:t>GET /docx/status/{task_id}</w:t>
       </w:r>
     </w:p>
     <w:p>
@@ -7054,7 +7316,7 @@
           <w:rFonts w:hint="default" w:ascii="Times New Roman" w:hAnsi="Times New Roman" w:eastAsia="微软雅黑" w:cs="Times New Roman"/>
           <w:color w:val="auto"/>
         </w:rPr>
-        <w:t>启动批量 AI 分析。仅处理未分析或上次异常的图片，已成功的跳过。</w:t>
+        <w:t>获取任务状态（HTTP 轮询）。</w:t>
       </w:r>
     </w:p>
     <w:p>
@@ -7080,597 +7342,246 @@
         <w:t>:</w:t>
       </w:r>
     </w:p>
-    <w:p>
-      <w:pPr>
-        <w:rPr>
-          <w:rFonts w:hint="default" w:ascii="Times New Roman" w:hAnsi="Times New Roman" w:eastAsia="微软雅黑" w:cs="Times New Roman"/>
-          <w:color w:val="auto"/>
-        </w:rPr>
-      </w:pPr>
-      <w:r>
-        <w:rPr>
-          <w:rFonts w:hint="default" w:ascii="Times New Roman" w:hAnsi="Times New Roman" w:eastAsia="微软雅黑" w:cs="Times New Roman"/>
-          <w:color w:val="auto"/>
-        </w:rPr>
-        <w:t>{"success": true, "status": "batch_started", "total": 3}</w:t>
-      </w:r>
-    </w:p>
-    <w:p>
-      <w:pPr>
-        <w:pStyle w:val="16"/>
-        <w:rPr>
-          <w:rFonts w:hint="default" w:ascii="Times New Roman" w:hAnsi="Times New Roman" w:eastAsia="微软雅黑" w:cs="Times New Roman"/>
-          <w:color w:val="auto"/>
-        </w:rPr>
-      </w:pPr>
-      <w:r>
-        <w:rPr>
-          <w:rFonts w:hint="default" w:ascii="Times New Roman" w:hAnsi="Times New Roman" w:eastAsia="微软雅黑" w:cs="Times New Roman"/>
-          <w:color w:val="auto"/>
-        </w:rPr>
-        <w:t>`total` = 本次待处理图片数（不含已完成的）</w:t>
-      </w:r>
-    </w:p>
-    <w:p>
-      <w:pPr>
-        <w:rPr>
-          <w:rFonts w:hint="default" w:ascii="Times New Roman" w:hAnsi="Times New Roman" w:eastAsia="微软雅黑" w:cs="Times New Roman"/>
-          <w:color w:val="auto"/>
-        </w:rPr>
-      </w:pPr>
-      <w:r>
-        <w:rPr>
-          <w:rFonts w:hint="default" w:ascii="Times New Roman" w:hAnsi="Times New Roman" w:eastAsia="微软雅黑" w:cs="Times New Roman"/>
-          <w:color w:val="auto"/>
-        </w:rPr>
-        <w:t>───────────────────────────────────────</w:t>
-      </w:r>
-    </w:p>
-    <w:p>
-      <w:pPr>
-        <w:pStyle w:val="5"/>
-        <w:outlineLvl w:val="9"/>
-        <w:rPr>
-          <w:rFonts w:hint="default" w:ascii="Times New Roman" w:hAnsi="Times New Roman" w:eastAsia="微软雅黑" w:cs="Times New Roman"/>
-          <w:color w:val="auto"/>
-        </w:rPr>
-      </w:pPr>
-      <w:r>
-        <w:rPr>
-          <w:rFonts w:hint="default" w:ascii="Times New Roman" w:hAnsi="Times New Roman" w:eastAsia="微软雅黑" w:cs="Times New Roman"/>
-          <w:color w:val="auto"/>
-        </w:rPr>
-        <w:t>POST /docx/analyze-single/{task_id}/{index}</w:t>
-      </w:r>
-    </w:p>
-    <w:p>
-      <w:pPr>
-        <w:rPr>
-          <w:rFonts w:hint="default" w:ascii="Times New Roman" w:hAnsi="Times New Roman" w:eastAsia="微软雅黑" w:cs="Times New Roman"/>
-          <w:color w:val="auto"/>
-        </w:rPr>
-      </w:pPr>
-      <w:r>
-        <w:rPr>
-          <w:rFonts w:hint="default" w:ascii="Times New Roman" w:hAnsi="Times New Roman" w:eastAsia="微软雅黑" w:cs="Times New Roman"/>
-          <w:color w:val="auto"/>
-        </w:rPr>
-        <w:t>分析单张图片。</w:t>
-      </w:r>
-      <w:r>
-        <w:rPr>
-          <w:rFonts w:hint="default" w:ascii="Times New Roman" w:hAnsi="Times New Roman" w:eastAsia="微软雅黑" w:cs="Times New Roman"/>
-          <w:color w:val="auto"/>
-          <w:sz w:val="18"/>
-        </w:rPr>
-        <w:t>index</w:t>
-      </w:r>
-      <w:r>
-        <w:rPr>
-          <w:rFonts w:hint="default" w:ascii="Times New Roman" w:hAnsi="Times New Roman" w:eastAsia="微软雅黑" w:cs="Times New Roman"/>
-          <w:color w:val="auto"/>
-        </w:rPr>
-        <w:t xml:space="preserve"> 为图片编号（从 1 开始）。</w:t>
-      </w:r>
-    </w:p>
-    <w:p>
-      <w:pPr>
-        <w:rPr>
-          <w:rFonts w:hint="default" w:ascii="Times New Roman" w:hAnsi="Times New Roman" w:eastAsia="微软雅黑" w:cs="Times New Roman"/>
-          <w:color w:val="auto"/>
-        </w:rPr>
-      </w:pPr>
-      <w:r>
-        <w:rPr>
-          <w:rFonts w:hint="default" w:ascii="Times New Roman" w:hAnsi="Times New Roman" w:eastAsia="微软雅黑" w:cs="Times New Roman"/>
-          <w:b/>
-          <w:color w:val="auto"/>
-        </w:rPr>
-        <w:t>Response</w:t>
-      </w:r>
-      <w:r>
-        <w:rPr>
-          <w:rFonts w:hint="default" w:ascii="Times New Roman" w:hAnsi="Times New Roman" w:eastAsia="微软雅黑" w:cs="Times New Roman"/>
-          <w:color w:val="auto"/>
-        </w:rPr>
-        <w:t>:</w:t>
-      </w:r>
-    </w:p>
-    <w:p>
-      <w:pPr>
-        <w:rPr>
-          <w:rFonts w:hint="default" w:ascii="Times New Roman" w:hAnsi="Times New Roman" w:eastAsia="微软雅黑" w:cs="Times New Roman"/>
-          <w:color w:val="auto"/>
-        </w:rPr>
-      </w:pPr>
-      <w:r>
-        <w:rPr>
-          <w:rFonts w:hint="default" w:ascii="Times New Roman" w:hAnsi="Times New Roman" w:eastAsia="微软雅黑" w:cs="Times New Roman"/>
-          <w:color w:val="auto"/>
-        </w:rPr>
-        <w:t>{</w:t>
-      </w:r>
-    </w:p>
-    <w:p>
-      <w:pPr>
-        <w:rPr>
-          <w:rFonts w:hint="default" w:ascii="Times New Roman" w:hAnsi="Times New Roman" w:eastAsia="微软雅黑" w:cs="Times New Roman"/>
-          <w:color w:val="auto"/>
-        </w:rPr>
-      </w:pPr>
-      <w:r>
-        <w:rPr>
-          <w:rFonts w:hint="default" w:ascii="Times New Roman" w:hAnsi="Times New Roman" w:eastAsia="微软雅黑" w:cs="Times New Roman"/>
-          <w:color w:val="auto"/>
-        </w:rPr>
-        <w:t xml:space="preserve">  "success": true,</w:t>
-      </w:r>
-    </w:p>
-    <w:p>
-      <w:pPr>
-        <w:rPr>
-          <w:rFonts w:hint="default" w:ascii="Times New Roman" w:hAnsi="Times New Roman" w:eastAsia="微软雅黑" w:cs="Times New Roman"/>
-          <w:color w:val="auto"/>
-        </w:rPr>
-      </w:pPr>
-      <w:r>
-        <w:rPr>
-          <w:rFonts w:hint="default" w:ascii="Times New Roman" w:hAnsi="Times New Roman" w:eastAsia="微软雅黑" w:cs="Times New Roman"/>
-          <w:color w:val="auto"/>
-        </w:rPr>
-        <w:t xml:space="preserve">  "index": 1,</w:t>
-      </w:r>
-    </w:p>
-    <w:p>
-      <w:pPr>
-        <w:rPr>
-          <w:rFonts w:hint="default" w:ascii="Times New Roman" w:hAnsi="Times New Roman" w:eastAsia="微软雅黑" w:cs="Times New Roman"/>
-          <w:color w:val="auto"/>
-        </w:rPr>
-      </w:pPr>
-      <w:r>
-        <w:rPr>
-          <w:rFonts w:hint="default" w:ascii="Times New Roman" w:hAnsi="Times New Roman" w:eastAsia="微软雅黑" w:cs="Times New Roman"/>
-          <w:color w:val="auto"/>
-        </w:rPr>
-        <w:t xml:space="preserve">  "result": {</w:t>
-      </w:r>
-    </w:p>
-    <w:p>
-      <w:pPr>
-        <w:rPr>
-          <w:rFonts w:hint="default" w:ascii="Times New Roman" w:hAnsi="Times New Roman" w:eastAsia="微软雅黑" w:cs="Times New Roman"/>
-          <w:color w:val="auto"/>
-        </w:rPr>
-      </w:pPr>
-      <w:r>
-        <w:rPr>
-          <w:rFonts w:hint="default" w:ascii="Times New Roman" w:hAnsi="Times New Roman" w:eastAsia="微软雅黑" w:cs="Times New Roman"/>
-          <w:color w:val="auto"/>
-        </w:rPr>
-        <w:t xml:space="preserve">    "image_type": "总平面布置图",</w:t>
-      </w:r>
-    </w:p>
-    <w:p>
-      <w:pPr>
-        <w:rPr>
-          <w:rFonts w:hint="default" w:ascii="Times New Roman" w:hAnsi="Times New Roman" w:eastAsia="微软雅黑" w:cs="Times New Roman"/>
-          <w:color w:val="auto"/>
-        </w:rPr>
-      </w:pPr>
-      <w:r>
-        <w:rPr>
-          <w:rFonts w:hint="default" w:ascii="Times New Roman" w:hAnsi="Times New Roman" w:eastAsia="微软雅黑" w:cs="Times New Roman"/>
-          <w:color w:val="auto"/>
-        </w:rPr>
-        <w:t xml:space="preserve">    "summary": "...",</w:t>
-      </w:r>
-    </w:p>
-    <w:p>
-      <w:pPr>
-        <w:rPr>
-          <w:rFonts w:hint="default" w:ascii="Times New Roman" w:hAnsi="Times New Roman" w:eastAsia="微软雅黑" w:cs="Times New Roman"/>
-          <w:color w:val="auto"/>
-        </w:rPr>
-      </w:pPr>
-      <w:r>
-        <w:rPr>
-          <w:rFonts w:hint="default" w:ascii="Times New Roman" w:hAnsi="Times New Roman" w:eastAsia="微软雅黑" w:cs="Times New Roman"/>
-          <w:color w:val="auto"/>
-        </w:rPr>
-        <w:t xml:space="preserve">    "evaluation": "...",</w:t>
-      </w:r>
-    </w:p>
-    <w:p>
-      <w:pPr>
-        <w:rPr>
-          <w:rFonts w:hint="default" w:ascii="Times New Roman" w:hAnsi="Times New Roman" w:eastAsia="微软雅黑" w:cs="Times New Roman"/>
-          <w:color w:val="auto"/>
-        </w:rPr>
-      </w:pPr>
-      <w:r>
-        <w:rPr>
-          <w:rFonts w:hint="default" w:ascii="Times New Roman" w:hAnsi="Times New Roman" w:eastAsia="微软雅黑" w:cs="Times New Roman"/>
-          <w:color w:val="auto"/>
-        </w:rPr>
-        <w:t xml:space="preserve">    "has_drawing": true,</w:t>
-      </w:r>
-    </w:p>
-    <w:p>
-      <w:pPr>
-        <w:rPr>
-          <w:rFonts w:hint="default" w:ascii="Times New Roman" w:hAnsi="Times New Roman" w:eastAsia="微软雅黑" w:cs="Times New Roman"/>
-          <w:color w:val="auto"/>
-        </w:rPr>
-      </w:pPr>
-      <w:r>
-        <w:rPr>
-          <w:rFonts w:hint="default" w:ascii="Times New Roman" w:hAnsi="Times New Roman" w:eastAsia="微软雅黑" w:cs="Times New Roman"/>
-          <w:color w:val="auto"/>
-        </w:rPr>
-        <w:t xml:space="preserve">    "drawing_name": "地下室施工阶段三平面图",</w:t>
-      </w:r>
-    </w:p>
-    <w:p>
-      <w:pPr>
-        <w:rPr>
-          <w:rFonts w:hint="default" w:ascii="Times New Roman" w:hAnsi="Times New Roman" w:eastAsia="微软雅黑" w:cs="Times New Roman"/>
-          <w:color w:val="auto"/>
-        </w:rPr>
-      </w:pPr>
-      <w:r>
-        <w:rPr>
-          <w:rFonts w:hint="default" w:ascii="Times New Roman" w:hAnsi="Times New Roman" w:eastAsia="微软雅黑" w:cs="Times New Roman"/>
-          <w:color w:val="auto"/>
-        </w:rPr>
-        <w:t xml:space="preserve">    "elements": {"recognized_items": [...], "facilities": {}},</w:t>
-      </w:r>
-    </w:p>
-    <w:p>
-      <w:pPr>
-        <w:rPr>
-          <w:rFonts w:hint="default" w:ascii="Times New Roman" w:hAnsi="Times New Roman" w:eastAsia="微软雅黑" w:cs="Times New Roman"/>
-          <w:color w:val="auto"/>
-        </w:rPr>
-      </w:pPr>
-      <w:r>
-        <w:rPr>
-          <w:rFonts w:hint="default" w:ascii="Times New Roman" w:hAnsi="Times New Roman" w:eastAsia="微软雅黑" w:cs="Times New Roman"/>
-          <w:color w:val="auto"/>
-        </w:rPr>
-        <w:t xml:space="preserve">    "construction_schedule": {"has_schedule": false},</w:t>
-      </w:r>
-    </w:p>
-    <w:p>
-      <w:pPr>
-        <w:rPr>
-          <w:rFonts w:hint="default" w:ascii="Times New Roman" w:hAnsi="Times New Roman" w:eastAsia="微软雅黑" w:cs="Times New Roman"/>
-          <w:color w:val="auto"/>
-        </w:rPr>
-      </w:pPr>
-      <w:r>
-        <w:rPr>
-          <w:rFonts w:hint="default" w:ascii="Times New Roman" w:hAnsi="Times New Roman" w:eastAsia="微软雅黑" w:cs="Times New Roman"/>
-          <w:color w:val="auto"/>
-        </w:rPr>
-        <w:t xml:space="preserve">    "dimensions_specs": {"found": true, "items": [...]}</w:t>
-      </w:r>
-    </w:p>
-    <w:p>
-      <w:pPr>
-        <w:rPr>
-          <w:rFonts w:hint="default" w:ascii="Times New Roman" w:hAnsi="Times New Roman" w:eastAsia="微软雅黑" w:cs="Times New Roman"/>
-          <w:color w:val="auto"/>
-        </w:rPr>
-      </w:pPr>
-      <w:r>
-        <w:rPr>
-          <w:rFonts w:hint="default" w:ascii="Times New Roman" w:hAnsi="Times New Roman" w:eastAsia="微软雅黑" w:cs="Times New Roman"/>
-          <w:color w:val="auto"/>
-        </w:rPr>
-        <w:t xml:space="preserve">  }</w:t>
-      </w:r>
-    </w:p>
-    <w:p>
-      <w:pPr>
-        <w:rPr>
-          <w:rFonts w:hint="default" w:ascii="Times New Roman" w:hAnsi="Times New Roman" w:eastAsia="微软雅黑" w:cs="Times New Roman"/>
-          <w:color w:val="auto"/>
-        </w:rPr>
-      </w:pPr>
-      <w:r>
-        <w:rPr>
-          <w:rFonts w:hint="default" w:ascii="Times New Roman" w:hAnsi="Times New Roman" w:eastAsia="微软雅黑" w:cs="Times New Roman"/>
-          <w:color w:val="auto"/>
-        </w:rPr>
-        <w:t>}</w:t>
-      </w:r>
-    </w:p>
-    <w:p>
-      <w:pPr>
-        <w:rPr>
-          <w:rFonts w:hint="default" w:ascii="Times New Roman" w:hAnsi="Times New Roman" w:eastAsia="微软雅黑" w:cs="Times New Roman"/>
-          <w:color w:val="auto"/>
-        </w:rPr>
-      </w:pPr>
-      <w:r>
-        <w:rPr>
-          <w:rFonts w:hint="default" w:ascii="Times New Roman" w:hAnsi="Times New Roman" w:eastAsia="微软雅黑" w:cs="Times New Roman"/>
-          <w:color w:val="auto"/>
-        </w:rPr>
-        <w:t>────────────────────────────────────────</w:t>
-      </w:r>
-    </w:p>
-    <w:p>
-      <w:pPr>
-        <w:pStyle w:val="5"/>
-        <w:outlineLvl w:val="9"/>
-        <w:rPr>
-          <w:rFonts w:hint="default" w:ascii="Times New Roman" w:hAnsi="Times New Roman" w:eastAsia="微软雅黑" w:cs="Times New Roman"/>
-          <w:color w:val="auto"/>
-        </w:rPr>
-      </w:pPr>
-      <w:r>
-        <w:rPr>
-          <w:rFonts w:hint="default" w:ascii="Times New Roman" w:hAnsi="Times New Roman" w:eastAsia="微软雅黑" w:cs="Times New Roman"/>
-          <w:color w:val="auto"/>
-        </w:rPr>
-        <w:t>GET /docx/status/{task_id}</w:t>
-      </w:r>
-    </w:p>
-    <w:p>
-      <w:pPr>
-        <w:rPr>
-          <w:rFonts w:hint="default" w:ascii="Times New Roman" w:hAnsi="Times New Roman" w:eastAsia="微软雅黑" w:cs="Times New Roman"/>
-          <w:color w:val="auto"/>
-        </w:rPr>
-      </w:pPr>
-      <w:r>
-        <w:rPr>
-          <w:rFonts w:hint="default" w:ascii="Times New Roman" w:hAnsi="Times New Roman" w:eastAsia="微软雅黑" w:cs="Times New Roman"/>
-          <w:color w:val="auto"/>
-        </w:rPr>
-        <w:t>获取任务状态（HTTP 轮询）。</w:t>
-      </w:r>
-    </w:p>
-    <w:p>
-      <w:pPr>
-        <w:rPr>
-          <w:rFonts w:hint="default" w:ascii="Times New Roman" w:hAnsi="Times New Roman" w:eastAsia="微软雅黑" w:cs="Times New Roman"/>
-          <w:color w:val="auto"/>
-        </w:rPr>
-      </w:pPr>
-      <w:r>
-        <w:rPr>
-          <w:rFonts w:hint="default" w:ascii="Times New Roman" w:hAnsi="Times New Roman" w:eastAsia="微软雅黑" w:cs="Times New Roman"/>
-          <w:b/>
-          <w:color w:val="auto"/>
-        </w:rPr>
-        <w:t>Response</w:t>
-      </w:r>
-      <w:r>
-        <w:rPr>
-          <w:rFonts w:hint="default" w:ascii="Times New Roman" w:hAnsi="Times New Roman" w:eastAsia="微软雅黑" w:cs="Times New Roman"/>
-          <w:color w:val="auto"/>
-        </w:rPr>
-        <w:t>:</w:t>
-      </w:r>
-    </w:p>
-    <w:p>
-      <w:pPr>
-        <w:rPr>
-          <w:rFonts w:hint="default" w:ascii="Times New Roman" w:hAnsi="Times New Roman" w:eastAsia="微软雅黑" w:cs="Times New Roman"/>
-          <w:color w:val="auto"/>
-        </w:rPr>
-      </w:pPr>
-      <w:r>
-        <w:rPr>
-          <w:rFonts w:hint="default" w:ascii="Times New Roman" w:hAnsi="Times New Roman" w:eastAsia="微软雅黑" w:cs="Times New Roman"/>
-          <w:color w:val="auto"/>
-        </w:rPr>
-        <w:t>{</w:t>
-      </w:r>
-    </w:p>
-    <w:p>
-      <w:pPr>
-        <w:rPr>
-          <w:rFonts w:hint="default" w:ascii="Times New Roman" w:hAnsi="Times New Roman" w:eastAsia="微软雅黑" w:cs="Times New Roman"/>
-          <w:color w:val="auto"/>
-        </w:rPr>
-      </w:pPr>
-      <w:r>
-        <w:rPr>
-          <w:rFonts w:hint="default" w:ascii="Times New Roman" w:hAnsi="Times New Roman" w:eastAsia="微软雅黑" w:cs="Times New Roman"/>
-          <w:color w:val="auto"/>
-        </w:rPr>
-        <w:t xml:space="preserve">  "success": true,</w:t>
-      </w:r>
-    </w:p>
-    <w:p>
-      <w:pPr>
-        <w:rPr>
-          <w:rFonts w:hint="default" w:ascii="Times New Roman" w:hAnsi="Times New Roman" w:eastAsia="微软雅黑" w:cs="Times New Roman"/>
-          <w:color w:val="auto"/>
-        </w:rPr>
-      </w:pPr>
-      <w:r>
-        <w:rPr>
-          <w:rFonts w:hint="default" w:ascii="Times New Roman" w:hAnsi="Times New Roman" w:eastAsia="微软雅黑" w:cs="Times New Roman"/>
-          <w:color w:val="auto"/>
-        </w:rPr>
-        <w:t xml:space="preserve">  "task_id": "...",</w:t>
-      </w:r>
-    </w:p>
-    <w:p>
-      <w:pPr>
-        <w:rPr>
-          <w:rFonts w:hint="default" w:ascii="Times New Roman" w:hAnsi="Times New Roman" w:eastAsia="微软雅黑" w:cs="Times New Roman"/>
-          <w:color w:val="auto"/>
-        </w:rPr>
-      </w:pPr>
-      <w:r>
-        <w:rPr>
-          <w:rFonts w:hint="default" w:ascii="Times New Roman" w:hAnsi="Times New Roman" w:eastAsia="微软雅黑" w:cs="Times New Roman"/>
-          <w:color w:val="auto"/>
-        </w:rPr>
-        <w:t xml:space="preserve">  "status": "analyzing",</w:t>
-      </w:r>
-    </w:p>
-    <w:p>
-      <w:pPr>
-        <w:rPr>
-          <w:rFonts w:hint="default" w:ascii="Times New Roman" w:hAnsi="Times New Roman" w:eastAsia="微软雅黑" w:cs="Times New Roman"/>
-          <w:color w:val="auto"/>
-        </w:rPr>
-      </w:pPr>
-      <w:r>
-        <w:rPr>
-          <w:rFonts w:hint="default" w:ascii="Times New Roman" w:hAnsi="Times New Roman" w:eastAsia="微软雅黑" w:cs="Times New Roman"/>
-          <w:color w:val="auto"/>
-        </w:rPr>
-        <w:t xml:space="preserve">  "total_images": 10,</w:t>
-      </w:r>
-    </w:p>
-    <w:p>
-      <w:pPr>
-        <w:rPr>
-          <w:rFonts w:hint="default" w:ascii="Times New Roman" w:hAnsi="Times New Roman" w:eastAsia="微软雅黑" w:cs="Times New Roman"/>
-          <w:color w:val="auto"/>
-        </w:rPr>
-      </w:pPr>
-      <w:r>
-        <w:rPr>
-          <w:rFonts w:hint="default" w:ascii="Times New Roman" w:hAnsi="Times New Roman" w:eastAsia="微软雅黑" w:cs="Times New Roman"/>
-          <w:color w:val="auto"/>
-        </w:rPr>
-        <w:t xml:space="preserve">  "batch_running": true,</w:t>
-      </w:r>
-    </w:p>
-    <w:p>
-      <w:pPr>
-        <w:rPr>
-          <w:rFonts w:hint="default" w:ascii="Times New Roman" w:hAnsi="Times New Roman" w:eastAsia="微软雅黑" w:cs="Times New Roman"/>
-          <w:color w:val="auto"/>
-        </w:rPr>
-      </w:pPr>
-      <w:r>
-        <w:rPr>
-          <w:rFonts w:hint="default" w:ascii="Times New Roman" w:hAnsi="Times New Roman" w:eastAsia="微软雅黑" w:cs="Times New Roman"/>
-          <w:color w:val="auto"/>
-        </w:rPr>
-        <w:t xml:space="preserve">  "batch_progress": 5,</w:t>
-      </w:r>
-    </w:p>
-    <w:p>
-      <w:pPr>
-        <w:rPr>
-          <w:rFonts w:hint="default" w:ascii="Times New Roman" w:hAnsi="Times New Roman" w:eastAsia="微软雅黑" w:cs="Times New Roman"/>
-          <w:color w:val="auto"/>
-        </w:rPr>
-      </w:pPr>
-      <w:r>
-        <w:rPr>
-          <w:rFonts w:hint="default" w:ascii="Times New Roman" w:hAnsi="Times New Roman" w:eastAsia="微软雅黑" w:cs="Times New Roman"/>
-          <w:color w:val="auto"/>
-        </w:rPr>
-        <w:t xml:space="preserve">  "batch_total": 8,</w:t>
-      </w:r>
-    </w:p>
-    <w:p>
-      <w:pPr>
-        <w:rPr>
-          <w:rFonts w:hint="default" w:ascii="Times New Roman" w:hAnsi="Times New Roman" w:eastAsia="微软雅黑" w:cs="Times New Roman"/>
-          <w:color w:val="auto"/>
-        </w:rPr>
-      </w:pPr>
-      <w:r>
-        <w:rPr>
-          <w:rFonts w:hint="default" w:ascii="Times New Roman" w:hAnsi="Times New Roman" w:eastAsia="微软雅黑" w:cs="Times New Roman"/>
-          <w:color w:val="auto"/>
-        </w:rPr>
-        <w:t xml:space="preserve">  "batch_status": "",</w:t>
-      </w:r>
-    </w:p>
-    <w:p>
-      <w:pPr>
-        <w:rPr>
-          <w:rFonts w:hint="default" w:ascii="Times New Roman" w:hAnsi="Times New Roman" w:eastAsia="微软雅黑" w:cs="Times New Roman"/>
-          <w:color w:val="auto"/>
-        </w:rPr>
-      </w:pPr>
-      <w:r>
-        <w:rPr>
-          <w:rFonts w:hint="default" w:ascii="Times New Roman" w:hAnsi="Times New Roman" w:eastAsia="微软雅黑" w:cs="Times New Roman"/>
-          <w:color w:val="auto"/>
-        </w:rPr>
-        <w:t xml:space="preserve">  "batch_summary": "",</w:t>
-      </w:r>
-    </w:p>
-    <w:p>
-      <w:pPr>
-        <w:rPr>
-          <w:rFonts w:hint="default" w:ascii="Times New Roman" w:hAnsi="Times New Roman" w:eastAsia="微软雅黑" w:cs="Times New Roman"/>
-          <w:color w:val="auto"/>
-        </w:rPr>
-      </w:pPr>
-      <w:r>
-        <w:rPr>
-          <w:rFonts w:hint="default" w:ascii="Times New Roman" w:hAnsi="Times New Roman" w:eastAsia="微软雅黑" w:cs="Times New Roman"/>
-          <w:color w:val="auto"/>
-        </w:rPr>
-        <w:t xml:space="preserve">  "batch_error_count": 1,</w:t>
-      </w:r>
-    </w:p>
-    <w:p>
-      <w:pPr>
-        <w:rPr>
-          <w:rFonts w:hint="default" w:ascii="Times New Roman" w:hAnsi="Times New Roman" w:eastAsia="微软雅黑" w:cs="Times New Roman"/>
-          <w:color w:val="auto"/>
-        </w:rPr>
-      </w:pPr>
-      <w:r>
-        <w:rPr>
-          <w:rFonts w:hint="default" w:ascii="Times New Roman" w:hAnsi="Times New Roman" w:eastAsia="微软雅黑" w:cs="Times New Roman"/>
-          <w:color w:val="auto"/>
-        </w:rPr>
-        <w:t xml:space="preserve">  "results": {"1": {...}, "2": {...}}</w:t>
-      </w:r>
-    </w:p>
-    <w:p>
-      <w:pPr>
-        <w:rPr>
-          <w:rFonts w:hint="default" w:ascii="Times New Roman" w:hAnsi="Times New Roman" w:eastAsia="微软雅黑" w:cs="Times New Roman"/>
-          <w:color w:val="auto"/>
-        </w:rPr>
-      </w:pPr>
-      <w:r>
-        <w:rPr>
-          <w:rFonts w:hint="default" w:ascii="Times New Roman" w:hAnsi="Times New Roman" w:eastAsia="微软雅黑" w:cs="Times New Roman"/>
-          <w:color w:val="auto"/>
-        </w:rPr>
-        <w:t>}</w:t>
-      </w:r>
-    </w:p>
+    <w:tbl>
+      <w:tblPr>
+        <w:tblStyle w:val="36"/>
+        <w:tblW w:w="0" w:type="auto"/>
+        <w:tblInd w:w="0" w:type="dxa"/>
+        <w:tblBorders>
+          <w:top w:val="single" w:color="auto" w:sz="4" w:space="0"/>
+          <w:left w:val="single" w:color="auto" w:sz="4" w:space="0"/>
+          <w:bottom w:val="single" w:color="auto" w:sz="4" w:space="0"/>
+          <w:right w:val="single" w:color="auto" w:sz="4" w:space="0"/>
+          <w:insideH w:val="single" w:color="auto" w:sz="4" w:space="0"/>
+          <w:insideV w:val="single" w:color="auto" w:sz="4" w:space="0"/>
+        </w:tblBorders>
+        <w:tblLayout w:type="autofit"/>
+        <w:tblCellMar>
+          <w:left w:w="108" w:type="dxa"/>
+          <w:right w:w="108" w:type="dxa"/>
+        </w:tblCellMar>
+      </w:tblPr>
+      <w:tblGrid>
+        <w:gridCol w:w="8856"/>
+      </w:tblGrid>
+      <w:tr>
+        <w:tblPrEx>
+          <w:tblBorders>
+            <w:top w:val="single" w:color="auto" w:sz="4" w:space="0"/>
+            <w:left w:val="single" w:color="auto" w:sz="4" w:space="0"/>
+            <w:bottom w:val="single" w:color="auto" w:sz="4" w:space="0"/>
+            <w:right w:val="single" w:color="auto" w:sz="4" w:space="0"/>
+            <w:insideH w:val="single" w:color="auto" w:sz="4" w:space="0"/>
+            <w:insideV w:val="single" w:color="auto" w:sz="4" w:space="0"/>
+          </w:tblBorders>
+          <w:tblCellMar>
+            <w:left w:w="108" w:type="dxa"/>
+            <w:right w:w="108" w:type="dxa"/>
+          </w:tblCellMar>
+        </w:tblPrEx>
+        <w:tc>
+          <w:tcPr>
+            <w:tcW w:w="8856" w:type="dxa"/>
+          </w:tcPr>
+          <w:p>
+            <w:pPr>
+              <w:rPr>
+                <w:rFonts w:hint="default" w:ascii="Times New Roman" w:hAnsi="Times New Roman" w:eastAsia="微软雅黑" w:cs="Times New Roman"/>
+                <w:color w:val="auto"/>
+              </w:rPr>
+            </w:pPr>
+            <w:r>
+              <w:rPr>
+                <w:rFonts w:hint="default" w:ascii="Times New Roman" w:hAnsi="Times New Roman" w:eastAsia="微软雅黑" w:cs="Times New Roman"/>
+                <w:color w:val="auto"/>
+              </w:rPr>
+              <w:t>{</w:t>
+            </w:r>
+          </w:p>
+          <w:p>
+            <w:pPr>
+              <w:rPr>
+                <w:rFonts w:hint="default" w:ascii="Times New Roman" w:hAnsi="Times New Roman" w:eastAsia="微软雅黑" w:cs="Times New Roman"/>
+                <w:color w:val="auto"/>
+              </w:rPr>
+            </w:pPr>
+            <w:r>
+              <w:rPr>
+                <w:rFonts w:hint="default" w:ascii="Times New Roman" w:hAnsi="Times New Roman" w:eastAsia="微软雅黑" w:cs="Times New Roman"/>
+                <w:color w:val="auto"/>
+              </w:rPr>
+              <w:t xml:space="preserve">  "success": true,</w:t>
+            </w:r>
+          </w:p>
+          <w:p>
+            <w:pPr>
+              <w:rPr>
+                <w:rFonts w:hint="default" w:ascii="Times New Roman" w:hAnsi="Times New Roman" w:eastAsia="微软雅黑" w:cs="Times New Roman"/>
+                <w:color w:val="auto"/>
+              </w:rPr>
+            </w:pPr>
+            <w:r>
+              <w:rPr>
+                <w:rFonts w:hint="default" w:ascii="Times New Roman" w:hAnsi="Times New Roman" w:eastAsia="微软雅黑" w:cs="Times New Roman"/>
+                <w:color w:val="auto"/>
+              </w:rPr>
+              <w:t xml:space="preserve">  "task_id": "...",</w:t>
+            </w:r>
+          </w:p>
+          <w:p>
+            <w:pPr>
+              <w:rPr>
+                <w:rFonts w:hint="default" w:ascii="Times New Roman" w:hAnsi="Times New Roman" w:eastAsia="微软雅黑" w:cs="Times New Roman"/>
+                <w:color w:val="auto"/>
+              </w:rPr>
+            </w:pPr>
+            <w:r>
+              <w:rPr>
+                <w:rFonts w:hint="default" w:ascii="Times New Roman" w:hAnsi="Times New Roman" w:eastAsia="微软雅黑" w:cs="Times New Roman"/>
+                <w:color w:val="auto"/>
+              </w:rPr>
+              <w:t xml:space="preserve">  "status": "analyzing",</w:t>
+            </w:r>
+          </w:p>
+          <w:p>
+            <w:pPr>
+              <w:rPr>
+                <w:rFonts w:hint="default" w:ascii="Times New Roman" w:hAnsi="Times New Roman" w:eastAsia="微软雅黑" w:cs="Times New Roman"/>
+                <w:color w:val="auto"/>
+              </w:rPr>
+            </w:pPr>
+            <w:r>
+              <w:rPr>
+                <w:rFonts w:hint="default" w:ascii="Times New Roman" w:hAnsi="Times New Roman" w:eastAsia="微软雅黑" w:cs="Times New Roman"/>
+                <w:color w:val="auto"/>
+              </w:rPr>
+              <w:t xml:space="preserve">  "total_images": 10,</w:t>
+            </w:r>
+          </w:p>
+          <w:p>
+            <w:pPr>
+              <w:rPr>
+                <w:rFonts w:hint="default" w:ascii="Times New Roman" w:hAnsi="Times New Roman" w:eastAsia="微软雅黑" w:cs="Times New Roman"/>
+                <w:color w:val="auto"/>
+              </w:rPr>
+            </w:pPr>
+            <w:r>
+              <w:rPr>
+                <w:rFonts w:hint="default" w:ascii="Times New Roman" w:hAnsi="Times New Roman" w:eastAsia="微软雅黑" w:cs="Times New Roman"/>
+                <w:color w:val="auto"/>
+              </w:rPr>
+              <w:t xml:space="preserve">  "batch_running": true,</w:t>
+            </w:r>
+          </w:p>
+          <w:p>
+            <w:pPr>
+              <w:rPr>
+                <w:rFonts w:hint="default" w:ascii="Times New Roman" w:hAnsi="Times New Roman" w:eastAsia="微软雅黑" w:cs="Times New Roman"/>
+                <w:color w:val="auto"/>
+              </w:rPr>
+            </w:pPr>
+            <w:r>
+              <w:rPr>
+                <w:rFonts w:hint="default" w:ascii="Times New Roman" w:hAnsi="Times New Roman" w:eastAsia="微软雅黑" w:cs="Times New Roman"/>
+                <w:color w:val="auto"/>
+              </w:rPr>
+              <w:t xml:space="preserve">  "batch_progress": 5,</w:t>
+            </w:r>
+          </w:p>
+          <w:p>
+            <w:pPr>
+              <w:rPr>
+                <w:rFonts w:hint="default" w:ascii="Times New Roman" w:hAnsi="Times New Roman" w:eastAsia="微软雅黑" w:cs="Times New Roman"/>
+                <w:color w:val="auto"/>
+              </w:rPr>
+            </w:pPr>
+            <w:r>
+              <w:rPr>
+                <w:rFonts w:hint="default" w:ascii="Times New Roman" w:hAnsi="Times New Roman" w:eastAsia="微软雅黑" w:cs="Times New Roman"/>
+                <w:color w:val="auto"/>
+              </w:rPr>
+              <w:t xml:space="preserve">  "batch_total": 8,</w:t>
+            </w:r>
+          </w:p>
+          <w:p>
+            <w:pPr>
+              <w:rPr>
+                <w:rFonts w:hint="default" w:ascii="Times New Roman" w:hAnsi="Times New Roman" w:eastAsia="微软雅黑" w:cs="Times New Roman"/>
+                <w:color w:val="auto"/>
+              </w:rPr>
+            </w:pPr>
+            <w:r>
+              <w:rPr>
+                <w:rFonts w:hint="default" w:ascii="Times New Roman" w:hAnsi="Times New Roman" w:eastAsia="微软雅黑" w:cs="Times New Roman"/>
+                <w:color w:val="auto"/>
+              </w:rPr>
+              <w:t xml:space="preserve">  "batch_status": "",</w:t>
+            </w:r>
+          </w:p>
+          <w:p>
+            <w:pPr>
+              <w:rPr>
+                <w:rFonts w:hint="default" w:ascii="Times New Roman" w:hAnsi="Times New Roman" w:eastAsia="微软雅黑" w:cs="Times New Roman"/>
+                <w:color w:val="auto"/>
+              </w:rPr>
+            </w:pPr>
+            <w:r>
+              <w:rPr>
+                <w:rFonts w:hint="default" w:ascii="Times New Roman" w:hAnsi="Times New Roman" w:eastAsia="微软雅黑" w:cs="Times New Roman"/>
+                <w:color w:val="auto"/>
+              </w:rPr>
+              <w:t xml:space="preserve">  "batch_summary": "",</w:t>
+            </w:r>
+          </w:p>
+          <w:p>
+            <w:pPr>
+              <w:rPr>
+                <w:rFonts w:hint="default" w:ascii="Times New Roman" w:hAnsi="Times New Roman" w:eastAsia="微软雅黑" w:cs="Times New Roman"/>
+                <w:color w:val="auto"/>
+              </w:rPr>
+            </w:pPr>
+            <w:r>
+              <w:rPr>
+                <w:rFonts w:hint="default" w:ascii="Times New Roman" w:hAnsi="Times New Roman" w:eastAsia="微软雅黑" w:cs="Times New Roman"/>
+                <w:color w:val="auto"/>
+              </w:rPr>
+              <w:t xml:space="preserve">  "batch_error_count": 1,</w:t>
+            </w:r>
+          </w:p>
+          <w:p>
+            <w:pPr>
+              <w:rPr>
+                <w:rFonts w:hint="default" w:ascii="Times New Roman" w:hAnsi="Times New Roman" w:eastAsia="微软雅黑" w:cs="Times New Roman"/>
+                <w:color w:val="auto"/>
+              </w:rPr>
+            </w:pPr>
+            <w:r>
+              <w:rPr>
+                <w:rFonts w:hint="default" w:ascii="Times New Roman" w:hAnsi="Times New Roman" w:eastAsia="微软雅黑" w:cs="Times New Roman"/>
+                <w:color w:val="auto"/>
+              </w:rPr>
+              <w:t xml:space="preserve">  "results": {"1": {...}, "2": {...}}</w:t>
+            </w:r>
+          </w:p>
+          <w:p>
+            <w:pPr>
+              <w:rPr>
+                <w:rFonts w:hint="default" w:ascii="Times New Roman" w:hAnsi="Times New Roman" w:eastAsia="微软雅黑" w:cs="Times New Roman"/>
+                <w:color w:val="auto"/>
+                <w:vertAlign w:val="baseline"/>
+              </w:rPr>
+            </w:pPr>
+            <w:r>
+              <w:rPr>
+                <w:rFonts w:hint="default" w:ascii="Times New Roman" w:hAnsi="Times New Roman" w:eastAsia="微软雅黑" w:cs="Times New Roman"/>
+                <w:color w:val="auto"/>
+              </w:rPr>
+              <w:t>}</w:t>
+            </w:r>
+          </w:p>
+        </w:tc>
+      </w:tr>
+    </w:tbl>
     <w:p>
       <w:pPr>
         <w:rPr>
@@ -8714,6 +8625,246 @@
         <w:t>:</w:t>
       </w:r>
     </w:p>
+    <w:tbl>
+      <w:tblPr>
+        <w:tblStyle w:val="36"/>
+        <w:tblW w:w="0" w:type="auto"/>
+        <w:tblInd w:w="0" w:type="dxa"/>
+        <w:tblBorders>
+          <w:top w:val="single" w:color="auto" w:sz="4" w:space="0"/>
+          <w:left w:val="single" w:color="auto" w:sz="4" w:space="0"/>
+          <w:bottom w:val="single" w:color="auto" w:sz="4" w:space="0"/>
+          <w:right w:val="single" w:color="auto" w:sz="4" w:space="0"/>
+          <w:insideH w:val="single" w:color="auto" w:sz="4" w:space="0"/>
+          <w:insideV w:val="single" w:color="auto" w:sz="4" w:space="0"/>
+        </w:tblBorders>
+        <w:tblLayout w:type="autofit"/>
+        <w:tblCellMar>
+          <w:left w:w="108" w:type="dxa"/>
+          <w:right w:w="108" w:type="dxa"/>
+        </w:tblCellMar>
+      </w:tblPr>
+      <w:tblGrid>
+        <w:gridCol w:w="8856"/>
+      </w:tblGrid>
+      <w:tr>
+        <w:tblPrEx>
+          <w:tblBorders>
+            <w:top w:val="single" w:color="auto" w:sz="4" w:space="0"/>
+            <w:left w:val="single" w:color="auto" w:sz="4" w:space="0"/>
+            <w:bottom w:val="single" w:color="auto" w:sz="4" w:space="0"/>
+            <w:right w:val="single" w:color="auto" w:sz="4" w:space="0"/>
+            <w:insideH w:val="single" w:color="auto" w:sz="4" w:space="0"/>
+            <w:insideV w:val="single" w:color="auto" w:sz="4" w:space="0"/>
+          </w:tblBorders>
+          <w:tblCellMar>
+            <w:left w:w="108" w:type="dxa"/>
+            <w:right w:w="108" w:type="dxa"/>
+          </w:tblCellMar>
+        </w:tblPrEx>
+        <w:tc>
+          <w:tcPr>
+            <w:tcW w:w="8856" w:type="dxa"/>
+          </w:tcPr>
+          <w:p>
+            <w:pPr>
+              <w:rPr>
+                <w:rFonts w:hint="default" w:ascii="Times New Roman" w:hAnsi="Times New Roman" w:eastAsia="微软雅黑" w:cs="Times New Roman"/>
+                <w:color w:val="auto"/>
+              </w:rPr>
+            </w:pPr>
+            <w:r>
+              <w:rPr>
+                <w:rFonts w:hint="default" w:ascii="Times New Roman" w:hAnsi="Times New Roman" w:eastAsia="微软雅黑" w:cs="Times New Roman"/>
+                <w:color w:val="auto"/>
+              </w:rPr>
+              <w:t>{</w:t>
+            </w:r>
+          </w:p>
+          <w:p>
+            <w:pPr>
+              <w:rPr>
+                <w:rFonts w:hint="default" w:ascii="Times New Roman" w:hAnsi="Times New Roman" w:eastAsia="微软雅黑" w:cs="Times New Roman"/>
+                <w:color w:val="auto"/>
+              </w:rPr>
+            </w:pPr>
+            <w:r>
+              <w:rPr>
+                <w:rFonts w:hint="default" w:ascii="Times New Roman" w:hAnsi="Times New Roman" w:eastAsia="微软雅黑" w:cs="Times New Roman"/>
+                <w:color w:val="auto"/>
+              </w:rPr>
+              <w:t xml:space="preserve">  "success": true,</w:t>
+            </w:r>
+          </w:p>
+          <w:p>
+            <w:pPr>
+              <w:rPr>
+                <w:rFonts w:hint="default" w:ascii="Times New Roman" w:hAnsi="Times New Roman" w:eastAsia="微软雅黑" w:cs="Times New Roman"/>
+                <w:color w:val="auto"/>
+              </w:rPr>
+            </w:pPr>
+            <w:r>
+              <w:rPr>
+                <w:rFonts w:hint="default" w:ascii="Times New Roman" w:hAnsi="Times New Roman" w:eastAsia="微软雅黑" w:cs="Times New Roman"/>
+                <w:color w:val="auto"/>
+              </w:rPr>
+              <w:t xml:space="preserve">  "tasks": [{</w:t>
+            </w:r>
+          </w:p>
+          <w:p>
+            <w:pPr>
+              <w:rPr>
+                <w:rFonts w:hint="default" w:ascii="Times New Roman" w:hAnsi="Times New Roman" w:eastAsia="微软雅黑" w:cs="Times New Roman"/>
+                <w:color w:val="auto"/>
+              </w:rPr>
+            </w:pPr>
+            <w:r>
+              <w:rPr>
+                <w:rFonts w:hint="default" w:ascii="Times New Roman" w:hAnsi="Times New Roman" w:eastAsia="微软雅黑" w:cs="Times New Roman"/>
+                <w:color w:val="auto"/>
+              </w:rPr>
+              <w:t xml:space="preserve">    "task_id": "...",</w:t>
+            </w:r>
+          </w:p>
+          <w:p>
+            <w:pPr>
+              <w:rPr>
+                <w:rFonts w:hint="default" w:ascii="Times New Roman" w:hAnsi="Times New Roman" w:eastAsia="微软雅黑" w:cs="Times New Roman"/>
+                <w:color w:val="auto"/>
+              </w:rPr>
+            </w:pPr>
+            <w:r>
+              <w:rPr>
+                <w:rFonts w:hint="default" w:ascii="Times New Roman" w:hAnsi="Times New Roman" w:eastAsia="微软雅黑" w:cs="Times New Roman"/>
+                <w:color w:val="auto"/>
+              </w:rPr>
+              <w:t xml:space="preserve">    "original_filename": "...",</w:t>
+            </w:r>
+          </w:p>
+          <w:p>
+            <w:pPr>
+              <w:rPr>
+                <w:rFonts w:hint="default" w:ascii="Times New Roman" w:hAnsi="Times New Roman" w:eastAsia="微软雅黑" w:cs="Times New Roman"/>
+                <w:color w:val="auto"/>
+              </w:rPr>
+            </w:pPr>
+            <w:r>
+              <w:rPr>
+                <w:rFonts w:hint="default" w:ascii="Times New Roman" w:hAnsi="Times New Roman" w:eastAsia="微软雅黑" w:cs="Times New Roman"/>
+                <w:color w:val="auto"/>
+              </w:rPr>
+              <w:t xml:space="preserve">    "total_images": 10,</w:t>
+            </w:r>
+          </w:p>
+          <w:p>
+            <w:pPr>
+              <w:rPr>
+                <w:rFonts w:hint="default" w:ascii="Times New Roman" w:hAnsi="Times New Roman" w:eastAsia="微软雅黑" w:cs="Times New Roman"/>
+                <w:color w:val="auto"/>
+              </w:rPr>
+            </w:pPr>
+            <w:r>
+              <w:rPr>
+                <w:rFonts w:hint="default" w:ascii="Times New Roman" w:hAnsi="Times New Roman" w:eastAsia="微软雅黑" w:cs="Times New Roman"/>
+                <w:color w:val="auto"/>
+              </w:rPr>
+              <w:t xml:space="preserve">    "status": "completed",</w:t>
+            </w:r>
+          </w:p>
+          <w:p>
+            <w:pPr>
+              <w:rPr>
+                <w:rFonts w:hint="default" w:ascii="Times New Roman" w:hAnsi="Times New Roman" w:eastAsia="微软雅黑" w:cs="Times New Roman"/>
+                <w:color w:val="auto"/>
+              </w:rPr>
+            </w:pPr>
+            <w:r>
+              <w:rPr>
+                <w:rFonts w:hint="default" w:ascii="Times New Roman" w:hAnsi="Times New Roman" w:eastAsia="微软雅黑" w:cs="Times New Roman"/>
+                <w:color w:val="auto"/>
+              </w:rPr>
+              <w:t xml:space="preserve">    "result_count": 10,</w:t>
+            </w:r>
+          </w:p>
+          <w:p>
+            <w:pPr>
+              <w:rPr>
+                <w:rFonts w:hint="default" w:ascii="Times New Roman" w:hAnsi="Times New Roman" w:eastAsia="微软雅黑" w:cs="Times New Roman"/>
+                <w:color w:val="auto"/>
+              </w:rPr>
+            </w:pPr>
+            <w:r>
+              <w:rPr>
+                <w:rFonts w:hint="default" w:ascii="Times New Roman" w:hAnsi="Times New Roman" w:eastAsia="微软雅黑" w:cs="Times New Roman"/>
+                <w:color w:val="auto"/>
+              </w:rPr>
+              <w:t xml:space="preserve">    "has_summary": true,</w:t>
+            </w:r>
+          </w:p>
+          <w:p>
+            <w:pPr>
+              <w:rPr>
+                <w:rFonts w:hint="default" w:ascii="Times New Roman" w:hAnsi="Times New Roman" w:eastAsia="微软雅黑" w:cs="Times New Roman"/>
+                <w:color w:val="auto"/>
+              </w:rPr>
+            </w:pPr>
+            <w:r>
+              <w:rPr>
+                <w:rFonts w:hint="default" w:ascii="Times New Roman" w:hAnsi="Times New Roman" w:eastAsia="微软雅黑" w:cs="Times New Roman"/>
+                <w:color w:val="auto"/>
+              </w:rPr>
+              <w:t xml:space="preserve">    "has_report": true,</w:t>
+            </w:r>
+          </w:p>
+          <w:p>
+            <w:pPr>
+              <w:rPr>
+                <w:rFonts w:hint="default" w:ascii="Times New Roman" w:hAnsi="Times New Roman" w:eastAsia="微软雅黑" w:cs="Times New Roman"/>
+                <w:color w:val="auto"/>
+              </w:rPr>
+            </w:pPr>
+            <w:r>
+              <w:rPr>
+                <w:rFonts w:hint="default" w:ascii="Times New Roman" w:hAnsi="Times New Roman" w:eastAsia="微软雅黑" w:cs="Times New Roman"/>
+                <w:color w:val="auto"/>
+              </w:rPr>
+              <w:t xml:space="preserve">    "created_at": "..."</w:t>
+            </w:r>
+          </w:p>
+          <w:p>
+            <w:pPr>
+              <w:rPr>
+                <w:rFonts w:hint="default" w:ascii="Times New Roman" w:hAnsi="Times New Roman" w:eastAsia="微软雅黑" w:cs="Times New Roman"/>
+                <w:color w:val="auto"/>
+              </w:rPr>
+            </w:pPr>
+            <w:r>
+              <w:rPr>
+                <w:rFonts w:hint="default" w:ascii="Times New Roman" w:hAnsi="Times New Roman" w:eastAsia="微软雅黑" w:cs="Times New Roman"/>
+                <w:color w:val="auto"/>
+              </w:rPr>
+              <w:t xml:space="preserve">  }]</w:t>
+            </w:r>
+          </w:p>
+          <w:p>
+            <w:pPr>
+              <w:rPr>
+                <w:rFonts w:hint="default" w:ascii="Times New Roman" w:hAnsi="Times New Roman" w:eastAsia="微软雅黑" w:cs="Times New Roman"/>
+                <w:color w:val="auto"/>
+                <w:vertAlign w:val="baseline"/>
+              </w:rPr>
+            </w:pPr>
+            <w:r>
+              <w:rPr>
+                <w:rFonts w:hint="default" w:ascii="Times New Roman" w:hAnsi="Times New Roman" w:eastAsia="微软雅黑" w:cs="Times New Roman"/>
+                <w:color w:val="auto"/>
+              </w:rPr>
+              <w:t>}</w:t>
+            </w:r>
+          </w:p>
+        </w:tc>
+      </w:tr>
+    </w:tbl>
     <w:p>
       <w:pPr>
         <w:rPr>
@@ -8726,22 +8877,24 @@
           <w:rFonts w:hint="default" w:ascii="Times New Roman" w:hAnsi="Times New Roman" w:eastAsia="微软雅黑" w:cs="Times New Roman"/>
           <w:color w:val="auto"/>
         </w:rPr>
-        <w:t>{</w:t>
+        <w:t>────────────────────────────────────────</w:t>
       </w:r>
     </w:p>
     <w:p>
       <w:pPr>
-        <w:rPr>
-          <w:rFonts w:hint="default" w:ascii="Times New Roman" w:hAnsi="Times New Roman" w:eastAsia="微软雅黑" w:cs="Times New Roman"/>
-          <w:color w:val="auto"/>
-        </w:rPr>
-      </w:pPr>
-      <w:r>
-        <w:rPr>
-          <w:rFonts w:hint="default" w:ascii="Times New Roman" w:hAnsi="Times New Roman" w:eastAsia="微软雅黑" w:cs="Times New Roman"/>
-          <w:color w:val="auto"/>
-        </w:rPr>
-        <w:t xml:space="preserve">  "success": true,</w:t>
+        <w:pStyle w:val="5"/>
+        <w:outlineLvl w:val="9"/>
+        <w:rPr>
+          <w:rFonts w:hint="default" w:ascii="Times New Roman" w:hAnsi="Times New Roman" w:eastAsia="微软雅黑" w:cs="Times New Roman"/>
+          <w:color w:val="auto"/>
+        </w:rPr>
+      </w:pPr>
+      <w:r>
+        <w:rPr>
+          <w:rFonts w:hint="default" w:ascii="Times New Roman" w:hAnsi="Times New Roman" w:eastAsia="微软雅黑" w:cs="Times New Roman"/>
+          <w:color w:val="auto"/>
+        </w:rPr>
+        <w:t>POST /docx/task/{task_id}/load</w:t>
       </w:r>
     </w:p>
     <w:p>
@@ -8756,7 +8909,7 @@
           <w:rFonts w:hint="default" w:ascii="Times New Roman" w:hAnsi="Times New Roman" w:eastAsia="微软雅黑" w:cs="Times New Roman"/>
           <w:color w:val="auto"/>
         </w:rPr>
-        <w:t xml:space="preserve">  "tasks": [{</w:t>
+        <w:t>加载历史任务到内存。</w:t>
       </w:r>
     </w:p>
     <w:p>
@@ -8771,22 +8924,24 @@
           <w:rFonts w:hint="default" w:ascii="Times New Roman" w:hAnsi="Times New Roman" w:eastAsia="微软雅黑" w:cs="Times New Roman"/>
           <w:color w:val="auto"/>
         </w:rPr>
-        <w:t xml:space="preserve">    "task_id": "...",</w:t>
+        <w:t>────────────────────────────────────────</w:t>
       </w:r>
     </w:p>
     <w:p>
       <w:pPr>
-        <w:rPr>
-          <w:rFonts w:hint="default" w:ascii="Times New Roman" w:hAnsi="Times New Roman" w:eastAsia="微软雅黑" w:cs="Times New Roman"/>
-          <w:color w:val="auto"/>
-        </w:rPr>
-      </w:pPr>
-      <w:r>
-        <w:rPr>
-          <w:rFonts w:hint="default" w:ascii="Times New Roman" w:hAnsi="Times New Roman" w:eastAsia="微软雅黑" w:cs="Times New Roman"/>
-          <w:color w:val="auto"/>
-        </w:rPr>
-        <w:t xml:space="preserve">    "original_filename": "...",</w:t>
+        <w:pStyle w:val="5"/>
+        <w:outlineLvl w:val="9"/>
+        <w:rPr>
+          <w:rFonts w:hint="default" w:ascii="Times New Roman" w:hAnsi="Times New Roman" w:eastAsia="微软雅黑" w:cs="Times New Roman"/>
+          <w:color w:val="auto"/>
+        </w:rPr>
+      </w:pPr>
+      <w:r>
+        <w:rPr>
+          <w:rFonts w:hint="default" w:ascii="Times New Roman" w:hAnsi="Times New Roman" w:eastAsia="微软雅黑" w:cs="Times New Roman"/>
+          <w:color w:val="auto"/>
+        </w:rPr>
+        <w:t>DELETE /docx/task/{task_id}</w:t>
       </w:r>
     </w:p>
     <w:p>
@@ -8801,7 +8956,7 @@
           <w:rFonts w:hint="default" w:ascii="Times New Roman" w:hAnsi="Times New Roman" w:eastAsia="微软雅黑" w:cs="Times New Roman"/>
           <w:color w:val="auto"/>
         </w:rPr>
-        <w:t xml:space="preserve">    "total_images": 10,</w:t>
+        <w:t>删除任务及所有数据。</w:t>
       </w:r>
     </w:p>
     <w:p>
@@ -8816,7 +8971,7 @@
           <w:rFonts w:hint="default" w:ascii="Times New Roman" w:hAnsi="Times New Roman" w:eastAsia="微软雅黑" w:cs="Times New Roman"/>
           <w:color w:val="auto"/>
         </w:rPr>
-        <w:t xml:space="preserve">    "status": "completed",</w:t>
+        <w:t>────────────────────────────────────────</w:t>
       </w:r>
     </w:p>
     <w:p>
@@ -8826,229 +8981,30 @@
           <w:color w:val="auto"/>
         </w:rPr>
       </w:pPr>
-      <w:r>
-        <w:rPr>
-          <w:rFonts w:hint="default" w:ascii="Times New Roman" w:hAnsi="Times New Roman" w:eastAsia="微软雅黑" w:cs="Times New Roman"/>
-          <w:color w:val="auto"/>
-        </w:rPr>
-        <w:t xml:space="preserve">    "result_count": 10,</w:t>
-      </w:r>
     </w:p>
     <w:p>
       <w:pPr>
-        <w:rPr>
-          <w:rFonts w:hint="default" w:ascii="Times New Roman" w:hAnsi="Times New Roman" w:eastAsia="微软雅黑" w:cs="Times New Roman"/>
-          <w:color w:val="auto"/>
-        </w:rPr>
-      </w:pPr>
-      <w:r>
-        <w:rPr>
-          <w:rFonts w:hint="default" w:ascii="Times New Roman" w:hAnsi="Times New Roman" w:eastAsia="微软雅黑" w:cs="Times New Roman"/>
-          <w:color w:val="auto"/>
-        </w:rPr>
-        <w:t xml:space="preserve">    "has_summary": true,</w:t>
-      </w:r>
+        <w:pStyle w:val="4"/>
+        <w:outlineLvl w:val="0"/>
+        <w:rPr>
+          <w:rFonts w:hint="default" w:ascii="Times New Roman" w:hAnsi="Times New Roman" w:eastAsia="微软雅黑" w:cs="Times New Roman"/>
+          <w:color w:val="auto"/>
+        </w:rPr>
+      </w:pPr>
+      <w:bookmarkStart w:id="52" w:name="_Toc17039"/>
+      <w:bookmarkStart w:id="53" w:name="_Toc12017"/>
+      <w:r>
+        <w:rPr>
+          <w:rFonts w:hint="default" w:ascii="Times New Roman" w:hAnsi="Times New Roman" w:eastAsia="微软雅黑" w:cs="Times New Roman"/>
+          <w:color w:val="auto"/>
+        </w:rPr>
+        <w:t>二、图片检测</w:t>
+      </w:r>
+      <w:bookmarkEnd w:id="52"/>
+      <w:bookmarkEnd w:id="53"/>
     </w:p>
     <w:p>
       <w:pPr>
-        <w:rPr>
-          <w:rFonts w:hint="default" w:ascii="Times New Roman" w:hAnsi="Times New Roman" w:eastAsia="微软雅黑" w:cs="Times New Roman"/>
-          <w:color w:val="auto"/>
-        </w:rPr>
-      </w:pPr>
-      <w:r>
-        <w:rPr>
-          <w:rFonts w:hint="default" w:ascii="Times New Roman" w:hAnsi="Times New Roman" w:eastAsia="微软雅黑" w:cs="Times New Roman"/>
-          <w:color w:val="auto"/>
-        </w:rPr>
-        <w:t xml:space="preserve">    "has_report": true,</w:t>
-      </w:r>
-    </w:p>
-    <w:p>
-      <w:pPr>
-        <w:rPr>
-          <w:rFonts w:hint="default" w:ascii="Times New Roman" w:hAnsi="Times New Roman" w:eastAsia="微软雅黑" w:cs="Times New Roman"/>
-          <w:color w:val="auto"/>
-        </w:rPr>
-      </w:pPr>
-      <w:r>
-        <w:rPr>
-          <w:rFonts w:hint="default" w:ascii="Times New Roman" w:hAnsi="Times New Roman" w:eastAsia="微软雅黑" w:cs="Times New Roman"/>
-          <w:color w:val="auto"/>
-        </w:rPr>
-        <w:t xml:space="preserve">    "created_at": "..."</w:t>
-      </w:r>
-    </w:p>
-    <w:p>
-      <w:pPr>
-        <w:rPr>
-          <w:rFonts w:hint="default" w:ascii="Times New Roman" w:hAnsi="Times New Roman" w:eastAsia="微软雅黑" w:cs="Times New Roman"/>
-          <w:color w:val="auto"/>
-        </w:rPr>
-      </w:pPr>
-      <w:r>
-        <w:rPr>
-          <w:rFonts w:hint="default" w:ascii="Times New Roman" w:hAnsi="Times New Roman" w:eastAsia="微软雅黑" w:cs="Times New Roman"/>
-          <w:color w:val="auto"/>
-        </w:rPr>
-        <w:t xml:space="preserve">  }]</w:t>
-      </w:r>
-    </w:p>
-    <w:p>
-      <w:pPr>
-        <w:rPr>
-          <w:rFonts w:hint="default" w:ascii="Times New Roman" w:hAnsi="Times New Roman" w:eastAsia="微软雅黑" w:cs="Times New Roman"/>
-          <w:color w:val="auto"/>
-        </w:rPr>
-      </w:pPr>
-      <w:r>
-        <w:rPr>
-          <w:rFonts w:hint="default" w:ascii="Times New Roman" w:hAnsi="Times New Roman" w:eastAsia="微软雅黑" w:cs="Times New Roman"/>
-          <w:color w:val="auto"/>
-        </w:rPr>
-        <w:t>}</w:t>
-      </w:r>
-    </w:p>
-    <w:p>
-      <w:pPr>
-        <w:rPr>
-          <w:rFonts w:hint="default" w:ascii="Times New Roman" w:hAnsi="Times New Roman" w:eastAsia="微软雅黑" w:cs="Times New Roman"/>
-          <w:color w:val="auto"/>
-        </w:rPr>
-      </w:pPr>
-      <w:r>
-        <w:rPr>
-          <w:rFonts w:hint="default" w:ascii="Times New Roman" w:hAnsi="Times New Roman" w:eastAsia="微软雅黑" w:cs="Times New Roman"/>
-          <w:color w:val="auto"/>
-        </w:rPr>
-        <w:t>────────────────────────────────────────</w:t>
-      </w:r>
-    </w:p>
-    <w:p>
-      <w:pPr>
-        <w:pStyle w:val="5"/>
-        <w:outlineLvl w:val="9"/>
-        <w:rPr>
-          <w:rFonts w:hint="default" w:ascii="Times New Roman" w:hAnsi="Times New Roman" w:eastAsia="微软雅黑" w:cs="Times New Roman"/>
-          <w:color w:val="auto"/>
-        </w:rPr>
-      </w:pPr>
-      <w:r>
-        <w:rPr>
-          <w:rFonts w:hint="default" w:ascii="Times New Roman" w:hAnsi="Times New Roman" w:eastAsia="微软雅黑" w:cs="Times New Roman"/>
-          <w:color w:val="auto"/>
-        </w:rPr>
-        <w:t>POST /docx/task/{task_id}/load</w:t>
-      </w:r>
-    </w:p>
-    <w:p>
-      <w:pPr>
-        <w:rPr>
-          <w:rFonts w:hint="default" w:ascii="Times New Roman" w:hAnsi="Times New Roman" w:eastAsia="微软雅黑" w:cs="Times New Roman"/>
-          <w:color w:val="auto"/>
-        </w:rPr>
-      </w:pPr>
-      <w:r>
-        <w:rPr>
-          <w:rFonts w:hint="default" w:ascii="Times New Roman" w:hAnsi="Times New Roman" w:eastAsia="微软雅黑" w:cs="Times New Roman"/>
-          <w:color w:val="auto"/>
-        </w:rPr>
-        <w:t>加载历史任务到内存。</w:t>
-      </w:r>
-    </w:p>
-    <w:p>
-      <w:pPr>
-        <w:rPr>
-          <w:rFonts w:hint="default" w:ascii="Times New Roman" w:hAnsi="Times New Roman" w:eastAsia="微软雅黑" w:cs="Times New Roman"/>
-          <w:color w:val="auto"/>
-        </w:rPr>
-      </w:pPr>
-      <w:r>
-        <w:rPr>
-          <w:rFonts w:hint="default" w:ascii="Times New Roman" w:hAnsi="Times New Roman" w:eastAsia="微软雅黑" w:cs="Times New Roman"/>
-          <w:color w:val="auto"/>
-        </w:rPr>
-        <w:t>────────────────────────────────────────</w:t>
-      </w:r>
-    </w:p>
-    <w:p>
-      <w:pPr>
-        <w:pStyle w:val="5"/>
-        <w:outlineLvl w:val="9"/>
-        <w:rPr>
-          <w:rFonts w:hint="default" w:ascii="Times New Roman" w:hAnsi="Times New Roman" w:eastAsia="微软雅黑" w:cs="Times New Roman"/>
-          <w:color w:val="auto"/>
-        </w:rPr>
-      </w:pPr>
-      <w:r>
-        <w:rPr>
-          <w:rFonts w:hint="default" w:ascii="Times New Roman" w:hAnsi="Times New Roman" w:eastAsia="微软雅黑" w:cs="Times New Roman"/>
-          <w:color w:val="auto"/>
-        </w:rPr>
-        <w:t>DELETE /docx/task/{task_id}</w:t>
-      </w:r>
-    </w:p>
-    <w:p>
-      <w:pPr>
-        <w:rPr>
-          <w:rFonts w:hint="default" w:ascii="Times New Roman" w:hAnsi="Times New Roman" w:eastAsia="微软雅黑" w:cs="Times New Roman"/>
-          <w:color w:val="auto"/>
-        </w:rPr>
-      </w:pPr>
-      <w:r>
-        <w:rPr>
-          <w:rFonts w:hint="default" w:ascii="Times New Roman" w:hAnsi="Times New Roman" w:eastAsia="微软雅黑" w:cs="Times New Roman"/>
-          <w:color w:val="auto"/>
-        </w:rPr>
-        <w:t>删除任务及所有数据。</w:t>
-      </w:r>
-    </w:p>
-    <w:p>
-      <w:pPr>
-        <w:rPr>
-          <w:rFonts w:hint="default" w:ascii="Times New Roman" w:hAnsi="Times New Roman" w:eastAsia="微软雅黑" w:cs="Times New Roman"/>
-          <w:color w:val="auto"/>
-        </w:rPr>
-      </w:pPr>
-      <w:r>
-        <w:rPr>
-          <w:rFonts w:hint="default" w:ascii="Times New Roman" w:hAnsi="Times New Roman" w:eastAsia="微软雅黑" w:cs="Times New Roman"/>
-          <w:color w:val="auto"/>
-        </w:rPr>
-        <w:t>────────────────────────────────────────</w:t>
-      </w:r>
-    </w:p>
-    <w:p>
-      <w:pPr>
-        <w:rPr>
-          <w:rFonts w:hint="default" w:ascii="Times New Roman" w:hAnsi="Times New Roman" w:eastAsia="微软雅黑" w:cs="Times New Roman"/>
-          <w:color w:val="auto"/>
-        </w:rPr>
-      </w:pPr>
-    </w:p>
-    <w:p>
-      <w:pPr>
-        <w:pStyle w:val="4"/>
-        <w:outlineLvl w:val="0"/>
-        <w:rPr>
-          <w:rFonts w:hint="default" w:ascii="Times New Roman" w:hAnsi="Times New Roman" w:eastAsia="微软雅黑" w:cs="Times New Roman"/>
-          <w:color w:val="auto"/>
-        </w:rPr>
-      </w:pPr>
-      <w:bookmarkStart w:id="53" w:name="_Toc17039"/>
-      <w:bookmarkStart w:id="54" w:name="_Toc12017"/>
-      <w:r>
-        <w:rPr>
-          <w:rFonts w:hint="default" w:ascii="Times New Roman" w:hAnsi="Times New Roman" w:eastAsia="微软雅黑" w:cs="Times New Roman"/>
-          <w:color w:val="auto"/>
-        </w:rPr>
-        <w:t>二、图片检测</w:t>
-      </w:r>
-      <w:bookmarkEnd w:id="53"/>
-      <w:bookmarkEnd w:id="54"/>
-    </w:p>
-    <w:p>
-      <w:pPr>
         <w:pStyle w:val="5"/>
         <w:outlineLvl w:val="0"/>
         <w:rPr>
@@ -9056,8 +9012,8 @@
           <w:color w:val="auto"/>
         </w:rPr>
       </w:pPr>
+      <w:bookmarkStart w:id="54" w:name="_Toc31750"/>
       <w:bookmarkStart w:id="55" w:name="_Toc26319"/>
-      <w:bookmarkStart w:id="56" w:name="_Toc31750"/>
       <w:r>
         <w:rPr>
           <w:rFonts w:hint="default" w:ascii="Times New Roman" w:hAnsi="Times New Roman" w:eastAsia="微软雅黑" w:cs="Times New Roman"/>
@@ -9065,8 +9021,8 @@
         </w:rPr>
         <w:t>POST /detection/detect</w:t>
       </w:r>
+      <w:bookmarkEnd w:id="54"/>
       <w:bookmarkEnd w:id="55"/>
-      <w:bookmarkEnd w:id="56"/>
     </w:p>
     <w:p>
       <w:pPr>
@@ -9403,6 +9359,237 @@
           <w:color w:val="auto"/>
         </w:rPr>
       </w:pPr>
+      <w:r>
+        <w:rPr>
+          <w:rFonts w:hint="default" w:ascii="Times New Roman" w:hAnsi="Times New Roman" w:eastAsia="微软雅黑" w:cs="Times New Roman"/>
+          <w:b/>
+          <w:color w:val="auto"/>
+        </w:rPr>
+        <w:t>Response</w:t>
+      </w:r>
+      <w:r>
+        <w:rPr>
+          <w:rFonts w:hint="default" w:ascii="Times New Roman" w:hAnsi="Times New Roman" w:eastAsia="微软雅黑" w:cs="Times New Roman"/>
+          <w:color w:val="auto"/>
+        </w:rPr>
+        <w:t>:</w:t>
+      </w:r>
+    </w:p>
+    <w:tbl>
+      <w:tblPr>
+        <w:tblStyle w:val="36"/>
+        <w:tblW w:w="0" w:type="auto"/>
+        <w:tblInd w:w="0" w:type="dxa"/>
+        <w:tblBorders>
+          <w:top w:val="single" w:color="auto" w:sz="4" w:space="0"/>
+          <w:left w:val="single" w:color="auto" w:sz="4" w:space="0"/>
+          <w:bottom w:val="single" w:color="auto" w:sz="4" w:space="0"/>
+          <w:right w:val="single" w:color="auto" w:sz="4" w:space="0"/>
+          <w:insideH w:val="single" w:color="auto" w:sz="4" w:space="0"/>
+          <w:insideV w:val="single" w:color="auto" w:sz="4" w:space="0"/>
+        </w:tblBorders>
+        <w:tblLayout w:type="autofit"/>
+        <w:tblCellMar>
+          <w:left w:w="108" w:type="dxa"/>
+          <w:right w:w="108" w:type="dxa"/>
+        </w:tblCellMar>
+      </w:tblPr>
+      <w:tblGrid>
+        <w:gridCol w:w="8856"/>
+      </w:tblGrid>
+      <w:tr>
+        <w:tblPrEx>
+          <w:tblBorders>
+            <w:top w:val="single" w:color="auto" w:sz="4" w:space="0"/>
+            <w:left w:val="single" w:color="auto" w:sz="4" w:space="0"/>
+            <w:bottom w:val="single" w:color="auto" w:sz="4" w:space="0"/>
+            <w:right w:val="single" w:color="auto" w:sz="4" w:space="0"/>
+            <w:insideH w:val="single" w:color="auto" w:sz="4" w:space="0"/>
+            <w:insideV w:val="single" w:color="auto" w:sz="4" w:space="0"/>
+          </w:tblBorders>
+          <w:tblCellMar>
+            <w:left w:w="108" w:type="dxa"/>
+            <w:right w:w="108" w:type="dxa"/>
+          </w:tblCellMar>
+        </w:tblPrEx>
+        <w:tc>
+          <w:tcPr>
+            <w:tcW w:w="8856" w:type="dxa"/>
+          </w:tcPr>
+          <w:p>
+            <w:pPr>
+              <w:rPr>
+                <w:rFonts w:hint="default" w:ascii="Times New Roman" w:hAnsi="Times New Roman" w:eastAsia="微软雅黑" w:cs="Times New Roman"/>
+                <w:color w:val="auto"/>
+              </w:rPr>
+            </w:pPr>
+            <w:r>
+              <w:rPr>
+                <w:rFonts w:hint="default" w:ascii="Times New Roman" w:hAnsi="Times New Roman" w:eastAsia="微软雅黑" w:cs="Times New Roman"/>
+                <w:color w:val="auto"/>
+              </w:rPr>
+              <w:t>{</w:t>
+            </w:r>
+          </w:p>
+          <w:p>
+            <w:pPr>
+              <w:rPr>
+                <w:rFonts w:hint="default" w:ascii="Times New Roman" w:hAnsi="Times New Roman" w:eastAsia="微软雅黑" w:cs="Times New Roman"/>
+                <w:color w:val="auto"/>
+              </w:rPr>
+            </w:pPr>
+            <w:r>
+              <w:rPr>
+                <w:rFonts w:hint="default" w:ascii="Times New Roman" w:hAnsi="Times New Roman" w:eastAsia="微软雅黑" w:cs="Times New Roman"/>
+                <w:color w:val="auto"/>
+              </w:rPr>
+              <w:t xml:space="preserve">  "success": true,</w:t>
+            </w:r>
+          </w:p>
+          <w:p>
+            <w:pPr>
+              <w:rPr>
+                <w:rFonts w:hint="default" w:ascii="Times New Roman" w:hAnsi="Times New Roman" w:eastAsia="微软雅黑" w:cs="Times New Roman"/>
+                <w:color w:val="auto"/>
+              </w:rPr>
+            </w:pPr>
+            <w:r>
+              <w:rPr>
+                <w:rFonts w:hint="default" w:ascii="Times New Roman" w:hAnsi="Times New Roman" w:eastAsia="微软雅黑" w:cs="Times New Roman"/>
+                <w:color w:val="auto"/>
+              </w:rPr>
+              <w:t xml:space="preserve">  "data": {</w:t>
+            </w:r>
+          </w:p>
+          <w:p>
+            <w:pPr>
+              <w:rPr>
+                <w:rFonts w:hint="default" w:ascii="Times New Roman" w:hAnsi="Times New Roman" w:eastAsia="微软雅黑" w:cs="Times New Roman"/>
+                <w:color w:val="auto"/>
+              </w:rPr>
+            </w:pPr>
+            <w:r>
+              <w:rPr>
+                <w:rFonts w:hint="default" w:ascii="Times New Roman" w:hAnsi="Times New Roman" w:eastAsia="微软雅黑" w:cs="Times New Roman"/>
+                <w:color w:val="auto"/>
+              </w:rPr>
+              <w:t xml:space="preserve">    "detections": [</w:t>
+            </w:r>
+          </w:p>
+          <w:p>
+            <w:pPr>
+              <w:rPr>
+                <w:rFonts w:hint="default" w:ascii="Times New Roman" w:hAnsi="Times New Roman" w:eastAsia="微软雅黑" w:cs="Times New Roman"/>
+                <w:color w:val="auto"/>
+              </w:rPr>
+            </w:pPr>
+            <w:r>
+              <w:rPr>
+                <w:rFonts w:hint="default" w:ascii="Times New Roman" w:hAnsi="Times New Roman" w:eastAsia="微软雅黑" w:cs="Times New Roman"/>
+                <w:color w:val="auto"/>
+              </w:rPr>
+              <w:t xml:space="preserve">      {"class": "塔吊", "confidence": 0.95, "bbox": [x1,y1,x2,y2], "category": "垂直运输机械"}</w:t>
+            </w:r>
+          </w:p>
+          <w:p>
+            <w:pPr>
+              <w:rPr>
+                <w:rFonts w:hint="default" w:ascii="Times New Roman" w:hAnsi="Times New Roman" w:eastAsia="微软雅黑" w:cs="Times New Roman"/>
+                <w:color w:val="auto"/>
+              </w:rPr>
+            </w:pPr>
+            <w:r>
+              <w:rPr>
+                <w:rFonts w:hint="default" w:ascii="Times New Roman" w:hAnsi="Times New Roman" w:eastAsia="微软雅黑" w:cs="Times New Roman"/>
+                <w:color w:val="auto"/>
+              </w:rPr>
+              <w:t xml:space="preserve">    ],</w:t>
+            </w:r>
+          </w:p>
+          <w:p>
+            <w:pPr>
+              <w:rPr>
+                <w:rFonts w:hint="default" w:ascii="Times New Roman" w:hAnsi="Times New Roman" w:eastAsia="微软雅黑" w:cs="Times New Roman"/>
+                <w:color w:val="auto"/>
+              </w:rPr>
+            </w:pPr>
+            <w:r>
+              <w:rPr>
+                <w:rFonts w:hint="default" w:ascii="Times New Roman" w:hAnsi="Times New Roman" w:eastAsia="微软雅黑" w:cs="Times New Roman"/>
+                <w:color w:val="auto"/>
+              </w:rPr>
+              <w:t xml:space="preserve">    "class_counts": {"塔吊": {"count": 2}},</w:t>
+            </w:r>
+          </w:p>
+          <w:p>
+            <w:pPr>
+              <w:rPr>
+                <w:rFonts w:hint="default" w:ascii="Times New Roman" w:hAnsi="Times New Roman" w:eastAsia="微软雅黑" w:cs="Times New Roman"/>
+                <w:color w:val="auto"/>
+              </w:rPr>
+            </w:pPr>
+            <w:r>
+              <w:rPr>
+                <w:rFonts w:hint="default" w:ascii="Times New Roman" w:hAnsi="Times New Roman" w:eastAsia="微软雅黑" w:cs="Times New Roman"/>
+                <w:color w:val="auto"/>
+              </w:rPr>
+              <w:t xml:space="preserve">    "detected_image": "base64..."</w:t>
+            </w:r>
+          </w:p>
+          <w:p>
+            <w:pPr>
+              <w:rPr>
+                <w:rFonts w:hint="default" w:ascii="Times New Roman" w:hAnsi="Times New Roman" w:eastAsia="微软雅黑" w:cs="Times New Roman"/>
+                <w:color w:val="auto"/>
+              </w:rPr>
+            </w:pPr>
+            <w:r>
+              <w:rPr>
+                <w:rFonts w:hint="default" w:ascii="Times New Roman" w:hAnsi="Times New Roman" w:eastAsia="微软雅黑" w:cs="Times New Roman"/>
+                <w:color w:val="auto"/>
+              </w:rPr>
+              <w:t xml:space="preserve">  }</w:t>
+            </w:r>
+          </w:p>
+          <w:p>
+            <w:pPr>
+              <w:rPr>
+                <w:rFonts w:hint="default" w:ascii="Times New Roman" w:hAnsi="Times New Roman" w:eastAsia="微软雅黑" w:cs="Times New Roman"/>
+                <w:color w:val="auto"/>
+                <w:vertAlign w:val="baseline"/>
+              </w:rPr>
+            </w:pPr>
+            <w:r>
+              <w:rPr>
+                <w:rFonts w:hint="default" w:ascii="Times New Roman" w:hAnsi="Times New Roman" w:eastAsia="微软雅黑" w:cs="Times New Roman"/>
+                <w:color w:val="auto"/>
+              </w:rPr>
+              <w:t>}</w:t>
+            </w:r>
+          </w:p>
+        </w:tc>
+      </w:tr>
+    </w:tbl>
+    <w:p>
+      <w:pPr>
+        <w:pStyle w:val="5"/>
+        <w:outlineLvl w:val="0"/>
+        <w:rPr>
+          <w:rFonts w:hint="default" w:ascii="Times New Roman" w:hAnsi="Times New Roman" w:eastAsia="微软雅黑" w:cs="Times New Roman"/>
+          <w:color w:val="auto"/>
+        </w:rPr>
+      </w:pPr>
+      <w:bookmarkStart w:id="56" w:name="_Toc22839"/>
+      <w:bookmarkStart w:id="57" w:name="_Toc32701"/>
+      <w:r>
+        <w:rPr>
+          <w:rFonts w:hint="default" w:ascii="Times New Roman" w:hAnsi="Times New Roman" w:eastAsia="微软雅黑" w:cs="Times New Roman"/>
+          <w:color w:val="auto"/>
+        </w:rPr>
+        <w:t>GET /detection/model/status</w:t>
+      </w:r>
+      <w:bookmarkEnd w:id="56"/>
+      <w:bookmarkEnd w:id="57"/>
     </w:p>
     <w:p>
       <w:pPr>
@@ -9414,17 +9601,9 @@
       <w:r>
         <w:rPr>
           <w:rFonts w:hint="default" w:ascii="Times New Roman" w:hAnsi="Times New Roman" w:eastAsia="微软雅黑" w:cs="Times New Roman"/>
-          <w:b/>
-          <w:color w:val="auto"/>
-        </w:rPr>
-        <w:t>Response</w:t>
-      </w:r>
-      <w:r>
-        <w:rPr>
-          <w:rFonts w:hint="default" w:ascii="Times New Roman" w:hAnsi="Times New Roman" w:eastAsia="微软雅黑" w:cs="Times New Roman"/>
-          <w:color w:val="auto"/>
-        </w:rPr>
-        <w:t>:</w:t>
+          <w:color w:val="auto"/>
+        </w:rPr>
+        <w:t>模型加载状态。</w:t>
       </w:r>
     </w:p>
     <w:p>
@@ -9439,7 +9618,7 @@
           <w:rFonts w:hint="default" w:ascii="Times New Roman" w:hAnsi="Times New Roman" w:eastAsia="微软雅黑" w:cs="Times New Roman"/>
           <w:color w:val="auto"/>
         </w:rPr>
-        <w:t>{</w:t>
+        <w:t>{"loaded": true}</w:t>
       </w:r>
     </w:p>
     <w:p>
@@ -9454,7 +9633,7 @@
           <w:rFonts w:hint="default" w:ascii="Times New Roman" w:hAnsi="Times New Roman" w:eastAsia="微软雅黑" w:cs="Times New Roman"/>
           <w:color w:val="auto"/>
         </w:rPr>
-        <w:t xml:space="preserve">  "success": true,</w:t>
+        <w:t>────────────────────────────────────────</w:t>
       </w:r>
     </w:p>
     <w:p>
@@ -9464,13 +9643,6 @@
           <w:color w:val="auto"/>
         </w:rPr>
       </w:pPr>
-      <w:r>
-        <w:rPr>
-          <w:rFonts w:hint="default" w:ascii="Times New Roman" w:hAnsi="Times New Roman" w:eastAsia="微软雅黑" w:cs="Times New Roman"/>
-          <w:color w:val="auto"/>
-        </w:rPr>
-        <w:t xml:space="preserve">  "data": {</w:t>
-      </w:r>
     </w:p>
     <w:p>
       <w:pPr>
@@ -9479,13 +9651,6 @@
           <w:color w:val="auto"/>
         </w:rPr>
       </w:pPr>
-      <w:r>
-        <w:rPr>
-          <w:rFonts w:hint="default" w:ascii="Times New Roman" w:hAnsi="Times New Roman" w:eastAsia="微软雅黑" w:cs="Times New Roman"/>
-          <w:color w:val="auto"/>
-        </w:rPr>
-        <w:t xml:space="preserve">    "detections": [</w:t>
-      </w:r>
     </w:p>
     <w:p>
       <w:pPr>
@@ -9494,218 +9659,49 @@
           <w:color w:val="auto"/>
         </w:rPr>
       </w:pPr>
-      <w:r>
-        <w:rPr>
-          <w:rFonts w:hint="default" w:ascii="Times New Roman" w:hAnsi="Times New Roman" w:eastAsia="微软雅黑" w:cs="Times New Roman"/>
-          <w:color w:val="auto"/>
-        </w:rPr>
-        <w:t xml:space="preserve">      {"class": "塔吊", "confidence": 0.95, "bbox": [x1,y1,x2,y2], "category": "垂直运输机械"}</w:t>
-      </w:r>
     </w:p>
     <w:p>
       <w:pPr>
-        <w:rPr>
-          <w:rFonts w:hint="default" w:ascii="Times New Roman" w:hAnsi="Times New Roman" w:eastAsia="微软雅黑" w:cs="Times New Roman"/>
-          <w:color w:val="auto"/>
-        </w:rPr>
-      </w:pPr>
-      <w:r>
-        <w:rPr>
-          <w:rFonts w:hint="default" w:ascii="Times New Roman" w:hAnsi="Times New Roman" w:eastAsia="微软雅黑" w:cs="Times New Roman"/>
-          <w:color w:val="auto"/>
-        </w:rPr>
-        <w:t xml:space="preserve">    ],</w:t>
-      </w:r>
+        <w:pStyle w:val="3"/>
+        <w:outlineLvl w:val="0"/>
+        <w:rPr>
+          <w:rFonts w:hint="eastAsia"/>
+          <w:lang w:val="en-US" w:eastAsia="zh-CN"/>
+        </w:rPr>
+      </w:pPr>
+      <w:bookmarkStart w:id="58" w:name="_Toc9847"/>
+      <w:bookmarkStart w:id="59" w:name="_Toc8077"/>
+      <w:bookmarkStart w:id="60" w:name="_Toc8355"/>
+      <w:r>
+        <w:rPr>
+          <w:rFonts w:hint="eastAsia" w:ascii="Times New Roman" w:hAnsi="Times New Roman" w:eastAsia="微软雅黑" w:cs="Times New Roman"/>
+          <w:color w:val="auto"/>
+          <w:lang w:val="en-US" w:eastAsia="zh-CN"/>
+        </w:rPr>
+        <w:t>系统示意图</w:t>
+      </w:r>
+      <w:bookmarkEnd w:id="58"/>
+      <w:bookmarkEnd w:id="59"/>
+      <w:bookmarkEnd w:id="60"/>
     </w:p>
     <w:p>
       <w:pPr>
-        <w:rPr>
-          <w:rFonts w:hint="default" w:ascii="Times New Roman" w:hAnsi="Times New Roman" w:eastAsia="微软雅黑" w:cs="Times New Roman"/>
-          <w:color w:val="auto"/>
-        </w:rPr>
-      </w:pPr>
-      <w:r>
-        <w:rPr>
-          <w:rFonts w:hint="default" w:ascii="Times New Roman" w:hAnsi="Times New Roman" w:eastAsia="微软雅黑" w:cs="Times New Roman"/>
-          <w:color w:val="auto"/>
-        </w:rPr>
-        <w:t xml:space="preserve">    "class_counts": {"塔吊": {"count": 2}},</w:t>
-      </w:r>
-    </w:p>
-    <w:p>
-      <w:pPr>
-        <w:rPr>
-          <w:rFonts w:hint="default" w:ascii="Times New Roman" w:hAnsi="Times New Roman" w:eastAsia="微软雅黑" w:cs="Times New Roman"/>
-          <w:color w:val="auto"/>
-        </w:rPr>
-      </w:pPr>
-      <w:r>
-        <w:rPr>
-          <w:rFonts w:hint="default" w:ascii="Times New Roman" w:hAnsi="Times New Roman" w:eastAsia="微软雅黑" w:cs="Times New Roman"/>
-          <w:color w:val="auto"/>
-        </w:rPr>
-        <w:t xml:space="preserve">    "detected_image": "base64..."</w:t>
-      </w:r>
-    </w:p>
-    <w:p>
-      <w:pPr>
-        <w:rPr>
-          <w:rFonts w:hint="default" w:ascii="Times New Roman" w:hAnsi="Times New Roman" w:eastAsia="微软雅黑" w:cs="Times New Roman"/>
-          <w:color w:val="auto"/>
-        </w:rPr>
-      </w:pPr>
-      <w:r>
-        <w:rPr>
-          <w:rFonts w:hint="default" w:ascii="Times New Roman" w:hAnsi="Times New Roman" w:eastAsia="微软雅黑" w:cs="Times New Roman"/>
-          <w:color w:val="auto"/>
-        </w:rPr>
-        <w:t xml:space="preserve">  }</w:t>
-      </w:r>
-    </w:p>
-    <w:p>
-      <w:pPr>
-        <w:rPr>
-          <w:rFonts w:hint="default" w:ascii="Times New Roman" w:hAnsi="Times New Roman" w:eastAsia="微软雅黑" w:cs="Times New Roman"/>
-          <w:color w:val="auto"/>
-        </w:rPr>
-      </w:pPr>
-      <w:r>
-        <w:rPr>
-          <w:rFonts w:hint="default" w:ascii="Times New Roman" w:hAnsi="Times New Roman" w:eastAsia="微软雅黑" w:cs="Times New Roman"/>
-          <w:color w:val="auto"/>
-        </w:rPr>
-        <w:t>}</w:t>
-      </w:r>
-    </w:p>
-    <w:p>
-      <w:pPr>
-        <w:pStyle w:val="5"/>
-        <w:outlineLvl w:val="0"/>
-        <w:rPr>
-          <w:rFonts w:hint="default" w:ascii="Times New Roman" w:hAnsi="Times New Roman" w:eastAsia="微软雅黑" w:cs="Times New Roman"/>
-          <w:color w:val="auto"/>
-        </w:rPr>
-      </w:pPr>
-      <w:bookmarkStart w:id="57" w:name="_Toc22839"/>
-      <w:bookmarkStart w:id="58" w:name="_Toc32701"/>
-      <w:r>
-        <w:rPr>
-          <w:rFonts w:hint="default" w:ascii="Times New Roman" w:hAnsi="Times New Roman" w:eastAsia="微软雅黑" w:cs="Times New Roman"/>
-          <w:color w:val="auto"/>
-        </w:rPr>
-        <w:t>GET /detection/model/status</w:t>
-      </w:r>
-      <w:bookmarkEnd w:id="57"/>
-      <w:bookmarkEnd w:id="58"/>
-    </w:p>
-    <w:p>
-      <w:pPr>
-        <w:rPr>
-          <w:rFonts w:hint="default" w:ascii="Times New Roman" w:hAnsi="Times New Roman" w:eastAsia="微软雅黑" w:cs="Times New Roman"/>
-          <w:color w:val="auto"/>
-        </w:rPr>
-      </w:pPr>
-      <w:r>
-        <w:rPr>
-          <w:rFonts w:hint="default" w:ascii="Times New Roman" w:hAnsi="Times New Roman" w:eastAsia="微软雅黑" w:cs="Times New Roman"/>
-          <w:color w:val="auto"/>
-        </w:rPr>
-        <w:t>模型加载状态。</w:t>
-      </w:r>
-    </w:p>
-    <w:p>
-      <w:pPr>
-        <w:rPr>
-          <w:rFonts w:hint="default" w:ascii="Times New Roman" w:hAnsi="Times New Roman" w:eastAsia="微软雅黑" w:cs="Times New Roman"/>
-          <w:color w:val="auto"/>
-        </w:rPr>
-      </w:pPr>
-      <w:r>
-        <w:rPr>
-          <w:rFonts w:hint="default" w:ascii="Times New Roman" w:hAnsi="Times New Roman" w:eastAsia="微软雅黑" w:cs="Times New Roman"/>
-          <w:color w:val="auto"/>
-        </w:rPr>
-        <w:t>{"loaded": true}</w:t>
-      </w:r>
-    </w:p>
-    <w:p>
-      <w:pPr>
-        <w:rPr>
-          <w:rFonts w:hint="default" w:ascii="Times New Roman" w:hAnsi="Times New Roman" w:eastAsia="微软雅黑" w:cs="Times New Roman"/>
-          <w:color w:val="auto"/>
-        </w:rPr>
-      </w:pPr>
-      <w:r>
-        <w:rPr>
-          <w:rFonts w:hint="default" w:ascii="Times New Roman" w:hAnsi="Times New Roman" w:eastAsia="微软雅黑" w:cs="Times New Roman"/>
-          <w:color w:val="auto"/>
-        </w:rPr>
-        <w:t>────────────────────────────────────────</w:t>
-      </w:r>
-    </w:p>
-    <w:p>
-      <w:pPr>
-        <w:rPr>
-          <w:rFonts w:hint="default" w:ascii="Times New Roman" w:hAnsi="Times New Roman" w:eastAsia="微软雅黑" w:cs="Times New Roman"/>
-          <w:color w:val="auto"/>
-        </w:rPr>
-      </w:pPr>
-    </w:p>
-    <w:p>
-      <w:pPr>
-        <w:rPr>
-          <w:rFonts w:hint="default" w:ascii="Times New Roman" w:hAnsi="Times New Roman" w:eastAsia="微软雅黑" w:cs="Times New Roman"/>
-          <w:color w:val="auto"/>
-        </w:rPr>
-      </w:pPr>
-    </w:p>
-    <w:p>
-      <w:pPr>
-        <w:rPr>
-          <w:rFonts w:hint="default" w:ascii="Times New Roman" w:hAnsi="Times New Roman" w:eastAsia="微软雅黑" w:cs="Times New Roman"/>
-          <w:color w:val="auto"/>
-        </w:rPr>
-      </w:pPr>
-      <w:bookmarkStart w:id="62" w:name="_GoBack"/>
-      <w:bookmarkEnd w:id="62"/>
-    </w:p>
-    <w:p>
-      <w:pPr>
-        <w:pStyle w:val="3"/>
-        <w:outlineLvl w:val="0"/>
-        <w:rPr>
-          <w:rFonts w:hint="eastAsia" w:ascii="Times New Roman" w:hAnsi="Times New Roman" w:eastAsia="微软雅黑" w:cs="Times New Roman"/>
-          <w:color w:val="auto"/>
-          <w:lang w:val="en-US" w:eastAsia="zh-CN"/>
-        </w:rPr>
-      </w:pPr>
-      <w:bookmarkStart w:id="59" w:name="_Toc8077"/>
-      <w:bookmarkStart w:id="60" w:name="_Toc9847"/>
-      <w:bookmarkStart w:id="61" w:name="_Toc8355"/>
-      <w:r>
-        <w:rPr>
-          <w:rFonts w:hint="eastAsia" w:ascii="Times New Roman" w:hAnsi="Times New Roman" w:eastAsia="微软雅黑" w:cs="Times New Roman"/>
-          <w:color w:val="auto"/>
-          <w:lang w:val="en-US" w:eastAsia="zh-CN"/>
-        </w:rPr>
-        <w:t>系统示意图</w:t>
-      </w:r>
-      <w:bookmarkEnd w:id="59"/>
-      <w:bookmarkEnd w:id="60"/>
-      <w:bookmarkEnd w:id="61"/>
-    </w:p>
-    <w:p>
-      <w:pPr>
-        <w:rPr>
-          <w:rFonts w:hint="eastAsia"/>
-          <w:lang w:val="en-US" w:eastAsia="zh-CN"/>
-        </w:rPr>
-        <w:sectPr>
-          <w:pgSz w:w="12240" w:h="15840"/>
-          <w:pgMar w:top="1440" w:right="1800" w:bottom="1440" w:left="1800" w:header="720" w:footer="720" w:gutter="0"/>
-          <w:cols w:space="720" w:num="1"/>
-          <w:docGrid w:linePitch="360" w:charSpace="0"/>
-        </w:sectPr>
+        <w:keepNext w:val="0"/>
+        <w:keepLines w:val="0"/>
+        <w:pageBreakBefore w:val="0"/>
+        <w:widowControl/>
+        <w:kinsoku/>
+        <w:wordWrap/>
+        <w:overflowPunct/>
+        <w:topLinePunct w:val="0"/>
+        <w:autoSpaceDE/>
+        <w:autoSpaceDN/>
+        <w:bidi w:val="0"/>
+        <w:adjustRightInd/>
+        <w:snapToGrid/>
+        <w:spacing w:after="560"/>
+        <w:jc w:val="center"/>
+        <w:textAlignment w:val="auto"/>
       </w:pPr>
       <w:r>
         <w:drawing>
@@ -9839,9 +9835,9 @@
       <w:r>
         <w:drawing>
           <wp:inline distT="0" distB="0" distL="114300" distR="114300">
-            <wp:extent cx="5480050" cy="4431665"/>
-            <wp:effectExtent l="0" t="0" r="6350" b="6985"/>
-            <wp:docPr id="5" name="图片 4"/>
+            <wp:extent cx="5476875" cy="2967355"/>
+            <wp:effectExtent l="0" t="0" r="9525" b="4445"/>
+            <wp:docPr id="11" name="图片 3"/>
             <wp:cNvGraphicFramePr>
               <a:graphicFrameLocks xmlns:a="http://schemas.openxmlformats.org/drawingml/2006/main" noChangeAspect="1"/>
             </wp:cNvGraphicFramePr>
@@ -9849,7 +9845,7 @@
               <a:graphicData uri="http://schemas.openxmlformats.org/drawingml/2006/picture">
                 <pic:pic xmlns:pic="http://schemas.openxmlformats.org/drawingml/2006/picture">
                   <pic:nvPicPr>
-                    <pic:cNvPr id="5" name="图片 4"/>
+                    <pic:cNvPr id="11" name="图片 3"/>
                     <pic:cNvPicPr>
                       <a:picLocks noChangeAspect="1"/>
                     </pic:cNvPicPr>
@@ -9863,7 +9859,7 @@
                   <pic:spPr>
                     <a:xfrm>
                       <a:off x="0" y="0"/>
-                      <a:ext cx="5480050" cy="4431665"/>
+                      <a:ext cx="5476875" cy="2967355"/>
                     </a:xfrm>
                     <a:prstGeom prst="rect">
                       <a:avLst/>
@@ -9882,8 +9878,8 @@
       <w:r>
         <w:drawing>
           <wp:inline distT="0" distB="0" distL="114300" distR="114300">
-            <wp:extent cx="5478780" cy="2908300"/>
-            <wp:effectExtent l="0" t="0" r="7620" b="6350"/>
+            <wp:extent cx="5652770" cy="3001010"/>
+            <wp:effectExtent l="0" t="0" r="5080" b="8890"/>
             <wp:docPr id="6" name="图片 5"/>
             <wp:cNvGraphicFramePr>
               <a:graphicFrameLocks xmlns:a="http://schemas.openxmlformats.org/drawingml/2006/main" noChangeAspect="1"/>
@@ -9906,7 +9902,7 @@
                   <pic:spPr>
                     <a:xfrm>
                       <a:off x="0" y="0"/>
-                      <a:ext cx="5478780" cy="2908300"/>
+                      <a:ext cx="5652770" cy="3001010"/>
                     </a:xfrm>
                     <a:prstGeom prst="rect">
                       <a:avLst/>
@@ -9922,11 +9918,33 @@
           </wp:inline>
         </w:drawing>
       </w:r>
+    </w:p>
+    <w:p>
+      <w:pPr>
+        <w:jc w:val="center"/>
+      </w:pPr>
+    </w:p>
+    <w:p>
+      <w:pPr>
+        <w:jc w:val="center"/>
+        <w:rPr>
+          <w:rFonts w:hint="eastAsia"/>
+          <w:lang w:val="en-US" w:eastAsia="zh-CN"/>
+        </w:rPr>
+        <w:sectPr>
+          <w:pgSz w:w="12240" w:h="15840"/>
+          <w:pgMar w:top="1440" w:right="1800" w:bottom="1440" w:left="1800" w:header="720" w:footer="720" w:gutter="0"/>
+          <w:cols w:space="720" w:num="1"/>
+          <w:docGrid w:linePitch="360" w:charSpace="0"/>
+        </w:sectPr>
+      </w:pPr>
+      <w:bookmarkStart w:id="61" w:name="_GoBack"/>
+      <w:bookmarkEnd w:id="61"/>
       <w:r>
         <w:drawing>
           <wp:inline distT="0" distB="0" distL="114300" distR="114300">
-            <wp:extent cx="5449570" cy="2251710"/>
-            <wp:effectExtent l="0" t="0" r="17780" b="15240"/>
+            <wp:extent cx="5678170" cy="2346325"/>
+            <wp:effectExtent l="0" t="0" r="17780" b="15875"/>
             <wp:docPr id="7" name="图片 6"/>
             <wp:cNvGraphicFramePr>
               <a:graphicFrameLocks xmlns:a="http://schemas.openxmlformats.org/drawingml/2006/main" noChangeAspect="1"/>
@@ -9949,7 +9967,7 @@
                   <pic:spPr>
                     <a:xfrm>
                       <a:off x="0" y="0"/>
-                      <a:ext cx="5449570" cy="2251710"/>
+                      <a:ext cx="5678170" cy="2346325"/>
                     </a:xfrm>
                     <a:prstGeom prst="rect">
                       <a:avLst/>
@@ -9965,12 +9983,17 @@
           </wp:inline>
         </w:drawing>
       </w:r>
+    </w:p>
+    <w:p>
+      <w:pPr>
+        <w:jc w:val="both"/>
+      </w:pPr>
       <w:r>
         <w:drawing>
           <wp:inline distT="0" distB="0" distL="114300" distR="114300">
-            <wp:extent cx="5356860" cy="2945765"/>
-            <wp:effectExtent l="0" t="0" r="15240" b="6985"/>
-            <wp:docPr id="8" name="图片 7"/>
+            <wp:extent cx="5760085" cy="2927350"/>
+            <wp:effectExtent l="0" t="0" r="12065" b="6350"/>
+            <wp:docPr id="12" name="图片 4"/>
             <wp:cNvGraphicFramePr>
               <a:graphicFrameLocks xmlns:a="http://schemas.openxmlformats.org/drawingml/2006/main" noChangeAspect="1"/>
             </wp:cNvGraphicFramePr>
@@ -9978,7 +10001,7 @@
               <a:graphicData uri="http://schemas.openxmlformats.org/drawingml/2006/picture">
                 <pic:pic xmlns:pic="http://schemas.openxmlformats.org/drawingml/2006/picture">
                   <pic:nvPicPr>
-                    <pic:cNvPr id="8" name="图片 7"/>
+                    <pic:cNvPr id="12" name="图片 4"/>
                     <pic:cNvPicPr>
                       <a:picLocks noChangeAspect="1"/>
                     </pic:cNvPicPr>
@@ -9992,7 +10015,7 @@
                   <pic:spPr>
                     <a:xfrm>
                       <a:off x="0" y="0"/>
-                      <a:ext cx="5356860" cy="2945765"/>
+                      <a:ext cx="5760085" cy="2927350"/>
                     </a:xfrm>
                     <a:prstGeom prst="rect">
                       <a:avLst/>
@@ -10011,6 +10034,7 @@
     </w:p>
     <w:p>
       <w:pPr>
+        <w:jc w:val="both"/>
         <w:rPr>
           <w:rFonts w:hint="eastAsia" w:asciiTheme="minorHAnsi" w:hAnsiTheme="minorHAnsi" w:eastAsiaTheme="minorEastAsia" w:cstheme="minorBidi"/>
           <w:sz w:val="21"/>
@@ -10018,6 +10042,49 @@
           <w:lang w:val="en-US" w:eastAsia="zh-CN" w:bidi="ar-SA"/>
         </w:rPr>
       </w:pPr>
+      <w:r>
+        <w:drawing>
+          <wp:inline distT="0" distB="0" distL="114300" distR="114300">
+            <wp:extent cx="5746750" cy="3381375"/>
+            <wp:effectExtent l="0" t="0" r="6350" b="9525"/>
+            <wp:docPr id="10" name="图片 2"/>
+            <wp:cNvGraphicFramePr>
+              <a:graphicFrameLocks xmlns:a="http://schemas.openxmlformats.org/drawingml/2006/main" noChangeAspect="1"/>
+            </wp:cNvGraphicFramePr>
+            <a:graphic xmlns:a="http://schemas.openxmlformats.org/drawingml/2006/main">
+              <a:graphicData uri="http://schemas.openxmlformats.org/drawingml/2006/picture">
+                <pic:pic xmlns:pic="http://schemas.openxmlformats.org/drawingml/2006/picture">
+                  <pic:nvPicPr>
+                    <pic:cNvPr id="10" name="图片 2"/>
+                    <pic:cNvPicPr>
+                      <a:picLocks noChangeAspect="1"/>
+                    </pic:cNvPicPr>
+                  </pic:nvPicPr>
+                  <pic:blipFill>
+                    <a:blip r:embed="rId13"/>
+                    <a:stretch>
+                      <a:fillRect/>
+                    </a:stretch>
+                  </pic:blipFill>
+                  <pic:spPr>
+                    <a:xfrm>
+                      <a:off x="0" y="0"/>
+                      <a:ext cx="5746750" cy="3381375"/>
+                    </a:xfrm>
+                    <a:prstGeom prst="rect">
+                      <a:avLst/>
+                    </a:prstGeom>
+                    <a:noFill/>
+                    <a:ln>
+                      <a:noFill/>
+                    </a:ln>
+                  </pic:spPr>
+                </pic:pic>
+              </a:graphicData>
+            </a:graphic>
+          </wp:inline>
+        </w:drawing>
+      </w:r>
     </w:p>
     <w:sectPr>
       <w:pgSz w:w="12240" w:h="15840"/>
@@ -10224,7 +10291,7 @@
   <w:docDefaults>
     <w:rPrDefault>
       <w:rPr>
-        <w:rFonts w:asciiTheme="minorHAnsi" w:hAnsiTheme="minorHAnsi" w:eastAsiaTheme="minorEastAsia" w:cstheme="minorBidi"/>
+        <w:rFonts w:ascii="Times New Roman" w:hAnsi="Times New Roman" w:eastAsia="宋体" w:cs="Times New Roman"/>
       </w:rPr>
     </w:rPrDefault>
     <w:pPrDefault/>
@@ -10249,9 +10316,9 @@
     <w:lsdException w:uiPriority="99" w:name="index 7"/>
     <w:lsdException w:uiPriority="99" w:name="index 8"/>
     <w:lsdException w:uiPriority="99" w:name="index 9"/>
-    <w:lsdException w:uiPriority="39" w:name="toc 1"/>
-    <w:lsdException w:uiPriority="39" w:name="toc 2"/>
-    <w:lsdException w:uiPriority="39" w:name="toc 3"/>
+    <w:lsdException w:qFormat="1" w:uiPriority="39" w:name="toc 1"/>
+    <w:lsdException w:qFormat="1" w:uiPriority="39" w:name="toc 2"/>
+    <w:lsdException w:qFormat="1" w:uiPriority="39" w:name="toc 3"/>
     <w:lsdException w:uiPriority="39" w:name="toc 4"/>
     <w:lsdException w:uiPriority="39" w:name="toc 5"/>
     <w:lsdException w:uiPriority="39" w:name="toc 6"/>
@@ -10261,7 +10328,7 @@
     <w:lsdException w:uiPriority="99" w:name="Normal Indent"/>
     <w:lsdException w:uiPriority="99" w:name="footnote text"/>
     <w:lsdException w:uiPriority="99" w:name="annotation text"/>
-    <w:lsdException w:uiPriority="99" w:semiHidden="0" w:name="header"/>
+    <w:lsdException w:qFormat="1" w:uiPriority="99" w:semiHidden="0" w:name="header"/>
     <w:lsdException w:qFormat="1" w:uiPriority="99" w:semiHidden="0" w:name="footer"/>
     <w:lsdException w:uiPriority="99" w:name="index heading"/>
     <w:lsdException w:qFormat="1" w:uiPriority="35" w:name="caption"/>
@@ -10275,31 +10342,31 @@
     <w:lsdException w:uiPriority="99" w:name="endnote reference"/>
     <w:lsdException w:uiPriority="99" w:name="endnote text"/>
     <w:lsdException w:uiPriority="99" w:name="table of authorities"/>
-    <w:lsdException w:uiPriority="99" w:semiHidden="0" w:name="macro"/>
+    <w:lsdException w:qFormat="1" w:uiPriority="99" w:semiHidden="0" w:name="macro"/>
     <w:lsdException w:uiPriority="99" w:name="toa heading"/>
-    <w:lsdException w:uiPriority="99" w:semiHidden="0" w:name="List"/>
+    <w:lsdException w:qFormat="1" w:uiPriority="99" w:semiHidden="0" w:name="List"/>
     <w:lsdException w:qFormat="1" w:uiPriority="99" w:semiHidden="0" w:name="List Bullet"/>
-    <w:lsdException w:uiPriority="99" w:semiHidden="0" w:name="List Number"/>
-    <w:lsdException w:uiPriority="99" w:semiHidden="0" w:name="List 2"/>
-    <w:lsdException w:uiPriority="99" w:semiHidden="0" w:name="List 3"/>
+    <w:lsdException w:qFormat="1" w:uiPriority="99" w:semiHidden="0" w:name="List Number"/>
+    <w:lsdException w:qFormat="1" w:uiPriority="99" w:semiHidden="0" w:name="List 2"/>
+    <w:lsdException w:qFormat="1" w:uiPriority="99" w:semiHidden="0" w:name="List 3"/>
     <w:lsdException w:uiPriority="99" w:name="List 4"/>
     <w:lsdException w:uiPriority="99" w:name="List 5"/>
-    <w:lsdException w:uiPriority="99" w:semiHidden="0" w:name="List Bullet 2"/>
-    <w:lsdException w:uiPriority="99" w:semiHidden="0" w:name="List Bullet 3"/>
+    <w:lsdException w:qFormat="1" w:uiPriority="99" w:semiHidden="0" w:name="List Bullet 2"/>
+    <w:lsdException w:qFormat="1" w:uiPriority="99" w:semiHidden="0" w:name="List Bullet 3"/>
     <w:lsdException w:uiPriority="99" w:name="List Bullet 4"/>
     <w:lsdException w:uiPriority="99" w:name="List Bullet 5"/>
-    <w:lsdException w:uiPriority="99" w:semiHidden="0" w:name="List Number 2"/>
-    <w:lsdException w:uiPriority="99" w:semiHidden="0" w:name="List Number 3"/>
+    <w:lsdException w:qFormat="1" w:uiPriority="99" w:semiHidden="0" w:name="List Number 2"/>
+    <w:lsdException w:qFormat="1" w:uiPriority="99" w:semiHidden="0" w:name="List Number 3"/>
     <w:lsdException w:uiPriority="99" w:name="List Number 4"/>
     <w:lsdException w:uiPriority="99" w:name="List Number 5"/>
     <w:lsdException w:qFormat="1" w:unhideWhenUsed="0" w:uiPriority="10" w:semiHidden="0" w:name="Title"/>
     <w:lsdException w:uiPriority="99" w:name="Closing"/>
     <w:lsdException w:uiPriority="99" w:name="Signature"/>
-    <w:lsdException w:uiPriority="1" w:name="Default Paragraph Font"/>
-    <w:lsdException w:uiPriority="99" w:semiHidden="0" w:name="Body Text"/>
+    <w:lsdException w:qFormat="1" w:uiPriority="1" w:name="Default Paragraph Font"/>
+    <w:lsdException w:qFormat="1" w:uiPriority="99" w:semiHidden="0" w:name="Body Text"/>
     <w:lsdException w:uiPriority="99" w:name="Body Text Indent"/>
-    <w:lsdException w:uiPriority="99" w:semiHidden="0" w:name="List Continue"/>
-    <w:lsdException w:uiPriority="99" w:semiHidden="0" w:name="List Continue 2"/>
+    <w:lsdException w:qFormat="1" w:uiPriority="99" w:semiHidden="0" w:name="List Continue"/>
+    <w:lsdException w:qFormat="1" w:uiPriority="99" w:semiHidden="0" w:name="List Continue 2"/>
     <w:lsdException w:qFormat="1" w:uiPriority="99" w:semiHidden="0" w:name="List Continue 3"/>
     <w:lsdException w:uiPriority="99" w:name="List Continue 4"/>
     <w:lsdException w:uiPriority="99" w:name="List Continue 5"/>
@@ -10333,7 +10400,7 @@
     <w:lsdException w:uiPriority="99" w:name="HTML Sample"/>
     <w:lsdException w:uiPriority="99" w:name="HTML Typewriter"/>
     <w:lsdException w:uiPriority="99" w:name="HTML Variable"/>
-    <w:lsdException w:uiPriority="99" w:name="Normal Table"/>
+    <w:lsdException w:qFormat="1" w:uiPriority="99" w:name="Normal Table"/>
     <w:lsdException w:uiPriority="99" w:name="annotation subject"/>
     <w:lsdException w:uiPriority="99" w:name="Table Simple 1"/>
     <w:lsdException w:uiPriority="99" w:name="Table Simple 2"/>
@@ -10381,23 +10448,23 @@
     <w:lsdException w:qFormat="1" w:unhideWhenUsed="0" w:uiPriority="59" w:semiHidden="0" w:name="Table Grid"/>
     <w:lsdException w:uiPriority="99" w:name="Table Theme"/>
     <w:lsdException w:qFormat="1" w:unhideWhenUsed="0" w:uiPriority="1" w:semiHidden="0" w:name="No Spacing"/>
-    <w:lsdException w:unhideWhenUsed="0" w:uiPriority="60" w:semiHidden="0" w:name="Light Shading"/>
+    <w:lsdException w:qFormat="1" w:unhideWhenUsed="0" w:uiPriority="60" w:semiHidden="0" w:name="Light Shading"/>
     <w:lsdException w:qFormat="1" w:unhideWhenUsed="0" w:uiPriority="61" w:semiHidden="0" w:name="Light List"/>
     <w:lsdException w:qFormat="1" w:unhideWhenUsed="0" w:uiPriority="62" w:semiHidden="0" w:name="Light Grid"/>
     <w:lsdException w:qFormat="1" w:unhideWhenUsed="0" w:uiPriority="63" w:semiHidden="0" w:name="Medium Shading 1"/>
     <w:lsdException w:qFormat="1" w:unhideWhenUsed="0" w:uiPriority="64" w:semiHidden="0" w:name="Medium Shading 2"/>
     <w:lsdException w:qFormat="1" w:unhideWhenUsed="0" w:uiPriority="65" w:semiHidden="0" w:name="Medium List 1"/>
-    <w:lsdException w:unhideWhenUsed="0" w:uiPriority="66" w:semiHidden="0" w:name="Medium List 2"/>
+    <w:lsdException w:qFormat="1" w:unhideWhenUsed="0" w:uiPriority="66" w:semiHidden="0" w:name="Medium List 2"/>
     <w:lsdException w:qFormat="1" w:unhideWhenUsed="0" w:uiPriority="67" w:semiHidden="0" w:name="Medium Grid 1"/>
     <w:lsdException w:unhideWhenUsed="0" w:uiPriority="68" w:semiHidden="0" w:name="Medium Grid 2"/>
-    <w:lsdException w:unhideWhenUsed="0" w:uiPriority="69" w:semiHidden="0" w:name="Medium Grid 3"/>
+    <w:lsdException w:qFormat="1" w:unhideWhenUsed="0" w:uiPriority="69" w:semiHidden="0" w:name="Medium Grid 3"/>
     <w:lsdException w:qFormat="1" w:unhideWhenUsed="0" w:uiPriority="70" w:semiHidden="0" w:name="Dark List"/>
     <w:lsdException w:unhideWhenUsed="0" w:uiPriority="71" w:semiHidden="0" w:name="Colorful Shading"/>
-    <w:lsdException w:unhideWhenUsed="0" w:uiPriority="72" w:semiHidden="0" w:name="Colorful List"/>
-    <w:lsdException w:unhideWhenUsed="0" w:uiPriority="73" w:semiHidden="0" w:name="Colorful Grid"/>
-    <w:lsdException w:unhideWhenUsed="0" w:uiPriority="60" w:semiHidden="0" w:name="Light Shading Accent 1"/>
+    <w:lsdException w:qFormat="1" w:unhideWhenUsed="0" w:uiPriority="72" w:semiHidden="0" w:name="Colorful List"/>
+    <w:lsdException w:qFormat="1" w:unhideWhenUsed="0" w:uiPriority="73" w:semiHidden="0" w:name="Colorful Grid"/>
+    <w:lsdException w:qFormat="1" w:unhideWhenUsed="0" w:uiPriority="60" w:semiHidden="0" w:name="Light Shading Accent 1"/>
     <w:lsdException w:qFormat="1" w:unhideWhenUsed="0" w:uiPriority="61" w:semiHidden="0" w:name="Light List Accent 1"/>
-    <w:lsdException w:unhideWhenUsed="0" w:uiPriority="62" w:semiHidden="0" w:name="Light Grid Accent 1"/>
+    <w:lsdException w:qFormat="1" w:unhideWhenUsed="0" w:uiPriority="62" w:semiHidden="0" w:name="Light Grid Accent 1"/>
     <w:lsdException w:qFormat="1" w:unhideWhenUsed="0" w:uiPriority="63" w:semiHidden="0" w:name="Medium Shading 1 Accent 1"/>
     <w:lsdException w:qFormat="1" w:unhideWhenUsed="0" w:uiPriority="64" w:semiHidden="0" w:name="Medium Shading 2 Accent 1"/>
     <w:lsdException w:qFormat="1" w:unhideWhenUsed="0" w:uiPriority="65" w:semiHidden="0" w:name="Medium List 1 Accent 1"/>
@@ -10410,22 +10477,22 @@
     <w:lsdException w:unhideWhenUsed="0" w:uiPriority="69" w:semiHidden="0" w:name="Medium Grid 3 Accent 1"/>
     <w:lsdException w:qFormat="1" w:unhideWhenUsed="0" w:uiPriority="70" w:semiHidden="0" w:name="Dark List Accent 1"/>
     <w:lsdException w:unhideWhenUsed="0" w:uiPriority="71" w:semiHidden="0" w:name="Colorful Shading Accent 1"/>
-    <w:lsdException w:unhideWhenUsed="0" w:uiPriority="72" w:semiHidden="0" w:name="Colorful List Accent 1"/>
-    <w:lsdException w:unhideWhenUsed="0" w:uiPriority="73" w:semiHidden="0" w:name="Colorful Grid Accent 1"/>
-    <w:lsdException w:unhideWhenUsed="0" w:uiPriority="60" w:semiHidden="0" w:name="Light Shading Accent 2"/>
-    <w:lsdException w:unhideWhenUsed="0" w:uiPriority="61" w:semiHidden="0" w:name="Light List Accent 2"/>
+    <w:lsdException w:qFormat="1" w:unhideWhenUsed="0" w:uiPriority="72" w:semiHidden="0" w:name="Colorful List Accent 1"/>
+    <w:lsdException w:qFormat="1" w:unhideWhenUsed="0" w:uiPriority="73" w:semiHidden="0" w:name="Colorful Grid Accent 1"/>
+    <w:lsdException w:qFormat="1" w:unhideWhenUsed="0" w:uiPriority="60" w:semiHidden="0" w:name="Light Shading Accent 2"/>
+    <w:lsdException w:qFormat="1" w:unhideWhenUsed="0" w:uiPriority="61" w:semiHidden="0" w:name="Light List Accent 2"/>
     <w:lsdException w:qFormat="1" w:unhideWhenUsed="0" w:uiPriority="62" w:semiHidden="0" w:name="Light Grid Accent 2"/>
     <w:lsdException w:qFormat="1" w:unhideWhenUsed="0" w:uiPriority="63" w:semiHidden="0" w:name="Medium Shading 1 Accent 2"/>
     <w:lsdException w:qFormat="1" w:unhideWhenUsed="0" w:uiPriority="64" w:semiHidden="0" w:name="Medium Shading 2 Accent 2"/>
-    <w:lsdException w:unhideWhenUsed="0" w:uiPriority="65" w:semiHidden="0" w:name="Medium List 1 Accent 2"/>
+    <w:lsdException w:qFormat="1" w:unhideWhenUsed="0" w:uiPriority="65" w:semiHidden="0" w:name="Medium List 1 Accent 2"/>
     <w:lsdException w:qFormat="1" w:unhideWhenUsed="0" w:uiPriority="66" w:semiHidden="0" w:name="Medium List 2 Accent 2"/>
-    <w:lsdException w:unhideWhenUsed="0" w:uiPriority="67" w:semiHidden="0" w:name="Medium Grid 1 Accent 2"/>
+    <w:lsdException w:qFormat="1" w:unhideWhenUsed="0" w:uiPriority="67" w:semiHidden="0" w:name="Medium Grid 1 Accent 2"/>
     <w:lsdException w:unhideWhenUsed="0" w:uiPriority="68" w:semiHidden="0" w:name="Medium Grid 2 Accent 2"/>
     <w:lsdException w:qFormat="1" w:unhideWhenUsed="0" w:uiPriority="69" w:semiHidden="0" w:name="Medium Grid 3 Accent 2"/>
     <w:lsdException w:qFormat="1" w:unhideWhenUsed="0" w:uiPriority="70" w:semiHidden="0" w:name="Dark List Accent 2"/>
     <w:lsdException w:unhideWhenUsed="0" w:uiPriority="71" w:semiHidden="0" w:name="Colorful Shading Accent 2"/>
-    <w:lsdException w:unhideWhenUsed="0" w:uiPriority="72" w:semiHidden="0" w:name="Colorful List Accent 2"/>
-    <w:lsdException w:unhideWhenUsed="0" w:uiPriority="73" w:semiHidden="0" w:name="Colorful Grid Accent 2"/>
+    <w:lsdException w:qFormat="1" w:unhideWhenUsed="0" w:uiPriority="72" w:semiHidden="0" w:name="Colorful List Accent 2"/>
+    <w:lsdException w:qFormat="1" w:unhideWhenUsed="0" w:uiPriority="73" w:semiHidden="0" w:name="Colorful Grid Accent 2"/>
     <w:lsdException w:qFormat="1" w:unhideWhenUsed="0" w:uiPriority="60" w:semiHidden="0" w:name="Light Shading Accent 3"/>
     <w:lsdException w:qFormat="1" w:unhideWhenUsed="0" w:uiPriority="61" w:semiHidden="0" w:name="Light List Accent 3"/>
     <w:lsdException w:qFormat="1" w:unhideWhenUsed="0" w:uiPriority="62" w:semiHidden="0" w:name="Light Grid Accent 3"/>
@@ -10438,50 +10505,50 @@
     <w:lsdException w:unhideWhenUsed="0" w:uiPriority="69" w:semiHidden="0" w:name="Medium Grid 3 Accent 3"/>
     <w:lsdException w:unhideWhenUsed="0" w:uiPriority="70" w:semiHidden="0" w:name="Dark List Accent 3"/>
     <w:lsdException w:unhideWhenUsed="0" w:uiPriority="71" w:semiHidden="0" w:name="Colorful Shading Accent 3"/>
-    <w:lsdException w:unhideWhenUsed="0" w:uiPriority="72" w:semiHidden="0" w:name="Colorful List Accent 3"/>
-    <w:lsdException w:unhideWhenUsed="0" w:uiPriority="73" w:semiHidden="0" w:name="Colorful Grid Accent 3"/>
-    <w:lsdException w:unhideWhenUsed="0" w:uiPriority="60" w:semiHidden="0" w:name="Light Shading Accent 4"/>
+    <w:lsdException w:qFormat="1" w:unhideWhenUsed="0" w:uiPriority="72" w:semiHidden="0" w:name="Colorful List Accent 3"/>
+    <w:lsdException w:qFormat="1" w:unhideWhenUsed="0" w:uiPriority="73" w:semiHidden="0" w:name="Colorful Grid Accent 3"/>
+    <w:lsdException w:qFormat="1" w:unhideWhenUsed="0" w:uiPriority="60" w:semiHidden="0" w:name="Light Shading Accent 4"/>
     <w:lsdException w:qFormat="1" w:unhideWhenUsed="0" w:uiPriority="61" w:semiHidden="0" w:name="Light List Accent 4"/>
     <w:lsdException w:qFormat="1" w:unhideWhenUsed="0" w:uiPriority="62" w:semiHidden="0" w:name="Light Grid Accent 4"/>
     <w:lsdException w:qFormat="1" w:unhideWhenUsed="0" w:uiPriority="63" w:semiHidden="0" w:name="Medium Shading 1 Accent 4"/>
     <w:lsdException w:qFormat="1" w:unhideWhenUsed="0" w:uiPriority="64" w:semiHidden="0" w:name="Medium Shading 2 Accent 4"/>
-    <w:lsdException w:unhideWhenUsed="0" w:uiPriority="65" w:semiHidden="0" w:name="Medium List 1 Accent 4"/>
+    <w:lsdException w:qFormat="1" w:unhideWhenUsed="0" w:uiPriority="65" w:semiHidden="0" w:name="Medium List 1 Accent 4"/>
     <w:lsdException w:qFormat="1" w:unhideWhenUsed="0" w:uiPriority="66" w:semiHidden="0" w:name="Medium List 2 Accent 4"/>
-    <w:lsdException w:unhideWhenUsed="0" w:uiPriority="67" w:semiHidden="0" w:name="Medium Grid 1 Accent 4"/>
+    <w:lsdException w:qFormat="1" w:unhideWhenUsed="0" w:uiPriority="67" w:semiHidden="0" w:name="Medium Grid 1 Accent 4"/>
     <w:lsdException w:unhideWhenUsed="0" w:uiPriority="68" w:semiHidden="0" w:name="Medium Grid 2 Accent 4"/>
     <w:lsdException w:unhideWhenUsed="0" w:uiPriority="69" w:semiHidden="0" w:name="Medium Grid 3 Accent 4"/>
     <w:lsdException w:unhideWhenUsed="0" w:uiPriority="70" w:semiHidden="0" w:name="Dark List Accent 4"/>
     <w:lsdException w:unhideWhenUsed="0" w:uiPriority="71" w:semiHidden="0" w:name="Colorful Shading Accent 4"/>
-    <w:lsdException w:unhideWhenUsed="0" w:uiPriority="72" w:semiHidden="0" w:name="Colorful List Accent 4"/>
-    <w:lsdException w:unhideWhenUsed="0" w:uiPriority="73" w:semiHidden="0" w:name="Colorful Grid Accent 4"/>
+    <w:lsdException w:qFormat="1" w:unhideWhenUsed="0" w:uiPriority="72" w:semiHidden="0" w:name="Colorful List Accent 4"/>
+    <w:lsdException w:qFormat="1" w:unhideWhenUsed="0" w:uiPriority="73" w:semiHidden="0" w:name="Colorful Grid Accent 4"/>
     <w:lsdException w:qFormat="1" w:unhideWhenUsed="0" w:uiPriority="60" w:semiHidden="0" w:name="Light Shading Accent 5"/>
     <w:lsdException w:qFormat="1" w:unhideWhenUsed="0" w:uiPriority="61" w:semiHidden="0" w:name="Light List Accent 5"/>
     <w:lsdException w:qFormat="1" w:unhideWhenUsed="0" w:uiPriority="62" w:semiHidden="0" w:name="Light Grid Accent 5"/>
     <w:lsdException w:qFormat="1" w:unhideWhenUsed="0" w:uiPriority="63" w:semiHidden="0" w:name="Medium Shading 1 Accent 5"/>
     <w:lsdException w:qFormat="1" w:unhideWhenUsed="0" w:uiPriority="64" w:semiHidden="0" w:name="Medium Shading 2 Accent 5"/>
-    <w:lsdException w:unhideWhenUsed="0" w:uiPriority="65" w:semiHidden="0" w:name="Medium List 1 Accent 5"/>
+    <w:lsdException w:qFormat="1" w:unhideWhenUsed="0" w:uiPriority="65" w:semiHidden="0" w:name="Medium List 1 Accent 5"/>
     <w:lsdException w:qFormat="1" w:unhideWhenUsed="0" w:uiPriority="66" w:semiHidden="0" w:name="Medium List 2 Accent 5"/>
     <w:lsdException w:qFormat="1" w:unhideWhenUsed="0" w:uiPriority="67" w:semiHidden="0" w:name="Medium Grid 1 Accent 5"/>
     <w:lsdException w:unhideWhenUsed="0" w:uiPriority="68" w:semiHidden="0" w:name="Medium Grid 2 Accent 5"/>
     <w:lsdException w:unhideWhenUsed="0" w:uiPriority="69" w:semiHidden="0" w:name="Medium Grid 3 Accent 5"/>
     <w:lsdException w:qFormat="1" w:unhideWhenUsed="0" w:uiPriority="70" w:semiHidden="0" w:name="Dark List Accent 5"/>
     <w:lsdException w:unhideWhenUsed="0" w:uiPriority="71" w:semiHidden="0" w:name="Colorful Shading Accent 5"/>
-    <w:lsdException w:unhideWhenUsed="0" w:uiPriority="72" w:semiHidden="0" w:name="Colorful List Accent 5"/>
-    <w:lsdException w:unhideWhenUsed="0" w:uiPriority="73" w:semiHidden="0" w:name="Colorful Grid Accent 5"/>
+    <w:lsdException w:qFormat="1" w:unhideWhenUsed="0" w:uiPriority="72" w:semiHidden="0" w:name="Colorful List Accent 5"/>
+    <w:lsdException w:qFormat="1" w:unhideWhenUsed="0" w:uiPriority="73" w:semiHidden="0" w:name="Colorful Grid Accent 5"/>
     <w:lsdException w:qFormat="1" w:unhideWhenUsed="0" w:uiPriority="60" w:semiHidden="0" w:name="Light Shading Accent 6"/>
     <w:lsdException w:qFormat="1" w:unhideWhenUsed="0" w:uiPriority="61" w:semiHidden="0" w:name="Light List Accent 6"/>
-    <w:lsdException w:unhideWhenUsed="0" w:uiPriority="62" w:semiHidden="0" w:name="Light Grid Accent 6"/>
+    <w:lsdException w:qFormat="1" w:unhideWhenUsed="0" w:uiPriority="62" w:semiHidden="0" w:name="Light Grid Accent 6"/>
     <w:lsdException w:qFormat="1" w:unhideWhenUsed="0" w:uiPriority="63" w:semiHidden="0" w:name="Medium Shading 1 Accent 6"/>
     <w:lsdException w:qFormat="1" w:unhideWhenUsed="0" w:uiPriority="64" w:semiHidden="0" w:name="Medium Shading 2 Accent 6"/>
     <w:lsdException w:qFormat="1" w:unhideWhenUsed="0" w:uiPriority="65" w:semiHidden="0" w:name="Medium List 1 Accent 6"/>
     <w:lsdException w:qFormat="1" w:unhideWhenUsed="0" w:uiPriority="66" w:semiHidden="0" w:name="Medium List 2 Accent 6"/>
-    <w:lsdException w:unhideWhenUsed="0" w:uiPriority="67" w:semiHidden="0" w:name="Medium Grid 1 Accent 6"/>
+    <w:lsdException w:qFormat="1" w:unhideWhenUsed="0" w:uiPriority="67" w:semiHidden="0" w:name="Medium Grid 1 Accent 6"/>
     <w:lsdException w:qFormat="1" w:unhideWhenUsed="0" w:uiPriority="68" w:semiHidden="0" w:name="Medium Grid 2 Accent 6"/>
     <w:lsdException w:qFormat="1" w:unhideWhenUsed="0" w:uiPriority="69" w:semiHidden="0" w:name="Medium Grid 3 Accent 6"/>
     <w:lsdException w:unhideWhenUsed="0" w:uiPriority="70" w:semiHidden="0" w:name="Dark List Accent 6"/>
-    <w:lsdException w:unhideWhenUsed="0" w:uiPriority="71" w:semiHidden="0" w:name="Colorful Shading Accent 6"/>
-    <w:lsdException w:unhideWhenUsed="0" w:uiPriority="72" w:semiHidden="0" w:name="Colorful List Accent 6"/>
-    <w:lsdException w:unhideWhenUsed="0" w:uiPriority="73" w:semiHidden="0" w:name="Colorful Grid Accent 6"/>
+    <w:lsdException w:qFormat="1" w:unhideWhenUsed="0" w:uiPriority="71" w:semiHidden="0" w:name="Colorful Shading Accent 6"/>
+    <w:lsdException w:qFormat="1" w:unhideWhenUsed="0" w:uiPriority="72" w:semiHidden="0" w:name="Colorful List Accent 6"/>
+    <w:lsdException w:qFormat="1" w:unhideWhenUsed="0" w:uiPriority="73" w:semiHidden="0" w:name="Colorful Grid Accent 6"/>
   </w:latentStyles>
   <w:style w:type="paragraph" w:default="1" w:styleId="1">
     <w:name w:val="Normal"/>
@@ -10737,12 +10804,14 @@
     <w:name w:val="Default Paragraph Font"/>
     <w:semiHidden/>
     <w:unhideWhenUsed/>
+    <w:qFormat/>
     <w:uiPriority w:val="1"/>
   </w:style>
   <w:style w:type="table" w:default="1" w:styleId="35">
     <w:name w:val="Normal Table"/>
     <w:semiHidden/>
     <w:unhideWhenUsed/>
+    <w:qFormat/>
     <w:uiPriority w:val="99"/>
     <w:tblPr>
       <w:tblCellMar>
@@ -10757,6 +10826,7 @@
     <w:name w:val="macro"/>
     <w:link w:val="150"/>
     <w:unhideWhenUsed/>
+    <w:qFormat/>
     <w:uiPriority w:val="99"/>
     <w:pPr>
       <w:tabs>
@@ -10781,6 +10851,7 @@
     <w:name w:val="List 3"/>
     <w:basedOn w:val="1"/>
     <w:unhideWhenUsed/>
+    <w:qFormat/>
     <w:uiPriority w:val="99"/>
     <w:pPr>
       <w:ind w:left="1080" w:hanging="360"/>
@@ -10791,6 +10862,7 @@
     <w:name w:val="List Number 2"/>
     <w:basedOn w:val="1"/>
     <w:unhideWhenUsed/>
+    <w:qFormat/>
     <w:uiPriority w:val="99"/>
     <w:pPr>
       <w:numPr>
@@ -10804,6 +10876,7 @@
     <w:name w:val="List Number"/>
     <w:basedOn w:val="1"/>
     <w:unhideWhenUsed/>
+    <w:qFormat/>
     <w:uiPriority w:val="99"/>
     <w:pPr>
       <w:numPr>
@@ -10870,6 +10943,7 @@
     <w:name w:val="List Bullet 3"/>
     <w:basedOn w:val="1"/>
     <w:unhideWhenUsed/>
+    <w:qFormat/>
     <w:uiPriority w:val="99"/>
     <w:pPr>
       <w:numPr>
@@ -10884,6 +10958,7 @@
     <w:basedOn w:val="1"/>
     <w:link w:val="147"/>
     <w:unhideWhenUsed/>
+    <w:qFormat/>
     <w:uiPriority w:val="99"/>
     <w:pPr>
       <w:spacing w:after="120"/>
@@ -10893,6 +10968,7 @@
     <w:name w:val="List Number 3"/>
     <w:basedOn w:val="1"/>
     <w:unhideWhenUsed/>
+    <w:qFormat/>
     <w:uiPriority w:val="99"/>
     <w:pPr>
       <w:numPr>
@@ -10906,6 +10982,7 @@
     <w:name w:val="List 2"/>
     <w:basedOn w:val="1"/>
     <w:unhideWhenUsed/>
+    <w:qFormat/>
     <w:uiPriority w:val="99"/>
     <w:pPr>
       <w:ind w:left="720" w:hanging="360"/>
@@ -10916,6 +10993,7 @@
     <w:name w:val="List Continue"/>
     <w:basedOn w:val="1"/>
     <w:unhideWhenUsed/>
+    <w:qFormat/>
     <w:uiPriority w:val="99"/>
     <w:pPr>
       <w:spacing w:after="120"/>
@@ -10927,6 +11005,7 @@
     <w:name w:val="List Bullet 2"/>
     <w:basedOn w:val="1"/>
     <w:unhideWhenUsed/>
+    <w:qFormat/>
     <w:uiPriority w:val="99"/>
     <w:pPr>
       <w:numPr>
@@ -10942,6 +11021,7 @@
     <w:next w:val="1"/>
     <w:semiHidden/>
     <w:unhideWhenUsed/>
+    <w:qFormat/>
     <w:uiPriority w:val="39"/>
     <w:pPr>
       <w:ind w:left="840" w:leftChars="400"/>
@@ -10967,6 +11047,7 @@
     <w:basedOn w:val="1"/>
     <w:link w:val="138"/>
     <w:unhideWhenUsed/>
+    <w:qFormat/>
     <w:uiPriority w:val="99"/>
     <w:pPr>
       <w:tabs>
@@ -10982,6 +11063,7 @@
     <w:next w:val="1"/>
     <w:semiHidden/>
     <w:unhideWhenUsed/>
+    <w:qFormat/>
     <w:uiPriority w:val="39"/>
   </w:style>
   <w:style w:type="paragraph" w:styleId="28">
@@ -11010,6 +11092,7 @@
     <w:name w:val="List"/>
     <w:basedOn w:val="1"/>
     <w:unhideWhenUsed/>
+    <w:qFormat/>
     <w:uiPriority w:val="99"/>
     <w:pPr>
       <w:ind w:left="360" w:hanging="360"/>
@@ -11022,6 +11105,7 @@
     <w:next w:val="1"/>
     <w:semiHidden/>
     <w:unhideWhenUsed/>
+    <w:qFormat/>
     <w:uiPriority w:val="39"/>
     <w:pPr>
       <w:ind w:left="420" w:leftChars="200"/>
@@ -11042,6 +11126,7 @@
     <w:name w:val="List Continue 2"/>
     <w:basedOn w:val="1"/>
     <w:unhideWhenUsed/>
+    <w:qFormat/>
     <w:uiPriority w:val="99"/>
     <w:pPr>
       <w:spacing w:after="120"/>
@@ -11112,6 +11197,7 @@
   <w:style w:type="table" w:styleId="37">
     <w:name w:val="Light Shading"/>
     <w:basedOn w:val="35"/>
+    <w:qFormat/>
     <w:uiPriority w:val="60"/>
     <w:pPr>
       <w:spacing w:after="0" w:line="240" w:lineRule="auto"/>
@@ -11211,6 +11297,7 @@
   <w:style w:type="table" w:styleId="38">
     <w:name w:val="Light Shading Accent 1"/>
     <w:basedOn w:val="35"/>
+    <w:qFormat/>
     <w:uiPriority w:val="60"/>
     <w:pPr>
       <w:spacing w:after="0" w:line="240" w:lineRule="auto"/>
@@ -11310,6 +11397,7 @@
   <w:style w:type="table" w:styleId="39">
     <w:name w:val="Light Shading Accent 2"/>
     <w:basedOn w:val="35"/>
+    <w:qFormat/>
     <w:uiPriority w:val="60"/>
     <w:pPr>
       <w:spacing w:after="0" w:line="240" w:lineRule="auto"/>
@@ -11509,6 +11597,7 @@
   <w:style w:type="table" w:styleId="41">
     <w:name w:val="Light Shading Accent 4"/>
     <w:basedOn w:val="35"/>
+    <w:qFormat/>
     <w:uiPriority w:val="60"/>
     <w:pPr>
       <w:spacing w:after="0" w:line="240" w:lineRule="auto"/>
@@ -11996,6 +12085,7 @@
   <w:style w:type="table" w:styleId="46">
     <w:name w:val="Light List Accent 2"/>
     <w:basedOn w:val="35"/>
+    <w:qFormat/>
     <w:uiPriority w:val="61"/>
     <w:pPr>
       <w:spacing w:after="0" w:line="240" w:lineRule="auto"/>
@@ -12592,6 +12682,7 @@
   <w:style w:type="table" w:styleId="52">
     <w:name w:val="Light Grid Accent 1"/>
     <w:basedOn w:val="35"/>
+    <w:qFormat/>
     <w:uiPriority w:val="62"/>
     <w:pPr>
       <w:spacing w:after="0" w:line="240" w:lineRule="auto"/>
@@ -13226,6 +13317,7 @@
   <w:style w:type="table" w:styleId="57">
     <w:name w:val="Light Grid Accent 6"/>
     <w:basedOn w:val="35"/>
+    <w:qFormat/>
     <w:uiPriority w:val="62"/>
     <w:pPr>
       <w:spacing w:after="0" w:line="240" w:lineRule="auto"/>
@@ -15452,6 +15544,7 @@
   <w:style w:type="table" w:styleId="74">
     <w:name w:val="Medium List 1 Accent 2"/>
     <w:basedOn w:val="35"/>
+    <w:qFormat/>
     <w:uiPriority w:val="65"/>
     <w:pPr>
       <w:spacing w:after="0" w:line="240" w:lineRule="auto"/>
@@ -15633,6 +15726,7 @@
   <w:style w:type="table" w:styleId="76">
     <w:name w:val="Medium List 1 Accent 4"/>
     <w:basedOn w:val="35"/>
+    <w:qFormat/>
     <w:uiPriority w:val="65"/>
     <w:pPr>
       <w:spacing w:after="0" w:line="240" w:lineRule="auto"/>
@@ -15723,6 +15817,7 @@
   <w:style w:type="table" w:styleId="77">
     <w:name w:val="Medium List 1 Accent 5"/>
     <w:basedOn w:val="35"/>
+    <w:qFormat/>
     <w:uiPriority w:val="65"/>
     <w:pPr>
       <w:spacing w:after="0" w:line="240" w:lineRule="auto"/>
@@ -15904,6 +15999,7 @@
   <w:style w:type="table" w:styleId="79">
     <w:name w:val="Medium List 2"/>
     <w:basedOn w:val="35"/>
+    <w:qFormat/>
     <w:uiPriority w:val="66"/>
     <w:pPr>
       <w:spacing w:after="0" w:line="240" w:lineRule="auto"/>
@@ -16953,6 +17049,7 @@
   <w:style w:type="table" w:styleId="88">
     <w:name w:val="Medium Grid 1 Accent 2"/>
     <w:basedOn w:val="35"/>
+    <w:qFormat/>
     <w:uiPriority w:val="67"/>
     <w:pPr>
       <w:spacing w:after="0" w:line="240" w:lineRule="auto"/>
@@ -17092,6 +17189,7 @@
   <w:style w:type="table" w:styleId="90">
     <w:name w:val="Medium Grid 1 Accent 4"/>
     <w:basedOn w:val="35"/>
+    <w:qFormat/>
     <w:uiPriority w:val="67"/>
     <w:pPr>
       <w:spacing w:after="0" w:line="240" w:lineRule="auto"/>
@@ -17231,6 +17329,7 @@
   <w:style w:type="table" w:styleId="92">
     <w:name w:val="Medium Grid 1 Accent 6"/>
     <w:basedOn w:val="35"/>
+    <w:qFormat/>
     <w:uiPriority w:val="67"/>
     <w:pPr>
       <w:spacing w:after="0" w:line="240" w:lineRule="auto"/>
@@ -18323,6 +18422,7 @@
   <w:style w:type="table" w:styleId="100">
     <w:name w:val="Medium Grid 3"/>
     <w:basedOn w:val="35"/>
+    <w:qFormat/>
     <w:uiPriority w:val="69"/>
     <w:pPr>
       <w:spacing w:after="0" w:line="240" w:lineRule="auto"/>
@@ -21101,6 +21201,7 @@
   <w:style w:type="table" w:styleId="120">
     <w:name w:val="Colorful Shading Accent 6"/>
     <w:basedOn w:val="35"/>
+    <w:qFormat/>
     <w:uiPriority w:val="71"/>
     <w:pPr>
       <w:spacing w:after="0" w:line="240" w:lineRule="auto"/>
@@ -21249,6 +21350,7 @@
   <w:style w:type="table" w:styleId="121">
     <w:name w:val="Colorful List"/>
     <w:basedOn w:val="35"/>
+    <w:qFormat/>
     <w:uiPriority w:val="72"/>
     <w:pPr>
       <w:spacing w:after="0" w:line="240" w:lineRule="auto"/>
@@ -21341,6 +21443,7 @@
   <w:style w:type="table" w:styleId="122">
     <w:name w:val="Colorful List Accent 1"/>
     <w:basedOn w:val="35"/>
+    <w:qFormat/>
     <w:uiPriority w:val="72"/>
     <w:pPr>
       <w:spacing w:after="0" w:line="240" w:lineRule="auto"/>
@@ -21433,6 +21536,7 @@
   <w:style w:type="table" w:styleId="123">
     <w:name w:val="Colorful List Accent 2"/>
     <w:basedOn w:val="35"/>
+    <w:qFormat/>
     <w:uiPriority w:val="72"/>
     <w:pPr>
       <w:spacing w:after="0" w:line="240" w:lineRule="auto"/>
@@ -21525,6 +21629,7 @@
   <w:style w:type="table" w:styleId="124">
     <w:name w:val="Colorful List Accent 3"/>
     <w:basedOn w:val="35"/>
+    <w:qFormat/>
     <w:uiPriority w:val="72"/>
     <w:pPr>
       <w:spacing w:after="0" w:line="240" w:lineRule="auto"/>
@@ -21617,6 +21722,7 @@
   <w:style w:type="table" w:styleId="125">
     <w:name w:val="Colorful List Accent 4"/>
     <w:basedOn w:val="35"/>
+    <w:qFormat/>
     <w:uiPriority w:val="72"/>
     <w:pPr>
       <w:spacing w:after="0" w:line="240" w:lineRule="auto"/>
@@ -21709,6 +21815,7 @@
   <w:style w:type="table" w:styleId="126">
     <w:name w:val="Colorful List Accent 5"/>
     <w:basedOn w:val="35"/>
+    <w:qFormat/>
     <w:uiPriority w:val="72"/>
     <w:pPr>
       <w:spacing w:after="0" w:line="240" w:lineRule="auto"/>
@@ -21801,6 +21908,7 @@
   <w:style w:type="table" w:styleId="127">
     <w:name w:val="Colorful List Accent 6"/>
     <w:basedOn w:val="35"/>
+    <w:qFormat/>
     <w:uiPriority w:val="72"/>
     <w:pPr>
       <w:spacing w:after="0" w:line="240" w:lineRule="auto"/>
@@ -21893,6 +22001,7 @@
   <w:style w:type="table" w:styleId="128">
     <w:name w:val="Colorful Grid"/>
     <w:basedOn w:val="35"/>
+    <w:qFormat/>
     <w:uiPriority w:val="73"/>
     <w:pPr>
       <w:spacing w:after="0" w:line="240" w:lineRule="auto"/>
@@ -21989,6 +22098,7 @@
   <w:style w:type="table" w:styleId="129">
     <w:name w:val="Colorful Grid Accent 1"/>
     <w:basedOn w:val="35"/>
+    <w:qFormat/>
     <w:uiPriority w:val="73"/>
     <w:pPr>
       <w:spacing w:after="0" w:line="240" w:lineRule="auto"/>
@@ -22085,6 +22195,7 @@
   <w:style w:type="table" w:styleId="130">
     <w:name w:val="Colorful Grid Accent 2"/>
     <w:basedOn w:val="35"/>
+    <w:qFormat/>
     <w:uiPriority w:val="73"/>
     <w:pPr>
       <w:spacing w:after="0" w:line="240" w:lineRule="auto"/>
@@ -22181,6 +22292,7 @@
   <w:style w:type="table" w:styleId="131">
     <w:name w:val="Colorful Grid Accent 3"/>
     <w:basedOn w:val="35"/>
+    <w:qFormat/>
     <w:uiPriority w:val="73"/>
     <w:pPr>
       <w:spacing w:after="0" w:line="240" w:lineRule="auto"/>
@@ -22277,6 +22389,7 @@
   <w:style w:type="table" w:styleId="132">
     <w:name w:val="Colorful Grid Accent 4"/>
     <w:basedOn w:val="35"/>
+    <w:qFormat/>
     <w:uiPriority w:val="73"/>
     <w:pPr>
       <w:spacing w:after="0" w:line="240" w:lineRule="auto"/>
@@ -22373,6 +22486,7 @@
   <w:style w:type="table" w:styleId="133">
     <w:name w:val="Colorful Grid Accent 5"/>
     <w:basedOn w:val="35"/>
+    <w:qFormat/>
     <w:uiPriority w:val="73"/>
     <w:pPr>
       <w:spacing w:after="0" w:line="240" w:lineRule="auto"/>
@@ -22469,6 +22583,7 @@
   <w:style w:type="table" w:styleId="134">
     <w:name w:val="Colorful Grid Accent 6"/>
     <w:basedOn w:val="35"/>
+    <w:qFormat/>
     <w:uiPriority w:val="73"/>
     <w:pPr>
       <w:spacing w:after="0" w:line="240" w:lineRule="auto"/>
@@ -22586,12 +22701,14 @@
     <w:name w:val="Header Char"/>
     <w:basedOn w:val="135"/>
     <w:link w:val="26"/>
+    <w:qFormat/>
     <w:uiPriority w:val="99"/>
   </w:style>
   <w:style w:type="character" w:customStyle="1" w:styleId="139">
     <w:name w:val="Footer Char"/>
     <w:basedOn w:val="135"/>
     <w:link w:val="25"/>
+    <w:qFormat/>
     <w:uiPriority w:val="99"/>
   </w:style>
   <w:style w:type="paragraph" w:styleId="140">
@@ -22612,6 +22729,7 @@
     <w:name w:val="Heading 1 Char"/>
     <w:basedOn w:val="135"/>
     <w:link w:val="3"/>
+    <w:qFormat/>
     <w:uiPriority w:val="9"/>
     <w:rPr>
       <w:rFonts w:asciiTheme="majorHAnsi" w:hAnsiTheme="majorHAnsi" w:eastAsiaTheme="majorEastAsia" w:cstheme="majorBidi"/>
@@ -22626,6 +22744,7 @@
     <w:name w:val="Heading 2 Char"/>
     <w:basedOn w:val="135"/>
     <w:link w:val="4"/>
+    <w:qFormat/>
     <w:uiPriority w:val="9"/>
     <w:rPr>
       <w:rFonts w:asciiTheme="majorHAnsi" w:hAnsiTheme="majorHAnsi" w:eastAsiaTheme="majorEastAsia" w:cstheme="majorBidi"/>
@@ -22645,6 +22764,7 @@
     <w:name w:val="Heading 3 Char"/>
     <w:basedOn w:val="135"/>
     <w:link w:val="5"/>
+    <w:qFormat/>
     <w:uiPriority w:val="9"/>
     <w:rPr>
       <w:rFonts w:asciiTheme="majorHAnsi" w:hAnsiTheme="majorHAnsi" w:eastAsiaTheme="majorEastAsia" w:cstheme="majorBidi"/>
@@ -22662,6 +22782,7 @@
     <w:name w:val="Title Char"/>
     <w:basedOn w:val="135"/>
     <w:link w:val="34"/>
+    <w:qFormat/>
     <w:uiPriority w:val="10"/>
     <w:rPr>
       <w:rFonts w:asciiTheme="majorHAnsi" w:hAnsiTheme="majorHAnsi" w:eastAsiaTheme="majorEastAsia" w:cstheme="majorBidi"/>
@@ -22676,6 +22797,7 @@
     <w:name w:val="Subtitle Char"/>
     <w:basedOn w:val="135"/>
     <w:link w:val="28"/>
+    <w:qFormat/>
     <w:uiPriority w:val="11"/>
     <w:rPr>
       <w:rFonts w:asciiTheme="majorHAnsi" w:hAnsiTheme="majorHAnsi" w:eastAsiaTheme="majorEastAsia" w:cstheme="majorBidi"/>
@@ -22706,18 +22828,21 @@
     <w:name w:val="Body Text Char"/>
     <w:basedOn w:val="135"/>
     <w:link w:val="19"/>
+    <w:qFormat/>
     <w:uiPriority w:val="99"/>
   </w:style>
   <w:style w:type="character" w:customStyle="1" w:styleId="148">
     <w:name w:val="Body Text 2 Char"/>
     <w:basedOn w:val="135"/>
     <w:link w:val="31"/>
+    <w:qFormat/>
     <w:uiPriority w:val="99"/>
   </w:style>
   <w:style w:type="character" w:customStyle="1" w:styleId="149">
     <w:name w:val="Body Text 3 Char"/>
     <w:basedOn w:val="135"/>
     <w:link w:val="17"/>
+    <w:qFormat/>
     <w:uiPriority w:val="99"/>
     <w:rPr>
       <w:sz w:val="16"/>
@@ -22728,6 +22853,7 @@
     <w:name w:val="Macro Text Char"/>
     <w:basedOn w:val="135"/>
     <w:link w:val="2"/>
+    <w:qFormat/>
     <w:uiPriority w:val="99"/>
     <w:rPr>
       <w:rFonts w:ascii="Courier" w:hAnsi="Courier"/>
@@ -22757,6 +22883,7 @@
     <w:name w:val="Quote Char"/>
     <w:basedOn w:val="135"/>
     <w:link w:val="151"/>
+    <w:qFormat/>
     <w:uiPriority w:val="29"/>
     <w:rPr>
       <w:i/>
@@ -22774,6 +22901,7 @@
     <w:basedOn w:val="135"/>
     <w:link w:val="6"/>
     <w:semiHidden/>
+    <w:qFormat/>
     <w:uiPriority w:val="9"/>
     <w:rPr>
       <w:rFonts w:asciiTheme="majorHAnsi" w:hAnsiTheme="majorHAnsi" w:eastAsiaTheme="majorEastAsia" w:cstheme="majorBidi"/>
@@ -22794,6 +22922,7 @@
     <w:basedOn w:val="135"/>
     <w:link w:val="7"/>
     <w:semiHidden/>
+    <w:qFormat/>
     <w:uiPriority w:val="9"/>
     <w:rPr>
       <w:rFonts w:asciiTheme="majorHAnsi" w:hAnsiTheme="majorHAnsi" w:eastAsiaTheme="majorEastAsia" w:cstheme="majorBidi"/>
@@ -22805,6 +22934,7 @@
     <w:basedOn w:val="135"/>
     <w:link w:val="8"/>
     <w:semiHidden/>
+    <w:qFormat/>
     <w:uiPriority w:val="9"/>
     <w:rPr>
       <w:rFonts w:asciiTheme="majorHAnsi" w:hAnsiTheme="majorHAnsi" w:eastAsiaTheme="majorEastAsia" w:cstheme="majorBidi"/>
@@ -22818,6 +22948,7 @@
     <w:basedOn w:val="135"/>
     <w:link w:val="9"/>
     <w:semiHidden/>
+    <w:qFormat/>
     <w:uiPriority w:val="9"/>
     <w:rPr>
       <w:rFonts w:asciiTheme="majorHAnsi" w:hAnsiTheme="majorHAnsi" w:eastAsiaTheme="majorEastAsia" w:cstheme="majorBidi"/>
@@ -22839,6 +22970,7 @@
     <w:basedOn w:val="135"/>
     <w:link w:val="10"/>
     <w:semiHidden/>
+    <w:qFormat/>
     <w:uiPriority w:val="9"/>
     <w:rPr>
       <w:rFonts w:asciiTheme="majorHAnsi" w:hAnsiTheme="majorHAnsi" w:eastAsiaTheme="majorEastAsia" w:cstheme="majorBidi"/>
@@ -22857,6 +22989,7 @@
     <w:basedOn w:val="135"/>
     <w:link w:val="11"/>
     <w:semiHidden/>
+    <w:qFormat/>
     <w:uiPriority w:val="9"/>
     <w:rPr>
       <w:rFonts w:asciiTheme="majorHAnsi" w:hAnsiTheme="majorHAnsi" w:eastAsiaTheme="majorEastAsia" w:cstheme="majorBidi"/>
@@ -22906,6 +23039,7 @@
     <w:name w:val="Intense Quote Char"/>
     <w:basedOn w:val="135"/>
     <w:link w:val="159"/>
+    <w:qFormat/>
     <w:uiPriority w:val="30"/>
     <w:rPr>
       <w:b/>
